--- a/StructureHelper/Documentation/Manuals/Руководство пользователя.docx
+++ b/StructureHelper/Documentation/Manuals/Руководство пользователя.docx
@@ -105,7 +105,6 @@
           <w:docPartUnique/>
         </w:docPartObj>
       </w:sdtPr>
-      <w:sdtEndPr/>
       <w:sdtContent>
         <w:p>
           <w:pPr>
@@ -904,7 +903,7 @@
                 <w:noProof/>
                 <w:webHidden/>
               </w:rPr>
-              <w:t>10</w:t>
+              <w:t>13</w:t>
             </w:r>
             <w:r>
               <w:rPr>
@@ -990,7 +989,7 @@
                 <w:noProof/>
                 <w:webHidden/>
               </w:rPr>
-              <w:t>11</w:t>
+              <w:t>14</w:t>
             </w:r>
             <w:r>
               <w:rPr>
@@ -1076,7 +1075,7 @@
                 <w:noProof/>
                 <w:webHidden/>
               </w:rPr>
-              <w:t>11</w:t>
+              <w:t>14</w:t>
             </w:r>
             <w:r>
               <w:rPr>
@@ -1162,7 +1161,7 @@
                 <w:noProof/>
                 <w:webHidden/>
               </w:rPr>
-              <w:t>11</w:t>
+              <w:t>14</w:t>
             </w:r>
             <w:r>
               <w:rPr>
@@ -1248,7 +1247,7 @@
                 <w:noProof/>
                 <w:webHidden/>
               </w:rPr>
-              <w:t>12</w:t>
+              <w:t>15</w:t>
             </w:r>
             <w:r>
               <w:rPr>
@@ -1334,7 +1333,7 @@
                 <w:noProof/>
                 <w:webHidden/>
               </w:rPr>
-              <w:t>12</w:t>
+              <w:t>15</w:t>
             </w:r>
             <w:r>
               <w:rPr>
@@ -1420,7 +1419,7 @@
                 <w:noProof/>
                 <w:webHidden/>
               </w:rPr>
-              <w:t>14</w:t>
+              <w:t>17</w:t>
             </w:r>
             <w:r>
               <w:rPr>
@@ -1521,7 +1520,7 @@
                 <w:noProof/>
                 <w:webHidden/>
               </w:rPr>
-              <w:t>15</w:t>
+              <w:t>18</w:t>
             </w:r>
             <w:r>
               <w:rPr>
@@ -1607,7 +1606,7 @@
                 <w:noProof/>
                 <w:webHidden/>
               </w:rPr>
-              <w:t>19</w:t>
+              <w:t>23</w:t>
             </w:r>
             <w:r>
               <w:rPr>
@@ -1693,7 +1692,7 @@
                 <w:noProof/>
                 <w:webHidden/>
               </w:rPr>
-              <w:t>20</w:t>
+              <w:t>24</w:t>
             </w:r>
             <w:r>
               <w:rPr>
@@ -1779,7 +1778,7 @@
                 <w:noProof/>
                 <w:webHidden/>
               </w:rPr>
-              <w:t>20</w:t>
+              <w:t>24</w:t>
             </w:r>
             <w:r>
               <w:rPr>
@@ -1865,7 +1864,7 @@
                 <w:noProof/>
                 <w:webHidden/>
               </w:rPr>
-              <w:t>20</w:t>
+              <w:t>24</w:t>
             </w:r>
             <w:r>
               <w:rPr>
@@ -1951,7 +1950,7 @@
                 <w:noProof/>
                 <w:webHidden/>
               </w:rPr>
-              <w:t>21</w:t>
+              <w:t>25</w:t>
             </w:r>
             <w:r>
               <w:rPr>
@@ -2037,7 +2036,7 @@
                 <w:noProof/>
                 <w:webHidden/>
               </w:rPr>
-              <w:t>24</w:t>
+              <w:t>28</w:t>
             </w:r>
             <w:r>
               <w:rPr>
@@ -2123,7 +2122,7 @@
                 <w:noProof/>
                 <w:webHidden/>
               </w:rPr>
-              <w:t>25</w:t>
+              <w:t>29</w:t>
             </w:r>
             <w:r>
               <w:rPr>
@@ -2209,7 +2208,7 @@
                 <w:noProof/>
                 <w:webHidden/>
               </w:rPr>
-              <w:t>27</w:t>
+              <w:t>31</w:t>
             </w:r>
             <w:r>
               <w:rPr>
@@ -2295,7 +2294,7 @@
                 <w:noProof/>
                 <w:webHidden/>
               </w:rPr>
-              <w:t>29</w:t>
+              <w:t>33</w:t>
             </w:r>
             <w:r>
               <w:rPr>
@@ -2411,7 +2410,7 @@
                 <w:noProof/>
                 <w:webHidden/>
               </w:rPr>
-              <w:t>29</w:t>
+              <w:t>33</w:t>
             </w:r>
             <w:r>
               <w:rPr>
@@ -2542,7 +2541,7 @@
                 <w:noProof/>
                 <w:webHidden/>
               </w:rPr>
-              <w:t>29</w:t>
+              <w:t>33</w:t>
             </w:r>
             <w:r>
               <w:rPr>
@@ -2643,7 +2642,7 @@
                 <w:noProof/>
                 <w:webHidden/>
               </w:rPr>
-              <w:t>34</w:t>
+              <w:t>38</w:t>
             </w:r>
             <w:r>
               <w:rPr>
@@ -2729,7 +2728,7 @@
                 <w:noProof/>
                 <w:webHidden/>
               </w:rPr>
-              <w:t>38</w:t>
+              <w:t>42</w:t>
             </w:r>
             <w:r>
               <w:rPr>
@@ -2815,7 +2814,7 @@
                 <w:noProof/>
                 <w:webHidden/>
               </w:rPr>
-              <w:t>38</w:t>
+              <w:t>42</w:t>
             </w:r>
             <w:r>
               <w:rPr>
@@ -2901,7 +2900,7 @@
                 <w:noProof/>
                 <w:webHidden/>
               </w:rPr>
-              <w:t>40</w:t>
+              <w:t>44</w:t>
             </w:r>
             <w:r>
               <w:rPr>
@@ -2988,7 +2987,7 @@
                 <w:noProof/>
                 <w:webHidden/>
               </w:rPr>
-              <w:t>44</w:t>
+              <w:t>48</w:t>
             </w:r>
             <w:r>
               <w:rPr>
@@ -3074,7 +3073,7 @@
                 <w:noProof/>
                 <w:webHidden/>
               </w:rPr>
-              <w:t>44</w:t>
+              <w:t>48</w:t>
             </w:r>
             <w:r>
               <w:rPr>
@@ -3160,7 +3159,7 @@
                 <w:noProof/>
                 <w:webHidden/>
               </w:rPr>
-              <w:t>52</w:t>
+              <w:t>56</w:t>
             </w:r>
             <w:r>
               <w:rPr>
@@ -3526,11 +3525,16 @@
       <w:r>
         <w:t xml:space="preserve">Обсуждение программы возможно в </w:t>
       </w:r>
+      <w:proofErr w:type="spellStart"/>
       <w:r>
         <w:t>Т</w:t>
       </w:r>
       <w:r>
-        <w:t>елеграм-канале</w:t>
+        <w:t>елеграм</w:t>
+      </w:r>
+      <w:proofErr w:type="spellEnd"/>
+      <w:r>
+        <w:t>-канале</w:t>
       </w:r>
     </w:p>
     <w:p>
@@ -3626,12 +3630,14 @@
         </w:rPr>
         <w:t xml:space="preserve"> </w:t>
       </w:r>
+      <w:proofErr w:type="spellStart"/>
       <w:r>
         <w:rPr>
           <w:lang w:val="en-US"/>
         </w:rPr>
         <w:t>GitHub</w:t>
       </w:r>
+      <w:proofErr w:type="spellEnd"/>
     </w:p>
     <w:p>
       <w:hyperlink r:id="rId13" w:history="1">
@@ -3719,52 +3725,12 @@
                 <w:lang w:val="en-US"/>
               </w:rPr>
             </w:pPr>
+            <w:proofErr w:type="spellStart"/>
             <w:r>
               <w:rPr>
                 <w:lang w:val="en-US"/>
               </w:rPr>
               <w:t>Mx</w:t>
-            </w:r>
-          </w:p>
-        </w:tc>
-        <w:tc>
-          <w:tcPr>
-            <w:tcW w:w="1448" w:type="dxa"/>
-          </w:tcPr>
-          <w:p>
-            <w:pPr>
-              <w:ind w:firstLine="0"/>
-              <w:jc w:val="center"/>
-              <w:rPr>
-                <w:lang w:val="en-US"/>
-              </w:rPr>
-            </w:pPr>
-            <w:r>
-              <w:rPr>
-                <w:lang w:val="en-US"/>
-              </w:rPr>
-              <w:t>My</w:t>
-            </w:r>
-          </w:p>
-        </w:tc>
-        <w:tc>
-          <w:tcPr>
-            <w:tcW w:w="1448" w:type="dxa"/>
-          </w:tcPr>
-          <w:p>
-            <w:pPr>
-              <w:ind w:firstLine="0"/>
-              <w:jc w:val="center"/>
-              <w:rPr>
-                <w:lang w:val="en-US"/>
-              </w:rPr>
-            </w:pPr>
-            <w:proofErr w:type="spellStart"/>
-            <w:r>
-              <w:rPr>
-                <w:lang w:val="en-US"/>
-              </w:rPr>
-              <w:t>Nz</w:t>
             </w:r>
             <w:proofErr w:type="spellEnd"/>
           </w:p>
@@ -3781,12 +3747,32 @@
                 <w:lang w:val="en-US"/>
               </w:rPr>
             </w:pPr>
+            <w:r>
+              <w:rPr>
+                <w:lang w:val="en-US"/>
+              </w:rPr>
+              <w:t>My</w:t>
+            </w:r>
+          </w:p>
+        </w:tc>
+        <w:tc>
+          <w:tcPr>
+            <w:tcW w:w="1448" w:type="dxa"/>
+          </w:tcPr>
+          <w:p>
+            <w:pPr>
+              <w:ind w:firstLine="0"/>
+              <w:jc w:val="center"/>
+              <w:rPr>
+                <w:lang w:val="en-US"/>
+              </w:rPr>
+            </w:pPr>
             <w:proofErr w:type="spellStart"/>
             <w:r>
               <w:rPr>
                 <w:lang w:val="en-US"/>
               </w:rPr>
-              <w:t>Kx</w:t>
+              <w:t>Nz</w:t>
             </w:r>
             <w:proofErr w:type="spellEnd"/>
           </w:p>
@@ -3803,12 +3789,36 @@
                 <w:lang w:val="en-US"/>
               </w:rPr>
             </w:pPr>
+            <w:proofErr w:type="spellStart"/>
             <w:r>
               <w:rPr>
                 <w:lang w:val="en-US"/>
               </w:rPr>
+              <w:t>Kx</w:t>
+            </w:r>
+            <w:proofErr w:type="spellEnd"/>
+          </w:p>
+        </w:tc>
+        <w:tc>
+          <w:tcPr>
+            <w:tcW w:w="1448" w:type="dxa"/>
+          </w:tcPr>
+          <w:p>
+            <w:pPr>
+              <w:ind w:firstLine="0"/>
+              <w:jc w:val="center"/>
+              <w:rPr>
+                <w:lang w:val="en-US"/>
+              </w:rPr>
+            </w:pPr>
+            <w:proofErr w:type="spellStart"/>
+            <w:r>
+              <w:rPr>
+                <w:lang w:val="en-US"/>
+              </w:rPr>
               <w:t>Ky</w:t>
             </w:r>
+            <w:proofErr w:type="spellEnd"/>
           </w:p>
         </w:tc>
         <w:tc>
@@ -4382,12 +4392,14 @@
       <w:r>
         <w:t xml:space="preserve"> столбец </w:t>
       </w:r>
+      <w:proofErr w:type="spellStart"/>
       <w:r>
         <w:rPr>
           <w:lang w:val="en-US"/>
         </w:rPr>
         <w:t>Mx</w:t>
       </w:r>
+      <w:proofErr w:type="spellEnd"/>
       <w:r>
         <w:t>, хотя, скорее всего данный набор параметров не имеет особого смысла.</w:t>
       </w:r>
@@ -4418,13 +4430,34 @@
       </w:pPr>
       <w:bookmarkStart w:id="6" w:name="_Toc172584285"/>
       <w:r>
-        <w:t>Модуль построения изополей</w:t>
+        <w:t xml:space="preserve">Модуль построения </w:t>
+      </w:r>
+      <w:proofErr w:type="spellStart"/>
+      <w:r>
+        <w:t>изополей</w:t>
       </w:r>
       <w:bookmarkEnd w:id="6"/>
-    </w:p>
-    <w:p>
-      <w:r>
-        <w:t>Модуль построения изополей предназначен для вывода графической информации в виде изополей (мозаик)</w:t>
+      <w:proofErr w:type="spellEnd"/>
+    </w:p>
+    <w:p>
+      <w:r>
+        <w:t xml:space="preserve">Модуль построения </w:t>
+      </w:r>
+      <w:proofErr w:type="spellStart"/>
+      <w:r>
+        <w:t>изополей</w:t>
+      </w:r>
+      <w:proofErr w:type="spellEnd"/>
+      <w:r>
+        <w:t xml:space="preserve"> предназначен для вывода графической информации в виде </w:t>
+      </w:r>
+      <w:proofErr w:type="spellStart"/>
+      <w:r>
+        <w:t>изополей</w:t>
+      </w:r>
+      <w:proofErr w:type="spellEnd"/>
+      <w:r>
+        <w:t xml:space="preserve"> (мозаик)</w:t>
       </w:r>
       <w:r>
         <w:t xml:space="preserve"> для напряжений, деформаций и т.п.</w:t>
@@ -5416,9 +5449,3306 @@
     </w:p>
     <w:p>
       <w:pPr>
+        <w:pStyle w:val="2"/>
+      </w:pPr>
+      <w:r>
+        <w:t>Определение геометрических характеристик начального сечения</w:t>
+      </w:r>
+    </w:p>
+    <w:p>
+      <w:r>
+        <w:t>Положение центра тяжести сечения производится по формулам:</w:t>
+      </w:r>
+    </w:p>
+    <w:p>
+      <w:pPr>
+        <w:rPr>
+          <w:rFonts w:eastAsiaTheme="minorEastAsia"/>
+          <w:lang w:val="en-US"/>
+        </w:rPr>
+      </w:pPr>
+      <m:oMathPara>
+        <m:oMath>
+          <m:sSub>
+            <m:sSubPr>
+              <m:ctrlPr>
+                <w:rPr>
+                  <w:rFonts w:ascii="Cambria Math" w:hAnsi="Cambria Math"/>
+                  <w:i/>
+                </w:rPr>
+              </m:ctrlPr>
+            </m:sSubPr>
+            <m:e>
+              <m:r>
+                <w:rPr>
+                  <w:rFonts w:ascii="Cambria Math" w:hAnsi="Cambria Math"/>
+                  <w:lang w:val="en-US"/>
+                </w:rPr>
+                <m:t>x</m:t>
+              </m:r>
+            </m:e>
+            <m:sub>
+              <m:r>
+                <w:rPr>
+                  <w:rFonts w:ascii="Cambria Math" w:hAnsi="Cambria Math"/>
+                </w:rPr>
+                <m:t>gc</m:t>
+              </m:r>
+            </m:sub>
+          </m:sSub>
+          <m:r>
+            <w:rPr>
+              <w:rFonts w:ascii="Cambria Math" w:hAnsi="Cambria Math"/>
+            </w:rPr>
+            <m:t>=</m:t>
+          </m:r>
+          <m:f>
+            <m:fPr>
+              <m:ctrlPr>
+                <w:rPr>
+                  <w:rFonts w:ascii="Cambria Math" w:hAnsi="Cambria Math"/>
+                  <w:i/>
+                </w:rPr>
+              </m:ctrlPr>
+            </m:fPr>
+            <m:num>
+              <m:nary>
+                <m:naryPr>
+                  <m:chr m:val="∑"/>
+                  <m:limLoc m:val="undOvr"/>
+                  <m:subHide m:val="1"/>
+                  <m:supHide m:val="1"/>
+                  <m:ctrlPr>
+                    <w:rPr>
+                      <w:rFonts w:ascii="Cambria Math" w:hAnsi="Cambria Math"/>
+                      <w:i/>
+                    </w:rPr>
+                  </m:ctrlPr>
+                </m:naryPr>
+                <m:sub/>
+                <m:sup/>
+                <m:e>
+                  <m:d>
+                    <m:dPr>
+                      <m:ctrlPr>
+                        <w:rPr>
+                          <w:rFonts w:ascii="Cambria Math" w:hAnsi="Cambria Math"/>
+                          <w:i/>
+                        </w:rPr>
+                      </m:ctrlPr>
+                    </m:dPr>
+                    <m:e>
+                      <m:sSub>
+                        <m:sSubPr>
+                          <m:ctrlPr>
+                            <w:rPr>
+                              <w:rFonts w:ascii="Cambria Math" w:hAnsi="Cambria Math"/>
+                              <w:i/>
+                            </w:rPr>
+                          </m:ctrlPr>
+                        </m:sSubPr>
+                        <m:e>
+                          <m:r>
+                            <w:rPr>
+                              <w:rFonts w:ascii="Cambria Math" w:hAnsi="Cambria Math"/>
+                            </w:rPr>
+                            <m:t>E</m:t>
+                          </m:r>
+                        </m:e>
+                        <m:sub>
+                          <m:r>
+                            <w:rPr>
+                              <w:rFonts w:ascii="Cambria Math" w:hAnsi="Cambria Math"/>
+                            </w:rPr>
+                            <m:t>i</m:t>
+                          </m:r>
+                        </m:sub>
+                      </m:sSub>
+                      <m:r>
+                        <w:rPr>
+                          <w:rFonts w:ascii="Cambria Math" w:hAnsi="Cambria Math"/>
+                        </w:rPr>
+                        <m:t>∙</m:t>
+                      </m:r>
+                      <m:sSub>
+                        <m:sSubPr>
+                          <m:ctrlPr>
+                            <w:rPr>
+                              <w:rFonts w:ascii="Cambria Math" w:hAnsi="Cambria Math"/>
+                              <w:i/>
+                            </w:rPr>
+                          </m:ctrlPr>
+                        </m:sSubPr>
+                        <m:e>
+                          <m:r>
+                            <w:rPr>
+                              <w:rFonts w:ascii="Cambria Math" w:hAnsi="Cambria Math"/>
+                            </w:rPr>
+                            <m:t>A</m:t>
+                          </m:r>
+                        </m:e>
+                        <m:sub>
+                          <m:r>
+                            <w:rPr>
+                              <w:rFonts w:ascii="Cambria Math" w:hAnsi="Cambria Math"/>
+                            </w:rPr>
+                            <m:t>i</m:t>
+                          </m:r>
+                        </m:sub>
+                      </m:sSub>
+                      <m:r>
+                        <w:rPr>
+                          <w:rFonts w:ascii="Cambria Math" w:hAnsi="Cambria Math"/>
+                        </w:rPr>
+                        <m:t>∙</m:t>
+                      </m:r>
+                      <m:sSub>
+                        <m:sSubPr>
+                          <m:ctrlPr>
+                            <w:rPr>
+                              <w:rFonts w:ascii="Cambria Math" w:hAnsi="Cambria Math"/>
+                              <w:i/>
+                            </w:rPr>
+                          </m:ctrlPr>
+                        </m:sSubPr>
+                        <m:e>
+                          <m:r>
+                            <w:rPr>
+                              <w:rFonts w:ascii="Cambria Math" w:hAnsi="Cambria Math"/>
+                            </w:rPr>
+                            <m:t>x</m:t>
+                          </m:r>
+                        </m:e>
+                        <m:sub>
+                          <m:r>
+                            <w:rPr>
+                              <w:rFonts w:ascii="Cambria Math" w:hAnsi="Cambria Math"/>
+                            </w:rPr>
+                            <m:t>i</m:t>
+                          </m:r>
+                        </m:sub>
+                      </m:sSub>
+                    </m:e>
+                  </m:d>
+                </m:e>
+              </m:nary>
+            </m:num>
+            <m:den>
+              <m:nary>
+                <m:naryPr>
+                  <m:chr m:val="∑"/>
+                  <m:limLoc m:val="undOvr"/>
+                  <m:subHide m:val="1"/>
+                  <m:supHide m:val="1"/>
+                  <m:ctrlPr>
+                    <w:rPr>
+                      <w:rFonts w:ascii="Cambria Math" w:hAnsi="Cambria Math"/>
+                      <w:i/>
+                    </w:rPr>
+                  </m:ctrlPr>
+                </m:naryPr>
+                <m:sub/>
+                <m:sup/>
+                <m:e>
+                  <m:d>
+                    <m:dPr>
+                      <m:ctrlPr>
+                        <w:rPr>
+                          <w:rFonts w:ascii="Cambria Math" w:hAnsi="Cambria Math"/>
+                          <w:i/>
+                        </w:rPr>
+                      </m:ctrlPr>
+                    </m:dPr>
+                    <m:e>
+                      <m:sSub>
+                        <m:sSubPr>
+                          <m:ctrlPr>
+                            <w:rPr>
+                              <w:rFonts w:ascii="Cambria Math" w:hAnsi="Cambria Math"/>
+                              <w:i/>
+                            </w:rPr>
+                          </m:ctrlPr>
+                        </m:sSubPr>
+                        <m:e>
+                          <m:r>
+                            <w:rPr>
+                              <w:rFonts w:ascii="Cambria Math" w:hAnsi="Cambria Math"/>
+                            </w:rPr>
+                            <m:t>E</m:t>
+                          </m:r>
+                        </m:e>
+                        <m:sub>
+                          <m:r>
+                            <w:rPr>
+                              <w:rFonts w:ascii="Cambria Math" w:hAnsi="Cambria Math"/>
+                            </w:rPr>
+                            <m:t>i</m:t>
+                          </m:r>
+                        </m:sub>
+                      </m:sSub>
+                      <m:r>
+                        <w:rPr>
+                          <w:rFonts w:ascii="Cambria Math" w:hAnsi="Cambria Math"/>
+                        </w:rPr>
+                        <m:t>∙</m:t>
+                      </m:r>
+                      <m:sSub>
+                        <m:sSubPr>
+                          <m:ctrlPr>
+                            <w:rPr>
+                              <w:rFonts w:ascii="Cambria Math" w:hAnsi="Cambria Math"/>
+                              <w:i/>
+                            </w:rPr>
+                          </m:ctrlPr>
+                        </m:sSubPr>
+                        <m:e>
+                          <m:r>
+                            <w:rPr>
+                              <w:rFonts w:ascii="Cambria Math" w:hAnsi="Cambria Math"/>
+                            </w:rPr>
+                            <m:t>A</m:t>
+                          </m:r>
+                        </m:e>
+                        <m:sub>
+                          <m:r>
+                            <w:rPr>
+                              <w:rFonts w:ascii="Cambria Math" w:hAnsi="Cambria Math"/>
+                            </w:rPr>
+                            <m:t>i</m:t>
+                          </m:r>
+                        </m:sub>
+                      </m:sSub>
+                    </m:e>
+                  </m:d>
+                </m:e>
+              </m:nary>
+            </m:den>
+          </m:f>
+        </m:oMath>
+      </m:oMathPara>
+    </w:p>
+    <w:p>
+      <m:oMathPara>
+        <m:oMath>
+          <m:sSub>
+            <m:sSubPr>
+              <m:ctrlPr>
+                <w:rPr>
+                  <w:rFonts w:ascii="Cambria Math" w:hAnsi="Cambria Math"/>
+                  <w:i/>
+                </w:rPr>
+              </m:ctrlPr>
+            </m:sSubPr>
+            <m:e>
+              <m:r>
+                <w:rPr>
+                  <w:rFonts w:ascii="Cambria Math" w:hAnsi="Cambria Math"/>
+                  <w:lang w:val="en-US"/>
+                </w:rPr>
+                <m:t>y</m:t>
+              </m:r>
+            </m:e>
+            <m:sub>
+              <m:r>
+                <w:rPr>
+                  <w:rFonts w:ascii="Cambria Math" w:hAnsi="Cambria Math"/>
+                </w:rPr>
+                <m:t>gc</m:t>
+              </m:r>
+            </m:sub>
+          </m:sSub>
+          <m:r>
+            <w:rPr>
+              <w:rFonts w:ascii="Cambria Math" w:hAnsi="Cambria Math"/>
+            </w:rPr>
+            <m:t>=</m:t>
+          </m:r>
+          <m:f>
+            <m:fPr>
+              <m:ctrlPr>
+                <w:rPr>
+                  <w:rFonts w:ascii="Cambria Math" w:hAnsi="Cambria Math"/>
+                  <w:i/>
+                </w:rPr>
+              </m:ctrlPr>
+            </m:fPr>
+            <m:num>
+              <m:nary>
+                <m:naryPr>
+                  <m:chr m:val="∑"/>
+                  <m:limLoc m:val="undOvr"/>
+                  <m:subHide m:val="1"/>
+                  <m:supHide m:val="1"/>
+                  <m:ctrlPr>
+                    <w:rPr>
+                      <w:rFonts w:ascii="Cambria Math" w:hAnsi="Cambria Math"/>
+                      <w:i/>
+                    </w:rPr>
+                  </m:ctrlPr>
+                </m:naryPr>
+                <m:sub/>
+                <m:sup/>
+                <m:e>
+                  <m:d>
+                    <m:dPr>
+                      <m:ctrlPr>
+                        <w:rPr>
+                          <w:rFonts w:ascii="Cambria Math" w:hAnsi="Cambria Math"/>
+                          <w:i/>
+                        </w:rPr>
+                      </m:ctrlPr>
+                    </m:dPr>
+                    <m:e>
+                      <m:sSub>
+                        <m:sSubPr>
+                          <m:ctrlPr>
+                            <w:rPr>
+                              <w:rFonts w:ascii="Cambria Math" w:hAnsi="Cambria Math"/>
+                              <w:i/>
+                            </w:rPr>
+                          </m:ctrlPr>
+                        </m:sSubPr>
+                        <m:e>
+                          <m:r>
+                            <w:rPr>
+                              <w:rFonts w:ascii="Cambria Math" w:hAnsi="Cambria Math"/>
+                            </w:rPr>
+                            <m:t>E</m:t>
+                          </m:r>
+                        </m:e>
+                        <m:sub>
+                          <m:r>
+                            <w:rPr>
+                              <w:rFonts w:ascii="Cambria Math" w:hAnsi="Cambria Math"/>
+                            </w:rPr>
+                            <m:t>i</m:t>
+                          </m:r>
+                        </m:sub>
+                      </m:sSub>
+                      <m:r>
+                        <w:rPr>
+                          <w:rFonts w:ascii="Cambria Math" w:hAnsi="Cambria Math"/>
+                        </w:rPr>
+                        <m:t>∙</m:t>
+                      </m:r>
+                      <m:sSub>
+                        <m:sSubPr>
+                          <m:ctrlPr>
+                            <w:rPr>
+                              <w:rFonts w:ascii="Cambria Math" w:hAnsi="Cambria Math"/>
+                              <w:i/>
+                            </w:rPr>
+                          </m:ctrlPr>
+                        </m:sSubPr>
+                        <m:e>
+                          <m:r>
+                            <w:rPr>
+                              <w:rFonts w:ascii="Cambria Math" w:hAnsi="Cambria Math"/>
+                            </w:rPr>
+                            <m:t>A</m:t>
+                          </m:r>
+                        </m:e>
+                        <m:sub>
+                          <m:r>
+                            <w:rPr>
+                              <w:rFonts w:ascii="Cambria Math" w:hAnsi="Cambria Math"/>
+                            </w:rPr>
+                            <m:t>i</m:t>
+                          </m:r>
+                        </m:sub>
+                      </m:sSub>
+                      <m:r>
+                        <w:rPr>
+                          <w:rFonts w:ascii="Cambria Math" w:hAnsi="Cambria Math"/>
+                        </w:rPr>
+                        <m:t>∙</m:t>
+                      </m:r>
+                      <m:sSub>
+                        <m:sSubPr>
+                          <m:ctrlPr>
+                            <w:rPr>
+                              <w:rFonts w:ascii="Cambria Math" w:hAnsi="Cambria Math"/>
+                              <w:i/>
+                            </w:rPr>
+                          </m:ctrlPr>
+                        </m:sSubPr>
+                        <m:e>
+                          <m:r>
+                            <w:rPr>
+                              <w:rFonts w:ascii="Cambria Math" w:hAnsi="Cambria Math"/>
+                            </w:rPr>
+                            <m:t>y</m:t>
+                          </m:r>
+                        </m:e>
+                        <m:sub>
+                          <m:r>
+                            <w:rPr>
+                              <w:rFonts w:ascii="Cambria Math" w:hAnsi="Cambria Math"/>
+                            </w:rPr>
+                            <m:t>i</m:t>
+                          </m:r>
+                        </m:sub>
+                      </m:sSub>
+                    </m:e>
+                  </m:d>
+                </m:e>
+              </m:nary>
+            </m:num>
+            <m:den>
+              <m:nary>
+                <m:naryPr>
+                  <m:chr m:val="∑"/>
+                  <m:limLoc m:val="undOvr"/>
+                  <m:subHide m:val="1"/>
+                  <m:supHide m:val="1"/>
+                  <m:ctrlPr>
+                    <w:rPr>
+                      <w:rFonts w:ascii="Cambria Math" w:hAnsi="Cambria Math"/>
+                      <w:i/>
+                    </w:rPr>
+                  </m:ctrlPr>
+                </m:naryPr>
+                <m:sub/>
+                <m:sup/>
+                <m:e>
+                  <m:d>
+                    <m:dPr>
+                      <m:ctrlPr>
+                        <w:rPr>
+                          <w:rFonts w:ascii="Cambria Math" w:hAnsi="Cambria Math"/>
+                          <w:i/>
+                        </w:rPr>
+                      </m:ctrlPr>
+                    </m:dPr>
+                    <m:e>
+                      <m:sSub>
+                        <m:sSubPr>
+                          <m:ctrlPr>
+                            <w:rPr>
+                              <w:rFonts w:ascii="Cambria Math" w:hAnsi="Cambria Math"/>
+                              <w:i/>
+                            </w:rPr>
+                          </m:ctrlPr>
+                        </m:sSubPr>
+                        <m:e>
+                          <m:r>
+                            <w:rPr>
+                              <w:rFonts w:ascii="Cambria Math" w:hAnsi="Cambria Math"/>
+                            </w:rPr>
+                            <m:t>E</m:t>
+                          </m:r>
+                        </m:e>
+                        <m:sub>
+                          <m:r>
+                            <w:rPr>
+                              <w:rFonts w:ascii="Cambria Math" w:hAnsi="Cambria Math"/>
+                            </w:rPr>
+                            <m:t>i</m:t>
+                          </m:r>
+                        </m:sub>
+                      </m:sSub>
+                      <m:r>
+                        <w:rPr>
+                          <w:rFonts w:ascii="Cambria Math" w:hAnsi="Cambria Math"/>
+                        </w:rPr>
+                        <m:t>∙</m:t>
+                      </m:r>
+                      <m:sSub>
+                        <m:sSubPr>
+                          <m:ctrlPr>
+                            <w:rPr>
+                              <w:rFonts w:ascii="Cambria Math" w:hAnsi="Cambria Math"/>
+                              <w:i/>
+                            </w:rPr>
+                          </m:ctrlPr>
+                        </m:sSubPr>
+                        <m:e>
+                          <m:r>
+                            <w:rPr>
+                              <w:rFonts w:ascii="Cambria Math" w:hAnsi="Cambria Math"/>
+                            </w:rPr>
+                            <m:t>A</m:t>
+                          </m:r>
+                        </m:e>
+                        <m:sub>
+                          <m:r>
+                            <w:rPr>
+                              <w:rFonts w:ascii="Cambria Math" w:hAnsi="Cambria Math"/>
+                            </w:rPr>
+                            <m:t>i</m:t>
+                          </m:r>
+                        </m:sub>
+                      </m:sSub>
+                    </m:e>
+                  </m:d>
+                </m:e>
+              </m:nary>
+            </m:den>
+          </m:f>
+        </m:oMath>
+      </m:oMathPara>
+    </w:p>
+    <w:p>
+      <w:r>
+        <w:t xml:space="preserve">Поскольку для </w:t>
+      </w:r>
+      <w:proofErr w:type="gramStart"/>
+      <w:r>
+        <w:t>сечения, имеющего различную жесткость элементарных участков определение суммарной площади не имеет</w:t>
+      </w:r>
+      <w:proofErr w:type="gramEnd"/>
+      <w:r>
+        <w:t xml:space="preserve"> смысла, вместо нее определяется суммарная продольная жесткость:</w:t>
+      </w:r>
+    </w:p>
+    <w:p>
+      <w:pPr>
+        <w:rPr>
+          <w:rFonts w:eastAsiaTheme="minorEastAsia"/>
+          <w:lang w:val="en-US"/>
+        </w:rPr>
+      </w:pPr>
+      <m:oMathPara>
+        <m:oMath>
+          <m:r>
+            <w:rPr>
+              <w:rFonts w:ascii="Cambria Math" w:hAnsi="Cambria Math"/>
+              <w:lang w:val="en-US"/>
+            </w:rPr>
+            <m:t>EA</m:t>
+          </m:r>
+          <m:r>
+            <w:rPr>
+              <w:rFonts w:ascii="Cambria Math" w:hAnsi="Cambria Math"/>
+            </w:rPr>
+            <m:t>=</m:t>
+          </m:r>
+          <m:nary>
+            <m:naryPr>
+              <m:chr m:val="∑"/>
+              <m:limLoc m:val="undOvr"/>
+              <m:subHide m:val="1"/>
+              <m:supHide m:val="1"/>
+              <m:ctrlPr>
+                <w:rPr>
+                  <w:rFonts w:ascii="Cambria Math" w:hAnsi="Cambria Math"/>
+                  <w:i/>
+                </w:rPr>
+              </m:ctrlPr>
+            </m:naryPr>
+            <m:sub/>
+            <m:sup/>
+            <m:e>
+              <m:d>
+                <m:dPr>
+                  <m:ctrlPr>
+                    <w:rPr>
+                      <w:rFonts w:ascii="Cambria Math" w:hAnsi="Cambria Math"/>
+                      <w:i/>
+                    </w:rPr>
+                  </m:ctrlPr>
+                </m:dPr>
+                <m:e>
+                  <m:sSub>
+                    <m:sSubPr>
+                      <m:ctrlPr>
+                        <w:rPr>
+                          <w:rFonts w:ascii="Cambria Math" w:hAnsi="Cambria Math"/>
+                          <w:i/>
+                        </w:rPr>
+                      </m:ctrlPr>
+                    </m:sSubPr>
+                    <m:e>
+                      <m:r>
+                        <w:rPr>
+                          <w:rFonts w:ascii="Cambria Math" w:hAnsi="Cambria Math"/>
+                        </w:rPr>
+                        <m:t>E</m:t>
+                      </m:r>
+                    </m:e>
+                    <m:sub>
+                      <m:r>
+                        <w:rPr>
+                          <w:rFonts w:ascii="Cambria Math" w:hAnsi="Cambria Math"/>
+                        </w:rPr>
+                        <m:t>i</m:t>
+                      </m:r>
+                    </m:sub>
+                  </m:sSub>
+                  <m:r>
+                    <w:rPr>
+                      <w:rFonts w:ascii="Cambria Math" w:hAnsi="Cambria Math"/>
+                    </w:rPr>
+                    <m:t>∙</m:t>
+                  </m:r>
+                  <m:sSub>
+                    <m:sSubPr>
+                      <m:ctrlPr>
+                        <w:rPr>
+                          <w:rFonts w:ascii="Cambria Math" w:hAnsi="Cambria Math"/>
+                          <w:i/>
+                        </w:rPr>
+                      </m:ctrlPr>
+                    </m:sSubPr>
+                    <m:e>
+                      <m:r>
+                        <w:rPr>
+                          <w:rFonts w:ascii="Cambria Math" w:hAnsi="Cambria Math"/>
+                        </w:rPr>
+                        <m:t>A</m:t>
+                      </m:r>
+                    </m:e>
+                    <m:sub>
+                      <m:r>
+                        <w:rPr>
+                          <w:rFonts w:ascii="Cambria Math" w:hAnsi="Cambria Math"/>
+                        </w:rPr>
+                        <m:t>i</m:t>
+                      </m:r>
+                    </m:sub>
+                  </m:sSub>
+                </m:e>
+              </m:d>
+            </m:e>
+          </m:nary>
+        </m:oMath>
+      </m:oMathPara>
+    </w:p>
+    <w:p>
+      <w:r>
+        <w:t xml:space="preserve">Аналогичным образом определяется изгибная жесткость относительно оси </w:t>
+      </w:r>
+      <w:r>
+        <w:rPr>
+          <w:lang w:val="en-US"/>
+        </w:rPr>
+        <w:t>X</w:t>
+      </w:r>
+      <w:r>
+        <w:t>:</w:t>
+      </w:r>
+    </w:p>
+    <w:p>
+      <w:pPr>
+        <w:rPr>
+          <w:rFonts w:eastAsiaTheme="minorEastAsia"/>
+          <w:lang w:val="en-US"/>
+        </w:rPr>
+      </w:pPr>
+      <m:oMathPara>
+        <m:oMath>
+          <m:sSub>
+            <m:sSubPr>
+              <m:ctrlPr>
+                <w:rPr>
+                  <w:rFonts w:ascii="Cambria Math" w:hAnsi="Cambria Math"/>
+                  <w:i/>
+                </w:rPr>
+              </m:ctrlPr>
+            </m:sSubPr>
+            <m:e>
+              <m:r>
+                <w:rPr>
+                  <w:rFonts w:ascii="Cambria Math" w:hAnsi="Cambria Math"/>
+                  <w:lang w:val="en-US"/>
+                </w:rPr>
+                <m:t>EI</m:t>
+              </m:r>
+            </m:e>
+            <m:sub>
+              <m:r>
+                <w:rPr>
+                  <w:rFonts w:ascii="Cambria Math" w:hAnsi="Cambria Math"/>
+                </w:rPr>
+                <m:t xml:space="preserve"> </m:t>
+              </m:r>
+              <m:r>
+                <w:rPr>
+                  <w:rFonts w:ascii="Cambria Math" w:hAnsi="Cambria Math"/>
+                  <w:lang w:val="en-US"/>
+                </w:rPr>
+                <m:t>x</m:t>
+              </m:r>
+            </m:sub>
+          </m:sSub>
+          <m:r>
+            <w:rPr>
+              <w:rFonts w:ascii="Cambria Math" w:hAnsi="Cambria Math"/>
+            </w:rPr>
+            <m:t>=</m:t>
+          </m:r>
+          <m:nary>
+            <m:naryPr>
+              <m:chr m:val="∑"/>
+              <m:limLoc m:val="undOvr"/>
+              <m:subHide m:val="1"/>
+              <m:supHide m:val="1"/>
+              <m:ctrlPr>
+                <w:rPr>
+                  <w:rFonts w:ascii="Cambria Math" w:hAnsi="Cambria Math"/>
+                  <w:i/>
+                </w:rPr>
+              </m:ctrlPr>
+            </m:naryPr>
+            <m:sub/>
+            <m:sup/>
+            <m:e>
+              <m:d>
+                <m:dPr>
+                  <m:ctrlPr>
+                    <w:rPr>
+                      <w:rFonts w:ascii="Cambria Math" w:hAnsi="Cambria Math"/>
+                      <w:i/>
+                    </w:rPr>
+                  </m:ctrlPr>
+                </m:dPr>
+                <m:e>
+                  <m:sSub>
+                    <m:sSubPr>
+                      <m:ctrlPr>
+                        <w:rPr>
+                          <w:rFonts w:ascii="Cambria Math" w:hAnsi="Cambria Math"/>
+                          <w:i/>
+                        </w:rPr>
+                      </m:ctrlPr>
+                    </m:sSubPr>
+                    <m:e>
+                      <m:r>
+                        <w:rPr>
+                          <w:rFonts w:ascii="Cambria Math" w:hAnsi="Cambria Math"/>
+                        </w:rPr>
+                        <m:t>E</m:t>
+                      </m:r>
+                    </m:e>
+                    <m:sub>
+                      <m:r>
+                        <w:rPr>
+                          <w:rFonts w:ascii="Cambria Math" w:hAnsi="Cambria Math"/>
+                        </w:rPr>
+                        <m:t>i</m:t>
+                      </m:r>
+                    </m:sub>
+                  </m:sSub>
+                  <m:r>
+                    <w:rPr>
+                      <w:rFonts w:ascii="Cambria Math" w:hAnsi="Cambria Math"/>
+                    </w:rPr>
+                    <m:t>∙</m:t>
+                  </m:r>
+                  <m:sSub>
+                    <m:sSubPr>
+                      <m:ctrlPr>
+                        <w:rPr>
+                          <w:rFonts w:ascii="Cambria Math" w:hAnsi="Cambria Math"/>
+                          <w:i/>
+                        </w:rPr>
+                      </m:ctrlPr>
+                    </m:sSubPr>
+                    <m:e>
+                      <m:r>
+                        <w:rPr>
+                          <w:rFonts w:ascii="Cambria Math" w:hAnsi="Cambria Math"/>
+                        </w:rPr>
+                        <m:t>A</m:t>
+                      </m:r>
+                    </m:e>
+                    <m:sub>
+                      <m:r>
+                        <w:rPr>
+                          <w:rFonts w:ascii="Cambria Math" w:hAnsi="Cambria Math"/>
+                        </w:rPr>
+                        <m:t>i</m:t>
+                      </m:r>
+                    </m:sub>
+                  </m:sSub>
+                  <m:r>
+                    <w:rPr>
+                      <w:rFonts w:ascii="Cambria Math" w:hAnsi="Cambria Math"/>
+                    </w:rPr>
+                    <m:t>∙</m:t>
+                  </m:r>
+                  <m:sSup>
+                    <m:sSupPr>
+                      <m:ctrlPr>
+                        <w:rPr>
+                          <w:rFonts w:ascii="Cambria Math" w:hAnsi="Cambria Math"/>
+                          <w:i/>
+                        </w:rPr>
+                      </m:ctrlPr>
+                    </m:sSupPr>
+                    <m:e>
+                      <m:d>
+                        <m:dPr>
+                          <m:ctrlPr>
+                            <w:rPr>
+                              <w:rFonts w:ascii="Cambria Math" w:hAnsi="Cambria Math"/>
+                              <w:i/>
+                            </w:rPr>
+                          </m:ctrlPr>
+                        </m:dPr>
+                        <m:e>
+                          <m:sSub>
+                            <m:sSubPr>
+                              <m:ctrlPr>
+                                <w:rPr>
+                                  <w:rFonts w:ascii="Cambria Math" w:hAnsi="Cambria Math"/>
+                                  <w:i/>
+                                </w:rPr>
+                              </m:ctrlPr>
+                            </m:sSubPr>
+                            <m:e>
+                              <m:r>
+                                <w:rPr>
+                                  <w:rFonts w:ascii="Cambria Math" w:hAnsi="Cambria Math"/>
+                                </w:rPr>
+                                <m:t>y</m:t>
+                              </m:r>
+                            </m:e>
+                            <m:sub>
+                              <m:r>
+                                <w:rPr>
+                                  <w:rFonts w:ascii="Cambria Math" w:hAnsi="Cambria Math"/>
+                                </w:rPr>
+                                <m:t>i</m:t>
+                              </m:r>
+                            </m:sub>
+                          </m:sSub>
+                          <m:r>
+                            <w:rPr>
+                              <w:rFonts w:ascii="Cambria Math" w:hAnsi="Cambria Math"/>
+                            </w:rPr>
+                            <m:t>-</m:t>
+                          </m:r>
+                          <m:sSub>
+                            <m:sSubPr>
+                              <m:ctrlPr>
+                                <w:rPr>
+                                  <w:rFonts w:ascii="Cambria Math" w:hAnsi="Cambria Math"/>
+                                  <w:i/>
+                                </w:rPr>
+                              </m:ctrlPr>
+                            </m:sSubPr>
+                            <m:e>
+                              <m:r>
+                                <w:rPr>
+                                  <w:rFonts w:ascii="Cambria Math" w:hAnsi="Cambria Math"/>
+                                  <w:lang w:val="en-US"/>
+                                </w:rPr>
+                                <m:t>y</m:t>
+                              </m:r>
+                            </m:e>
+                            <m:sub>
+                              <m:r>
+                                <w:rPr>
+                                  <w:rFonts w:ascii="Cambria Math" w:hAnsi="Cambria Math"/>
+                                </w:rPr>
+                                <m:t>gc</m:t>
+                              </m:r>
+                            </m:sub>
+                          </m:sSub>
+                        </m:e>
+                      </m:d>
+                    </m:e>
+                    <m:sup>
+                      <m:r>
+                        <w:rPr>
+                          <w:rFonts w:ascii="Cambria Math" w:hAnsi="Cambria Math"/>
+                        </w:rPr>
+                        <m:t>2</m:t>
+                      </m:r>
+                    </m:sup>
+                  </m:sSup>
+                </m:e>
+              </m:d>
+            </m:e>
+          </m:nary>
+        </m:oMath>
+      </m:oMathPara>
+    </w:p>
+    <w:p>
+      <w:pPr>
+        <w:rPr>
+          <w:rFonts w:eastAsiaTheme="minorEastAsia"/>
+        </w:rPr>
+      </w:pPr>
+      <w:r>
+        <w:rPr>
+          <w:rFonts w:eastAsiaTheme="minorEastAsia"/>
+        </w:rPr>
+        <w:t xml:space="preserve">И относительно оси </w:t>
+      </w:r>
+      <w:r>
+        <w:rPr>
+          <w:rFonts w:eastAsiaTheme="minorEastAsia"/>
+          <w:lang w:val="en-US"/>
+        </w:rPr>
+        <w:t>Y</w:t>
+      </w:r>
+      <w:r>
+        <w:rPr>
+          <w:rFonts w:eastAsiaTheme="minorEastAsia"/>
+        </w:rPr>
+        <w:t>:</w:t>
+      </w:r>
+    </w:p>
+    <w:p>
+      <w:pPr>
+        <w:rPr>
+          <w:rFonts w:eastAsiaTheme="minorEastAsia"/>
+          <w:lang w:val="en-US"/>
+        </w:rPr>
+      </w:pPr>
+      <m:oMathPara>
+        <m:oMath>
+          <m:sSub>
+            <m:sSubPr>
+              <m:ctrlPr>
+                <w:rPr>
+                  <w:rFonts w:ascii="Cambria Math" w:hAnsi="Cambria Math"/>
+                  <w:i/>
+                </w:rPr>
+              </m:ctrlPr>
+            </m:sSubPr>
+            <m:e>
+              <m:r>
+                <w:rPr>
+                  <w:rFonts w:ascii="Cambria Math" w:hAnsi="Cambria Math"/>
+                  <w:lang w:val="en-US"/>
+                </w:rPr>
+                <m:t>EI</m:t>
+              </m:r>
+            </m:e>
+            <m:sub>
+              <m:r>
+                <w:rPr>
+                  <w:rFonts w:ascii="Cambria Math" w:hAnsi="Cambria Math"/>
+                </w:rPr>
+                <m:t xml:space="preserve"> </m:t>
+              </m:r>
+              <m:r>
+                <w:rPr>
+                  <w:rFonts w:ascii="Cambria Math" w:hAnsi="Cambria Math"/>
+                  <w:lang w:val="en-US"/>
+                </w:rPr>
+                <m:t>y</m:t>
+              </m:r>
+            </m:sub>
+          </m:sSub>
+          <m:r>
+            <w:rPr>
+              <w:rFonts w:ascii="Cambria Math" w:hAnsi="Cambria Math"/>
+            </w:rPr>
+            <m:t>=</m:t>
+          </m:r>
+          <m:nary>
+            <m:naryPr>
+              <m:chr m:val="∑"/>
+              <m:limLoc m:val="undOvr"/>
+              <m:subHide m:val="1"/>
+              <m:supHide m:val="1"/>
+              <m:ctrlPr>
+                <w:rPr>
+                  <w:rFonts w:ascii="Cambria Math" w:hAnsi="Cambria Math"/>
+                  <w:i/>
+                </w:rPr>
+              </m:ctrlPr>
+            </m:naryPr>
+            <m:sub/>
+            <m:sup/>
+            <m:e>
+              <m:d>
+                <m:dPr>
+                  <m:ctrlPr>
+                    <w:rPr>
+                      <w:rFonts w:ascii="Cambria Math" w:hAnsi="Cambria Math"/>
+                      <w:i/>
+                    </w:rPr>
+                  </m:ctrlPr>
+                </m:dPr>
+                <m:e>
+                  <m:sSub>
+                    <m:sSubPr>
+                      <m:ctrlPr>
+                        <w:rPr>
+                          <w:rFonts w:ascii="Cambria Math" w:hAnsi="Cambria Math"/>
+                          <w:i/>
+                        </w:rPr>
+                      </m:ctrlPr>
+                    </m:sSubPr>
+                    <m:e>
+                      <m:r>
+                        <w:rPr>
+                          <w:rFonts w:ascii="Cambria Math" w:hAnsi="Cambria Math"/>
+                        </w:rPr>
+                        <m:t>E</m:t>
+                      </m:r>
+                    </m:e>
+                    <m:sub>
+                      <m:r>
+                        <w:rPr>
+                          <w:rFonts w:ascii="Cambria Math" w:hAnsi="Cambria Math"/>
+                        </w:rPr>
+                        <m:t>i</m:t>
+                      </m:r>
+                    </m:sub>
+                  </m:sSub>
+                  <m:r>
+                    <w:rPr>
+                      <w:rFonts w:ascii="Cambria Math" w:hAnsi="Cambria Math"/>
+                    </w:rPr>
+                    <m:t>∙</m:t>
+                  </m:r>
+                  <m:sSub>
+                    <m:sSubPr>
+                      <m:ctrlPr>
+                        <w:rPr>
+                          <w:rFonts w:ascii="Cambria Math" w:hAnsi="Cambria Math"/>
+                          <w:i/>
+                        </w:rPr>
+                      </m:ctrlPr>
+                    </m:sSubPr>
+                    <m:e>
+                      <m:r>
+                        <w:rPr>
+                          <w:rFonts w:ascii="Cambria Math" w:hAnsi="Cambria Math"/>
+                        </w:rPr>
+                        <m:t>A</m:t>
+                      </m:r>
+                    </m:e>
+                    <m:sub>
+                      <m:r>
+                        <w:rPr>
+                          <w:rFonts w:ascii="Cambria Math" w:hAnsi="Cambria Math"/>
+                        </w:rPr>
+                        <m:t>i</m:t>
+                      </m:r>
+                    </m:sub>
+                  </m:sSub>
+                  <m:r>
+                    <w:rPr>
+                      <w:rFonts w:ascii="Cambria Math" w:hAnsi="Cambria Math"/>
+                    </w:rPr>
+                    <m:t>∙</m:t>
+                  </m:r>
+                  <m:sSup>
+                    <m:sSupPr>
+                      <m:ctrlPr>
+                        <w:rPr>
+                          <w:rFonts w:ascii="Cambria Math" w:hAnsi="Cambria Math"/>
+                          <w:i/>
+                        </w:rPr>
+                      </m:ctrlPr>
+                    </m:sSupPr>
+                    <m:e>
+                      <m:d>
+                        <m:dPr>
+                          <m:ctrlPr>
+                            <w:rPr>
+                              <w:rFonts w:ascii="Cambria Math" w:hAnsi="Cambria Math"/>
+                              <w:i/>
+                            </w:rPr>
+                          </m:ctrlPr>
+                        </m:dPr>
+                        <m:e>
+                          <m:sSub>
+                            <m:sSubPr>
+                              <m:ctrlPr>
+                                <w:rPr>
+                                  <w:rFonts w:ascii="Cambria Math" w:hAnsi="Cambria Math"/>
+                                  <w:i/>
+                                </w:rPr>
+                              </m:ctrlPr>
+                            </m:sSubPr>
+                            <m:e>
+                              <m:r>
+                                <w:rPr>
+                                  <w:rFonts w:ascii="Cambria Math" w:hAnsi="Cambria Math"/>
+                                </w:rPr>
+                                <m:t>x</m:t>
+                              </m:r>
+                            </m:e>
+                            <m:sub>
+                              <m:r>
+                                <w:rPr>
+                                  <w:rFonts w:ascii="Cambria Math" w:hAnsi="Cambria Math"/>
+                                </w:rPr>
+                                <m:t>i</m:t>
+                              </m:r>
+                            </m:sub>
+                          </m:sSub>
+                          <m:r>
+                            <w:rPr>
+                              <w:rFonts w:ascii="Cambria Math" w:hAnsi="Cambria Math"/>
+                            </w:rPr>
+                            <m:t>-</m:t>
+                          </m:r>
+                          <m:sSub>
+                            <m:sSubPr>
+                              <m:ctrlPr>
+                                <w:rPr>
+                                  <w:rFonts w:ascii="Cambria Math" w:hAnsi="Cambria Math"/>
+                                  <w:i/>
+                                </w:rPr>
+                              </m:ctrlPr>
+                            </m:sSubPr>
+                            <m:e>
+                              <m:r>
+                                <w:rPr>
+                                  <w:rFonts w:ascii="Cambria Math" w:hAnsi="Cambria Math"/>
+                                  <w:lang w:val="en-US"/>
+                                </w:rPr>
+                                <m:t>x</m:t>
+                              </m:r>
+                            </m:e>
+                            <m:sub>
+                              <m:r>
+                                <w:rPr>
+                                  <w:rFonts w:ascii="Cambria Math" w:hAnsi="Cambria Math"/>
+                                </w:rPr>
+                                <m:t>gc</m:t>
+                              </m:r>
+                            </m:sub>
+                          </m:sSub>
+                        </m:e>
+                      </m:d>
+                    </m:e>
+                    <m:sup>
+                      <m:r>
+                        <w:rPr>
+                          <w:rFonts w:ascii="Cambria Math" w:hAnsi="Cambria Math"/>
+                        </w:rPr>
+                        <m:t>2</m:t>
+                      </m:r>
+                    </m:sup>
+                  </m:sSup>
+                </m:e>
+              </m:d>
+            </m:e>
+          </m:nary>
+        </m:oMath>
+      </m:oMathPara>
+    </w:p>
+    <w:p>
+      <w:r>
+        <w:t>Как видно из приведенных выше формул изгибная жесткость определяется относительно центра тяжести приведенного сечения, который в общем случае не совпадает с началом координат.</w:t>
+      </w:r>
+    </w:p>
+    <w:p>
+      <w:pPr>
+        <w:pStyle w:val="2"/>
+      </w:pPr>
+      <w:r>
+        <w:t xml:space="preserve">Определение геометрических характеристик </w:t>
+      </w:r>
+      <w:r>
+        <w:t>приведенного</w:t>
+      </w:r>
+      <w:r>
+        <w:t xml:space="preserve"> сечения</w:t>
+      </w:r>
+    </w:p>
+    <w:p>
+      <w:r>
+        <w:t>Положение центра тяжести приведенного сечения производится по формулам:</w:t>
+      </w:r>
+    </w:p>
+    <w:p>
+      <w:pPr>
+        <w:rPr>
+          <w:rFonts w:eastAsiaTheme="minorEastAsia"/>
+          <w:lang w:val="en-US"/>
+        </w:rPr>
+      </w:pPr>
+      <m:oMathPara>
+        <m:oMath>
+          <m:sSub>
+            <m:sSubPr>
+              <m:ctrlPr>
+                <w:rPr>
+                  <w:rFonts w:ascii="Cambria Math" w:hAnsi="Cambria Math"/>
+                  <w:i/>
+                </w:rPr>
+              </m:ctrlPr>
+            </m:sSubPr>
+            <m:e>
+              <m:r>
+                <w:rPr>
+                  <w:rFonts w:ascii="Cambria Math" w:hAnsi="Cambria Math"/>
+                  <w:lang w:val="en-US"/>
+                </w:rPr>
+                <m:t>x</m:t>
+              </m:r>
+            </m:e>
+            <m:sub>
+              <m:r>
+                <w:rPr>
+                  <w:rFonts w:ascii="Cambria Math" w:hAnsi="Cambria Math"/>
+                </w:rPr>
+                <m:t>gc, red</m:t>
+              </m:r>
+            </m:sub>
+          </m:sSub>
+          <m:r>
+            <w:rPr>
+              <w:rFonts w:ascii="Cambria Math" w:hAnsi="Cambria Math"/>
+            </w:rPr>
+            <m:t>=</m:t>
+          </m:r>
+          <m:f>
+            <m:fPr>
+              <m:ctrlPr>
+                <w:rPr>
+                  <w:rFonts w:ascii="Cambria Math" w:hAnsi="Cambria Math"/>
+                  <w:i/>
+                </w:rPr>
+              </m:ctrlPr>
+            </m:fPr>
+            <m:num>
+              <m:nary>
+                <m:naryPr>
+                  <m:chr m:val="∑"/>
+                  <m:limLoc m:val="undOvr"/>
+                  <m:subHide m:val="1"/>
+                  <m:supHide m:val="1"/>
+                  <m:ctrlPr>
+                    <w:rPr>
+                      <w:rFonts w:ascii="Cambria Math" w:hAnsi="Cambria Math"/>
+                      <w:i/>
+                    </w:rPr>
+                  </m:ctrlPr>
+                </m:naryPr>
+                <m:sub/>
+                <m:sup/>
+                <m:e>
+                  <m:d>
+                    <m:dPr>
+                      <m:ctrlPr>
+                        <w:rPr>
+                          <w:rFonts w:ascii="Cambria Math" w:hAnsi="Cambria Math"/>
+                          <w:i/>
+                        </w:rPr>
+                      </m:ctrlPr>
+                    </m:dPr>
+                    <m:e>
+                      <m:sSub>
+                        <m:sSubPr>
+                          <m:ctrlPr>
+                            <w:rPr>
+                              <w:rFonts w:ascii="Cambria Math" w:hAnsi="Cambria Math"/>
+                              <w:i/>
+                            </w:rPr>
+                          </m:ctrlPr>
+                        </m:sSubPr>
+                        <m:e>
+                          <m:r>
+                            <w:rPr>
+                              <w:rFonts w:ascii="Cambria Math" w:hAnsi="Cambria Math"/>
+                            </w:rPr>
+                            <m:t>E</m:t>
+                          </m:r>
+                        </m:e>
+                        <m:sub>
+                          <m:r>
+                            <w:rPr>
+                              <w:rFonts w:ascii="Cambria Math" w:hAnsi="Cambria Math"/>
+                            </w:rPr>
+                            <m:t>i,red</m:t>
+                          </m:r>
+                        </m:sub>
+                      </m:sSub>
+                      <m:r>
+                        <w:rPr>
+                          <w:rFonts w:ascii="Cambria Math" w:hAnsi="Cambria Math"/>
+                        </w:rPr>
+                        <m:t>∙</m:t>
+                      </m:r>
+                      <m:sSub>
+                        <m:sSubPr>
+                          <m:ctrlPr>
+                            <w:rPr>
+                              <w:rFonts w:ascii="Cambria Math" w:hAnsi="Cambria Math"/>
+                              <w:i/>
+                            </w:rPr>
+                          </m:ctrlPr>
+                        </m:sSubPr>
+                        <m:e>
+                          <m:r>
+                            <w:rPr>
+                              <w:rFonts w:ascii="Cambria Math" w:hAnsi="Cambria Math"/>
+                            </w:rPr>
+                            <m:t>A</m:t>
+                          </m:r>
+                        </m:e>
+                        <m:sub>
+                          <m:r>
+                            <w:rPr>
+                              <w:rFonts w:ascii="Cambria Math" w:hAnsi="Cambria Math"/>
+                            </w:rPr>
+                            <m:t>i.red</m:t>
+                          </m:r>
+                        </m:sub>
+                      </m:sSub>
+                      <m:r>
+                        <w:rPr>
+                          <w:rFonts w:ascii="Cambria Math" w:hAnsi="Cambria Math"/>
+                        </w:rPr>
+                        <m:t>∙</m:t>
+                      </m:r>
+                      <m:sSub>
+                        <m:sSubPr>
+                          <m:ctrlPr>
+                            <w:rPr>
+                              <w:rFonts w:ascii="Cambria Math" w:hAnsi="Cambria Math"/>
+                              <w:i/>
+                            </w:rPr>
+                          </m:ctrlPr>
+                        </m:sSubPr>
+                        <m:e>
+                          <m:r>
+                            <w:rPr>
+                              <w:rFonts w:ascii="Cambria Math" w:hAnsi="Cambria Math"/>
+                            </w:rPr>
+                            <m:t>x</m:t>
+                          </m:r>
+                        </m:e>
+                        <m:sub>
+                          <m:r>
+                            <w:rPr>
+                              <w:rFonts w:ascii="Cambria Math" w:hAnsi="Cambria Math"/>
+                            </w:rPr>
+                            <m:t>i</m:t>
+                          </m:r>
+                        </m:sub>
+                      </m:sSub>
+                    </m:e>
+                  </m:d>
+                </m:e>
+              </m:nary>
+            </m:num>
+            <m:den>
+              <m:nary>
+                <m:naryPr>
+                  <m:chr m:val="∑"/>
+                  <m:limLoc m:val="undOvr"/>
+                  <m:subHide m:val="1"/>
+                  <m:supHide m:val="1"/>
+                  <m:ctrlPr>
+                    <w:rPr>
+                      <w:rFonts w:ascii="Cambria Math" w:hAnsi="Cambria Math"/>
+                      <w:i/>
+                    </w:rPr>
+                  </m:ctrlPr>
+                </m:naryPr>
+                <m:sub/>
+                <m:sup/>
+                <m:e>
+                  <m:d>
+                    <m:dPr>
+                      <m:ctrlPr>
+                        <w:rPr>
+                          <w:rFonts w:ascii="Cambria Math" w:hAnsi="Cambria Math"/>
+                          <w:i/>
+                        </w:rPr>
+                      </m:ctrlPr>
+                    </m:dPr>
+                    <m:e>
+                      <m:sSub>
+                        <m:sSubPr>
+                          <m:ctrlPr>
+                            <w:rPr>
+                              <w:rFonts w:ascii="Cambria Math" w:hAnsi="Cambria Math"/>
+                              <w:i/>
+                            </w:rPr>
+                          </m:ctrlPr>
+                        </m:sSubPr>
+                        <m:e>
+                          <m:r>
+                            <w:rPr>
+                              <w:rFonts w:ascii="Cambria Math" w:hAnsi="Cambria Math"/>
+                            </w:rPr>
+                            <m:t>E</m:t>
+                          </m:r>
+                        </m:e>
+                        <m:sub>
+                          <m:r>
+                            <w:rPr>
+                              <w:rFonts w:ascii="Cambria Math" w:hAnsi="Cambria Math"/>
+                            </w:rPr>
+                            <m:t>i,red</m:t>
+                          </m:r>
+                        </m:sub>
+                      </m:sSub>
+                      <m:r>
+                        <w:rPr>
+                          <w:rFonts w:ascii="Cambria Math" w:hAnsi="Cambria Math"/>
+                        </w:rPr>
+                        <m:t>∙</m:t>
+                      </m:r>
+                      <m:sSub>
+                        <m:sSubPr>
+                          <m:ctrlPr>
+                            <w:rPr>
+                              <w:rFonts w:ascii="Cambria Math" w:hAnsi="Cambria Math"/>
+                              <w:i/>
+                            </w:rPr>
+                          </m:ctrlPr>
+                        </m:sSubPr>
+                        <m:e>
+                          <m:r>
+                            <w:rPr>
+                              <w:rFonts w:ascii="Cambria Math" w:hAnsi="Cambria Math"/>
+                            </w:rPr>
+                            <m:t>A</m:t>
+                          </m:r>
+                        </m:e>
+                        <m:sub>
+                          <m:r>
+                            <w:rPr>
+                              <w:rFonts w:ascii="Cambria Math" w:hAnsi="Cambria Math"/>
+                            </w:rPr>
+                            <m:t>i.red</m:t>
+                          </m:r>
+                        </m:sub>
+                      </m:sSub>
+                    </m:e>
+                  </m:d>
+                </m:e>
+              </m:nary>
+            </m:den>
+          </m:f>
+        </m:oMath>
+      </m:oMathPara>
+    </w:p>
+    <w:p>
+      <m:oMathPara>
+        <m:oMath>
+          <m:sSub>
+            <m:sSubPr>
+              <m:ctrlPr>
+                <w:rPr>
+                  <w:rFonts w:ascii="Cambria Math" w:hAnsi="Cambria Math"/>
+                  <w:i/>
+                </w:rPr>
+              </m:ctrlPr>
+            </m:sSubPr>
+            <m:e>
+              <m:r>
+                <w:rPr>
+                  <w:rFonts w:ascii="Cambria Math" w:hAnsi="Cambria Math"/>
+                  <w:lang w:val="en-US"/>
+                </w:rPr>
+                <m:t>y</m:t>
+              </m:r>
+            </m:e>
+            <m:sub>
+              <m:r>
+                <w:rPr>
+                  <w:rFonts w:ascii="Cambria Math" w:hAnsi="Cambria Math"/>
+                </w:rPr>
+                <m:t>gc, red</m:t>
+              </m:r>
+            </m:sub>
+          </m:sSub>
+          <m:r>
+            <w:rPr>
+              <w:rFonts w:ascii="Cambria Math" w:hAnsi="Cambria Math"/>
+            </w:rPr>
+            <m:t>=</m:t>
+          </m:r>
+          <m:f>
+            <m:fPr>
+              <m:ctrlPr>
+                <w:rPr>
+                  <w:rFonts w:ascii="Cambria Math" w:hAnsi="Cambria Math"/>
+                  <w:i/>
+                </w:rPr>
+              </m:ctrlPr>
+            </m:fPr>
+            <m:num>
+              <m:nary>
+                <m:naryPr>
+                  <m:chr m:val="∑"/>
+                  <m:limLoc m:val="undOvr"/>
+                  <m:subHide m:val="1"/>
+                  <m:supHide m:val="1"/>
+                  <m:ctrlPr>
+                    <w:rPr>
+                      <w:rFonts w:ascii="Cambria Math" w:hAnsi="Cambria Math"/>
+                      <w:i/>
+                    </w:rPr>
+                  </m:ctrlPr>
+                </m:naryPr>
+                <m:sub/>
+                <m:sup/>
+                <m:e>
+                  <m:d>
+                    <m:dPr>
+                      <m:ctrlPr>
+                        <w:rPr>
+                          <w:rFonts w:ascii="Cambria Math" w:hAnsi="Cambria Math"/>
+                          <w:i/>
+                        </w:rPr>
+                      </m:ctrlPr>
+                    </m:dPr>
+                    <m:e>
+                      <m:sSub>
+                        <m:sSubPr>
+                          <m:ctrlPr>
+                            <w:rPr>
+                              <w:rFonts w:ascii="Cambria Math" w:hAnsi="Cambria Math"/>
+                              <w:i/>
+                            </w:rPr>
+                          </m:ctrlPr>
+                        </m:sSubPr>
+                        <m:e>
+                          <m:r>
+                            <w:rPr>
+                              <w:rFonts w:ascii="Cambria Math" w:hAnsi="Cambria Math"/>
+                            </w:rPr>
+                            <m:t>E</m:t>
+                          </m:r>
+                        </m:e>
+                        <m:sub>
+                          <m:r>
+                            <w:rPr>
+                              <w:rFonts w:ascii="Cambria Math" w:hAnsi="Cambria Math"/>
+                            </w:rPr>
+                            <m:t>i,red</m:t>
+                          </m:r>
+                        </m:sub>
+                      </m:sSub>
+                      <m:r>
+                        <w:rPr>
+                          <w:rFonts w:ascii="Cambria Math" w:hAnsi="Cambria Math"/>
+                        </w:rPr>
+                        <m:t>∙</m:t>
+                      </m:r>
+                      <m:sSub>
+                        <m:sSubPr>
+                          <m:ctrlPr>
+                            <w:rPr>
+                              <w:rFonts w:ascii="Cambria Math" w:hAnsi="Cambria Math"/>
+                              <w:i/>
+                            </w:rPr>
+                          </m:ctrlPr>
+                        </m:sSubPr>
+                        <m:e>
+                          <m:r>
+                            <w:rPr>
+                              <w:rFonts w:ascii="Cambria Math" w:hAnsi="Cambria Math"/>
+                            </w:rPr>
+                            <m:t>A</m:t>
+                          </m:r>
+                        </m:e>
+                        <m:sub>
+                          <m:r>
+                            <w:rPr>
+                              <w:rFonts w:ascii="Cambria Math" w:hAnsi="Cambria Math"/>
+                            </w:rPr>
+                            <m:t>i.red</m:t>
+                          </m:r>
+                        </m:sub>
+                      </m:sSub>
+                      <m:r>
+                        <w:rPr>
+                          <w:rFonts w:ascii="Cambria Math" w:hAnsi="Cambria Math"/>
+                        </w:rPr>
+                        <m:t>∙</m:t>
+                      </m:r>
+                      <m:sSub>
+                        <m:sSubPr>
+                          <m:ctrlPr>
+                            <w:rPr>
+                              <w:rFonts w:ascii="Cambria Math" w:hAnsi="Cambria Math"/>
+                              <w:i/>
+                            </w:rPr>
+                          </m:ctrlPr>
+                        </m:sSubPr>
+                        <m:e>
+                          <m:r>
+                            <w:rPr>
+                              <w:rFonts w:ascii="Cambria Math" w:hAnsi="Cambria Math"/>
+                            </w:rPr>
+                            <m:t>y</m:t>
+                          </m:r>
+                        </m:e>
+                        <m:sub>
+                          <m:r>
+                            <w:rPr>
+                              <w:rFonts w:ascii="Cambria Math" w:hAnsi="Cambria Math"/>
+                            </w:rPr>
+                            <m:t>i</m:t>
+                          </m:r>
+                        </m:sub>
+                      </m:sSub>
+                    </m:e>
+                  </m:d>
+                </m:e>
+              </m:nary>
+            </m:num>
+            <m:den>
+              <m:nary>
+                <m:naryPr>
+                  <m:chr m:val="∑"/>
+                  <m:limLoc m:val="undOvr"/>
+                  <m:subHide m:val="1"/>
+                  <m:supHide m:val="1"/>
+                  <m:ctrlPr>
+                    <w:rPr>
+                      <w:rFonts w:ascii="Cambria Math" w:hAnsi="Cambria Math"/>
+                      <w:i/>
+                    </w:rPr>
+                  </m:ctrlPr>
+                </m:naryPr>
+                <m:sub/>
+                <m:sup/>
+                <m:e>
+                  <m:d>
+                    <m:dPr>
+                      <m:ctrlPr>
+                        <w:rPr>
+                          <w:rFonts w:ascii="Cambria Math" w:hAnsi="Cambria Math"/>
+                          <w:i/>
+                        </w:rPr>
+                      </m:ctrlPr>
+                    </m:dPr>
+                    <m:e>
+                      <m:sSub>
+                        <m:sSubPr>
+                          <m:ctrlPr>
+                            <w:rPr>
+                              <w:rFonts w:ascii="Cambria Math" w:hAnsi="Cambria Math"/>
+                              <w:i/>
+                            </w:rPr>
+                          </m:ctrlPr>
+                        </m:sSubPr>
+                        <m:e>
+                          <m:r>
+                            <w:rPr>
+                              <w:rFonts w:ascii="Cambria Math" w:hAnsi="Cambria Math"/>
+                            </w:rPr>
+                            <m:t>E</m:t>
+                          </m:r>
+                        </m:e>
+                        <m:sub>
+                          <m:r>
+                            <w:rPr>
+                              <w:rFonts w:ascii="Cambria Math" w:hAnsi="Cambria Math"/>
+                            </w:rPr>
+                            <m:t>i,red</m:t>
+                          </m:r>
+                        </m:sub>
+                      </m:sSub>
+                      <m:r>
+                        <w:rPr>
+                          <w:rFonts w:ascii="Cambria Math" w:hAnsi="Cambria Math"/>
+                        </w:rPr>
+                        <m:t>∙</m:t>
+                      </m:r>
+                      <m:sSub>
+                        <m:sSubPr>
+                          <m:ctrlPr>
+                            <w:rPr>
+                              <w:rFonts w:ascii="Cambria Math" w:hAnsi="Cambria Math"/>
+                              <w:i/>
+                            </w:rPr>
+                          </m:ctrlPr>
+                        </m:sSubPr>
+                        <m:e>
+                          <m:r>
+                            <w:rPr>
+                              <w:rFonts w:ascii="Cambria Math" w:hAnsi="Cambria Math"/>
+                            </w:rPr>
+                            <m:t>A</m:t>
+                          </m:r>
+                        </m:e>
+                        <m:sub>
+                          <m:r>
+                            <w:rPr>
+                              <w:rFonts w:ascii="Cambria Math" w:hAnsi="Cambria Math"/>
+                            </w:rPr>
+                            <m:t>i.red</m:t>
+                          </m:r>
+                        </m:sub>
+                      </m:sSub>
+                    </m:e>
+                  </m:d>
+                </m:e>
+              </m:nary>
+            </m:den>
+          </m:f>
+        </m:oMath>
+      </m:oMathPara>
+    </w:p>
+    <w:p>
+      <w:r>
+        <w:t xml:space="preserve">Поскольку для </w:t>
+      </w:r>
+      <w:proofErr w:type="gramStart"/>
+      <w:r>
+        <w:t>сечения, имеющего различную жесткость элементарных участков определение суммарной площади не имеет</w:t>
+      </w:r>
+      <w:proofErr w:type="gramEnd"/>
+      <w:r>
+        <w:t xml:space="preserve"> смысла, вместо нее определяется суммарная продольная жесткость:</w:t>
+      </w:r>
+    </w:p>
+    <w:p>
+      <w:pPr>
+        <w:rPr>
+          <w:rFonts w:eastAsiaTheme="minorEastAsia"/>
+          <w:lang w:val="en-US"/>
+        </w:rPr>
+      </w:pPr>
+      <m:oMathPara>
+        <m:oMath>
+          <m:sSub>
+            <m:sSubPr>
+              <m:ctrlPr>
+                <w:rPr>
+                  <w:rFonts w:ascii="Cambria Math" w:hAnsi="Cambria Math"/>
+                  <w:i/>
+                </w:rPr>
+              </m:ctrlPr>
+            </m:sSubPr>
+            <m:e>
+              <m:r>
+                <w:rPr>
+                  <w:rFonts w:ascii="Cambria Math" w:hAnsi="Cambria Math"/>
+                  <w:lang w:val="en-US"/>
+                </w:rPr>
+                <m:t>EA</m:t>
+              </m:r>
+            </m:e>
+            <m:sub>
+              <m:r>
+                <w:rPr>
+                  <w:rFonts w:ascii="Cambria Math" w:hAnsi="Cambria Math"/>
+                </w:rPr>
+                <m:t xml:space="preserve"> red</m:t>
+              </m:r>
+            </m:sub>
+          </m:sSub>
+          <m:r>
+            <w:rPr>
+              <w:rFonts w:ascii="Cambria Math" w:hAnsi="Cambria Math"/>
+            </w:rPr>
+            <m:t>=</m:t>
+          </m:r>
+          <m:nary>
+            <m:naryPr>
+              <m:chr m:val="∑"/>
+              <m:limLoc m:val="undOvr"/>
+              <m:subHide m:val="1"/>
+              <m:supHide m:val="1"/>
+              <m:ctrlPr>
+                <w:rPr>
+                  <w:rFonts w:ascii="Cambria Math" w:hAnsi="Cambria Math"/>
+                  <w:i/>
+                </w:rPr>
+              </m:ctrlPr>
+            </m:naryPr>
+            <m:sub/>
+            <m:sup/>
+            <m:e>
+              <m:d>
+                <m:dPr>
+                  <m:ctrlPr>
+                    <w:rPr>
+                      <w:rFonts w:ascii="Cambria Math" w:hAnsi="Cambria Math"/>
+                      <w:i/>
+                    </w:rPr>
+                  </m:ctrlPr>
+                </m:dPr>
+                <m:e>
+                  <m:sSub>
+                    <m:sSubPr>
+                      <m:ctrlPr>
+                        <w:rPr>
+                          <w:rFonts w:ascii="Cambria Math" w:hAnsi="Cambria Math"/>
+                          <w:i/>
+                        </w:rPr>
+                      </m:ctrlPr>
+                    </m:sSubPr>
+                    <m:e>
+                      <m:r>
+                        <w:rPr>
+                          <w:rFonts w:ascii="Cambria Math" w:hAnsi="Cambria Math"/>
+                        </w:rPr>
+                        <m:t>E</m:t>
+                      </m:r>
+                    </m:e>
+                    <m:sub>
+                      <m:r>
+                        <w:rPr>
+                          <w:rFonts w:ascii="Cambria Math" w:hAnsi="Cambria Math"/>
+                        </w:rPr>
+                        <m:t>i,red</m:t>
+                      </m:r>
+                    </m:sub>
+                  </m:sSub>
+                  <m:r>
+                    <w:rPr>
+                      <w:rFonts w:ascii="Cambria Math" w:hAnsi="Cambria Math"/>
+                    </w:rPr>
+                    <m:t>∙</m:t>
+                  </m:r>
+                  <m:sSub>
+                    <m:sSubPr>
+                      <m:ctrlPr>
+                        <w:rPr>
+                          <w:rFonts w:ascii="Cambria Math" w:hAnsi="Cambria Math"/>
+                          <w:i/>
+                        </w:rPr>
+                      </m:ctrlPr>
+                    </m:sSubPr>
+                    <m:e>
+                      <m:r>
+                        <w:rPr>
+                          <w:rFonts w:ascii="Cambria Math" w:hAnsi="Cambria Math"/>
+                        </w:rPr>
+                        <m:t>A</m:t>
+                      </m:r>
+                    </m:e>
+                    <m:sub>
+                      <m:r>
+                        <w:rPr>
+                          <w:rFonts w:ascii="Cambria Math" w:hAnsi="Cambria Math"/>
+                        </w:rPr>
+                        <m:t>i.red</m:t>
+                      </m:r>
+                    </m:sub>
+                  </m:sSub>
+                </m:e>
+              </m:d>
+            </m:e>
+          </m:nary>
+        </m:oMath>
+      </m:oMathPara>
+    </w:p>
+    <w:p>
+      <w:r>
+        <w:t xml:space="preserve">Аналогичным образом определяется изгибная жесткость относительно оси </w:t>
+      </w:r>
+      <w:r>
+        <w:rPr>
+          <w:lang w:val="en-US"/>
+        </w:rPr>
+        <w:t>X</w:t>
+      </w:r>
+      <w:r>
+        <w:t>:</w:t>
+      </w:r>
+    </w:p>
+    <w:p>
+      <w:pPr>
+        <w:rPr>
+          <w:rFonts w:eastAsiaTheme="minorEastAsia"/>
+          <w:lang w:val="en-US"/>
+        </w:rPr>
+      </w:pPr>
+      <m:oMathPara>
+        <m:oMath>
+          <m:sSub>
+            <m:sSubPr>
+              <m:ctrlPr>
+                <w:rPr>
+                  <w:rFonts w:ascii="Cambria Math" w:hAnsi="Cambria Math"/>
+                  <w:i/>
+                </w:rPr>
+              </m:ctrlPr>
+            </m:sSubPr>
+            <m:e>
+              <m:r>
+                <w:rPr>
+                  <w:rFonts w:ascii="Cambria Math" w:hAnsi="Cambria Math"/>
+                  <w:lang w:val="en-US"/>
+                </w:rPr>
+                <m:t>EI</m:t>
+              </m:r>
+            </m:e>
+            <m:sub>
+              <m:r>
+                <w:rPr>
+                  <w:rFonts w:ascii="Cambria Math" w:hAnsi="Cambria Math"/>
+                </w:rPr>
+                <m:t xml:space="preserve"> </m:t>
+              </m:r>
+              <m:r>
+                <w:rPr>
+                  <w:rFonts w:ascii="Cambria Math" w:hAnsi="Cambria Math"/>
+                  <w:lang w:val="en-US"/>
+                </w:rPr>
+                <m:t>x,</m:t>
+              </m:r>
+              <m:r>
+                <w:rPr>
+                  <w:rFonts w:ascii="Cambria Math" w:hAnsi="Cambria Math"/>
+                </w:rPr>
+                <m:t>red</m:t>
+              </m:r>
+            </m:sub>
+          </m:sSub>
+          <m:r>
+            <w:rPr>
+              <w:rFonts w:ascii="Cambria Math" w:hAnsi="Cambria Math"/>
+            </w:rPr>
+            <m:t>=</m:t>
+          </m:r>
+          <m:nary>
+            <m:naryPr>
+              <m:chr m:val="∑"/>
+              <m:limLoc m:val="undOvr"/>
+              <m:subHide m:val="1"/>
+              <m:supHide m:val="1"/>
+              <m:ctrlPr>
+                <w:rPr>
+                  <w:rFonts w:ascii="Cambria Math" w:hAnsi="Cambria Math"/>
+                  <w:i/>
+                </w:rPr>
+              </m:ctrlPr>
+            </m:naryPr>
+            <m:sub/>
+            <m:sup/>
+            <m:e>
+              <m:d>
+                <m:dPr>
+                  <m:ctrlPr>
+                    <w:rPr>
+                      <w:rFonts w:ascii="Cambria Math" w:hAnsi="Cambria Math"/>
+                      <w:i/>
+                    </w:rPr>
+                  </m:ctrlPr>
+                </m:dPr>
+                <m:e>
+                  <m:sSub>
+                    <m:sSubPr>
+                      <m:ctrlPr>
+                        <w:rPr>
+                          <w:rFonts w:ascii="Cambria Math" w:hAnsi="Cambria Math"/>
+                          <w:i/>
+                        </w:rPr>
+                      </m:ctrlPr>
+                    </m:sSubPr>
+                    <m:e>
+                      <m:r>
+                        <w:rPr>
+                          <w:rFonts w:ascii="Cambria Math" w:hAnsi="Cambria Math"/>
+                        </w:rPr>
+                        <m:t>E</m:t>
+                      </m:r>
+                    </m:e>
+                    <m:sub>
+                      <m:r>
+                        <w:rPr>
+                          <w:rFonts w:ascii="Cambria Math" w:hAnsi="Cambria Math"/>
+                        </w:rPr>
+                        <m:t>i,red</m:t>
+                      </m:r>
+                    </m:sub>
+                  </m:sSub>
+                  <m:r>
+                    <w:rPr>
+                      <w:rFonts w:ascii="Cambria Math" w:hAnsi="Cambria Math"/>
+                    </w:rPr>
+                    <m:t>∙</m:t>
+                  </m:r>
+                  <m:sSub>
+                    <m:sSubPr>
+                      <m:ctrlPr>
+                        <w:rPr>
+                          <w:rFonts w:ascii="Cambria Math" w:hAnsi="Cambria Math"/>
+                          <w:i/>
+                        </w:rPr>
+                      </m:ctrlPr>
+                    </m:sSubPr>
+                    <m:e>
+                      <m:r>
+                        <w:rPr>
+                          <w:rFonts w:ascii="Cambria Math" w:hAnsi="Cambria Math"/>
+                        </w:rPr>
+                        <m:t>A</m:t>
+                      </m:r>
+                    </m:e>
+                    <m:sub>
+                      <m:r>
+                        <w:rPr>
+                          <w:rFonts w:ascii="Cambria Math" w:hAnsi="Cambria Math"/>
+                        </w:rPr>
+                        <m:t>i.red</m:t>
+                      </m:r>
+                    </m:sub>
+                  </m:sSub>
+                  <m:r>
+                    <w:rPr>
+                      <w:rFonts w:ascii="Cambria Math" w:hAnsi="Cambria Math"/>
+                    </w:rPr>
+                    <m:t>∙</m:t>
+                  </m:r>
+                  <m:sSup>
+                    <m:sSupPr>
+                      <m:ctrlPr>
+                        <w:rPr>
+                          <w:rFonts w:ascii="Cambria Math" w:hAnsi="Cambria Math"/>
+                          <w:i/>
+                        </w:rPr>
+                      </m:ctrlPr>
+                    </m:sSupPr>
+                    <m:e>
+                      <m:d>
+                        <m:dPr>
+                          <m:ctrlPr>
+                            <w:rPr>
+                              <w:rFonts w:ascii="Cambria Math" w:hAnsi="Cambria Math"/>
+                              <w:i/>
+                            </w:rPr>
+                          </m:ctrlPr>
+                        </m:dPr>
+                        <m:e>
+                          <m:sSub>
+                            <m:sSubPr>
+                              <m:ctrlPr>
+                                <w:rPr>
+                                  <w:rFonts w:ascii="Cambria Math" w:hAnsi="Cambria Math"/>
+                                  <w:i/>
+                                </w:rPr>
+                              </m:ctrlPr>
+                            </m:sSubPr>
+                            <m:e>
+                              <m:r>
+                                <w:rPr>
+                                  <w:rFonts w:ascii="Cambria Math" w:hAnsi="Cambria Math"/>
+                                </w:rPr>
+                                <m:t>y</m:t>
+                              </m:r>
+                            </m:e>
+                            <m:sub>
+                              <m:r>
+                                <w:rPr>
+                                  <w:rFonts w:ascii="Cambria Math" w:hAnsi="Cambria Math"/>
+                                </w:rPr>
+                                <m:t>i</m:t>
+                              </m:r>
+                            </m:sub>
+                          </m:sSub>
+                          <m:r>
+                            <w:rPr>
+                              <w:rFonts w:ascii="Cambria Math" w:hAnsi="Cambria Math"/>
+                            </w:rPr>
+                            <m:t>-</m:t>
+                          </m:r>
+                          <m:sSub>
+                            <m:sSubPr>
+                              <m:ctrlPr>
+                                <w:rPr>
+                                  <w:rFonts w:ascii="Cambria Math" w:hAnsi="Cambria Math"/>
+                                  <w:i/>
+                                </w:rPr>
+                              </m:ctrlPr>
+                            </m:sSubPr>
+                            <m:e>
+                              <m:r>
+                                <w:rPr>
+                                  <w:rFonts w:ascii="Cambria Math" w:hAnsi="Cambria Math"/>
+                                  <w:lang w:val="en-US"/>
+                                </w:rPr>
+                                <m:t>y</m:t>
+                              </m:r>
+                            </m:e>
+                            <m:sub>
+                              <m:r>
+                                <w:rPr>
+                                  <w:rFonts w:ascii="Cambria Math" w:hAnsi="Cambria Math"/>
+                                </w:rPr>
+                                <m:t>gc, red</m:t>
+                              </m:r>
+                            </m:sub>
+                          </m:sSub>
+                        </m:e>
+                      </m:d>
+                    </m:e>
+                    <m:sup>
+                      <m:r>
+                        <w:rPr>
+                          <w:rFonts w:ascii="Cambria Math" w:hAnsi="Cambria Math"/>
+                        </w:rPr>
+                        <m:t>2</m:t>
+                      </m:r>
+                    </m:sup>
+                  </m:sSup>
+                </m:e>
+              </m:d>
+            </m:e>
+          </m:nary>
+        </m:oMath>
+      </m:oMathPara>
+    </w:p>
+    <w:p>
+      <w:pPr>
+        <w:rPr>
+          <w:rFonts w:eastAsiaTheme="minorEastAsia"/>
+        </w:rPr>
+      </w:pPr>
+      <w:r>
+        <w:rPr>
+          <w:rFonts w:eastAsiaTheme="minorEastAsia"/>
+        </w:rPr>
+        <w:t xml:space="preserve">И относительно оси </w:t>
+      </w:r>
+      <w:r>
+        <w:rPr>
+          <w:rFonts w:eastAsiaTheme="minorEastAsia"/>
+          <w:lang w:val="en-US"/>
+        </w:rPr>
+        <w:t>Y</w:t>
+      </w:r>
+      <w:r>
+        <w:rPr>
+          <w:rFonts w:eastAsiaTheme="minorEastAsia"/>
+        </w:rPr>
+        <w:t>:</w:t>
+      </w:r>
+    </w:p>
+    <w:p>
+      <w:pPr>
+        <w:rPr>
+          <w:rFonts w:eastAsiaTheme="minorEastAsia"/>
+          <w:lang w:val="en-US"/>
+        </w:rPr>
+      </w:pPr>
+      <m:oMathPara>
+        <m:oMath>
+          <m:sSub>
+            <m:sSubPr>
+              <m:ctrlPr>
+                <w:rPr>
+                  <w:rFonts w:ascii="Cambria Math" w:hAnsi="Cambria Math"/>
+                  <w:i/>
+                </w:rPr>
+              </m:ctrlPr>
+            </m:sSubPr>
+            <m:e>
+              <m:r>
+                <w:rPr>
+                  <w:rFonts w:ascii="Cambria Math" w:hAnsi="Cambria Math"/>
+                  <w:lang w:val="en-US"/>
+                </w:rPr>
+                <m:t>EI</m:t>
+              </m:r>
+            </m:e>
+            <m:sub>
+              <m:r>
+                <w:rPr>
+                  <w:rFonts w:ascii="Cambria Math" w:hAnsi="Cambria Math"/>
+                </w:rPr>
+                <m:t xml:space="preserve"> </m:t>
+              </m:r>
+              <m:r>
+                <w:rPr>
+                  <w:rFonts w:ascii="Cambria Math" w:hAnsi="Cambria Math"/>
+                  <w:lang w:val="en-US"/>
+                </w:rPr>
+                <m:t>y</m:t>
+              </m:r>
+              <m:r>
+                <w:rPr>
+                  <w:rFonts w:ascii="Cambria Math" w:hAnsi="Cambria Math"/>
+                  <w:lang w:val="en-US"/>
+                </w:rPr>
+                <m:t>,</m:t>
+              </m:r>
+              <m:r>
+                <w:rPr>
+                  <w:rFonts w:ascii="Cambria Math" w:hAnsi="Cambria Math"/>
+                </w:rPr>
+                <m:t>red</m:t>
+              </m:r>
+            </m:sub>
+          </m:sSub>
+          <m:r>
+            <w:rPr>
+              <w:rFonts w:ascii="Cambria Math" w:hAnsi="Cambria Math"/>
+            </w:rPr>
+            <m:t>=</m:t>
+          </m:r>
+          <m:nary>
+            <m:naryPr>
+              <m:chr m:val="∑"/>
+              <m:limLoc m:val="undOvr"/>
+              <m:subHide m:val="1"/>
+              <m:supHide m:val="1"/>
+              <m:ctrlPr>
+                <w:rPr>
+                  <w:rFonts w:ascii="Cambria Math" w:hAnsi="Cambria Math"/>
+                  <w:i/>
+                </w:rPr>
+              </m:ctrlPr>
+            </m:naryPr>
+            <m:sub/>
+            <m:sup/>
+            <m:e>
+              <m:d>
+                <m:dPr>
+                  <m:ctrlPr>
+                    <w:rPr>
+                      <w:rFonts w:ascii="Cambria Math" w:hAnsi="Cambria Math"/>
+                      <w:i/>
+                    </w:rPr>
+                  </m:ctrlPr>
+                </m:dPr>
+                <m:e>
+                  <m:sSub>
+                    <m:sSubPr>
+                      <m:ctrlPr>
+                        <w:rPr>
+                          <w:rFonts w:ascii="Cambria Math" w:hAnsi="Cambria Math"/>
+                          <w:i/>
+                        </w:rPr>
+                      </m:ctrlPr>
+                    </m:sSubPr>
+                    <m:e>
+                      <m:r>
+                        <w:rPr>
+                          <w:rFonts w:ascii="Cambria Math" w:hAnsi="Cambria Math"/>
+                        </w:rPr>
+                        <m:t>E</m:t>
+                      </m:r>
+                    </m:e>
+                    <m:sub>
+                      <m:r>
+                        <w:rPr>
+                          <w:rFonts w:ascii="Cambria Math" w:hAnsi="Cambria Math"/>
+                        </w:rPr>
+                        <m:t>i,red</m:t>
+                      </m:r>
+                    </m:sub>
+                  </m:sSub>
+                  <m:r>
+                    <w:rPr>
+                      <w:rFonts w:ascii="Cambria Math" w:hAnsi="Cambria Math"/>
+                    </w:rPr>
+                    <m:t>∙</m:t>
+                  </m:r>
+                  <m:sSub>
+                    <m:sSubPr>
+                      <m:ctrlPr>
+                        <w:rPr>
+                          <w:rFonts w:ascii="Cambria Math" w:hAnsi="Cambria Math"/>
+                          <w:i/>
+                        </w:rPr>
+                      </m:ctrlPr>
+                    </m:sSubPr>
+                    <m:e>
+                      <m:r>
+                        <w:rPr>
+                          <w:rFonts w:ascii="Cambria Math" w:hAnsi="Cambria Math"/>
+                        </w:rPr>
+                        <m:t>A</m:t>
+                      </m:r>
+                    </m:e>
+                    <m:sub>
+                      <m:r>
+                        <w:rPr>
+                          <w:rFonts w:ascii="Cambria Math" w:hAnsi="Cambria Math"/>
+                        </w:rPr>
+                        <m:t>i.red</m:t>
+                      </m:r>
+                    </m:sub>
+                  </m:sSub>
+                  <m:r>
+                    <w:rPr>
+                      <w:rFonts w:ascii="Cambria Math" w:hAnsi="Cambria Math"/>
+                    </w:rPr>
+                    <m:t>∙</m:t>
+                  </m:r>
+                  <m:sSup>
+                    <m:sSupPr>
+                      <m:ctrlPr>
+                        <w:rPr>
+                          <w:rFonts w:ascii="Cambria Math" w:hAnsi="Cambria Math"/>
+                          <w:i/>
+                        </w:rPr>
+                      </m:ctrlPr>
+                    </m:sSupPr>
+                    <m:e>
+                      <m:d>
+                        <m:dPr>
+                          <m:ctrlPr>
+                            <w:rPr>
+                              <w:rFonts w:ascii="Cambria Math" w:hAnsi="Cambria Math"/>
+                              <w:i/>
+                            </w:rPr>
+                          </m:ctrlPr>
+                        </m:dPr>
+                        <m:e>
+                          <m:sSub>
+                            <m:sSubPr>
+                              <m:ctrlPr>
+                                <w:rPr>
+                                  <w:rFonts w:ascii="Cambria Math" w:hAnsi="Cambria Math"/>
+                                  <w:i/>
+                                </w:rPr>
+                              </m:ctrlPr>
+                            </m:sSubPr>
+                            <m:e>
+                              <m:r>
+                                <w:rPr>
+                                  <w:rFonts w:ascii="Cambria Math" w:hAnsi="Cambria Math"/>
+                                </w:rPr>
+                                <m:t>x</m:t>
+                              </m:r>
+                            </m:e>
+                            <m:sub>
+                              <m:r>
+                                <w:rPr>
+                                  <w:rFonts w:ascii="Cambria Math" w:hAnsi="Cambria Math"/>
+                                </w:rPr>
+                                <m:t>i</m:t>
+                              </m:r>
+                            </m:sub>
+                          </m:sSub>
+                          <m:r>
+                            <w:rPr>
+                              <w:rFonts w:ascii="Cambria Math" w:hAnsi="Cambria Math"/>
+                            </w:rPr>
+                            <m:t>-</m:t>
+                          </m:r>
+                          <m:sSub>
+                            <m:sSubPr>
+                              <m:ctrlPr>
+                                <w:rPr>
+                                  <w:rFonts w:ascii="Cambria Math" w:hAnsi="Cambria Math"/>
+                                  <w:i/>
+                                </w:rPr>
+                              </m:ctrlPr>
+                            </m:sSubPr>
+                            <m:e>
+                              <m:r>
+                                <w:rPr>
+                                  <w:rFonts w:ascii="Cambria Math" w:hAnsi="Cambria Math"/>
+                                  <w:lang w:val="en-US"/>
+                                </w:rPr>
+                                <m:t>x</m:t>
+                              </m:r>
+                            </m:e>
+                            <m:sub>
+                              <m:r>
+                                <w:rPr>
+                                  <w:rFonts w:ascii="Cambria Math" w:hAnsi="Cambria Math"/>
+                                </w:rPr>
+                                <m:t>gc, red</m:t>
+                              </m:r>
+                            </m:sub>
+                          </m:sSub>
+                        </m:e>
+                      </m:d>
+                    </m:e>
+                    <m:sup>
+                      <m:r>
+                        <w:rPr>
+                          <w:rFonts w:ascii="Cambria Math" w:hAnsi="Cambria Math"/>
+                        </w:rPr>
+                        <m:t>2</m:t>
+                      </m:r>
+                    </m:sup>
+                  </m:sSup>
+                </m:e>
+              </m:d>
+            </m:e>
+          </m:nary>
+        </m:oMath>
+      </m:oMathPara>
+    </w:p>
+    <w:p>
+      <w:r>
+        <w:t>Как видно из приведенных выше формул изгибная жесткость определяется относительно центра тяжести приведенного сечения, который в общем случае не совпадает с началом координат.</w:t>
+      </w:r>
+    </w:p>
+    <w:p>
+      <w:pPr>
         <w:pStyle w:val="1"/>
       </w:pPr>
-      <w:bookmarkStart w:id="8" w:name="_Toc172584287"/>
+      <w:r>
+        <w:lastRenderedPageBreak/>
+        <w:t>Расчет железобетонных элементов по образованию и раскрытию трещин</w:t>
+      </w:r>
+    </w:p>
+    <w:p>
+      <w:pPr>
+        <w:pStyle w:val="2"/>
+      </w:pPr>
+      <w:r>
+        <w:t>Общие положения</w:t>
+      </w:r>
+    </w:p>
+    <w:p>
+      <w:r>
+        <w:t>Примечание: здесь и далее, термин «образование трещины в арматуре» означает образование трещины в бетоне примитива-основы арматурного стержня на уровне оси данного арматурного стержня.</w:t>
+      </w:r>
+    </w:p>
+    <w:p>
+      <w:r>
+        <w:t xml:space="preserve">В </w:t>
+      </w:r>
+      <w:r>
+        <w:rPr>
+          <w:lang w:val="en-US"/>
+        </w:rPr>
+        <w:t>StructureHelper</w:t>
+      </w:r>
+      <w:r>
+        <w:t xml:space="preserve"> арматурные стержни, расположенные в одном сечении могут иметь различный уровень предварительного напряжения, также и </w:t>
+      </w:r>
+      <w:proofErr w:type="gramStart"/>
+      <w:r>
+        <w:t>участки бетона, являющиеся примитивом-основой для арматурных стержней могут</w:t>
+      </w:r>
+      <w:proofErr w:type="gramEnd"/>
+      <w:r>
+        <w:t xml:space="preserve"> иметь различный уровень предварительного напряжения, а также различные критерии образования трещин.</w:t>
+      </w:r>
+    </w:p>
+    <w:p>
+      <w:r>
+        <w:t>Это приводит к факту, что, в отличие от стандартной методики СП63.13330.2018 нельзя гарантировать, что арматурные стержни, имеющие наибольший уровень относительного удлинения имеют также и наибольшее удлинение относительного окружающего бетона. Например, арматурный стержень, имеющий наибольшее относительное удлинение может находиться в отремонтированном (восстановленном) слое бетона и иметь меньшую ширину раскрытия трещины относительно других стержней (или не иметь трещины совсем).</w:t>
+      </w:r>
+    </w:p>
+    <w:p>
+      <w:r>
+        <w:t>Аналогично, определение ширины раскрытия трещины производится и для сжатых стержней, так как они могут находиться в растянутом предварительными деформациями бетоне. В обычном случае (при отсутствии предварительной деформации окружающего бетона) для сжатых стержней автоматически получится ширина раскрытия трещин, равная нулю.</w:t>
+      </w:r>
+    </w:p>
+    <w:p>
+      <w:r>
+        <w:t xml:space="preserve">Также следует учитывать, что в соответствии с СП63.13330.2018 ширина раскрытия трещин при кратковременной нагрузки считается с учетом ширины от длительно действующих нагрузок и теоретически можно предположить, что при длительно действующей нагрузке стержень будет сжат, а при полных нагрузках – растянут, </w:t>
+      </w:r>
+      <w:proofErr w:type="gramStart"/>
+      <w:r>
+        <w:t>т</w:t>
+      </w:r>
+      <w:proofErr w:type="gramEnd"/>
+    </w:p>
+    <w:p>
+      <w:r>
+        <w:t xml:space="preserve">Для учета </w:t>
+      </w:r>
+      <w:r>
+        <w:t xml:space="preserve">указанных выше эффектов </w:t>
+      </w:r>
+      <w:r>
+        <w:t>образование и ширина раскрытия трещин определяется отдельно для каждого из арматурных стержней</w:t>
+      </w:r>
+      <w:r>
+        <w:t>.</w:t>
+      </w:r>
+    </w:p>
+    <w:p>
+      <w:proofErr w:type="gramStart"/>
+      <w:r>
+        <w:t xml:space="preserve">Рассматривая отдельно образование трещины для каждого из арматурных стержней в </w:t>
+      </w:r>
+      <w:r>
+        <w:rPr>
+          <w:lang w:val="en-US"/>
+        </w:rPr>
+        <w:t>StructureHelper</w:t>
+      </w:r>
+      <w:r>
+        <w:t xml:space="preserve"> может быть несколько</w:t>
+      </w:r>
+      <w:proofErr w:type="gramEnd"/>
+      <w:r>
+        <w:t xml:space="preserve"> комбинаций усилий трещинообразования (в частном случае отсутствия продольных сил – моментов трещинообразования) для одного сечения. На первый взгляд данное утверждение кажется непривычным, однако оно характерно, в том числе, для сборно-монолитных конструкций и описано, например, в книге Михайлова В.В. «Предварительно напряженные железобетонные конструкции».</w:t>
+      </w:r>
+    </w:p>
+    <w:p>
+      <w:r>
+        <w:t xml:space="preserve">Таким образом, </w:t>
+      </w:r>
+      <w:r>
+        <w:rPr>
+          <w:lang w:val="en-US"/>
+        </w:rPr>
+        <w:t>StructureHelper</w:t>
+      </w:r>
+      <w:r>
+        <w:t xml:space="preserve"> позволяет рассмотреть наиболее общий случай образования и раскрытия трещин в железобетонных элементах.</w:t>
+      </w:r>
+      <w:bookmarkStart w:id="8" w:name="_GoBack"/>
+      <w:bookmarkEnd w:id="8"/>
+    </w:p>
+    <w:p>
+      <w:pPr>
+        <w:pStyle w:val="2"/>
+      </w:pPr>
+      <w:r>
+        <w:t>Определение ширины раскрытия трещин в железобетонных конструкциях</w:t>
+      </w:r>
+    </w:p>
+    <w:p>
+      <w:r>
+        <w:t>В соответствии с СП 63.13330.2018 ширина раскрытия трещин определяется по формуле:</w:t>
+      </w:r>
+    </w:p>
+    <w:p>
+      <w:pPr>
+        <w:rPr>
+          <w:rFonts w:eastAsiaTheme="minorEastAsia"/>
+          <w:lang w:val="en-US"/>
+        </w:rPr>
+      </w:pPr>
+      <m:oMathPara>
+        <m:oMath>
+          <m:sSub>
+            <m:sSubPr>
+              <m:ctrlPr>
+                <w:rPr>
+                  <w:rFonts w:ascii="Cambria Math" w:hAnsi="Cambria Math"/>
+                  <w:i/>
+                </w:rPr>
+              </m:ctrlPr>
+            </m:sSubPr>
+            <m:e>
+              <m:r>
+                <w:rPr>
+                  <w:rFonts w:ascii="Cambria Math" w:hAnsi="Cambria Math"/>
+                </w:rPr>
+                <m:t>a</m:t>
+              </m:r>
+            </m:e>
+            <m:sub>
+              <m:r>
+                <w:rPr>
+                  <w:rFonts w:ascii="Cambria Math" w:hAnsi="Cambria Math"/>
+                  <w:lang w:val="en-US"/>
+                </w:rPr>
+                <m:t>crc</m:t>
+              </m:r>
+            </m:sub>
+          </m:sSub>
+          <m:r>
+            <w:rPr>
+              <w:rFonts w:ascii="Cambria Math" w:hAnsi="Cambria Math"/>
+            </w:rPr>
+            <m:t>=</m:t>
+          </m:r>
+          <m:sSub>
+            <m:sSubPr>
+              <m:ctrlPr>
+                <w:rPr>
+                  <w:rFonts w:ascii="Cambria Math" w:hAnsi="Cambria Math"/>
+                  <w:i/>
+                </w:rPr>
+              </m:ctrlPr>
+            </m:sSubPr>
+            <m:e>
+              <m:r>
+                <w:rPr>
+                  <w:rFonts w:ascii="Cambria Math" w:hAnsi="Cambria Math"/>
+                </w:rPr>
+                <m:t>φ</m:t>
+              </m:r>
+            </m:e>
+            <m:sub>
+              <m:r>
+                <w:rPr>
+                  <w:rFonts w:ascii="Cambria Math" w:hAnsi="Cambria Math"/>
+                </w:rPr>
+                <m:t>1</m:t>
+              </m:r>
+            </m:sub>
+          </m:sSub>
+          <m:r>
+            <w:rPr>
+              <w:rFonts w:ascii="Cambria Math" w:hAnsi="Cambria Math"/>
+            </w:rPr>
+            <m:t>∙</m:t>
+          </m:r>
+          <m:sSub>
+            <m:sSubPr>
+              <m:ctrlPr>
+                <w:rPr>
+                  <w:rFonts w:ascii="Cambria Math" w:hAnsi="Cambria Math"/>
+                  <w:i/>
+                </w:rPr>
+              </m:ctrlPr>
+            </m:sSubPr>
+            <m:e>
+              <m:r>
+                <w:rPr>
+                  <w:rFonts w:ascii="Cambria Math" w:hAnsi="Cambria Math"/>
+                </w:rPr>
+                <m:t>φ</m:t>
+              </m:r>
+            </m:e>
+            <m:sub>
+              <m:r>
+                <w:rPr>
+                  <w:rFonts w:ascii="Cambria Math" w:hAnsi="Cambria Math"/>
+                </w:rPr>
+                <m:t>2</m:t>
+              </m:r>
+            </m:sub>
+          </m:sSub>
+          <m:r>
+            <w:rPr>
+              <w:rFonts w:ascii="Cambria Math" w:hAnsi="Cambria Math"/>
+            </w:rPr>
+            <m:t>∙</m:t>
+          </m:r>
+          <m:sSub>
+            <m:sSubPr>
+              <m:ctrlPr>
+                <w:rPr>
+                  <w:rFonts w:ascii="Cambria Math" w:hAnsi="Cambria Math"/>
+                  <w:i/>
+                </w:rPr>
+              </m:ctrlPr>
+            </m:sSubPr>
+            <m:e>
+              <m:r>
+                <w:rPr>
+                  <w:rFonts w:ascii="Cambria Math" w:hAnsi="Cambria Math"/>
+                </w:rPr>
+                <m:t>φ</m:t>
+              </m:r>
+            </m:e>
+            <m:sub>
+              <m:r>
+                <w:rPr>
+                  <w:rFonts w:ascii="Cambria Math" w:hAnsi="Cambria Math"/>
+                </w:rPr>
+                <m:t>3</m:t>
+              </m:r>
+            </m:sub>
+          </m:sSub>
+          <m:r>
+            <w:rPr>
+              <w:rFonts w:ascii="Cambria Math" w:hAnsi="Cambria Math"/>
+            </w:rPr>
+            <m:t>∙</m:t>
+          </m:r>
+          <m:sSub>
+            <m:sSubPr>
+              <m:ctrlPr>
+                <w:rPr>
+                  <w:rFonts w:ascii="Cambria Math" w:hAnsi="Cambria Math"/>
+                  <w:i/>
+                </w:rPr>
+              </m:ctrlPr>
+            </m:sSubPr>
+            <m:e>
+              <m:r>
+                <w:rPr>
+                  <w:rFonts w:ascii="Cambria Math" w:hAnsi="Cambria Math"/>
+                </w:rPr>
+                <m:t>ψ</m:t>
+              </m:r>
+            </m:e>
+            <m:sub>
+              <m:r>
+                <w:rPr>
+                  <w:rFonts w:ascii="Cambria Math" w:hAnsi="Cambria Math"/>
+                </w:rPr>
+                <m:t>s</m:t>
+              </m:r>
+            </m:sub>
+          </m:sSub>
+          <m:r>
+            <w:rPr>
+              <w:rFonts w:ascii="Cambria Math" w:hAnsi="Cambria Math"/>
+            </w:rPr>
+            <m:t>∙</m:t>
+          </m:r>
+          <m:f>
+            <m:fPr>
+              <m:ctrlPr>
+                <w:rPr>
+                  <w:rFonts w:ascii="Cambria Math" w:hAnsi="Cambria Math"/>
+                  <w:i/>
+                </w:rPr>
+              </m:ctrlPr>
+            </m:fPr>
+            <m:num>
+              <m:sSub>
+                <m:sSubPr>
+                  <m:ctrlPr>
+                    <w:rPr>
+                      <w:rFonts w:ascii="Cambria Math" w:hAnsi="Cambria Math"/>
+                      <w:i/>
+                    </w:rPr>
+                  </m:ctrlPr>
+                </m:sSubPr>
+                <m:e>
+                  <m:r>
+                    <w:rPr>
+                      <w:rFonts w:ascii="Cambria Math" w:hAnsi="Cambria Math"/>
+                    </w:rPr>
+                    <m:t>σ</m:t>
+                  </m:r>
+                </m:e>
+                <m:sub>
+                  <m:r>
+                    <w:rPr>
+                      <w:rFonts w:ascii="Cambria Math" w:hAnsi="Cambria Math"/>
+                    </w:rPr>
+                    <m:t>s</m:t>
+                  </m:r>
+                </m:sub>
+              </m:sSub>
+            </m:num>
+            <m:den>
+              <m:sSub>
+                <m:sSubPr>
+                  <m:ctrlPr>
+                    <w:rPr>
+                      <w:rFonts w:ascii="Cambria Math" w:hAnsi="Cambria Math"/>
+                      <w:i/>
+                    </w:rPr>
+                  </m:ctrlPr>
+                </m:sSubPr>
+                <m:e>
+                  <m:r>
+                    <w:rPr>
+                      <w:rFonts w:ascii="Cambria Math" w:hAnsi="Cambria Math"/>
+                    </w:rPr>
+                    <m:t>E</m:t>
+                  </m:r>
+                </m:e>
+                <m:sub>
+                  <m:r>
+                    <w:rPr>
+                      <w:rFonts w:ascii="Cambria Math" w:hAnsi="Cambria Math"/>
+                    </w:rPr>
+                    <m:t>s</m:t>
+                  </m:r>
+                </m:sub>
+              </m:sSub>
+            </m:den>
+          </m:f>
+          <m:r>
+            <w:rPr>
+              <w:rFonts w:ascii="Cambria Math" w:hAnsi="Cambria Math"/>
+            </w:rPr>
+            <m:t>∙</m:t>
+          </m:r>
+          <m:sSub>
+            <m:sSubPr>
+              <m:ctrlPr>
+                <w:rPr>
+                  <w:rFonts w:ascii="Cambria Math" w:hAnsi="Cambria Math"/>
+                  <w:i/>
+                </w:rPr>
+              </m:ctrlPr>
+            </m:sSubPr>
+            <m:e>
+              <m:r>
+                <w:rPr>
+                  <w:rFonts w:ascii="Cambria Math" w:hAnsi="Cambria Math"/>
+                </w:rPr>
+                <m:t>l</m:t>
+              </m:r>
+            </m:e>
+            <m:sub>
+              <m:r>
+                <w:rPr>
+                  <w:rFonts w:ascii="Cambria Math" w:hAnsi="Cambria Math"/>
+                </w:rPr>
+                <m:t>s</m:t>
+              </m:r>
+            </m:sub>
+          </m:sSub>
+        </m:oMath>
+      </m:oMathPara>
+    </w:p>
+    <w:p>
+      <w:pPr>
+        <w:rPr>
+          <w:rFonts w:eastAsiaTheme="minorEastAsia"/>
+        </w:rPr>
+      </w:pPr>
+      <w:r>
+        <w:rPr>
+          <w:rFonts w:eastAsiaTheme="minorEastAsia"/>
+        </w:rPr>
+        <w:t>Учитывая,</w:t>
+      </w:r>
+      <w:r>
+        <w:rPr>
+          <w:rFonts w:eastAsiaTheme="minorEastAsia"/>
+        </w:rPr>
+        <w:t xml:space="preserve"> что </w:t>
+      </w:r>
+      <w:r>
+        <w:rPr>
+          <w:rFonts w:eastAsiaTheme="minorEastAsia"/>
+        </w:rPr>
+        <w:t xml:space="preserve">отношение </w:t>
+      </w:r>
+    </w:p>
+    <w:p>
+      <w:pPr>
+        <w:rPr>
+          <w:rFonts w:eastAsiaTheme="minorEastAsia"/>
+        </w:rPr>
+      </w:pPr>
+      <m:oMath>
+        <m:f>
+          <m:fPr>
+            <m:ctrlPr>
+              <w:rPr>
+                <w:rFonts w:ascii="Cambria Math" w:hAnsi="Cambria Math"/>
+                <w:i/>
+              </w:rPr>
+            </m:ctrlPr>
+          </m:fPr>
+          <m:num>
+            <m:sSub>
+              <m:sSubPr>
+                <m:ctrlPr>
+                  <w:rPr>
+                    <w:rFonts w:ascii="Cambria Math" w:hAnsi="Cambria Math"/>
+                    <w:i/>
+                  </w:rPr>
+                </m:ctrlPr>
+              </m:sSubPr>
+              <m:e>
+                <m:r>
+                  <w:rPr>
+                    <w:rFonts w:ascii="Cambria Math" w:hAnsi="Cambria Math"/>
+                  </w:rPr>
+                  <m:t>σ</m:t>
+                </m:r>
+              </m:e>
+              <m:sub>
+                <m:r>
+                  <w:rPr>
+                    <w:rFonts w:ascii="Cambria Math" w:hAnsi="Cambria Math"/>
+                  </w:rPr>
+                  <m:t>s</m:t>
+                </m:r>
+              </m:sub>
+            </m:sSub>
+          </m:num>
+          <m:den>
+            <m:sSub>
+              <m:sSubPr>
+                <m:ctrlPr>
+                  <w:rPr>
+                    <w:rFonts w:ascii="Cambria Math" w:hAnsi="Cambria Math"/>
+                    <w:i/>
+                  </w:rPr>
+                </m:ctrlPr>
+              </m:sSubPr>
+              <m:e>
+                <m:r>
+                  <w:rPr>
+                    <w:rFonts w:ascii="Cambria Math" w:hAnsi="Cambria Math"/>
+                  </w:rPr>
+                  <m:t>E</m:t>
+                </m:r>
+              </m:e>
+              <m:sub>
+                <m:r>
+                  <w:rPr>
+                    <w:rFonts w:ascii="Cambria Math" w:hAnsi="Cambria Math"/>
+                  </w:rPr>
+                  <m:t>s</m:t>
+                </m:r>
+              </m:sub>
+            </m:sSub>
+          </m:den>
+        </m:f>
+      </m:oMath>
+      <w:r>
+        <w:rPr>
+          <w:rFonts w:eastAsiaTheme="minorEastAsia"/>
+        </w:rPr>
+        <w:t xml:space="preserve"> оп</w:t>
+      </w:r>
+      <w:proofErr w:type="spellStart"/>
+      <w:r>
+        <w:rPr>
+          <w:rFonts w:eastAsiaTheme="minorEastAsia"/>
+        </w:rPr>
+        <w:t>ределяет</w:t>
+      </w:r>
+      <w:proofErr w:type="spellEnd"/>
+      <w:r>
+        <w:rPr>
+          <w:rFonts w:eastAsiaTheme="minorEastAsia"/>
+        </w:rPr>
+        <w:t xml:space="preserve"> относительное удлинение арматуры в упругой стадии, в </w:t>
+      </w:r>
+      <w:r>
+        <w:rPr>
+          <w:rFonts w:eastAsiaTheme="minorEastAsia"/>
+          <w:lang w:val="en-US"/>
+        </w:rPr>
+        <w:t>StructureHelper</w:t>
+      </w:r>
+      <w:r>
+        <w:rPr>
+          <w:rFonts w:eastAsiaTheme="minorEastAsia"/>
+        </w:rPr>
+        <w:t xml:space="preserve"> формула применяется в виде</w:t>
+      </w:r>
+    </w:p>
+    <w:p>
+      <w:pPr>
+        <w:rPr>
+          <w:rFonts w:eastAsiaTheme="minorEastAsia"/>
+          <w:lang w:val="en-US"/>
+        </w:rPr>
+      </w:pPr>
+      <m:oMathPara>
+        <m:oMath>
+          <m:sSub>
+            <m:sSubPr>
+              <m:ctrlPr>
+                <w:rPr>
+                  <w:rFonts w:ascii="Cambria Math" w:hAnsi="Cambria Math"/>
+                  <w:i/>
+                </w:rPr>
+              </m:ctrlPr>
+            </m:sSubPr>
+            <m:e>
+              <m:r>
+                <w:rPr>
+                  <w:rFonts w:ascii="Cambria Math" w:hAnsi="Cambria Math"/>
+                </w:rPr>
+                <m:t>a</m:t>
+              </m:r>
+            </m:e>
+            <m:sub>
+              <m:r>
+                <w:rPr>
+                  <w:rFonts w:ascii="Cambria Math" w:hAnsi="Cambria Math"/>
+                  <w:lang w:val="en-US"/>
+                </w:rPr>
+                <m:t>crc</m:t>
+              </m:r>
+            </m:sub>
+          </m:sSub>
+          <m:r>
+            <w:rPr>
+              <w:rFonts w:ascii="Cambria Math" w:hAnsi="Cambria Math"/>
+            </w:rPr>
+            <m:t>=</m:t>
+          </m:r>
+          <m:sSub>
+            <m:sSubPr>
+              <m:ctrlPr>
+                <w:rPr>
+                  <w:rFonts w:ascii="Cambria Math" w:hAnsi="Cambria Math"/>
+                  <w:i/>
+                </w:rPr>
+              </m:ctrlPr>
+            </m:sSubPr>
+            <m:e>
+              <m:r>
+                <w:rPr>
+                  <w:rFonts w:ascii="Cambria Math" w:hAnsi="Cambria Math"/>
+                </w:rPr>
+                <m:t>φ</m:t>
+              </m:r>
+            </m:e>
+            <m:sub>
+              <m:r>
+                <w:rPr>
+                  <w:rFonts w:ascii="Cambria Math" w:hAnsi="Cambria Math"/>
+                </w:rPr>
+                <m:t>1</m:t>
+              </m:r>
+            </m:sub>
+          </m:sSub>
+          <m:r>
+            <w:rPr>
+              <w:rFonts w:ascii="Cambria Math" w:hAnsi="Cambria Math"/>
+            </w:rPr>
+            <m:t>∙</m:t>
+          </m:r>
+          <m:sSub>
+            <m:sSubPr>
+              <m:ctrlPr>
+                <w:rPr>
+                  <w:rFonts w:ascii="Cambria Math" w:hAnsi="Cambria Math"/>
+                  <w:i/>
+                </w:rPr>
+              </m:ctrlPr>
+            </m:sSubPr>
+            <m:e>
+              <m:r>
+                <w:rPr>
+                  <w:rFonts w:ascii="Cambria Math" w:hAnsi="Cambria Math"/>
+                </w:rPr>
+                <m:t>φ</m:t>
+              </m:r>
+            </m:e>
+            <m:sub>
+              <m:r>
+                <w:rPr>
+                  <w:rFonts w:ascii="Cambria Math" w:hAnsi="Cambria Math"/>
+                </w:rPr>
+                <m:t>2</m:t>
+              </m:r>
+            </m:sub>
+          </m:sSub>
+          <m:r>
+            <w:rPr>
+              <w:rFonts w:ascii="Cambria Math" w:hAnsi="Cambria Math"/>
+            </w:rPr>
+            <m:t>∙</m:t>
+          </m:r>
+          <m:sSub>
+            <m:sSubPr>
+              <m:ctrlPr>
+                <w:rPr>
+                  <w:rFonts w:ascii="Cambria Math" w:hAnsi="Cambria Math"/>
+                  <w:i/>
+                </w:rPr>
+              </m:ctrlPr>
+            </m:sSubPr>
+            <m:e>
+              <m:r>
+                <w:rPr>
+                  <w:rFonts w:ascii="Cambria Math" w:hAnsi="Cambria Math"/>
+                </w:rPr>
+                <m:t>φ</m:t>
+              </m:r>
+            </m:e>
+            <m:sub>
+              <m:r>
+                <w:rPr>
+                  <w:rFonts w:ascii="Cambria Math" w:hAnsi="Cambria Math"/>
+                </w:rPr>
+                <m:t>3</m:t>
+              </m:r>
+            </m:sub>
+          </m:sSub>
+          <m:r>
+            <w:rPr>
+              <w:rFonts w:ascii="Cambria Math" w:hAnsi="Cambria Math"/>
+            </w:rPr>
+            <m:t>∙</m:t>
+          </m:r>
+          <m:sSub>
+            <m:sSubPr>
+              <m:ctrlPr>
+                <w:rPr>
+                  <w:rFonts w:ascii="Cambria Math" w:hAnsi="Cambria Math"/>
+                  <w:i/>
+                </w:rPr>
+              </m:ctrlPr>
+            </m:sSubPr>
+            <m:e>
+              <m:r>
+                <w:rPr>
+                  <w:rFonts w:ascii="Cambria Math" w:hAnsi="Cambria Math"/>
+                </w:rPr>
+                <m:t>ψ</m:t>
+              </m:r>
+            </m:e>
+            <m:sub>
+              <m:r>
+                <w:rPr>
+                  <w:rFonts w:ascii="Cambria Math" w:hAnsi="Cambria Math"/>
+                </w:rPr>
+                <m:t>s</m:t>
+              </m:r>
+            </m:sub>
+          </m:sSub>
+          <m:r>
+            <w:rPr>
+              <w:rFonts w:ascii="Cambria Math" w:hAnsi="Cambria Math"/>
+            </w:rPr>
+            <m:t>∙</m:t>
+          </m:r>
+          <m:d>
+            <m:dPr>
+              <m:ctrlPr>
+                <w:rPr>
+                  <w:rFonts w:ascii="Cambria Math" w:hAnsi="Cambria Math"/>
+                  <w:i/>
+                </w:rPr>
+              </m:ctrlPr>
+            </m:dPr>
+            <m:e>
+              <m:sSub>
+                <m:sSubPr>
+                  <m:ctrlPr>
+                    <w:rPr>
+                      <w:rFonts w:ascii="Cambria Math" w:hAnsi="Cambria Math"/>
+                      <w:i/>
+                    </w:rPr>
+                  </m:ctrlPr>
+                </m:sSubPr>
+                <m:e>
+                  <m:r>
+                    <w:rPr>
+                      <w:rFonts w:ascii="Cambria Math" w:hAnsi="Cambria Math"/>
+                    </w:rPr>
+                    <m:t>ε</m:t>
+                  </m:r>
+                </m:e>
+                <m:sub>
+                  <m:r>
+                    <w:rPr>
+                      <w:rFonts w:ascii="Cambria Math" w:hAnsi="Cambria Math"/>
+                      <w:lang w:val="en-US"/>
+                    </w:rPr>
+                    <m:t>s</m:t>
+                  </m:r>
+                </m:sub>
+              </m:sSub>
+              <m:r>
+                <w:rPr>
+                  <w:rFonts w:ascii="Cambria Math" w:hAnsi="Cambria Math"/>
+                </w:rPr>
+                <m:t>+</m:t>
+              </m:r>
+              <m:sSub>
+                <m:sSubPr>
+                  <m:ctrlPr>
+                    <w:rPr>
+                      <w:rFonts w:ascii="Cambria Math" w:hAnsi="Cambria Math"/>
+                      <w:i/>
+                    </w:rPr>
+                  </m:ctrlPr>
+                </m:sSubPr>
+                <m:e>
+                  <m:r>
+                    <w:rPr>
+                      <w:rFonts w:ascii="Cambria Math" w:hAnsi="Cambria Math"/>
+                    </w:rPr>
+                    <m:t>ε</m:t>
+                  </m:r>
+                </m:e>
+                <m:sub>
+                  <m:r>
+                    <w:rPr>
+                      <w:rFonts w:ascii="Cambria Math" w:hAnsi="Cambria Math"/>
+                      <w:lang w:val="en-US"/>
+                    </w:rPr>
+                    <m:t>b,0</m:t>
+                  </m:r>
+                </m:sub>
+              </m:sSub>
+            </m:e>
+          </m:d>
+          <m:r>
+            <w:rPr>
+              <w:rFonts w:ascii="Cambria Math" w:hAnsi="Cambria Math"/>
+            </w:rPr>
+            <m:t>∙</m:t>
+          </m:r>
+          <m:sSub>
+            <m:sSubPr>
+              <m:ctrlPr>
+                <w:rPr>
+                  <w:rFonts w:ascii="Cambria Math" w:hAnsi="Cambria Math"/>
+                  <w:i/>
+                </w:rPr>
+              </m:ctrlPr>
+            </m:sSubPr>
+            <m:e>
+              <m:r>
+                <w:rPr>
+                  <w:rFonts w:ascii="Cambria Math" w:hAnsi="Cambria Math"/>
+                </w:rPr>
+                <m:t>l</m:t>
+              </m:r>
+            </m:e>
+            <m:sub>
+              <m:r>
+                <w:rPr>
+                  <w:rFonts w:ascii="Cambria Math" w:hAnsi="Cambria Math"/>
+                </w:rPr>
+                <m:t>s</m:t>
+              </m:r>
+            </m:sub>
+          </m:sSub>
+        </m:oMath>
+      </m:oMathPara>
+    </w:p>
+    <w:p>
+      <w:r>
+        <w:t>Где</w:t>
+      </w:r>
+    </w:p>
+    <w:p>
+      <w:pPr>
+        <w:rPr>
+          <w:rFonts w:eastAsiaTheme="minorEastAsia"/>
+        </w:rPr>
+      </w:pPr>
+      <m:oMath>
+        <m:sSub>
+          <m:sSubPr>
+            <m:ctrlPr>
+              <w:rPr>
+                <w:rFonts w:ascii="Cambria Math" w:hAnsi="Cambria Math"/>
+                <w:i/>
+              </w:rPr>
+            </m:ctrlPr>
+          </m:sSubPr>
+          <m:e>
+            <m:r>
+              <w:rPr>
+                <w:rFonts w:ascii="Cambria Math" w:hAnsi="Cambria Math"/>
+              </w:rPr>
+              <m:t>ε</m:t>
+            </m:r>
+          </m:e>
+          <m:sub>
+            <m:r>
+              <w:rPr>
+                <w:rFonts w:ascii="Cambria Math" w:hAnsi="Cambria Math"/>
+                <w:lang w:val="en-US"/>
+              </w:rPr>
+              <m:t>b</m:t>
+            </m:r>
+            <m:r>
+              <w:rPr>
+                <w:rFonts w:ascii="Cambria Math" w:hAnsi="Cambria Math"/>
+              </w:rPr>
+              <m:t>,0</m:t>
+            </m:r>
+          </m:sub>
+        </m:sSub>
+      </m:oMath>
+      <w:r>
+        <w:rPr>
+          <w:rFonts w:eastAsiaTheme="minorEastAsia"/>
+        </w:rPr>
+        <w:t xml:space="preserve"> – начальное относительное удлинение бетона, вызванное его предварительным напряжением, например, от действия усадки или при более поздней укладке бетона в момент, когда сечение уже имеет некоторое напряженное состояние.</w:t>
+      </w:r>
+    </w:p>
+    <w:p>
+      <w:r>
+        <w:rPr>
+          <w:rFonts w:eastAsiaTheme="minorEastAsia"/>
+        </w:rPr>
+        <w:t>Например, если бетон имеет начальное относительное напряжение, вызванное усадкой, то даже при нулевых напряжения</w:t>
+      </w:r>
+      <w:r>
+        <w:rPr>
+          <w:rFonts w:eastAsiaTheme="minorEastAsia"/>
+        </w:rPr>
+        <w:t>х</w:t>
+      </w:r>
+      <w:r>
+        <w:rPr>
+          <w:rFonts w:eastAsiaTheme="minorEastAsia"/>
+        </w:rPr>
+        <w:t xml:space="preserve"> в арматуре возможно образование и раскрытие трещин.</w:t>
+      </w:r>
+    </w:p>
+    <w:p>
+      <w:pPr>
+        <w:pStyle w:val="1"/>
+      </w:pPr>
+      <w:bookmarkStart w:id="9" w:name="_Toc172584287"/>
       <w:r>
         <w:lastRenderedPageBreak/>
         <w:t xml:space="preserve">Поперечное </w:t>
@@ -5426,7 +8756,7 @@
       <w:r>
         <w:t>сечение</w:t>
       </w:r>
-      <w:bookmarkEnd w:id="8"/>
+      <w:bookmarkEnd w:id="9"/>
     </w:p>
     <w:p>
       <w:r>
@@ -5671,7 +9001,7 @@
       <w:pPr>
         <w:pStyle w:val="ae"/>
       </w:pPr>
-      <w:bookmarkStart w:id="9" w:name="_Toc172584313"/>
+      <w:bookmarkStart w:id="10" w:name="_Toc172584313"/>
       <w:r>
         <w:t xml:space="preserve">Рисунок </w:t>
       </w:r>
@@ -5697,7 +9027,7 @@
         <w:rPr>
           <w:noProof/>
         </w:rPr>
-        <w:t>7</w:t>
+        <w:t>8</w:t>
       </w:r>
       <w:r>
         <w:rPr>
@@ -5744,31 +9074,31 @@
       <w:r>
         <w:t>Составное сечение тавровой балки из 2-х геометрических примитивов, имеющих различные материалы</w:t>
       </w:r>
-      <w:bookmarkEnd w:id="9"/>
+      <w:bookmarkEnd w:id="10"/>
     </w:p>
     <w:p>
       <w:pPr>
         <w:pStyle w:val="1"/>
       </w:pPr>
-      <w:bookmarkStart w:id="10" w:name="_Toc172584288"/>
+      <w:bookmarkStart w:id="11" w:name="_Toc172584288"/>
       <w:r>
         <w:lastRenderedPageBreak/>
         <w:t>Геометрические примитивы</w:t>
       </w:r>
-      <w:bookmarkEnd w:id="10"/>
+      <w:bookmarkEnd w:id="11"/>
     </w:p>
     <w:p>
       <w:pPr>
         <w:pStyle w:val="2"/>
       </w:pPr>
-      <w:bookmarkStart w:id="11" w:name="_Toc172584289"/>
+      <w:bookmarkStart w:id="12" w:name="_Toc172584289"/>
       <w:r>
         <w:t>Общая</w:t>
       </w:r>
       <w:r>
         <w:t xml:space="preserve"> информация</w:t>
       </w:r>
-      <w:bookmarkEnd w:id="11"/>
+      <w:bookmarkEnd w:id="12"/>
     </w:p>
     <w:p>
       <w:r>
@@ -5836,7 +9166,7 @@
       <w:pPr>
         <w:pStyle w:val="2"/>
       </w:pPr>
-      <w:bookmarkStart w:id="12" w:name="_Toc172584290"/>
+      <w:bookmarkStart w:id="13" w:name="_Toc172584290"/>
       <w:r>
         <w:t>Примитив</w:t>
       </w:r>
@@ -5846,7 +9176,7 @@
       <w:r>
         <w:t>основа</w:t>
       </w:r>
-      <w:bookmarkEnd w:id="12"/>
+      <w:bookmarkEnd w:id="13"/>
     </w:p>
     <w:p>
       <w:r>
@@ -5874,10 +9204,26 @@
         <w:t>”</w:t>
       </w:r>
       <w:r>
-        <w:t>) означает, что главный примитив может содержать некоторое количество подчиненных примитивов. Например, когда вы создаете поперечное сечение железобетонной колонны, ваши арматурные стержни будут иметь основу – прямоугольник или круг с материалом бетона. Примитив-основа требуется для получения многих важных свойств бетона при расчете железобетонных элементов, например, при расчете длины нахлеста арматурных стержней</w:t>
-      </w:r>
-      <w:r>
-        <w:t>, а также при вычислении параметров трещиностойкости.</w:t>
+        <w:t xml:space="preserve">) означает, что главный примитив может содержать некоторое количество подчиненных примитивов. Например, когда вы создаете поперечное сечение железобетонной колонны, ваши арматурные стержни будут иметь основу – прямоугольник или круг с материалом бетона. Примитив-основа требуется для получения многих важных свойств бетона при расчете железобетонных элементов, например, при расчете длины </w:t>
+      </w:r>
+      <w:proofErr w:type="spellStart"/>
+      <w:r>
+        <w:t>нахлеста</w:t>
+      </w:r>
+      <w:proofErr w:type="spellEnd"/>
+      <w:r>
+        <w:t xml:space="preserve"> арматурных стержней</w:t>
+      </w:r>
+      <w:r>
+        <w:t xml:space="preserve">, а также при вычислении параметров </w:t>
+      </w:r>
+      <w:proofErr w:type="spellStart"/>
+      <w:r>
+        <w:t>трещиностойкости</w:t>
+      </w:r>
+      <w:proofErr w:type="spellEnd"/>
+      <w:r>
+        <w:t>.</w:t>
       </w:r>
     </w:p>
     <w:p>
@@ -5933,7 +9279,7 @@
       <w:pPr>
         <w:pStyle w:val="ae"/>
       </w:pPr>
-      <w:bookmarkStart w:id="13" w:name="_Toc172584314"/>
+      <w:bookmarkStart w:id="14" w:name="_Toc172584314"/>
       <w:r>
         <w:t xml:space="preserve">Рисунок </w:t>
       </w:r>
@@ -5959,7 +9305,7 @@
         <w:rPr>
           <w:noProof/>
         </w:rPr>
-        <w:t>8</w:t>
+        <w:t>9</w:t>
       </w:r>
       <w:r>
         <w:rPr>
@@ -6006,17 +9352,17 @@
       <w:r>
         <w:t>Примитив-основа для арматурного стержня</w:t>
       </w:r>
-      <w:bookmarkEnd w:id="13"/>
+      <w:bookmarkEnd w:id="14"/>
     </w:p>
     <w:p>
       <w:pPr>
         <w:pStyle w:val="2"/>
       </w:pPr>
-      <w:bookmarkStart w:id="14" w:name="_Toc172584291"/>
+      <w:bookmarkStart w:id="15" w:name="_Toc172584291"/>
       <w:r>
         <w:t>Арматурный стержень</w:t>
       </w:r>
-      <w:bookmarkEnd w:id="14"/>
+      <w:bookmarkEnd w:id="15"/>
     </w:p>
     <w:p>
       <w:r>
@@ -6050,10 +9396,23 @@
     </w:p>
     <w:p>
       <w:r>
-        <w:t>- Возможность расчета длин анкеровки</w:t>
-      </w:r>
-      <w:r>
-        <w:t xml:space="preserve"> и нахлеста.</w:t>
+        <w:t xml:space="preserve">- Возможность расчета длин </w:t>
+      </w:r>
+      <w:proofErr w:type="spellStart"/>
+      <w:r>
+        <w:t>анкеровки</w:t>
+      </w:r>
+      <w:proofErr w:type="spellEnd"/>
+      <w:r>
+        <w:t xml:space="preserve"> и </w:t>
+      </w:r>
+      <w:proofErr w:type="spellStart"/>
+      <w:r>
+        <w:t>нахлеста</w:t>
+      </w:r>
+      <w:proofErr w:type="spellEnd"/>
+      <w:r>
+        <w:t>.</w:t>
       </w:r>
     </w:p>
     <w:p>
@@ -6125,11 +9484,11 @@
       <w:pPr>
         <w:pStyle w:val="2"/>
       </w:pPr>
-      <w:bookmarkStart w:id="15" w:name="_Toc172584292"/>
+      <w:bookmarkStart w:id="16" w:name="_Toc172584292"/>
       <w:r>
         <w:t>Предварительное напряжение</w:t>
       </w:r>
-      <w:bookmarkEnd w:id="15"/>
+      <w:bookmarkEnd w:id="16"/>
     </w:p>
     <w:p>
       <w:r>
@@ -6483,12 +9842,14 @@
       <w:r>
         <w:t xml:space="preserve"> (</w:t>
       </w:r>
+      <w:proofErr w:type="spellStart"/>
       <w:r>
         <w:rPr>
           <w:lang w:val="en-US"/>
         </w:rPr>
         <w:t>Ky</w:t>
       </w:r>
+      <w:proofErr w:type="spellEnd"/>
       <w:r>
         <w:t>),</w:t>
       </w:r>
@@ -6569,7 +9930,7 @@
       <w:pPr>
         <w:pStyle w:val="ae"/>
       </w:pPr>
-      <w:bookmarkStart w:id="16" w:name="_Toc172584315"/>
+      <w:bookmarkStart w:id="17" w:name="_Toc172584315"/>
       <w:r>
         <w:t xml:space="preserve">Рисунок </w:t>
       </w:r>
@@ -6595,7 +9956,7 @@
         <w:rPr>
           <w:noProof/>
         </w:rPr>
-        <w:t>8</w:t>
+        <w:t>9</w:t>
       </w:r>
       <w:r>
         <w:rPr>
@@ -6654,7 +10015,7 @@
       <w:r>
         <w:t>для примитива</w:t>
       </w:r>
-      <w:bookmarkEnd w:id="16"/>
+      <w:bookmarkEnd w:id="17"/>
     </w:p>
     <w:p>
       <w:r>
@@ -7970,11 +11331,11 @@
       <w:pPr>
         <w:pStyle w:val="2"/>
       </w:pPr>
-      <w:bookmarkStart w:id="17" w:name="_Toc172584293"/>
+      <w:bookmarkStart w:id="18" w:name="_Toc172584293"/>
       <w:r>
         <w:t>Шаблоны</w:t>
       </w:r>
-      <w:bookmarkEnd w:id="17"/>
+      <w:bookmarkEnd w:id="18"/>
     </w:p>
     <w:p>
       <w:r>
@@ -8173,7 +11534,7 @@
       <w:pPr>
         <w:pStyle w:val="ae"/>
       </w:pPr>
-      <w:bookmarkStart w:id="18" w:name="_Toc172584316"/>
+      <w:bookmarkStart w:id="19" w:name="_Toc172584316"/>
       <w:r>
         <w:t xml:space="preserve">Рисунок </w:t>
       </w:r>
@@ -8199,7 +11560,7 @@
         <w:rPr>
           <w:noProof/>
         </w:rPr>
-        <w:t>8</w:t>
+        <w:t>9</w:t>
       </w:r>
       <w:r>
         <w:rPr>
@@ -8264,7 +11625,7 @@
       <w:r>
         <w:t>железобетонного элемента.</w:t>
       </w:r>
-      <w:bookmarkEnd w:id="18"/>
+      <w:bookmarkEnd w:id="19"/>
     </w:p>
     <w:p>
       <w:r>
@@ -8316,7 +11677,7 @@
       <w:pPr>
         <w:pStyle w:val="2"/>
       </w:pPr>
-      <w:bookmarkStart w:id="19" w:name="_Toc172584294"/>
+      <w:bookmarkStart w:id="20" w:name="_Toc172584294"/>
       <w:r>
         <w:t>Точки значений (</w:t>
       </w:r>
@@ -8329,7 +11690,7 @@
       <w:r>
         <w:t>)</w:t>
       </w:r>
-      <w:bookmarkEnd w:id="19"/>
+      <w:bookmarkEnd w:id="20"/>
     </w:p>
     <w:p>
       <w:r>
@@ -8433,7 +11794,7 @@
       <w:pPr>
         <w:pStyle w:val="ae"/>
       </w:pPr>
-      <w:bookmarkStart w:id="20" w:name="_Toc172584317"/>
+      <w:bookmarkStart w:id="21" w:name="_Toc172584317"/>
       <w:r>
         <w:t xml:space="preserve">Рисунок </w:t>
       </w:r>
@@ -8459,7 +11820,7 @@
         <w:rPr>
           <w:noProof/>
         </w:rPr>
-        <w:t>8</w:t>
+        <w:t>9</w:t>
       </w:r>
       <w:r>
         <w:rPr>
@@ -8509,7 +11870,7 @@
       <w:r>
         <w:t>.</w:t>
       </w:r>
-      <w:bookmarkEnd w:id="20"/>
+      <w:bookmarkEnd w:id="21"/>
     </w:p>
     <w:p>
       <w:pPr>
@@ -8566,7 +11927,7 @@
       <w:pPr>
         <w:pStyle w:val="ae"/>
       </w:pPr>
-      <w:bookmarkStart w:id="21" w:name="_Toc172584318"/>
+      <w:bookmarkStart w:id="22" w:name="_Toc172584318"/>
       <w:r>
         <w:t xml:space="preserve">Рисунок </w:t>
       </w:r>
@@ -8592,7 +11953,7 @@
         <w:rPr>
           <w:noProof/>
         </w:rPr>
-        <w:t>8</w:t>
+        <w:t>9</w:t>
       </w:r>
       <w:r>
         <w:rPr>
@@ -8636,7 +11997,7 @@
       <w:r>
         <w:t>. Выбор необходимых точек значений для построения диаграммы.</w:t>
       </w:r>
-      <w:bookmarkEnd w:id="21"/>
+      <w:bookmarkEnd w:id="22"/>
     </w:p>
     <w:p>
       <w:pPr>
@@ -8702,7 +12063,7 @@
       <w:pPr>
         <w:pStyle w:val="ae"/>
       </w:pPr>
-      <w:bookmarkStart w:id="22" w:name="_Toc172584319"/>
+      <w:bookmarkStart w:id="23" w:name="_Toc172584319"/>
       <w:r>
         <w:t xml:space="preserve">Рисунок </w:t>
       </w:r>
@@ -8728,7 +12089,7 @@
         <w:rPr>
           <w:noProof/>
         </w:rPr>
-        <w:t>8</w:t>
+        <w:t>9</w:t>
       </w:r>
       <w:r>
         <w:rPr>
@@ -8772,7 +12133,7 @@
       <w:r>
         <w:t>. Выбор параметров для построения диаграммы.</w:t>
       </w:r>
-      <w:bookmarkEnd w:id="22"/>
+      <w:bookmarkEnd w:id="23"/>
     </w:p>
     <w:p>
       <w:pPr>
@@ -8824,7 +12185,7 @@
       <w:pPr>
         <w:pStyle w:val="ae"/>
       </w:pPr>
-      <w:bookmarkStart w:id="23" w:name="_Toc172584320"/>
+      <w:bookmarkStart w:id="24" w:name="_Toc172584320"/>
       <w:r>
         <w:t xml:space="preserve">Рисунок </w:t>
       </w:r>
@@ -8850,7 +12211,7 @@
         <w:rPr>
           <w:noProof/>
         </w:rPr>
-        <w:t>8</w:t>
+        <w:t>9</w:t>
       </w:r>
       <w:r>
         <w:rPr>
@@ -8900,7 +12261,7 @@
       <w:r>
         <w:t>.</w:t>
       </w:r>
-      <w:bookmarkEnd w:id="23"/>
+      <w:bookmarkEnd w:id="24"/>
     </w:p>
     <w:p>
       <w:pPr>
@@ -8911,12 +12272,12 @@
       <w:pPr>
         <w:pStyle w:val="1"/>
       </w:pPr>
-      <w:bookmarkStart w:id="24" w:name="_Toc172584295"/>
+      <w:bookmarkStart w:id="25" w:name="_Toc172584295"/>
       <w:r>
         <w:lastRenderedPageBreak/>
         <w:t>Воздействия</w:t>
       </w:r>
-      <w:bookmarkEnd w:id="24"/>
+      <w:bookmarkEnd w:id="25"/>
     </w:p>
     <w:p>
       <w:r>
@@ -8959,8 +12320,6 @@
       <w:r>
         <w:t>е для определяемой пользователем</w:t>
       </w:r>
-      <w:bookmarkStart w:id="25" w:name="_GoBack"/>
-      <w:bookmarkEnd w:id="25"/>
       <w:r>
         <w:t xml:space="preserve"> комбинации усилий.</w:t>
       </w:r>
@@ -9001,8 +12360,13 @@
       <w:r>
         <w:t xml:space="preserve"> </w:t>
       </w:r>
-      <w:r>
-        <w:t>нагружений, который получается из некоторого воздействия. Как</w:t>
+      <w:proofErr w:type="spellStart"/>
+      <w:r>
+        <w:t>нагружений</w:t>
+      </w:r>
+      <w:proofErr w:type="spellEnd"/>
+      <w:r>
+        <w:t>, который получается из некоторого воздействия. Как</w:t>
       </w:r>
       <w:r>
         <w:t xml:space="preserve"> </w:t>
@@ -9524,7 +12888,7 @@
         <w:rPr>
           <w:noProof/>
         </w:rPr>
-        <w:t>10</w:t>
+        <w:t>11</w:t>
       </w:r>
       <w:r>
         <w:rPr>
@@ -9651,7 +13015,7 @@
         <w:rPr>
           <w:noProof/>
         </w:rPr>
-        <w:t>10</w:t>
+        <w:t>11</w:t>
       </w:r>
       <w:r>
         <w:rPr>
@@ -9825,7 +13189,7 @@
         <w:rPr>
           <w:noProof/>
         </w:rPr>
-        <w:t>10</w:t>
+        <w:t>11</w:t>
       </w:r>
       <w:r>
         <w:rPr>
@@ -9953,7 +13317,7 @@
         <w:rPr>
           <w:noProof/>
         </w:rPr>
-        <w:t>10</w:t>
+        <w:t>11</w:t>
       </w:r>
       <w:r>
         <w:rPr>
@@ -10426,7 +13790,21 @@
         <w:rPr>
           <w:rFonts w:eastAsiaTheme="minorEastAsia"/>
         </w:rPr>
-        <w:t xml:space="preserve">При длительном загружении (т.е. при расчете на </w:t>
+        <w:t xml:space="preserve">При длительном </w:t>
+      </w:r>
+      <w:proofErr w:type="spellStart"/>
+      <w:r>
+        <w:rPr>
+          <w:rFonts w:eastAsiaTheme="minorEastAsia"/>
+        </w:rPr>
+        <w:t>загружении</w:t>
+      </w:r>
+      <w:proofErr w:type="spellEnd"/>
+      <w:r>
+        <w:rPr>
+          <w:rFonts w:eastAsiaTheme="minorEastAsia"/>
+        </w:rPr>
+        <w:t xml:space="preserve"> (т.е. при расчете на </w:t>
       </w:r>
       <w:proofErr w:type="gramStart"/>
       <w:r>
@@ -10830,7 +14208,15 @@
     </w:p>
     <w:p>
       <w:r>
-        <w:t xml:space="preserve">- С двухлинейной диаграммой «напряжения-деформации» (с идеальной </w:t>
+        <w:t xml:space="preserve">- С </w:t>
+      </w:r>
+      <w:proofErr w:type="spellStart"/>
+      <w:r>
+        <w:t>двухлинейной</w:t>
+      </w:r>
+      <w:proofErr w:type="spellEnd"/>
+      <w:r>
+        <w:t xml:space="preserve"> диаграммой «напряжения-деформации» (с идеальной </w:t>
       </w:r>
       <w:proofErr w:type="gramStart"/>
       <w:r>
@@ -10977,7 +14363,7 @@
         <w:rPr>
           <w:noProof/>
         </w:rPr>
-        <w:t>10</w:t>
+        <w:t>11</w:t>
       </w:r>
       <w:r>
         <w:rPr>
@@ -11102,7 +14488,7 @@
         <w:rPr>
           <w:noProof/>
         </w:rPr>
-        <w:t>10</w:t>
+        <w:t>11</w:t>
       </w:r>
       <w:r>
         <w:rPr>
@@ -11264,7 +14650,7 @@
         <w:rPr>
           <w:noProof/>
         </w:rPr>
-        <w:t>10</w:t>
+        <w:t>11</w:t>
       </w:r>
       <w:r>
         <w:rPr>
@@ -11414,7 +14800,7 @@
         <w:rPr>
           <w:noProof/>
         </w:rPr>
-        <w:t>10</w:t>
+        <w:t>11</w:t>
       </w:r>
       <w:r>
         <w:fldChar w:fldCharType="end"/>
@@ -11720,7 +15106,7 @@
         <w:rPr>
           <w:noProof/>
         </w:rPr>
-        <w:t>10</w:t>
+        <w:t>11</w:t>
       </w:r>
       <w:r>
         <w:rPr>
@@ -11876,7 +15262,7 @@
         <w:rPr>
           <w:noProof/>
         </w:rPr>
-        <w:t>10</w:t>
+        <w:t>11</w:t>
       </w:r>
       <w:r>
         <w:rPr>
@@ -12068,7 +15454,15 @@
     </w:p>
     <w:p>
       <w:r>
-        <w:t>- просмотреть результаты в графическом виде (в виде изополей)</w:t>
+        <w:t xml:space="preserve">- просмотреть результаты в графическом виде (в виде </w:t>
+      </w:r>
+      <w:proofErr w:type="spellStart"/>
+      <w:r>
+        <w:t>изополей</w:t>
+      </w:r>
+      <w:proofErr w:type="spellEnd"/>
+      <w:r>
+        <w:t>)</w:t>
       </w:r>
     </w:p>
     <w:p>
@@ -12153,12 +15547,14 @@
       <w:r>
         <w:t>-</w:t>
       </w:r>
+      <w:proofErr w:type="spellStart"/>
       <w:r>
         <w:rPr>
           <w:lang w:val="en-US"/>
         </w:rPr>
         <w:t>Mx</w:t>
       </w:r>
+      <w:proofErr w:type="spellEnd"/>
       <w:r>
         <w:t>,</w:t>
       </w:r>
@@ -12190,12 +15586,14 @@
       <w:r>
         <w:t xml:space="preserve">- в осях </w:t>
       </w:r>
+      <w:proofErr w:type="spellStart"/>
       <w:r>
         <w:rPr>
           <w:lang w:val="en-US"/>
         </w:rPr>
         <w:t>Mx</w:t>
       </w:r>
+      <w:proofErr w:type="spellEnd"/>
       <w:r>
         <w:t>-</w:t>
       </w:r>
@@ -12291,7 +15689,7 @@
         <w:rPr>
           <w:noProof/>
         </w:rPr>
-        <w:t>11</w:t>
+        <w:t>12</w:t>
       </w:r>
       <w:r>
         <w:rPr>
@@ -12516,7 +15914,7 @@
         <w:rPr>
           <w:noProof/>
         </w:rPr>
-        <w:t>11</w:t>
+        <w:t>12</w:t>
       </w:r>
       <w:r>
         <w:rPr>
@@ -12705,7 +16103,7 @@
         <w:rPr>
           <w:noProof/>
         </w:rPr>
-        <w:t>11</w:t>
+        <w:t>12</w:t>
       </w:r>
       <w:r>
         <w:rPr>
@@ -12875,7 +16273,7 @@
         <w:rPr>
           <w:noProof/>
         </w:rPr>
-        <w:t>11</w:t>
+        <w:t>12</w:t>
       </w:r>
       <w:r>
         <w:rPr>
@@ -13034,7 +16432,7 @@
         <w:rPr>
           <w:noProof/>
         </w:rPr>
-        <w:t>11</w:t>
+        <w:t>12</w:t>
       </w:r>
       <w:r>
         <w:rPr>
@@ -13287,7 +16685,7 @@
         <w:rPr>
           <w:noProof/>
         </w:rPr>
-        <w:t>11</w:t>
+        <w:t>12</w:t>
       </w:r>
       <w:r>
         <w:rPr>
@@ -13344,7 +16742,15 @@
       </w:pPr>
       <w:bookmarkStart w:id="56" w:name="_Toc172584306"/>
       <w:r>
-        <w:t>Калькулятор трещиностойкости (</w:t>
+        <w:t xml:space="preserve">Калькулятор </w:t>
+      </w:r>
+      <w:proofErr w:type="spellStart"/>
+      <w:r>
+        <w:t>трещиностойкости</w:t>
+      </w:r>
+      <w:proofErr w:type="spellEnd"/>
+      <w:r>
+        <w:t xml:space="preserve"> (</w:t>
       </w:r>
       <w:r>
         <w:rPr>
@@ -13359,7 +16765,15 @@
     </w:p>
     <w:p>
       <w:r>
-        <w:t>Калькулятор трещиностойкости позволяет выполнять определение ширины раскрытия трещин для кратковременного и продолжительного действия нагрузки.</w:t>
+        <w:t xml:space="preserve">Калькулятор </w:t>
+      </w:r>
+      <w:proofErr w:type="spellStart"/>
+      <w:r>
+        <w:t>трещиностойкости</w:t>
+      </w:r>
+      <w:proofErr w:type="spellEnd"/>
+      <w:r>
+        <w:t xml:space="preserve"> позволяет выполнять определение ширины раскрытия трещин для кратковременного и продолжительного действия нагрузки.</w:t>
       </w:r>
       <w:r>
         <w:t xml:space="preserve"> Отличительной особенностью </w:t>
@@ -13488,7 +16902,15 @@
     </w:p>
     <w:p>
       <w:r>
-        <w:t xml:space="preserve">Расчет трещиностойкости рекомендуется сначала выполнять с установленными указанными выше пользовательскими признаками, так как это значительно ускоряет выполняемый расчет, особенно на мелкой сетке элементарных участков. Если предъявляемые требования по </w:t>
+        <w:t xml:space="preserve">Расчет </w:t>
+      </w:r>
+      <w:proofErr w:type="spellStart"/>
+      <w:r>
+        <w:t>трещиностойкости</w:t>
+      </w:r>
+      <w:proofErr w:type="spellEnd"/>
+      <w:r>
+        <w:t xml:space="preserve"> рекомендуется сначала выполнять с установленными указанными выше пользовательскими признаками, так как это значительно ускоряет выполняемый расчет, особенно на мелкой сетке элементарных участков. Если предъявляемые требования по </w:t>
       </w:r>
       <w:proofErr w:type="spellStart"/>
       <w:r>
@@ -13586,7 +17008,7 @@
         <w:rPr>
           <w:noProof/>
         </w:rPr>
-        <w:t>11</w:t>
+        <w:t>12</w:t>
       </w:r>
       <w:r>
         <w:rPr>
@@ -13628,9 +17050,14 @@
         <w:fldChar w:fldCharType="end"/>
       </w:r>
       <w:r>
-        <w:t>. Настройки калькулятора трещиностойкости</w:t>
+        <w:t xml:space="preserve">. Настройки калькулятора </w:t>
+      </w:r>
+      <w:proofErr w:type="spellStart"/>
+      <w:r>
+        <w:t>трещиностойкости</w:t>
       </w:r>
       <w:bookmarkEnd w:id="57"/>
+      <w:proofErr w:type="spellEnd"/>
     </w:p>
     <w:p>
       <w:pPr>
@@ -13707,7 +17134,7 @@
         <w:rPr>
           <w:noProof/>
         </w:rPr>
-        <w:t>11</w:t>
+        <w:t>12</w:t>
       </w:r>
       <w:r>
         <w:rPr>
@@ -13749,7 +17176,15 @@
         <w:fldChar w:fldCharType="end"/>
       </w:r>
       <w:r>
-        <w:t>. Результаты расчета трещиностойкости сечения с указанием максимальной ширины раскрытия трещин для каждого из воздействий</w:t>
+        <w:t xml:space="preserve">. Результаты расчета </w:t>
+      </w:r>
+      <w:proofErr w:type="spellStart"/>
+      <w:r>
+        <w:t>трещиностойкости</w:t>
+      </w:r>
+      <w:proofErr w:type="spellEnd"/>
+      <w:r>
+        <w:t xml:space="preserve"> сечения с указанием максимальной ширины раскрытия трещин для каждого из воздействий</w:t>
       </w:r>
       <w:bookmarkEnd w:id="58"/>
     </w:p>
@@ -13836,7 +17271,7 @@
         <w:rPr>
           <w:noProof/>
         </w:rPr>
-        <w:t>11</w:t>
+        <w:t>12</w:t>
       </w:r>
       <w:r>
         <w:rPr>
@@ -13878,7 +17313,15 @@
         <w:fldChar w:fldCharType="end"/>
       </w:r>
       <w:r>
-        <w:t>. Результаты расчета трещиностойкости сечения с указанием ширины раскрытия трещин для каждого из арматурных стержней по выбранному воздействию</w:t>
+        <w:t xml:space="preserve">. Результаты расчета </w:t>
+      </w:r>
+      <w:proofErr w:type="spellStart"/>
+      <w:r>
+        <w:t>трещиностойкости</w:t>
+      </w:r>
+      <w:proofErr w:type="spellEnd"/>
+      <w:r>
+        <w:t xml:space="preserve"> сечения с указанием ширины раскрытия трещин для каждого из арматурных стержней по выбранному воздействию</w:t>
       </w:r>
       <w:bookmarkEnd w:id="59"/>
     </w:p>
@@ -13957,7 +17400,7 @@
         <w:rPr>
           <w:noProof/>
         </w:rPr>
-        <w:t>11</w:t>
+        <w:t>12</w:t>
       </w:r>
       <w:r>
         <w:rPr>
@@ -14119,8 +17562,13 @@
                 <w:lang w:val="en-US"/>
               </w:rPr>
             </w:pPr>
-            <w:r>
-              <w:t>Наим.</w:t>
+            <w:proofErr w:type="spellStart"/>
+            <w:r>
+              <w:t>Наим</w:t>
+            </w:r>
+            <w:proofErr w:type="spellEnd"/>
+            <w:r>
+              <w:t>.</w:t>
             </w:r>
           </w:p>
         </w:tc>
@@ -14161,8 +17609,13 @@
               <w:ind w:firstLine="0"/>
               <w:jc w:val="center"/>
             </w:pPr>
-            <w:r>
-              <w:t>Наим.</w:t>
+            <w:proofErr w:type="spellStart"/>
+            <w:r>
+              <w:t>Наим</w:t>
+            </w:r>
+            <w:proofErr w:type="spellEnd"/>
+            <w:r>
+              <w:t>.</w:t>
             </w:r>
           </w:p>
         </w:tc>
@@ -14207,12 +17660,14 @@
                 <w:lang w:val="en-US"/>
               </w:rPr>
             </w:pPr>
+            <w:proofErr w:type="spellStart"/>
             <w:r>
               <w:rPr>
                 <w:lang w:val="en-US"/>
               </w:rPr>
               <w:t>Mx</w:t>
             </w:r>
+            <w:proofErr w:type="spellEnd"/>
           </w:p>
         </w:tc>
         <w:tc>
@@ -14391,12 +17846,14 @@
                 <w:lang w:val="en-US"/>
               </w:rPr>
             </w:pPr>
+            <w:proofErr w:type="spellStart"/>
             <w:r>
               <w:rPr>
                 <w:lang w:val="en-US"/>
               </w:rPr>
               <w:t>Ky</w:t>
             </w:r>
+            <w:proofErr w:type="spellEnd"/>
           </w:p>
         </w:tc>
         <w:tc>
@@ -14678,7 +18135,7 @@
         <w:rPr>
           <w:noProof/>
         </w:rPr>
-        <w:t>12</w:t>
+        <w:t>13</w:t>
       </w:r>
       <w:r>
         <w:fldChar w:fldCharType="end"/>
@@ -14860,7 +18317,7 @@
         <w:rPr>
           <w:noProof/>
         </w:rPr>
-        <w:t>12</w:t>
+        <w:t>13</w:t>
       </w:r>
       <w:r>
         <w:fldChar w:fldCharType="end"/>
@@ -14954,12 +18411,14 @@
       <w:r>
         <w:t xml:space="preserve">, а для вертикальной оси графика выберите параметр </w:t>
       </w:r>
+      <w:proofErr w:type="spellStart"/>
       <w:r>
         <w:rPr>
           <w:lang w:val="en-US"/>
         </w:rPr>
         <w:t>Mx</w:t>
       </w:r>
+      <w:proofErr w:type="spellEnd"/>
       <w:r>
         <w:t xml:space="preserve">. Учитывайте, что все данные для графика выводятся в виде плоской таблицы, т.е. теоретически вы можете построить график, например, в осях </w:t>
       </w:r>
@@ -15084,7 +18543,7 @@
         <w:rPr>
           <w:noProof/>
         </w:rPr>
-        <w:t>12</w:t>
+        <w:t>13</w:t>
       </w:r>
       <w:r>
         <w:fldChar w:fldCharType="end"/>
@@ -15259,7 +18718,7 @@
         <w:rPr>
           <w:noProof/>
         </w:rPr>
-        <w:t>12</w:t>
+        <w:t>13</w:t>
       </w:r>
       <w:r>
         <w:fldChar w:fldCharType="end"/>
@@ -15436,7 +18895,7 @@
           <w:noProof/>
           <w:lang w:val="en-US"/>
         </w:rPr>
-        <w:t>12</w:t>
+        <w:t>13</w:t>
       </w:r>
       <w:r>
         <w:fldChar w:fldCharType="end"/>
@@ -15491,7 +18950,21 @@
         <w:rPr>
           <w:lang w:val="en-US"/>
         </w:rPr>
-        <w:t>Typical interaction diagram (for N-Mx axis) for reinforced concrete cross-section</w:t>
+        <w:t>Typical interaction diagram (for N-</w:t>
+      </w:r>
+      <w:proofErr w:type="spellStart"/>
+      <w:r>
+        <w:rPr>
+          <w:lang w:val="en-US"/>
+        </w:rPr>
+        <w:t>Mx</w:t>
+      </w:r>
+      <w:proofErr w:type="spellEnd"/>
+      <w:r>
+        <w:rPr>
+          <w:lang w:val="en-US"/>
+        </w:rPr>
+        <w:t xml:space="preserve"> axis) for reinforced concrete cross-section</w:t>
       </w:r>
       <w:bookmarkEnd w:id="68"/>
     </w:p>
@@ -15618,7 +19091,7 @@
         <w:rPr>
           <w:noProof/>
         </w:rPr>
-        <w:t>12</w:t>
+        <w:t>13</w:t>
       </w:r>
       <w:r>
         <w:fldChar w:fldCharType="end"/>
@@ -15793,7 +19266,7 @@
         <w:rPr>
           <w:noProof/>
         </w:rPr>
-        <w:t>12</w:t>
+        <w:t>13</w:t>
       </w:r>
       <w:r>
         <w:fldChar w:fldCharType="end"/>
@@ -16171,7 +19644,7 @@
         <w:rPr>
           <w:noProof/>
         </w:rPr>
-        <w:t>13</w:t>
+        <w:t>14</w:t>
       </w:r>
       <w:r>
         <w:rPr>
@@ -16410,7 +19883,7 @@
         <w:rPr>
           <w:noProof/>
         </w:rPr>
-        <w:t>13</w:t>
+        <w:t>14</w:t>
       </w:r>
       <w:r>
         <w:fldChar w:fldCharType="end"/>
@@ -16566,7 +20039,7 @@
         <w:rPr>
           <w:noProof/>
         </w:rPr>
-        <w:t>13</w:t>
+        <w:t>14</w:t>
       </w:r>
       <w:r>
         <w:rPr>
@@ -16732,7 +20205,7 @@
         <w:rPr>
           <w:noProof/>
         </w:rPr>
-        <w:t>13</w:t>
+        <w:t>14</w:t>
       </w:r>
       <w:r>
         <w:fldChar w:fldCharType="end"/>
@@ -17110,7 +20583,7 @@
         <w:rPr>
           <w:noProof/>
         </w:rPr>
-        <w:t>13</w:t>
+        <w:t>14</w:t>
       </w:r>
       <w:r>
         <w:rPr>
@@ -17250,7 +20723,7 @@
         <w:rPr>
           <w:noProof/>
         </w:rPr>
-        <w:t>13</w:t>
+        <w:t>14</w:t>
       </w:r>
       <w:r>
         <w:rPr>
@@ -17497,7 +20970,7 @@
         <w:rPr>
           <w:noProof/>
         </w:rPr>
-        <w:t>13</w:t>
+        <w:t>14</w:t>
       </w:r>
       <w:r>
         <w:rPr>
@@ -17646,7 +21119,7 @@
         <w:rPr>
           <w:noProof/>
         </w:rPr>
-        <w:t>13</w:t>
+        <w:t>14</w:t>
       </w:r>
       <w:r>
         <w:rPr>
@@ -17790,7 +21263,7 @@
         <w:rPr>
           <w:noProof/>
         </w:rPr>
-        <w:t>13</w:t>
+        <w:t>14</w:t>
       </w:r>
       <w:r>
         <w:rPr>
@@ -17961,7 +21434,7 @@
         <w:rPr>
           <w:noProof/>
         </w:rPr>
-        <w:t>13</w:t>
+        <w:t>14</w:t>
       </w:r>
       <w:r>
         <w:fldChar w:fldCharType="end"/>
@@ -18208,7 +21681,7 @@
         <w:rPr>
           <w:noProof/>
         </w:rPr>
-        <w:t>13</w:t>
+        <w:t>14</w:t>
       </w:r>
       <w:r>
         <w:fldChar w:fldCharType="end"/>
@@ -18392,7 +21865,7 @@
         <w:rPr>
           <w:noProof/>
         </w:rPr>
-        <w:t>13</w:t>
+        <w:t>14</w:t>
       </w:r>
       <w:r>
         <w:fldChar w:fldCharType="end"/>
@@ -18593,69 +22066,69 @@
         <w:rPr>
           <w:noProof/>
         </w:rPr>
+        <w:t>14</w:t>
+      </w:r>
+      <w:r>
+        <w:fldChar w:fldCharType="end"/>
+      </w:r>
+      <w:r>
+        <w:noBreakHyphen/>
+      </w:r>
+      <w:r>
+        <w:fldChar w:fldCharType="begin"/>
+      </w:r>
+      <w:r>
+        <w:instrText xml:space="preserve"> </w:instrText>
+      </w:r>
+      <w:r>
+        <w:rPr>
+          <w:lang w:val="en-US"/>
+        </w:rPr>
+        <w:instrText>SEQ</w:instrText>
+      </w:r>
+      <w:r>
+        <w:instrText xml:space="preserve"> </w:instrText>
+      </w:r>
+      <w:r>
+        <w:instrText>Рисунок</w:instrText>
+      </w:r>
+      <w:r>
+        <w:instrText xml:space="preserve"> \* </w:instrText>
+      </w:r>
+      <w:r>
+        <w:rPr>
+          <w:lang w:val="en-US"/>
+        </w:rPr>
+        <w:instrText>ARABIC</w:instrText>
+      </w:r>
+      <w:r>
+        <w:instrText xml:space="preserve"> \</w:instrText>
+      </w:r>
+      <w:r>
+        <w:rPr>
+          <w:lang w:val="en-US"/>
+        </w:rPr>
+        <w:instrText>s</w:instrText>
+      </w:r>
+      <w:r>
+        <w:instrText xml:space="preserve"> 1 </w:instrText>
+      </w:r>
+      <w:r>
+        <w:fldChar w:fldCharType="separate"/>
+      </w:r>
+      <w:r>
+        <w:rPr>
+          <w:noProof/>
+        </w:rPr>
         <w:t>13</w:t>
       </w:r>
       <w:r>
+        <w:rPr>
+          <w:noProof/>
+        </w:rPr>
         <w:fldChar w:fldCharType="end"/>
       </w:r>
       <w:r>
-        <w:noBreakHyphen/>
-      </w:r>
-      <w:r>
-        <w:fldChar w:fldCharType="begin"/>
-      </w:r>
-      <w:r>
-        <w:instrText xml:space="preserve"> </w:instrText>
-      </w:r>
-      <w:r>
-        <w:rPr>
-          <w:lang w:val="en-US"/>
-        </w:rPr>
-        <w:instrText>SEQ</w:instrText>
-      </w:r>
-      <w:r>
-        <w:instrText xml:space="preserve"> </w:instrText>
-      </w:r>
-      <w:r>
-        <w:instrText>Рисунок</w:instrText>
-      </w:r>
-      <w:r>
-        <w:instrText xml:space="preserve"> \* </w:instrText>
-      </w:r>
-      <w:r>
-        <w:rPr>
-          <w:lang w:val="en-US"/>
-        </w:rPr>
-        <w:instrText>ARABIC</w:instrText>
-      </w:r>
-      <w:r>
-        <w:instrText xml:space="preserve"> \</w:instrText>
-      </w:r>
-      <w:r>
-        <w:rPr>
-          <w:lang w:val="en-US"/>
-        </w:rPr>
-        <w:instrText>s</w:instrText>
-      </w:r>
-      <w:r>
-        <w:instrText xml:space="preserve"> 1 </w:instrText>
-      </w:r>
-      <w:r>
-        <w:fldChar w:fldCharType="separate"/>
-      </w:r>
-      <w:r>
-        <w:rPr>
-          <w:noProof/>
-        </w:rPr>
-        <w:t>13</w:t>
-      </w:r>
-      <w:r>
-        <w:rPr>
-          <w:noProof/>
-        </w:rPr>
-        <w:fldChar w:fldCharType="end"/>
-      </w:r>
-      <w:r>
         <w:t>.</w:t>
       </w:r>
       <w:r>
@@ -18695,7 +22168,15 @@
         <w:pStyle w:val="a3"/>
       </w:pPr>
       <w:r>
-        <w:t>В окне просмотра изополей вы можете посмотреть не только изополя напряжений, но и, например, изополя деформаций.</w:t>
+        <w:t xml:space="preserve">В окне просмотра </w:t>
+      </w:r>
+      <w:proofErr w:type="spellStart"/>
+      <w:r>
+        <w:t>изополей</w:t>
+      </w:r>
+      <w:proofErr w:type="spellEnd"/>
+      <w:r>
+        <w:t xml:space="preserve"> вы можете посмотреть не только изополя напряжений, но и, например, изополя деформаций.</w:t>
       </w:r>
     </w:p>
     <w:p>
@@ -18802,7 +22283,7 @@
         <w:rPr>
           <w:noProof/>
         </w:rPr>
-        <w:t>13</w:t>
+        <w:t>14</w:t>
       </w:r>
       <w:r>
         <w:rPr>
@@ -18964,7 +22445,7 @@
             <w:noProof/>
             <w:webHidden/>
           </w:rPr>
-          <w:t>10</w:t>
+          <w:t>13</w:t>
         </w:r>
         <w:r>
           <w:rPr>
@@ -19046,7 +22527,7 @@
             <w:noProof/>
             <w:webHidden/>
           </w:rPr>
-          <w:t>12</w:t>
+          <w:t>15</w:t>
         </w:r>
         <w:r>
           <w:rPr>
@@ -19128,7 +22609,7 @@
             <w:noProof/>
             <w:webHidden/>
           </w:rPr>
-          <w:t>13</w:t>
+          <w:t>16</w:t>
         </w:r>
         <w:r>
           <w:rPr>
@@ -19210,7 +22691,7 @@
             <w:noProof/>
             <w:webHidden/>
           </w:rPr>
-          <w:t>15</w:t>
+          <w:t>18</w:t>
         </w:r>
         <w:r>
           <w:rPr>
@@ -19292,7 +22773,7 @@
             <w:noProof/>
             <w:webHidden/>
           </w:rPr>
-          <w:t>16</w:t>
+          <w:t>19</w:t>
         </w:r>
         <w:r>
           <w:rPr>
@@ -19374,7 +22855,7 @@
             <w:noProof/>
             <w:webHidden/>
           </w:rPr>
-          <w:t>16</w:t>
+          <w:t>20</w:t>
         </w:r>
         <w:r>
           <w:rPr>
@@ -19456,7 +22937,7 @@
             <w:noProof/>
             <w:webHidden/>
           </w:rPr>
-          <w:t>17</w:t>
+          <w:t>21</w:t>
         </w:r>
         <w:r>
           <w:rPr>
@@ -19538,7 +23019,7 @@
             <w:noProof/>
             <w:webHidden/>
           </w:rPr>
-          <w:t>18</w:t>
+          <w:t>22</w:t>
         </w:r>
         <w:r>
           <w:rPr>
@@ -19620,7 +23101,7 @@
             <w:noProof/>
             <w:webHidden/>
           </w:rPr>
-          <w:t>21</w:t>
+          <w:t>25</w:t>
         </w:r>
         <w:r>
           <w:rPr>
@@ -19702,7 +23183,7 @@
             <w:noProof/>
             <w:webHidden/>
           </w:rPr>
-          <w:t>21</w:t>
+          <w:t>25</w:t>
         </w:r>
         <w:r>
           <w:rPr>
@@ -19784,7 +23265,7 @@
             <w:noProof/>
             <w:webHidden/>
           </w:rPr>
-          <w:t>22</w:t>
+          <w:t>26</w:t>
         </w:r>
         <w:r>
           <w:rPr>
@@ -19866,7 +23347,7 @@
             <w:noProof/>
             <w:webHidden/>
           </w:rPr>
-          <w:t>23</w:t>
+          <w:t>27</w:t>
         </w:r>
         <w:r>
           <w:rPr>
@@ -19948,7 +23429,7 @@
             <w:noProof/>
             <w:webHidden/>
           </w:rPr>
-          <w:t>24</w:t>
+          <w:t>28</w:t>
         </w:r>
         <w:r>
           <w:rPr>
@@ -20030,7 +23511,7 @@
             <w:noProof/>
             <w:webHidden/>
           </w:rPr>
-          <w:t>25</w:t>
+          <w:t>29</w:t>
         </w:r>
         <w:r>
           <w:rPr>
@@ -20112,7 +23593,7 @@
             <w:noProof/>
             <w:webHidden/>
           </w:rPr>
-          <w:t>26</w:t>
+          <w:t>30</w:t>
         </w:r>
         <w:r>
           <w:rPr>
@@ -20219,7 +23700,7 @@
             <w:noProof/>
             <w:webHidden/>
           </w:rPr>
-          <w:t>26</w:t>
+          <w:t>30</w:t>
         </w:r>
         <w:r>
           <w:rPr>
@@ -20301,7 +23782,7 @@
             <w:noProof/>
             <w:webHidden/>
           </w:rPr>
-          <w:t>27</w:t>
+          <w:t>31</w:t>
         </w:r>
         <w:r>
           <w:rPr>
@@ -20383,7 +23864,7 @@
             <w:noProof/>
             <w:webHidden/>
           </w:rPr>
-          <w:t>28</w:t>
+          <w:t>32</w:t>
         </w:r>
         <w:r>
           <w:rPr>
@@ -20465,7 +23946,7 @@
             <w:noProof/>
             <w:webHidden/>
           </w:rPr>
-          <w:t>30</w:t>
+          <w:t>34</w:t>
         </w:r>
         <w:r>
           <w:rPr>
@@ -20547,7 +24028,7 @@
             <w:noProof/>
             <w:webHidden/>
           </w:rPr>
-          <w:t>31</w:t>
+          <w:t>35</w:t>
         </w:r>
         <w:r>
           <w:rPr>
@@ -20629,7 +24110,7 @@
             <w:noProof/>
             <w:webHidden/>
           </w:rPr>
-          <w:t>32</w:t>
+          <w:t>36</w:t>
         </w:r>
         <w:r>
           <w:rPr>
@@ -20711,7 +24192,7 @@
             <w:noProof/>
             <w:webHidden/>
           </w:rPr>
-          <w:t>32</w:t>
+          <w:t>36</w:t>
         </w:r>
         <w:r>
           <w:rPr>
@@ -20793,7 +24274,7 @@
             <w:noProof/>
             <w:webHidden/>
           </w:rPr>
-          <w:t>33</w:t>
+          <w:t>37</w:t>
         </w:r>
         <w:r>
           <w:rPr>
@@ -20875,7 +24356,7 @@
             <w:noProof/>
             <w:webHidden/>
           </w:rPr>
-          <w:t>34</w:t>
+          <w:t>38</w:t>
         </w:r>
         <w:r>
           <w:rPr>
@@ -20957,7 +24438,7 @@
             <w:noProof/>
             <w:webHidden/>
           </w:rPr>
-          <w:t>36</w:t>
+          <w:t>40</w:t>
         </w:r>
         <w:r>
           <w:rPr>
@@ -21039,7 +24520,7 @@
             <w:noProof/>
             <w:webHidden/>
           </w:rPr>
-          <w:t>36</w:t>
+          <w:t>40</w:t>
         </w:r>
         <w:r>
           <w:rPr>
@@ -21121,7 +24602,7 @@
             <w:noProof/>
             <w:webHidden/>
           </w:rPr>
-          <w:t>37</w:t>
+          <w:t>41</w:t>
         </w:r>
         <w:r>
           <w:rPr>
@@ -21203,7 +24684,7 @@
             <w:noProof/>
             <w:webHidden/>
           </w:rPr>
-          <w:t>37</w:t>
+          <w:t>41</w:t>
         </w:r>
         <w:r>
           <w:rPr>
@@ -21310,7 +24791,7 @@
             <w:noProof/>
             <w:webHidden/>
           </w:rPr>
-          <w:t>38</w:t>
+          <w:t>42</w:t>
         </w:r>
         <w:r>
           <w:rPr>
@@ -21417,7 +24898,7 @@
             <w:noProof/>
             <w:webHidden/>
           </w:rPr>
-          <w:t>39</w:t>
+          <w:t>43</w:t>
         </w:r>
         <w:r>
           <w:rPr>
@@ -21524,7 +25005,7 @@
             <w:noProof/>
             <w:webHidden/>
           </w:rPr>
-          <w:t>39</w:t>
+          <w:t>43</w:t>
         </w:r>
         <w:r>
           <w:rPr>
@@ -21631,7 +25112,7 @@
             <w:noProof/>
             <w:webHidden/>
           </w:rPr>
-          <w:t>40</w:t>
+          <w:t>44</w:t>
         </w:r>
         <w:r>
           <w:rPr>
@@ -21723,7 +25204,7 @@
             <w:noProof/>
             <w:webHidden/>
           </w:rPr>
-          <w:t>41</w:t>
+          <w:t>45</w:t>
         </w:r>
         <w:r>
           <w:rPr>
@@ -21830,7 +25311,7 @@
             <w:noProof/>
             <w:webHidden/>
           </w:rPr>
-          <w:t>42</w:t>
+          <w:t>46</w:t>
         </w:r>
         <w:r>
           <w:rPr>
@@ -21937,7 +25418,7 @@
             <w:noProof/>
             <w:webHidden/>
           </w:rPr>
-          <w:t>43</w:t>
+          <w:t>47</w:t>
         </w:r>
         <w:r>
           <w:rPr>
@@ -22019,7 +25500,7 @@
             <w:noProof/>
             <w:webHidden/>
           </w:rPr>
-          <w:t>44</w:t>
+          <w:t>48</w:t>
         </w:r>
         <w:r>
           <w:rPr>
@@ -22126,7 +25607,7 @@
             <w:noProof/>
             <w:webHidden/>
           </w:rPr>
-          <w:t>45</w:t>
+          <w:t>49</w:t>
         </w:r>
         <w:r>
           <w:rPr>
@@ -22208,7 +25689,7 @@
             <w:noProof/>
             <w:webHidden/>
           </w:rPr>
-          <w:t>45</w:t>
+          <w:t>49</w:t>
         </w:r>
         <w:r>
           <w:rPr>
@@ -22315,7 +25796,7 @@
             <w:noProof/>
             <w:webHidden/>
           </w:rPr>
-          <w:t>46</w:t>
+          <w:t>50</w:t>
         </w:r>
         <w:r>
           <w:rPr>
@@ -22397,7 +25878,7 @@
             <w:noProof/>
             <w:webHidden/>
           </w:rPr>
-          <w:t>46</w:t>
+          <w:t>50</w:t>
         </w:r>
         <w:r>
           <w:rPr>
@@ -22479,7 +25960,7 @@
             <w:noProof/>
             <w:webHidden/>
           </w:rPr>
-          <w:t>47</w:t>
+          <w:t>51</w:t>
         </w:r>
         <w:r>
           <w:rPr>
@@ -22561,7 +26042,7 @@
             <w:noProof/>
             <w:webHidden/>
           </w:rPr>
-          <w:t>47</w:t>
+          <w:t>51</w:t>
         </w:r>
         <w:r>
           <w:rPr>
@@ -22643,7 +26124,7 @@
             <w:noProof/>
             <w:webHidden/>
           </w:rPr>
-          <w:t>48</w:t>
+          <w:t>52</w:t>
         </w:r>
         <w:r>
           <w:rPr>
@@ -22725,7 +26206,7 @@
             <w:noProof/>
             <w:webHidden/>
           </w:rPr>
-          <w:t>48</w:t>
+          <w:t>52</w:t>
         </w:r>
         <w:r>
           <w:rPr>
@@ -22832,7 +26313,7 @@
             <w:noProof/>
             <w:webHidden/>
           </w:rPr>
-          <w:t>49</w:t>
+          <w:t>53</w:t>
         </w:r>
         <w:r>
           <w:rPr>
@@ -22939,7 +26420,7 @@
             <w:noProof/>
             <w:webHidden/>
           </w:rPr>
-          <w:t>49</w:t>
+          <w:t>53</w:t>
         </w:r>
         <w:r>
           <w:rPr>
@@ -23046,7 +26527,7 @@
             <w:noProof/>
             <w:webHidden/>
           </w:rPr>
-          <w:t>50</w:t>
+          <w:t>54</w:t>
         </w:r>
         <w:r>
           <w:rPr>
@@ -23153,7 +26634,7 @@
             <w:noProof/>
             <w:webHidden/>
           </w:rPr>
-          <w:t>50</w:t>
+          <w:t>54</w:t>
         </w:r>
         <w:r>
           <w:rPr>
@@ -23235,7 +26716,7 @@
             <w:noProof/>
             <w:webHidden/>
           </w:rPr>
-          <w:t>51</w:t>
+          <w:t>55</w:t>
         </w:r>
         <w:r>
           <w:rPr>
@@ -23308,7 +26789,6 @@
         <w:docPartUnique/>
       </w:docPartObj>
     </w:sdtPr>
-    <w:sdtEndPr/>
     <w:sdtContent>
       <w:p>
         <w:pPr>
@@ -23331,7 +26811,7 @@
           <w:rPr>
             <w:noProof/>
           </w:rPr>
-          <w:t>20</w:t>
+          <w:t>2</w:t>
         </w:r>
         <w:r>
           <w:fldChar w:fldCharType="end"/>
@@ -26986,6 +30466,522 @@
 </w:styles>
 </file>
 
+<file path=word/glossary/document.xml><?xml version="1.0" encoding="utf-8"?>
+<w:glossaryDocument xmlns:wpc="http://schemas.microsoft.com/office/word/2010/wordprocessingCanvas" xmlns:mc="http://schemas.openxmlformats.org/markup-compatibility/2006" xmlns:o="urn:schemas-microsoft-com:office:office" xmlns:r="http://schemas.openxmlformats.org/officeDocument/2006/relationships" xmlns:m="http://schemas.openxmlformats.org/officeDocument/2006/math" xmlns:v="urn:schemas-microsoft-com:vml" xmlns:wp14="http://schemas.microsoft.com/office/word/2010/wordprocessingDrawing" xmlns:wp="http://schemas.openxmlformats.org/drawingml/2006/wordprocessingDrawing" xmlns:w10="urn:schemas-microsoft-com:office:word" xmlns:w="http://schemas.openxmlformats.org/wordprocessingml/2006/main" xmlns:w14="http://schemas.microsoft.com/office/word/2010/wordml" xmlns:wpg="http://schemas.microsoft.com/office/word/2010/wordprocessingGroup" xmlns:wpi="http://schemas.microsoft.com/office/word/2010/wordprocessingInk" xmlns:wne="http://schemas.microsoft.com/office/word/2006/wordml" xmlns:wps="http://schemas.microsoft.com/office/word/2010/wordprocessingShape" mc:Ignorable="w14 wp14"/>
+</file>
+
+<file path=word/glossary/fontTable.xml><?xml version="1.0" encoding="utf-8"?>
+<w:fonts xmlns:mc="http://schemas.openxmlformats.org/markup-compatibility/2006" xmlns:r="http://schemas.openxmlformats.org/officeDocument/2006/relationships" xmlns:w="http://schemas.openxmlformats.org/wordprocessingml/2006/main" xmlns:w14="http://schemas.microsoft.com/office/word/2010/wordml" mc:Ignorable="w14">
+  <w:font w:name="Times New Roman">
+    <w:panose1 w:val="02020603050405020304"/>
+    <w:charset w:val="CC"/>
+    <w:family w:val="roman"/>
+    <w:pitch w:val="variable"/>
+    <w:sig w:usb0="E0002AFF" w:usb1="C0007841" w:usb2="00000009" w:usb3="00000000" w:csb0="000001FF" w:csb1="00000000"/>
+  </w:font>
+  <w:font w:name="Calibri">
+    <w:panose1 w:val="020F0502020204030204"/>
+    <w:charset w:val="CC"/>
+    <w:family w:val="swiss"/>
+    <w:pitch w:val="variable"/>
+    <w:sig w:usb0="E00002FF" w:usb1="4000ACFF" w:usb2="00000001" w:usb3="00000000" w:csb0="0000019F" w:csb1="00000000"/>
+  </w:font>
+  <w:font w:name="Courier New">
+    <w:panose1 w:val="02070309020205020404"/>
+    <w:charset w:val="CC"/>
+    <w:family w:val="modern"/>
+    <w:pitch w:val="fixed"/>
+    <w:sig w:usb0="E0002AFF" w:usb1="C0007843" w:usb2="00000009" w:usb3="00000000" w:csb0="000001FF" w:csb1="00000000"/>
+  </w:font>
+  <w:font w:name="Wingdings">
+    <w:panose1 w:val="05000000000000000000"/>
+    <w:charset w:val="02"/>
+    <w:family w:val="auto"/>
+    <w:pitch w:val="variable"/>
+    <w:sig w:usb0="00000000" w:usb1="10000000" w:usb2="00000000" w:usb3="00000000" w:csb0="80000000" w:csb1="00000000"/>
+  </w:font>
+  <w:font w:name="Symbol">
+    <w:panose1 w:val="05050102010706020507"/>
+    <w:charset w:val="02"/>
+    <w:family w:val="roman"/>
+    <w:pitch w:val="variable"/>
+    <w:sig w:usb0="00000000" w:usb1="10000000" w:usb2="00000000" w:usb3="00000000" w:csb0="80000000" w:csb1="00000000"/>
+  </w:font>
+  <w:font w:name="Cambria">
+    <w:panose1 w:val="02040503050406030204"/>
+    <w:charset w:val="CC"/>
+    <w:family w:val="roman"/>
+    <w:pitch w:val="variable"/>
+    <w:sig w:usb0="E00002FF" w:usb1="400004FF" w:usb2="00000000" w:usb3="00000000" w:csb0="0000019F" w:csb1="00000000"/>
+  </w:font>
+  <w:font w:name="Tahoma">
+    <w:panose1 w:val="020B0604030504040204"/>
+    <w:charset w:val="CC"/>
+    <w:family w:val="swiss"/>
+    <w:pitch w:val="variable"/>
+    <w:sig w:usb0="E1002EFF" w:usb1="C000605B" w:usb2="00000029" w:usb3="00000000" w:csb0="000101FF" w:csb1="00000000"/>
+  </w:font>
+  <w:font w:name="Montserrat">
+    <w:altName w:val="Calibri"/>
+    <w:panose1 w:val="00000500000000000000"/>
+    <w:charset w:val="CC"/>
+    <w:family w:val="auto"/>
+    <w:pitch w:val="variable"/>
+    <w:sig w:usb0="2000020F" w:usb1="00000003" w:usb2="00000000" w:usb3="00000000" w:csb0="00000197" w:csb1="00000000"/>
+  </w:font>
+  <w:font w:name="Cambria Math">
+    <w:panose1 w:val="02040503050406030204"/>
+    <w:charset w:val="CC"/>
+    <w:family w:val="roman"/>
+    <w:pitch w:val="variable"/>
+    <w:sig w:usb0="E00002FF" w:usb1="420024FF" w:usb2="00000000" w:usb3="00000000" w:csb0="0000019F" w:csb1="00000000"/>
+  </w:font>
+</w:fonts>
+</file>
+
+<file path=word/glossary/settings.xml><?xml version="1.0" encoding="utf-8"?>
+<w:settings xmlns:mc="http://schemas.openxmlformats.org/markup-compatibility/2006" xmlns:o="urn:schemas-microsoft-com:office:office" xmlns:r="http://schemas.openxmlformats.org/officeDocument/2006/relationships" xmlns:m="http://schemas.openxmlformats.org/officeDocument/2006/math" xmlns:v="urn:schemas-microsoft-com:vml" xmlns:w10="urn:schemas-microsoft-com:office:word" xmlns:w="http://schemas.openxmlformats.org/wordprocessingml/2006/main" xmlns:w14="http://schemas.microsoft.com/office/word/2010/wordml" xmlns:sl="http://schemas.openxmlformats.org/schemaLibrary/2006/main" mc:Ignorable="w14">
+  <w:view w:val="normal"/>
+  <w:defaultTabStop w:val="708"/>
+  <w:characterSpacingControl w:val="doNotCompress"/>
+  <w:compat>
+    <w:useFELayout/>
+    <w:compatSetting w:name="compatibilityMode" w:uri="http://schemas.microsoft.com/office/word" w:val="14"/>
+    <w:compatSetting w:name="overrideTableStyleFontSizeAndJustification" w:uri="http://schemas.microsoft.com/office/word" w:val="1"/>
+    <w:compatSetting w:name="enableOpenTypeFeatures" w:uri="http://schemas.microsoft.com/office/word" w:val="1"/>
+    <w:compatSetting w:name="doNotFlipMirrorIndents" w:uri="http://schemas.microsoft.com/office/word" w:val="1"/>
+  </w:compat>
+  <w:rsids>
+    <w:rsidRoot w:val="00082AB2"/>
+    <w:rsid w:val="00082AB2"/>
+  </w:rsids>
+  <m:mathPr>
+    <m:mathFont m:val="Cambria Math"/>
+    <m:brkBin m:val="before"/>
+    <m:brkBinSub m:val="--"/>
+    <m:smallFrac m:val="0"/>
+    <m:dispDef/>
+    <m:lMargin m:val="0"/>
+    <m:rMargin m:val="0"/>
+    <m:defJc m:val="centerGroup"/>
+    <m:wrapIndent m:val="1440"/>
+    <m:intLim m:val="subSup"/>
+    <m:naryLim m:val="undOvr"/>
+  </m:mathPr>
+  <w:themeFontLang w:val="ru-RU"/>
+  <w:clrSchemeMapping w:bg1="light1" w:t1="dark1" w:bg2="light2" w:t2="dark2" w:accent1="accent1" w:accent2="accent2" w:accent3="accent3" w:accent4="accent4" w:accent5="accent5" w:accent6="accent6" w:hyperlink="hyperlink" w:followedHyperlink="followedHyperlink"/>
+  <w:decimalSymbol w:val=","/>
+  <w:listSeparator w:val=";"/>
+</w:settings>
+</file>
+
+<file path=word/glossary/styles.xml><?xml version="1.0" encoding="utf-8"?>
+<w:styles xmlns:mc="http://schemas.openxmlformats.org/markup-compatibility/2006" xmlns:r="http://schemas.openxmlformats.org/officeDocument/2006/relationships" xmlns:w="http://schemas.openxmlformats.org/wordprocessingml/2006/main" xmlns:w14="http://schemas.microsoft.com/office/word/2010/wordml" mc:Ignorable="w14">
+  <w:docDefaults>
+    <w:rPrDefault>
+      <w:rPr>
+        <w:rFonts w:asciiTheme="minorHAnsi" w:eastAsiaTheme="minorEastAsia" w:hAnsiTheme="minorHAnsi" w:cstheme="minorBidi"/>
+        <w:sz w:val="22"/>
+        <w:szCs w:val="22"/>
+        <w:lang w:val="ru-RU" w:eastAsia="ru-RU" w:bidi="ar-SA"/>
+      </w:rPr>
+    </w:rPrDefault>
+    <w:pPrDefault>
+      <w:pPr>
+        <w:spacing w:after="200" w:line="276" w:lineRule="auto"/>
+      </w:pPr>
+    </w:pPrDefault>
+  </w:docDefaults>
+  <w:latentStyles w:defLockedState="0" w:defUIPriority="99" w:defSemiHidden="1" w:defUnhideWhenUsed="1" w:defQFormat="0" w:count="267">
+    <w:lsdException w:name="Normal" w:semiHidden="0" w:uiPriority="0" w:unhideWhenUsed="0" w:qFormat="1"/>
+    <w:lsdException w:name="heading 1" w:semiHidden="0" w:uiPriority="9" w:unhideWhenUsed="0" w:qFormat="1"/>
+    <w:lsdException w:name="heading 2" w:uiPriority="9" w:qFormat="1"/>
+    <w:lsdException w:name="heading 3" w:uiPriority="9" w:qFormat="1"/>
+    <w:lsdException w:name="heading 4" w:uiPriority="9" w:qFormat="1"/>
+    <w:lsdException w:name="heading 5" w:uiPriority="9" w:qFormat="1"/>
+    <w:lsdException w:name="heading 6" w:uiPriority="9" w:qFormat="1"/>
+    <w:lsdException w:name="heading 7" w:uiPriority="9" w:qFormat="1"/>
+    <w:lsdException w:name="heading 8" w:uiPriority="9" w:qFormat="1"/>
+    <w:lsdException w:name="heading 9" w:uiPriority="9" w:qFormat="1"/>
+    <w:lsdException w:name="toc 1" w:uiPriority="39"/>
+    <w:lsdException w:name="toc 2" w:uiPriority="39"/>
+    <w:lsdException w:name="toc 3" w:uiPriority="39"/>
+    <w:lsdException w:name="toc 4" w:uiPriority="39"/>
+    <w:lsdException w:name="toc 5" w:uiPriority="39"/>
+    <w:lsdException w:name="toc 6" w:uiPriority="39"/>
+    <w:lsdException w:name="toc 7" w:uiPriority="39"/>
+    <w:lsdException w:name="toc 8" w:uiPriority="39"/>
+    <w:lsdException w:name="toc 9" w:uiPriority="39"/>
+    <w:lsdException w:name="caption" w:uiPriority="35" w:qFormat="1"/>
+    <w:lsdException w:name="Title" w:semiHidden="0" w:uiPriority="10" w:unhideWhenUsed="0" w:qFormat="1"/>
+    <w:lsdException w:name="Default Paragraph Font" w:uiPriority="1"/>
+    <w:lsdException w:name="Subtitle" w:semiHidden="0" w:uiPriority="11" w:unhideWhenUsed="0" w:qFormat="1"/>
+    <w:lsdException w:name="Strong" w:semiHidden="0" w:uiPriority="22" w:unhideWhenUsed="0" w:qFormat="1"/>
+    <w:lsdException w:name="Emphasis" w:semiHidden="0" w:uiPriority="20" w:unhideWhenUsed="0" w:qFormat="1"/>
+    <w:lsdException w:name="Table Grid" w:semiHidden="0" w:uiPriority="59" w:unhideWhenUsed="0"/>
+    <w:lsdException w:name="Placeholder Text" w:unhideWhenUsed="0"/>
+    <w:lsdException w:name="No Spacing" w:semiHidden="0" w:uiPriority="1" w:unhideWhenUsed="0" w:qFormat="1"/>
+    <w:lsdException w:name="Light Shading" w:semiHidden="0" w:uiPriority="60" w:unhideWhenUsed="0"/>
+    <w:lsdException w:name="Light List" w:semiHidden="0" w:uiPriority="61" w:unhideWhenUsed="0"/>
+    <w:lsdException w:name="Light Grid" w:semiHidden="0" w:uiPriority="62" w:unhideWhenUsed="0"/>
+    <w:lsdException w:name="Medium Shading 1" w:semiHidden="0" w:uiPriority="63" w:unhideWhenUsed="0"/>
+    <w:lsdException w:name="Medium Shading 2" w:semiHidden="0" w:uiPriority="64" w:unhideWhenUsed="0"/>
+    <w:lsdException w:name="Medium List 1" w:semiHidden="0" w:uiPriority="65" w:unhideWhenUsed="0"/>
+    <w:lsdException w:name="Medium List 2" w:semiHidden="0" w:uiPriority="66" w:unhideWhenUsed="0"/>
+    <w:lsdException w:name="Medium Grid 1" w:semiHidden="0" w:uiPriority="67" w:unhideWhenUsed="0"/>
+    <w:lsdException w:name="Medium Grid 2" w:semiHidden="0" w:uiPriority="68" w:unhideWhenUsed="0"/>
+    <w:lsdException w:name="Medium Grid 3" w:semiHidden="0" w:uiPriority="69" w:unhideWhenUsed="0"/>
+    <w:lsdException w:name="Dark List" w:semiHidden="0" w:uiPriority="70" w:unhideWhenUsed="0"/>
+    <w:lsdException w:name="Colorful Shading" w:semiHidden="0" w:uiPriority="71" w:unhideWhenUsed="0"/>
+    <w:lsdException w:name="Colorful List" w:semiHidden="0" w:uiPriority="72" w:unhideWhenUsed="0"/>
+    <w:lsdException w:name="Colorful Grid" w:semiHidden="0" w:uiPriority="73" w:unhideWhenUsed="0"/>
+    <w:lsdException w:name="Light Shading Accent 1" w:semiHidden="0" w:uiPriority="60" w:unhideWhenUsed="0"/>
+    <w:lsdException w:name="Light List Accent 1" w:semiHidden="0" w:uiPriority="61" w:unhideWhenUsed="0"/>
+    <w:lsdException w:name="Light Grid Accent 1" w:semiHidden="0" w:uiPriority="62" w:unhideWhenUsed="0"/>
+    <w:lsdException w:name="Medium Shading 1 Accent 1" w:semiHidden="0" w:uiPriority="63" w:unhideWhenUsed="0"/>
+    <w:lsdException w:name="Medium Shading 2 Accent 1" w:semiHidden="0" w:uiPriority="64" w:unhideWhenUsed="0"/>
+    <w:lsdException w:name="Medium List 1 Accent 1" w:semiHidden="0" w:uiPriority="65" w:unhideWhenUsed="0"/>
+    <w:lsdException w:name="Revision" w:unhideWhenUsed="0"/>
+    <w:lsdException w:name="List Paragraph" w:semiHidden="0" w:uiPriority="34" w:unhideWhenUsed="0" w:qFormat="1"/>
+    <w:lsdException w:name="Quote" w:semiHidden="0" w:uiPriority="29" w:unhideWhenUsed="0" w:qFormat="1"/>
+    <w:lsdException w:name="Intense Quote" w:semiHidden="0" w:uiPriority="30" w:unhideWhenUsed="0" w:qFormat="1"/>
+    <w:lsdException w:name="Medium List 2 Accent 1" w:semiHidden="0" w:uiPriority="66" w:unhideWhenUsed="0"/>
+    <w:lsdException w:name="Medium Grid 1 Accent 1" w:semiHidden="0" w:uiPriority="67" w:unhideWhenUsed="0"/>
+    <w:lsdException w:name="Medium Grid 2 Accent 1" w:semiHidden="0" w:uiPriority="68" w:unhideWhenUsed="0"/>
+    <w:lsdException w:name="Medium Grid 3 Accent 1" w:semiHidden="0" w:uiPriority="69" w:unhideWhenUsed="0"/>
+    <w:lsdException w:name="Dark List Accent 1" w:semiHidden="0" w:uiPriority="70" w:unhideWhenUsed="0"/>
+    <w:lsdException w:name="Colorful Shading Accent 1" w:semiHidden="0" w:uiPriority="71" w:unhideWhenUsed="0"/>
+    <w:lsdException w:name="Colorful List Accent 1" w:semiHidden="0" w:uiPriority="72" w:unhideWhenUsed="0"/>
+    <w:lsdException w:name="Colorful Grid Accent 1" w:semiHidden="0" w:uiPriority="73" w:unhideWhenUsed="0"/>
+    <w:lsdException w:name="Light Shading Accent 2" w:semiHidden="0" w:uiPriority="60" w:unhideWhenUsed="0"/>
+    <w:lsdException w:name="Light List Accent 2" w:semiHidden="0" w:uiPriority="61" w:unhideWhenUsed="0"/>
+    <w:lsdException w:name="Light Grid Accent 2" w:semiHidden="0" w:uiPriority="62" w:unhideWhenUsed="0"/>
+    <w:lsdException w:name="Medium Shading 1 Accent 2" w:semiHidden="0" w:uiPriority="63" w:unhideWhenUsed="0"/>
+    <w:lsdException w:name="Medium Shading 2 Accent 2" w:semiHidden="0" w:uiPriority="64" w:unhideWhenUsed="0"/>
+    <w:lsdException w:name="Medium List 1 Accent 2" w:semiHidden="0" w:uiPriority="65" w:unhideWhenUsed="0"/>
+    <w:lsdException w:name="Medium List 2 Accent 2" w:semiHidden="0" w:uiPriority="66" w:unhideWhenUsed="0"/>
+    <w:lsdException w:name="Medium Grid 1 Accent 2" w:semiHidden="0" w:uiPriority="67" w:unhideWhenUsed="0"/>
+    <w:lsdException w:name="Medium Grid 2 Accent 2" w:semiHidden="0" w:uiPriority="68" w:unhideWhenUsed="0"/>
+    <w:lsdException w:name="Medium Grid 3 Accent 2" w:semiHidden="0" w:uiPriority="69" w:unhideWhenUsed="0"/>
+    <w:lsdException w:name="Dark List Accent 2" w:semiHidden="0" w:uiPriority="70" w:unhideWhenUsed="0"/>
+    <w:lsdException w:name="Colorful Shading Accent 2" w:semiHidden="0" w:uiPriority="71" w:unhideWhenUsed="0"/>
+    <w:lsdException w:name="Colorful List Accent 2" w:semiHidden="0" w:uiPriority="72" w:unhideWhenUsed="0"/>
+    <w:lsdException w:name="Colorful Grid Accent 2" w:semiHidden="0" w:uiPriority="73" w:unhideWhenUsed="0"/>
+    <w:lsdException w:name="Light Shading Accent 3" w:semiHidden="0" w:uiPriority="60" w:unhideWhenUsed="0"/>
+    <w:lsdException w:name="Light List Accent 3" w:semiHidden="0" w:uiPriority="61" w:unhideWhenUsed="0"/>
+    <w:lsdException w:name="Light Grid Accent 3" w:semiHidden="0" w:uiPriority="62" w:unhideWhenUsed="0"/>
+    <w:lsdException w:name="Medium Shading 1 Accent 3" w:semiHidden="0" w:uiPriority="63" w:unhideWhenUsed="0"/>
+    <w:lsdException w:name="Medium Shading 2 Accent 3" w:semiHidden="0" w:uiPriority="64" w:unhideWhenUsed="0"/>
+    <w:lsdException w:name="Medium List 1 Accent 3" w:semiHidden="0" w:uiPriority="65" w:unhideWhenUsed="0"/>
+    <w:lsdException w:name="Medium List 2 Accent 3" w:semiHidden="0" w:uiPriority="66" w:unhideWhenUsed="0"/>
+    <w:lsdException w:name="Medium Grid 1 Accent 3" w:semiHidden="0" w:uiPriority="67" w:unhideWhenUsed="0"/>
+    <w:lsdException w:name="Medium Grid 2 Accent 3" w:semiHidden="0" w:uiPriority="68" w:unhideWhenUsed="0"/>
+    <w:lsdException w:name="Medium Grid 3 Accent 3" w:semiHidden="0" w:uiPriority="69" w:unhideWhenUsed="0"/>
+    <w:lsdException w:name="Dark List Accent 3" w:semiHidden="0" w:uiPriority="70" w:unhideWhenUsed="0"/>
+    <w:lsdException w:name="Colorful Shading Accent 3" w:semiHidden="0" w:uiPriority="71" w:unhideWhenUsed="0"/>
+    <w:lsdException w:name="Colorful List Accent 3" w:semiHidden="0" w:uiPriority="72" w:unhideWhenUsed="0"/>
+    <w:lsdException w:name="Colorful Grid Accent 3" w:semiHidden="0" w:uiPriority="73" w:unhideWhenUsed="0"/>
+    <w:lsdException w:name="Light Shading Accent 4" w:semiHidden="0" w:uiPriority="60" w:unhideWhenUsed="0"/>
+    <w:lsdException w:name="Light List Accent 4" w:semiHidden="0" w:uiPriority="61" w:unhideWhenUsed="0"/>
+    <w:lsdException w:name="Light Grid Accent 4" w:semiHidden="0" w:uiPriority="62" w:unhideWhenUsed="0"/>
+    <w:lsdException w:name="Medium Shading 1 Accent 4" w:semiHidden="0" w:uiPriority="63" w:unhideWhenUsed="0"/>
+    <w:lsdException w:name="Medium Shading 2 Accent 4" w:semiHidden="0" w:uiPriority="64" w:unhideWhenUsed="0"/>
+    <w:lsdException w:name="Medium List 1 Accent 4" w:semiHidden="0" w:uiPriority="65" w:unhideWhenUsed="0"/>
+    <w:lsdException w:name="Medium List 2 Accent 4" w:semiHidden="0" w:uiPriority="66" w:unhideWhenUsed="0"/>
+    <w:lsdException w:name="Medium Grid 1 Accent 4" w:semiHidden="0" w:uiPriority="67" w:unhideWhenUsed="0"/>
+    <w:lsdException w:name="Medium Grid 2 Accent 4" w:semiHidden="0" w:uiPriority="68" w:unhideWhenUsed="0"/>
+    <w:lsdException w:name="Medium Grid 3 Accent 4" w:semiHidden="0" w:uiPriority="69" w:unhideWhenUsed="0"/>
+    <w:lsdException w:name="Dark List Accent 4" w:semiHidden="0" w:uiPriority="70" w:unhideWhenUsed="0"/>
+    <w:lsdException w:name="Colorful Shading Accent 4" w:semiHidden="0" w:uiPriority="71" w:unhideWhenUsed="0"/>
+    <w:lsdException w:name="Colorful List Accent 4" w:semiHidden="0" w:uiPriority="72" w:unhideWhenUsed="0"/>
+    <w:lsdException w:name="Colorful Grid Accent 4" w:semiHidden="0" w:uiPriority="73" w:unhideWhenUsed="0"/>
+    <w:lsdException w:name="Light Shading Accent 5" w:semiHidden="0" w:uiPriority="60" w:unhideWhenUsed="0"/>
+    <w:lsdException w:name="Light List Accent 5" w:semiHidden="0" w:uiPriority="61" w:unhideWhenUsed="0"/>
+    <w:lsdException w:name="Light Grid Accent 5" w:semiHidden="0" w:uiPriority="62" w:unhideWhenUsed="0"/>
+    <w:lsdException w:name="Medium Shading 1 Accent 5" w:semiHidden="0" w:uiPriority="63" w:unhideWhenUsed="0"/>
+    <w:lsdException w:name="Medium Shading 2 Accent 5" w:semiHidden="0" w:uiPriority="64" w:unhideWhenUsed="0"/>
+    <w:lsdException w:name="Medium List 1 Accent 5" w:semiHidden="0" w:uiPriority="65" w:unhideWhenUsed="0"/>
+    <w:lsdException w:name="Medium List 2 Accent 5" w:semiHidden="0" w:uiPriority="66" w:unhideWhenUsed="0"/>
+    <w:lsdException w:name="Medium Grid 1 Accent 5" w:semiHidden="0" w:uiPriority="67" w:unhideWhenUsed="0"/>
+    <w:lsdException w:name="Medium Grid 2 Accent 5" w:semiHidden="0" w:uiPriority="68" w:unhideWhenUsed="0"/>
+    <w:lsdException w:name="Medium Grid 3 Accent 5" w:semiHidden="0" w:uiPriority="69" w:unhideWhenUsed="0"/>
+    <w:lsdException w:name="Dark List Accent 5" w:semiHidden="0" w:uiPriority="70" w:unhideWhenUsed="0"/>
+    <w:lsdException w:name="Colorful Shading Accent 5" w:semiHidden="0" w:uiPriority="71" w:unhideWhenUsed="0"/>
+    <w:lsdException w:name="Colorful List Accent 5" w:semiHidden="0" w:uiPriority="72" w:unhideWhenUsed="0"/>
+    <w:lsdException w:name="Colorful Grid Accent 5" w:semiHidden="0" w:uiPriority="73" w:unhideWhenUsed="0"/>
+    <w:lsdException w:name="Light Shading Accent 6" w:semiHidden="0" w:uiPriority="60" w:unhideWhenUsed="0"/>
+    <w:lsdException w:name="Light List Accent 6" w:semiHidden="0" w:uiPriority="61" w:unhideWhenUsed="0"/>
+    <w:lsdException w:name="Light Grid Accent 6" w:semiHidden="0" w:uiPriority="62" w:unhideWhenUsed="0"/>
+    <w:lsdException w:name="Medium Shading 1 Accent 6" w:semiHidden="0" w:uiPriority="63" w:unhideWhenUsed="0"/>
+    <w:lsdException w:name="Medium Shading 2 Accent 6" w:semiHidden="0" w:uiPriority="64" w:unhideWhenUsed="0"/>
+    <w:lsdException w:name="Medium List 1 Accent 6" w:semiHidden="0" w:uiPriority="65" w:unhideWhenUsed="0"/>
+    <w:lsdException w:name="Medium List 2 Accent 6" w:semiHidden="0" w:uiPriority="66" w:unhideWhenUsed="0"/>
+    <w:lsdException w:name="Medium Grid 1 Accent 6" w:semiHidden="0" w:uiPriority="67" w:unhideWhenUsed="0"/>
+    <w:lsdException w:name="Medium Grid 2 Accent 6" w:semiHidden="0" w:uiPriority="68" w:unhideWhenUsed="0"/>
+    <w:lsdException w:name="Medium Grid 3 Accent 6" w:semiHidden="0" w:uiPriority="69" w:unhideWhenUsed="0"/>
+    <w:lsdException w:name="Dark List Accent 6" w:semiHidden="0" w:uiPriority="70" w:unhideWhenUsed="0"/>
+    <w:lsdException w:name="Colorful Shading Accent 6" w:semiHidden="0" w:uiPriority="71" w:unhideWhenUsed="0"/>
+    <w:lsdException w:name="Colorful List Accent 6" w:semiHidden="0" w:uiPriority="72" w:unhideWhenUsed="0"/>
+    <w:lsdException w:name="Colorful Grid Accent 6" w:semiHidden="0" w:uiPriority="73" w:unhideWhenUsed="0"/>
+    <w:lsdException w:name="Subtle Emphasis" w:semiHidden="0" w:uiPriority="19" w:unhideWhenUsed="0" w:qFormat="1"/>
+    <w:lsdException w:name="Intense Emphasis" w:semiHidden="0" w:uiPriority="21" w:unhideWhenUsed="0" w:qFormat="1"/>
+    <w:lsdException w:name="Subtle Reference" w:semiHidden="0" w:uiPriority="31" w:unhideWhenUsed="0" w:qFormat="1"/>
+    <w:lsdException w:name="Intense Reference" w:semiHidden="0" w:uiPriority="32" w:unhideWhenUsed="0" w:qFormat="1"/>
+    <w:lsdException w:name="Book Title" w:semiHidden="0" w:uiPriority="33" w:unhideWhenUsed="0" w:qFormat="1"/>
+    <w:lsdException w:name="Bibliography" w:uiPriority="37"/>
+    <w:lsdException w:name="TOC Heading" w:uiPriority="39" w:qFormat="1"/>
+  </w:latentStyles>
+  <w:style w:type="paragraph" w:default="1" w:styleId="a">
+    <w:name w:val="Normal"/>
+    <w:qFormat/>
+  </w:style>
+  <w:style w:type="character" w:default="1" w:styleId="a0">
+    <w:name w:val="Default Paragraph Font"/>
+    <w:uiPriority w:val="1"/>
+    <w:semiHidden/>
+    <w:unhideWhenUsed/>
+  </w:style>
+  <w:style w:type="table" w:default="1" w:styleId="a1">
+    <w:name w:val="Normal Table"/>
+    <w:uiPriority w:val="99"/>
+    <w:semiHidden/>
+    <w:unhideWhenUsed/>
+    <w:tblPr>
+      <w:tblInd w:w="0" w:type="dxa"/>
+      <w:tblCellMar>
+        <w:top w:w="0" w:type="dxa"/>
+        <w:left w:w="108" w:type="dxa"/>
+        <w:bottom w:w="0" w:type="dxa"/>
+        <w:right w:w="108" w:type="dxa"/>
+      </w:tblCellMar>
+    </w:tblPr>
+  </w:style>
+  <w:style w:type="numbering" w:default="1" w:styleId="a2">
+    <w:name w:val="No List"/>
+    <w:uiPriority w:val="99"/>
+    <w:semiHidden/>
+    <w:unhideWhenUsed/>
+  </w:style>
+  <w:style w:type="character" w:styleId="a3">
+    <w:name w:val="Placeholder Text"/>
+    <w:basedOn w:val="a0"/>
+    <w:uiPriority w:val="99"/>
+    <w:semiHidden/>
+    <w:rsid w:val="00082AB2"/>
+    <w:rPr>
+      <w:color w:val="808080"/>
+    </w:rPr>
+  </w:style>
+</w:styles>
+</file>
+
+<file path=word/glossary/stylesWithEffects.xml><?xml version="1.0" encoding="utf-8"?>
+<w:styles xmlns:wpc="http://schemas.microsoft.com/office/word/2010/wordprocessingCanvas" xmlns:mc="http://schemas.openxmlformats.org/markup-compatibility/2006" xmlns:o="urn:schemas-microsoft-com:office:office" xmlns:r="http://schemas.openxmlformats.org/officeDocument/2006/relationships" xmlns:m="http://schemas.openxmlformats.org/officeDocument/2006/math" xmlns:v="urn:schemas-microsoft-com:vml" xmlns:wp14="http://schemas.microsoft.com/office/word/2010/wordprocessingDrawing" xmlns:wp="http://schemas.openxmlformats.org/drawingml/2006/wordprocessingDrawing" xmlns:w10="urn:schemas-microsoft-com:office:word" xmlns:w="http://schemas.openxmlformats.org/wordprocessingml/2006/main" xmlns:w14="http://schemas.microsoft.com/office/word/2010/wordml" xmlns:wpg="http://schemas.microsoft.com/office/word/2010/wordprocessingGroup" xmlns:wpi="http://schemas.microsoft.com/office/word/2010/wordprocessingInk" xmlns:wne="http://schemas.microsoft.com/office/word/2006/wordml" xmlns:wps="http://schemas.microsoft.com/office/word/2010/wordprocessingShape" mc:Ignorable="w14 wp14">
+  <w:docDefaults>
+    <w:rPrDefault>
+      <w:rPr>
+        <w:rFonts w:asciiTheme="minorHAnsi" w:eastAsiaTheme="minorEastAsia" w:hAnsiTheme="minorHAnsi" w:cstheme="minorBidi"/>
+        <w:sz w:val="22"/>
+        <w:szCs w:val="22"/>
+        <w:lang w:val="ru-RU" w:eastAsia="ru-RU" w:bidi="ar-SA"/>
+      </w:rPr>
+    </w:rPrDefault>
+    <w:pPrDefault>
+      <w:pPr>
+        <w:spacing w:after="200" w:line="276" w:lineRule="auto"/>
+      </w:pPr>
+    </w:pPrDefault>
+  </w:docDefaults>
+  <w:latentStyles w:defLockedState="0" w:defUIPriority="99" w:defSemiHidden="1" w:defUnhideWhenUsed="1" w:defQFormat="0" w:count="267">
+    <w:lsdException w:name="Normal" w:semiHidden="0" w:uiPriority="0" w:unhideWhenUsed="0" w:qFormat="1"/>
+    <w:lsdException w:name="heading 1" w:semiHidden="0" w:uiPriority="9" w:unhideWhenUsed="0" w:qFormat="1"/>
+    <w:lsdException w:name="heading 2" w:uiPriority="9" w:qFormat="1"/>
+    <w:lsdException w:name="heading 3" w:uiPriority="9" w:qFormat="1"/>
+    <w:lsdException w:name="heading 4" w:uiPriority="9" w:qFormat="1"/>
+    <w:lsdException w:name="heading 5" w:uiPriority="9" w:qFormat="1"/>
+    <w:lsdException w:name="heading 6" w:uiPriority="9" w:qFormat="1"/>
+    <w:lsdException w:name="heading 7" w:uiPriority="9" w:qFormat="1"/>
+    <w:lsdException w:name="heading 8" w:uiPriority="9" w:qFormat="1"/>
+    <w:lsdException w:name="heading 9" w:uiPriority="9" w:qFormat="1"/>
+    <w:lsdException w:name="toc 1" w:uiPriority="39"/>
+    <w:lsdException w:name="toc 2" w:uiPriority="39"/>
+    <w:lsdException w:name="toc 3" w:uiPriority="39"/>
+    <w:lsdException w:name="toc 4" w:uiPriority="39"/>
+    <w:lsdException w:name="toc 5" w:uiPriority="39"/>
+    <w:lsdException w:name="toc 6" w:uiPriority="39"/>
+    <w:lsdException w:name="toc 7" w:uiPriority="39"/>
+    <w:lsdException w:name="toc 8" w:uiPriority="39"/>
+    <w:lsdException w:name="toc 9" w:uiPriority="39"/>
+    <w:lsdException w:name="caption" w:uiPriority="35" w:qFormat="1"/>
+    <w:lsdException w:name="Title" w:semiHidden="0" w:uiPriority="10" w:unhideWhenUsed="0" w:qFormat="1"/>
+    <w:lsdException w:name="Default Paragraph Font" w:uiPriority="1"/>
+    <w:lsdException w:name="Subtitle" w:semiHidden="0" w:uiPriority="11" w:unhideWhenUsed="0" w:qFormat="1"/>
+    <w:lsdException w:name="Strong" w:semiHidden="0" w:uiPriority="22" w:unhideWhenUsed="0" w:qFormat="1"/>
+    <w:lsdException w:name="Emphasis" w:semiHidden="0" w:uiPriority="20" w:unhideWhenUsed="0" w:qFormat="1"/>
+    <w:lsdException w:name="Table Grid" w:semiHidden="0" w:uiPriority="59" w:unhideWhenUsed="0"/>
+    <w:lsdException w:name="Placeholder Text" w:unhideWhenUsed="0"/>
+    <w:lsdException w:name="No Spacing" w:semiHidden="0" w:uiPriority="1" w:unhideWhenUsed="0" w:qFormat="1"/>
+    <w:lsdException w:name="Light Shading" w:semiHidden="0" w:uiPriority="60" w:unhideWhenUsed="0"/>
+    <w:lsdException w:name="Light List" w:semiHidden="0" w:uiPriority="61" w:unhideWhenUsed="0"/>
+    <w:lsdException w:name="Light Grid" w:semiHidden="0" w:uiPriority="62" w:unhideWhenUsed="0"/>
+    <w:lsdException w:name="Medium Shading 1" w:semiHidden="0" w:uiPriority="63" w:unhideWhenUsed="0"/>
+    <w:lsdException w:name="Medium Shading 2" w:semiHidden="0" w:uiPriority="64" w:unhideWhenUsed="0"/>
+    <w:lsdException w:name="Medium List 1" w:semiHidden="0" w:uiPriority="65" w:unhideWhenUsed="0"/>
+    <w:lsdException w:name="Medium List 2" w:semiHidden="0" w:uiPriority="66" w:unhideWhenUsed="0"/>
+    <w:lsdException w:name="Medium Grid 1" w:semiHidden="0" w:uiPriority="67" w:unhideWhenUsed="0"/>
+    <w:lsdException w:name="Medium Grid 2" w:semiHidden="0" w:uiPriority="68" w:unhideWhenUsed="0"/>
+    <w:lsdException w:name="Medium Grid 3" w:semiHidden="0" w:uiPriority="69" w:unhideWhenUsed="0"/>
+    <w:lsdException w:name="Dark List" w:semiHidden="0" w:uiPriority="70" w:unhideWhenUsed="0"/>
+    <w:lsdException w:name="Colorful Shading" w:semiHidden="0" w:uiPriority="71" w:unhideWhenUsed="0"/>
+    <w:lsdException w:name="Colorful List" w:semiHidden="0" w:uiPriority="72" w:unhideWhenUsed="0"/>
+    <w:lsdException w:name="Colorful Grid" w:semiHidden="0" w:uiPriority="73" w:unhideWhenUsed="0"/>
+    <w:lsdException w:name="Light Shading Accent 1" w:semiHidden="0" w:uiPriority="60" w:unhideWhenUsed="0"/>
+    <w:lsdException w:name="Light List Accent 1" w:semiHidden="0" w:uiPriority="61" w:unhideWhenUsed="0"/>
+    <w:lsdException w:name="Light Grid Accent 1" w:semiHidden="0" w:uiPriority="62" w:unhideWhenUsed="0"/>
+    <w:lsdException w:name="Medium Shading 1 Accent 1" w:semiHidden="0" w:uiPriority="63" w:unhideWhenUsed="0"/>
+    <w:lsdException w:name="Medium Shading 2 Accent 1" w:semiHidden="0" w:uiPriority="64" w:unhideWhenUsed="0"/>
+    <w:lsdException w:name="Medium List 1 Accent 1" w:semiHidden="0" w:uiPriority="65" w:unhideWhenUsed="0"/>
+    <w:lsdException w:name="Revision" w:unhideWhenUsed="0"/>
+    <w:lsdException w:name="List Paragraph" w:semiHidden="0" w:uiPriority="34" w:unhideWhenUsed="0" w:qFormat="1"/>
+    <w:lsdException w:name="Quote" w:semiHidden="0" w:uiPriority="29" w:unhideWhenUsed="0" w:qFormat="1"/>
+    <w:lsdException w:name="Intense Quote" w:semiHidden="0" w:uiPriority="30" w:unhideWhenUsed="0" w:qFormat="1"/>
+    <w:lsdException w:name="Medium List 2 Accent 1" w:semiHidden="0" w:uiPriority="66" w:unhideWhenUsed="0"/>
+    <w:lsdException w:name="Medium Grid 1 Accent 1" w:semiHidden="0" w:uiPriority="67" w:unhideWhenUsed="0"/>
+    <w:lsdException w:name="Medium Grid 2 Accent 1" w:semiHidden="0" w:uiPriority="68" w:unhideWhenUsed="0"/>
+    <w:lsdException w:name="Medium Grid 3 Accent 1" w:semiHidden="0" w:uiPriority="69" w:unhideWhenUsed="0"/>
+    <w:lsdException w:name="Dark List Accent 1" w:semiHidden="0" w:uiPriority="70" w:unhideWhenUsed="0"/>
+    <w:lsdException w:name="Colorful Shading Accent 1" w:semiHidden="0" w:uiPriority="71" w:unhideWhenUsed="0"/>
+    <w:lsdException w:name="Colorful List Accent 1" w:semiHidden="0" w:uiPriority="72" w:unhideWhenUsed="0"/>
+    <w:lsdException w:name="Colorful Grid Accent 1" w:semiHidden="0" w:uiPriority="73" w:unhideWhenUsed="0"/>
+    <w:lsdException w:name="Light Shading Accent 2" w:semiHidden="0" w:uiPriority="60" w:unhideWhenUsed="0"/>
+    <w:lsdException w:name="Light List Accent 2" w:semiHidden="0" w:uiPriority="61" w:unhideWhenUsed="0"/>
+    <w:lsdException w:name="Light Grid Accent 2" w:semiHidden="0" w:uiPriority="62" w:unhideWhenUsed="0"/>
+    <w:lsdException w:name="Medium Shading 1 Accent 2" w:semiHidden="0" w:uiPriority="63" w:unhideWhenUsed="0"/>
+    <w:lsdException w:name="Medium Shading 2 Accent 2" w:semiHidden="0" w:uiPriority="64" w:unhideWhenUsed="0"/>
+    <w:lsdException w:name="Medium List 1 Accent 2" w:semiHidden="0" w:uiPriority="65" w:unhideWhenUsed="0"/>
+    <w:lsdException w:name="Medium List 2 Accent 2" w:semiHidden="0" w:uiPriority="66" w:unhideWhenUsed="0"/>
+    <w:lsdException w:name="Medium Grid 1 Accent 2" w:semiHidden="0" w:uiPriority="67" w:unhideWhenUsed="0"/>
+    <w:lsdException w:name="Medium Grid 2 Accent 2" w:semiHidden="0" w:uiPriority="68" w:unhideWhenUsed="0"/>
+    <w:lsdException w:name="Medium Grid 3 Accent 2" w:semiHidden="0" w:uiPriority="69" w:unhideWhenUsed="0"/>
+    <w:lsdException w:name="Dark List Accent 2" w:semiHidden="0" w:uiPriority="70" w:unhideWhenUsed="0"/>
+    <w:lsdException w:name="Colorful Shading Accent 2" w:semiHidden="0" w:uiPriority="71" w:unhideWhenUsed="0"/>
+    <w:lsdException w:name="Colorful List Accent 2" w:semiHidden="0" w:uiPriority="72" w:unhideWhenUsed="0"/>
+    <w:lsdException w:name="Colorful Grid Accent 2" w:semiHidden="0" w:uiPriority="73" w:unhideWhenUsed="0"/>
+    <w:lsdException w:name="Light Shading Accent 3" w:semiHidden="0" w:uiPriority="60" w:unhideWhenUsed="0"/>
+    <w:lsdException w:name="Light List Accent 3" w:semiHidden="0" w:uiPriority="61" w:unhideWhenUsed="0"/>
+    <w:lsdException w:name="Light Grid Accent 3" w:semiHidden="0" w:uiPriority="62" w:unhideWhenUsed="0"/>
+    <w:lsdException w:name="Medium Shading 1 Accent 3" w:semiHidden="0" w:uiPriority="63" w:unhideWhenUsed="0"/>
+    <w:lsdException w:name="Medium Shading 2 Accent 3" w:semiHidden="0" w:uiPriority="64" w:unhideWhenUsed="0"/>
+    <w:lsdException w:name="Medium List 1 Accent 3" w:semiHidden="0" w:uiPriority="65" w:unhideWhenUsed="0"/>
+    <w:lsdException w:name="Medium List 2 Accent 3" w:semiHidden="0" w:uiPriority="66" w:unhideWhenUsed="0"/>
+    <w:lsdException w:name="Medium Grid 1 Accent 3" w:semiHidden="0" w:uiPriority="67" w:unhideWhenUsed="0"/>
+    <w:lsdException w:name="Medium Grid 2 Accent 3" w:semiHidden="0" w:uiPriority="68" w:unhideWhenUsed="0"/>
+    <w:lsdException w:name="Medium Grid 3 Accent 3" w:semiHidden="0" w:uiPriority="69" w:unhideWhenUsed="0"/>
+    <w:lsdException w:name="Dark List Accent 3" w:semiHidden="0" w:uiPriority="70" w:unhideWhenUsed="0"/>
+    <w:lsdException w:name="Colorful Shading Accent 3" w:semiHidden="0" w:uiPriority="71" w:unhideWhenUsed="0"/>
+    <w:lsdException w:name="Colorful List Accent 3" w:semiHidden="0" w:uiPriority="72" w:unhideWhenUsed="0"/>
+    <w:lsdException w:name="Colorful Grid Accent 3" w:semiHidden="0" w:uiPriority="73" w:unhideWhenUsed="0"/>
+    <w:lsdException w:name="Light Shading Accent 4" w:semiHidden="0" w:uiPriority="60" w:unhideWhenUsed="0"/>
+    <w:lsdException w:name="Light List Accent 4" w:semiHidden="0" w:uiPriority="61" w:unhideWhenUsed="0"/>
+    <w:lsdException w:name="Light Grid Accent 4" w:semiHidden="0" w:uiPriority="62" w:unhideWhenUsed="0"/>
+    <w:lsdException w:name="Medium Shading 1 Accent 4" w:semiHidden="0" w:uiPriority="63" w:unhideWhenUsed="0"/>
+    <w:lsdException w:name="Medium Shading 2 Accent 4" w:semiHidden="0" w:uiPriority="64" w:unhideWhenUsed="0"/>
+    <w:lsdException w:name="Medium List 1 Accent 4" w:semiHidden="0" w:uiPriority="65" w:unhideWhenUsed="0"/>
+    <w:lsdException w:name="Medium List 2 Accent 4" w:semiHidden="0" w:uiPriority="66" w:unhideWhenUsed="0"/>
+    <w:lsdException w:name="Medium Grid 1 Accent 4" w:semiHidden="0" w:uiPriority="67" w:unhideWhenUsed="0"/>
+    <w:lsdException w:name="Medium Grid 2 Accent 4" w:semiHidden="0" w:uiPriority="68" w:unhideWhenUsed="0"/>
+    <w:lsdException w:name="Medium Grid 3 Accent 4" w:semiHidden="0" w:uiPriority="69" w:unhideWhenUsed="0"/>
+    <w:lsdException w:name="Dark List Accent 4" w:semiHidden="0" w:uiPriority="70" w:unhideWhenUsed="0"/>
+    <w:lsdException w:name="Colorful Shading Accent 4" w:semiHidden="0" w:uiPriority="71" w:unhideWhenUsed="0"/>
+    <w:lsdException w:name="Colorful List Accent 4" w:semiHidden="0" w:uiPriority="72" w:unhideWhenUsed="0"/>
+    <w:lsdException w:name="Colorful Grid Accent 4" w:semiHidden="0" w:uiPriority="73" w:unhideWhenUsed="0"/>
+    <w:lsdException w:name="Light Shading Accent 5" w:semiHidden="0" w:uiPriority="60" w:unhideWhenUsed="0"/>
+    <w:lsdException w:name="Light List Accent 5" w:semiHidden="0" w:uiPriority="61" w:unhideWhenUsed="0"/>
+    <w:lsdException w:name="Light Grid Accent 5" w:semiHidden="0" w:uiPriority="62" w:unhideWhenUsed="0"/>
+    <w:lsdException w:name="Medium Shading 1 Accent 5" w:semiHidden="0" w:uiPriority="63" w:unhideWhenUsed="0"/>
+    <w:lsdException w:name="Medium Shading 2 Accent 5" w:semiHidden="0" w:uiPriority="64" w:unhideWhenUsed="0"/>
+    <w:lsdException w:name="Medium List 1 Accent 5" w:semiHidden="0" w:uiPriority="65" w:unhideWhenUsed="0"/>
+    <w:lsdException w:name="Medium List 2 Accent 5" w:semiHidden="0" w:uiPriority="66" w:unhideWhenUsed="0"/>
+    <w:lsdException w:name="Medium Grid 1 Accent 5" w:semiHidden="0" w:uiPriority="67" w:unhideWhenUsed="0"/>
+    <w:lsdException w:name="Medium Grid 2 Accent 5" w:semiHidden="0" w:uiPriority="68" w:unhideWhenUsed="0"/>
+    <w:lsdException w:name="Medium Grid 3 Accent 5" w:semiHidden="0" w:uiPriority="69" w:unhideWhenUsed="0"/>
+    <w:lsdException w:name="Dark List Accent 5" w:semiHidden="0" w:uiPriority="70" w:unhideWhenUsed="0"/>
+    <w:lsdException w:name="Colorful Shading Accent 5" w:semiHidden="0" w:uiPriority="71" w:unhideWhenUsed="0"/>
+    <w:lsdException w:name="Colorful List Accent 5" w:semiHidden="0" w:uiPriority="72" w:unhideWhenUsed="0"/>
+    <w:lsdException w:name="Colorful Grid Accent 5" w:semiHidden="0" w:uiPriority="73" w:unhideWhenUsed="0"/>
+    <w:lsdException w:name="Light Shading Accent 6" w:semiHidden="0" w:uiPriority="60" w:unhideWhenUsed="0"/>
+    <w:lsdException w:name="Light List Accent 6" w:semiHidden="0" w:uiPriority="61" w:unhideWhenUsed="0"/>
+    <w:lsdException w:name="Light Grid Accent 6" w:semiHidden="0" w:uiPriority="62" w:unhideWhenUsed="0"/>
+    <w:lsdException w:name="Medium Shading 1 Accent 6" w:semiHidden="0" w:uiPriority="63" w:unhideWhenUsed="0"/>
+    <w:lsdException w:name="Medium Shading 2 Accent 6" w:semiHidden="0" w:uiPriority="64" w:unhideWhenUsed="0"/>
+    <w:lsdException w:name="Medium List 1 Accent 6" w:semiHidden="0" w:uiPriority="65" w:unhideWhenUsed="0"/>
+    <w:lsdException w:name="Medium List 2 Accent 6" w:semiHidden="0" w:uiPriority="66" w:unhideWhenUsed="0"/>
+    <w:lsdException w:name="Medium Grid 1 Accent 6" w:semiHidden="0" w:uiPriority="67" w:unhideWhenUsed="0"/>
+    <w:lsdException w:name="Medium Grid 2 Accent 6" w:semiHidden="0" w:uiPriority="68" w:unhideWhenUsed="0"/>
+    <w:lsdException w:name="Medium Grid 3 Accent 6" w:semiHidden="0" w:uiPriority="69" w:unhideWhenUsed="0"/>
+    <w:lsdException w:name="Dark List Accent 6" w:semiHidden="0" w:uiPriority="70" w:unhideWhenUsed="0"/>
+    <w:lsdException w:name="Colorful Shading Accent 6" w:semiHidden="0" w:uiPriority="71" w:unhideWhenUsed="0"/>
+    <w:lsdException w:name="Colorful List Accent 6" w:semiHidden="0" w:uiPriority="72" w:unhideWhenUsed="0"/>
+    <w:lsdException w:name="Colorful Grid Accent 6" w:semiHidden="0" w:uiPriority="73" w:unhideWhenUsed="0"/>
+    <w:lsdException w:name="Subtle Emphasis" w:semiHidden="0" w:uiPriority="19" w:unhideWhenUsed="0" w:qFormat="1"/>
+    <w:lsdException w:name="Intense Emphasis" w:semiHidden="0" w:uiPriority="21" w:unhideWhenUsed="0" w:qFormat="1"/>
+    <w:lsdException w:name="Subtle Reference" w:semiHidden="0" w:uiPriority="31" w:unhideWhenUsed="0" w:qFormat="1"/>
+    <w:lsdException w:name="Intense Reference" w:semiHidden="0" w:uiPriority="32" w:unhideWhenUsed="0" w:qFormat="1"/>
+    <w:lsdException w:name="Book Title" w:semiHidden="0" w:uiPriority="33" w:unhideWhenUsed="0" w:qFormat="1"/>
+    <w:lsdException w:name="Bibliography" w:uiPriority="37"/>
+    <w:lsdException w:name="TOC Heading" w:uiPriority="39" w:qFormat="1"/>
+  </w:latentStyles>
+  <w:style w:type="paragraph" w:default="1" w:styleId="a">
+    <w:name w:val="Normal"/>
+    <w:qFormat/>
+  </w:style>
+  <w:style w:type="character" w:default="1" w:styleId="a0">
+    <w:name w:val="Default Paragraph Font"/>
+    <w:uiPriority w:val="1"/>
+    <w:semiHidden/>
+    <w:unhideWhenUsed/>
+  </w:style>
+  <w:style w:type="table" w:default="1" w:styleId="a1">
+    <w:name w:val="Normal Table"/>
+    <w:uiPriority w:val="99"/>
+    <w:semiHidden/>
+    <w:unhideWhenUsed/>
+    <w:tblPr>
+      <w:tblInd w:w="0" w:type="dxa"/>
+      <w:tblCellMar>
+        <w:top w:w="0" w:type="dxa"/>
+        <w:left w:w="108" w:type="dxa"/>
+        <w:bottom w:w="0" w:type="dxa"/>
+        <w:right w:w="108" w:type="dxa"/>
+      </w:tblCellMar>
+    </w:tblPr>
+  </w:style>
+  <w:style w:type="numbering" w:default="1" w:styleId="a2">
+    <w:name w:val="No List"/>
+    <w:uiPriority w:val="99"/>
+    <w:semiHidden/>
+    <w:unhideWhenUsed/>
+  </w:style>
+  <w:style w:type="character" w:styleId="a3">
+    <w:name w:val="Placeholder Text"/>
+    <w:basedOn w:val="a0"/>
+    <w:uiPriority w:val="99"/>
+    <w:semiHidden/>
+    <w:rsid w:val="00082AB2"/>
+    <w:rPr>
+      <w:color w:val="808080"/>
+    </w:rPr>
+  </w:style>
+</w:styles>
+</file>
+
+<file path=word/glossary/webSettings.xml><?xml version="1.0" encoding="utf-8"?>
+<w:webSettings xmlns:mc="http://schemas.openxmlformats.org/markup-compatibility/2006" xmlns:r="http://schemas.openxmlformats.org/officeDocument/2006/relationships" xmlns:w="http://schemas.openxmlformats.org/wordprocessingml/2006/main" xmlns:w14="http://schemas.microsoft.com/office/word/2010/wordml" mc:Ignorable="w14">
+  <w:optimizeForBrowser/>
+  <w:allowPNG/>
+</w:webSettings>
+</file>
+
 <file path=word/theme/theme1.xml><?xml version="1.0" encoding="utf-8"?>
 <a:theme xmlns:a="http://schemas.openxmlformats.org/drawingml/2006/main" name="Тема Office">
   <a:themeElements>
@@ -27276,7 +31272,7 @@
 </file>
 
 <file path=customXml/itemProps1.xml><?xml version="1.0" encoding="utf-8"?>
-<ds:datastoreItem xmlns:ds="http://schemas.openxmlformats.org/officeDocument/2006/customXml" ds:itemID="{D294D6D9-7E69-4970-8989-AA1A411BD482}">
+<ds:datastoreItem xmlns:ds="http://schemas.openxmlformats.org/officeDocument/2006/customXml" ds:itemID="{ECB3A710-AE79-4647-9650-43084F7D7337}">
   <ds:schemaRefs>
     <ds:schemaRef ds:uri="http://schemas.openxmlformats.org/officeDocument/2006/bibliography"/>
   </ds:schemaRefs>

--- a/StructureHelper/Documentation/Manuals/Руководство пользователя.docx
+++ b/StructureHelper/Documentation/Manuals/Руководство пользователя.docx
@@ -52,45 +52,42 @@
         <w:jc w:val="center"/>
         <w:rPr>
           <w:rStyle w:val="af3"/>
-          <w:lang w:val="en-US"/>
-        </w:rPr>
-      </w:pPr>
+        </w:rPr>
+      </w:pPr>
+      <w:r>
+        <w:rPr>
+          <w:rStyle w:val="af3"/>
+        </w:rPr>
+        <w:t>23</w:t>
+      </w:r>
       <w:r>
         <w:rPr>
           <w:rStyle w:val="af3"/>
           <w:lang w:val="en-US"/>
         </w:rPr>
-        <w:t>12</w:t>
+        <w:t>.</w:t>
+      </w:r>
+      <w:r>
+        <w:rPr>
+          <w:rStyle w:val="af3"/>
+        </w:rPr>
+        <w:t>06</w:t>
       </w:r>
       <w:r>
         <w:rPr>
           <w:rStyle w:val="af3"/>
           <w:lang w:val="en-US"/>
         </w:rPr>
-        <w:t>.</w:t>
+        <w:t>.202</w:t>
       </w:r>
       <w:r>
         <w:rPr>
           <w:rStyle w:val="af3"/>
-          <w:lang w:val="en-US"/>
-        </w:rPr>
-        <w:t>1</w:t>
-      </w:r>
-      <w:r>
-        <w:rPr>
-          <w:rStyle w:val="af3"/>
-        </w:rPr>
-        <w:t>2</w:t>
-      </w:r>
-      <w:r>
-        <w:rPr>
-          <w:rStyle w:val="af3"/>
-          <w:lang w:val="en-US"/>
-        </w:rPr>
-        <w:t>.2024</w:t>
-      </w:r>
-    </w:p>
-    <w:bookmarkStart w:id="0" w:name="_Toc182069509" w:displacedByCustomXml="next"/>
+        </w:rPr>
+        <w:t>5</w:t>
+      </w:r>
+    </w:p>
+    <w:bookmarkStart w:id="0" w:name="_Toc201496338" w:displacedByCustomXml="next"/>
     <w:sdt>
       <w:sdtPr>
         <w:rPr>
@@ -140,7 +137,7 @@
           <w:r>
             <w:fldChar w:fldCharType="separate"/>
           </w:r>
-          <w:hyperlink w:anchor="_Toc182069509" w:history="1">
+          <w:hyperlink w:anchor="_Toc201496338" w:history="1">
             <w:r>
               <w:rPr>
                 <w:rStyle w:val="a5"/>
@@ -182,7 +179,7 @@
                 <w:noProof/>
                 <w:webHidden/>
               </w:rPr>
-              <w:instrText xml:space="preserve"> PAGEREF _Toc182069509 \h </w:instrText>
+              <w:instrText xml:space="preserve"> PAGEREF _Toc201496338 \h </w:instrText>
             </w:r>
             <w:r>
               <w:rPr>
@@ -226,7 +223,7 @@
               <w:lang w:eastAsia="ru-RU"/>
             </w:rPr>
           </w:pPr>
-          <w:hyperlink w:anchor="_Toc182069510" w:history="1">
+          <w:hyperlink w:anchor="_Toc201496339" w:history="1">
             <w:r>
               <w:rPr>
                 <w:rStyle w:val="a5"/>
@@ -268,7 +265,7 @@
                 <w:noProof/>
                 <w:webHidden/>
               </w:rPr>
-              <w:instrText xml:space="preserve"> PAGEREF _Toc182069510 \h </w:instrText>
+              <w:instrText xml:space="preserve"> PAGEREF _Toc201496339 \h </w:instrText>
             </w:r>
             <w:r>
               <w:rPr>
@@ -312,7 +309,7 @@
               <w:lang w:eastAsia="ru-RU"/>
             </w:rPr>
           </w:pPr>
-          <w:hyperlink w:anchor="_Toc182069511" w:history="1">
+          <w:hyperlink w:anchor="_Toc201496340" w:history="1">
             <w:r>
               <w:rPr>
                 <w:rStyle w:val="a5"/>
@@ -354,7 +351,7 @@
                 <w:noProof/>
                 <w:webHidden/>
               </w:rPr>
-              <w:instrText xml:space="preserve"> PAGEREF _Toc182069511 \h </w:instrText>
+              <w:instrText xml:space="preserve"> PAGEREF _Toc201496340 \h </w:instrText>
             </w:r>
             <w:r>
               <w:rPr>
@@ -398,7 +395,7 @@
               <w:lang w:eastAsia="ru-RU"/>
             </w:rPr>
           </w:pPr>
-          <w:hyperlink w:anchor="_Toc182069512" w:history="1">
+          <w:hyperlink w:anchor="_Toc201496341" w:history="1">
             <w:r>
               <w:rPr>
                 <w:rStyle w:val="a5"/>
@@ -448,7 +445,7 @@
                 <w:noProof/>
                 <w:webHidden/>
               </w:rPr>
-              <w:instrText xml:space="preserve"> PAGEREF _Toc182069512 \h </w:instrText>
+              <w:instrText xml:space="preserve"> PAGEREF _Toc201496341 \h </w:instrText>
             </w:r>
             <w:r>
               <w:rPr>
@@ -492,7 +489,7 @@
               <w:lang w:eastAsia="ru-RU"/>
             </w:rPr>
           </w:pPr>
-          <w:hyperlink w:anchor="_Toc182069513" w:history="1">
+          <w:hyperlink w:anchor="_Toc201496342" w:history="1">
             <w:r>
               <w:rPr>
                 <w:rStyle w:val="a5"/>
@@ -543,7 +540,7 @@
                 <w:noProof/>
                 <w:webHidden/>
               </w:rPr>
-              <w:instrText xml:space="preserve"> PAGEREF _Toc182069513 \h </w:instrText>
+              <w:instrText xml:space="preserve"> PAGEREF _Toc201496342 \h </w:instrText>
             </w:r>
             <w:r>
               <w:rPr>
@@ -587,7 +584,7 @@
               <w:lang w:eastAsia="ru-RU"/>
             </w:rPr>
           </w:pPr>
-          <w:hyperlink w:anchor="_Toc182069514" w:history="1">
+          <w:hyperlink w:anchor="_Toc201496343" w:history="1">
             <w:r>
               <w:rPr>
                 <w:rStyle w:val="a5"/>
@@ -629,7 +626,7 @@
                 <w:noProof/>
                 <w:webHidden/>
               </w:rPr>
-              <w:instrText xml:space="preserve"> PAGEREF _Toc182069514 \h </w:instrText>
+              <w:instrText xml:space="preserve"> PAGEREF _Toc201496343 \h </w:instrText>
             </w:r>
             <w:r>
               <w:rPr>
@@ -673,7 +670,7 @@
               <w:lang w:eastAsia="ru-RU"/>
             </w:rPr>
           </w:pPr>
-          <w:hyperlink w:anchor="_Toc182069515" w:history="1">
+          <w:hyperlink w:anchor="_Toc201496344" w:history="1">
             <w:r>
               <w:rPr>
                 <w:rStyle w:val="a5"/>
@@ -715,7 +712,7 @@
                 <w:noProof/>
                 <w:webHidden/>
               </w:rPr>
-              <w:instrText xml:space="preserve"> PAGEREF _Toc182069515 \h </w:instrText>
+              <w:instrText xml:space="preserve"> PAGEREF _Toc201496344 \h </w:instrText>
             </w:r>
             <w:r>
               <w:rPr>
@@ -759,7 +756,7 @@
               <w:lang w:eastAsia="ru-RU"/>
             </w:rPr>
           </w:pPr>
-          <w:hyperlink w:anchor="_Toc182069516" w:history="1">
+          <w:hyperlink w:anchor="_Toc201496345" w:history="1">
             <w:r>
               <w:rPr>
                 <w:rStyle w:val="a5"/>
@@ -801,7 +798,7 @@
                 <w:noProof/>
                 <w:webHidden/>
               </w:rPr>
-              <w:instrText xml:space="preserve"> PAGEREF _Toc182069516 \h </w:instrText>
+              <w:instrText xml:space="preserve"> PAGEREF _Toc201496345 \h </w:instrText>
             </w:r>
             <w:r>
               <w:rPr>
@@ -822,6 +819,92 @@
                 <w:webHidden/>
               </w:rPr>
               <w:t>8</w:t>
+            </w:r>
+            <w:r>
+              <w:rPr>
+                <w:noProof/>
+                <w:webHidden/>
+              </w:rPr>
+              <w:fldChar w:fldCharType="end"/>
+            </w:r>
+          </w:hyperlink>
+        </w:p>
+        <w:p>
+          <w:pPr>
+            <w:pStyle w:val="21"/>
+            <w:tabs>
+              <w:tab w:val="left" w:pos="1540"/>
+              <w:tab w:val="right" w:leader="dot" w:pos="9912"/>
+            </w:tabs>
+            <w:rPr>
+              <w:rFonts w:eastAsiaTheme="minorEastAsia"/>
+              <w:noProof/>
+              <w:lang w:eastAsia="ru-RU"/>
+            </w:rPr>
+          </w:pPr>
+          <w:hyperlink w:anchor="_Toc201496346" w:history="1">
+            <w:r>
+              <w:rPr>
+                <w:rStyle w:val="a5"/>
+                <w:noProof/>
+              </w:rPr>
+              <w:t>5.4</w:t>
+            </w:r>
+            <w:r>
+              <w:rPr>
+                <w:rFonts w:eastAsiaTheme="minorEastAsia"/>
+                <w:noProof/>
+                <w:lang w:eastAsia="ru-RU"/>
+              </w:rPr>
+              <w:tab/>
+            </w:r>
+            <w:r>
+              <w:rPr>
+                <w:rStyle w:val="a5"/>
+                <w:noProof/>
+              </w:rPr>
+              <w:t>Модуль просмотра результатов трассировки</w:t>
+            </w:r>
+            <w:r>
+              <w:rPr>
+                <w:noProof/>
+                <w:webHidden/>
+              </w:rPr>
+              <w:tab/>
+            </w:r>
+            <w:r>
+              <w:rPr>
+                <w:noProof/>
+                <w:webHidden/>
+              </w:rPr>
+              <w:fldChar w:fldCharType="begin"/>
+            </w:r>
+            <w:r>
+              <w:rPr>
+                <w:noProof/>
+                <w:webHidden/>
+              </w:rPr>
+              <w:instrText xml:space="preserve"> PAGEREF _Toc201496346 \h </w:instrText>
+            </w:r>
+            <w:r>
+              <w:rPr>
+                <w:noProof/>
+                <w:webHidden/>
+              </w:rPr>
+            </w:r>
+            <w:r>
+              <w:rPr>
+                <w:noProof/>
+                <w:webHidden/>
+              </w:rPr>
+              <w:fldChar w:fldCharType="separate"/>
+            </w:r>
+            <w:r>
+              <w:rPr>
+                <w:noProof/>
+                <w:webHidden/>
+              </w:rPr>
+              <w:t>9</w:t>
             </w:r>
             <w:r>
               <w:rPr>
@@ -845,7 +928,7 @@
               <w:lang w:eastAsia="ru-RU"/>
             </w:rPr>
           </w:pPr>
-          <w:hyperlink w:anchor="_Toc182069517" w:history="1">
+          <w:hyperlink w:anchor="_Toc201496347" w:history="1">
             <w:r>
               <w:rPr>
                 <w:rStyle w:val="a5"/>
@@ -887,7 +970,7 @@
                 <w:noProof/>
                 <w:webHidden/>
               </w:rPr>
-              <w:instrText xml:space="preserve"> PAGEREF _Toc182069517 \h </w:instrText>
+              <w:instrText xml:space="preserve"> PAGEREF _Toc201496347 \h </w:instrText>
             </w:r>
             <w:r>
               <w:rPr>
@@ -931,7 +1014,7 @@
               <w:lang w:eastAsia="ru-RU"/>
             </w:rPr>
           </w:pPr>
-          <w:hyperlink w:anchor="_Toc182069518" w:history="1">
+          <w:hyperlink w:anchor="_Toc201496348" w:history="1">
             <w:r>
               <w:rPr>
                 <w:rStyle w:val="a5"/>
@@ -973,7 +1056,7 @@
                 <w:noProof/>
                 <w:webHidden/>
               </w:rPr>
-              <w:instrText xml:space="preserve"> PAGEREF _Toc182069518 \h </w:instrText>
+              <w:instrText xml:space="preserve"> PAGEREF _Toc201496348 \h </w:instrText>
             </w:r>
             <w:r>
               <w:rPr>
@@ -1017,7 +1100,7 @@
               <w:lang w:eastAsia="ru-RU"/>
             </w:rPr>
           </w:pPr>
-          <w:hyperlink w:anchor="_Toc182069519" w:history="1">
+          <w:hyperlink w:anchor="_Toc201496349" w:history="1">
             <w:r>
               <w:rPr>
                 <w:rStyle w:val="a5"/>
@@ -1059,7 +1142,7 @@
                 <w:noProof/>
                 <w:webHidden/>
               </w:rPr>
-              <w:instrText xml:space="preserve"> PAGEREF _Toc182069519 \h </w:instrText>
+              <w:instrText xml:space="preserve"> PAGEREF _Toc201496349 \h </w:instrText>
             </w:r>
             <w:r>
               <w:rPr>
@@ -1103,7 +1186,7 @@
               <w:lang w:eastAsia="ru-RU"/>
             </w:rPr>
           </w:pPr>
-          <w:hyperlink w:anchor="_Toc182069520" w:history="1">
+          <w:hyperlink w:anchor="_Toc201496350" w:history="1">
             <w:r>
               <w:rPr>
                 <w:rStyle w:val="a5"/>
@@ -1145,7 +1228,7 @@
                 <w:noProof/>
                 <w:webHidden/>
               </w:rPr>
-              <w:instrText xml:space="preserve"> PAGEREF _Toc182069520 \h </w:instrText>
+              <w:instrText xml:space="preserve"> PAGEREF _Toc201496350 \h </w:instrText>
             </w:r>
             <w:r>
               <w:rPr>
@@ -1189,7 +1272,7 @@
               <w:lang w:eastAsia="ru-RU"/>
             </w:rPr>
           </w:pPr>
-          <w:hyperlink w:anchor="_Toc182069521" w:history="1">
+          <w:hyperlink w:anchor="_Toc201496351" w:history="1">
             <w:r>
               <w:rPr>
                 <w:rStyle w:val="a5"/>
@@ -1231,7 +1314,7 @@
                 <w:noProof/>
                 <w:webHidden/>
               </w:rPr>
-              <w:instrText xml:space="preserve"> PAGEREF _Toc182069521 \h </w:instrText>
+              <w:instrText xml:space="preserve"> PAGEREF _Toc201496351 \h </w:instrText>
             </w:r>
             <w:r>
               <w:rPr>
@@ -1275,7 +1358,7 @@
               <w:lang w:eastAsia="ru-RU"/>
             </w:rPr>
           </w:pPr>
-          <w:hyperlink w:anchor="_Toc182069522" w:history="1">
+          <w:hyperlink w:anchor="_Toc201496352" w:history="1">
             <w:r>
               <w:rPr>
                 <w:rStyle w:val="a5"/>
@@ -1317,7 +1400,7 @@
                 <w:noProof/>
                 <w:webHidden/>
               </w:rPr>
-              <w:instrText xml:space="preserve"> PAGEREF _Toc182069522 \h </w:instrText>
+              <w:instrText xml:space="preserve"> PAGEREF _Toc201496352 \h </w:instrText>
             </w:r>
             <w:r>
               <w:rPr>
@@ -1361,7 +1444,7 @@
               <w:lang w:eastAsia="ru-RU"/>
             </w:rPr>
           </w:pPr>
-          <w:hyperlink w:anchor="_Toc182069523" w:history="1">
+          <w:hyperlink w:anchor="_Toc201496353" w:history="1">
             <w:r>
               <w:rPr>
                 <w:rStyle w:val="a5"/>
@@ -1403,7 +1486,7 @@
                 <w:noProof/>
                 <w:webHidden/>
               </w:rPr>
-              <w:instrText xml:space="preserve"> PAGEREF _Toc182069523 \h </w:instrText>
+              <w:instrText xml:space="preserve"> PAGEREF _Toc201496353 \h </w:instrText>
             </w:r>
             <w:r>
               <w:rPr>
@@ -1447,7 +1530,7 @@
               <w:lang w:eastAsia="ru-RU"/>
             </w:rPr>
           </w:pPr>
-          <w:hyperlink w:anchor="_Toc182069524" w:history="1">
+          <w:hyperlink w:anchor="_Toc201496354" w:history="1">
             <w:r>
               <w:rPr>
                 <w:rStyle w:val="a5"/>
@@ -1489,7 +1572,7 @@
                 <w:noProof/>
                 <w:webHidden/>
               </w:rPr>
-              <w:instrText xml:space="preserve"> PAGEREF _Toc182069524 \h </w:instrText>
+              <w:instrText xml:space="preserve"> PAGEREF _Toc201496354 \h </w:instrText>
             </w:r>
             <w:r>
               <w:rPr>
@@ -1533,7 +1616,7 @@
               <w:lang w:eastAsia="ru-RU"/>
             </w:rPr>
           </w:pPr>
-          <w:hyperlink w:anchor="_Toc182069525" w:history="1">
+          <w:hyperlink w:anchor="_Toc201496355" w:history="1">
             <w:r>
               <w:rPr>
                 <w:rStyle w:val="a5"/>
@@ -1575,7 +1658,7 @@
                 <w:noProof/>
                 <w:webHidden/>
               </w:rPr>
-              <w:instrText xml:space="preserve"> PAGEREF _Toc182069525 \h </w:instrText>
+              <w:instrText xml:space="preserve"> PAGEREF _Toc201496355 \h </w:instrText>
             </w:r>
             <w:r>
               <w:rPr>
@@ -1619,7 +1702,7 @@
               <w:lang w:eastAsia="ru-RU"/>
             </w:rPr>
           </w:pPr>
-          <w:hyperlink w:anchor="_Toc182069526" w:history="1">
+          <w:hyperlink w:anchor="_Toc201496356" w:history="1">
             <w:r>
               <w:rPr>
                 <w:rStyle w:val="a5"/>
@@ -1661,7 +1744,7 @@
                 <w:noProof/>
                 <w:webHidden/>
               </w:rPr>
-              <w:instrText xml:space="preserve"> PAGEREF _Toc182069526 \h </w:instrText>
+              <w:instrText xml:space="preserve"> PAGEREF _Toc201496356 \h </w:instrText>
             </w:r>
             <w:r>
               <w:rPr>
@@ -1705,7 +1788,7 @@
               <w:lang w:eastAsia="ru-RU"/>
             </w:rPr>
           </w:pPr>
-          <w:hyperlink w:anchor="_Toc182069527" w:history="1">
+          <w:hyperlink w:anchor="_Toc201496357" w:history="1">
             <w:r>
               <w:rPr>
                 <w:rStyle w:val="a5"/>
@@ -1747,7 +1830,7 @@
                 <w:noProof/>
                 <w:webHidden/>
               </w:rPr>
-              <w:instrText xml:space="preserve"> PAGEREF _Toc182069527 \h </w:instrText>
+              <w:instrText xml:space="preserve"> PAGEREF _Toc201496357 \h </w:instrText>
             </w:r>
             <w:r>
               <w:rPr>
@@ -1791,7 +1874,7 @@
               <w:lang w:eastAsia="ru-RU"/>
             </w:rPr>
           </w:pPr>
-          <w:hyperlink w:anchor="_Toc182069528" w:history="1">
+          <w:hyperlink w:anchor="_Toc201496358" w:history="1">
             <w:r>
               <w:rPr>
                 <w:rStyle w:val="a5"/>
@@ -1833,7 +1916,7 @@
                 <w:noProof/>
                 <w:webHidden/>
               </w:rPr>
-              <w:instrText xml:space="preserve"> PAGEREF _Toc182069528 \h </w:instrText>
+              <w:instrText xml:space="preserve"> PAGEREF _Toc201496358 \h </w:instrText>
             </w:r>
             <w:r>
               <w:rPr>
@@ -1877,7 +1960,7 @@
               <w:lang w:eastAsia="ru-RU"/>
             </w:rPr>
           </w:pPr>
-          <w:hyperlink w:anchor="_Toc182069529" w:history="1">
+          <w:hyperlink w:anchor="_Toc201496359" w:history="1">
             <w:r>
               <w:rPr>
                 <w:rStyle w:val="a5"/>
@@ -1919,7 +2002,7 @@
                 <w:noProof/>
                 <w:webHidden/>
               </w:rPr>
-              <w:instrText xml:space="preserve"> PAGEREF _Toc182069529 \h </w:instrText>
+              <w:instrText xml:space="preserve"> PAGEREF _Toc201496359 \h </w:instrText>
             </w:r>
             <w:r>
               <w:rPr>
@@ -1963,7 +2046,7 @@
               <w:lang w:eastAsia="ru-RU"/>
             </w:rPr>
           </w:pPr>
-          <w:hyperlink w:anchor="_Toc182069530" w:history="1">
+          <w:hyperlink w:anchor="_Toc201496360" w:history="1">
             <w:r>
               <w:rPr>
                 <w:rStyle w:val="a5"/>
@@ -2005,7 +2088,7 @@
                 <w:noProof/>
                 <w:webHidden/>
               </w:rPr>
-              <w:instrText xml:space="preserve"> PAGEREF _Toc182069530 \h </w:instrText>
+              <w:instrText xml:space="preserve"> PAGEREF _Toc201496360 \h </w:instrText>
             </w:r>
             <w:r>
               <w:rPr>
@@ -2049,7 +2132,7 @@
               <w:lang w:eastAsia="ru-RU"/>
             </w:rPr>
           </w:pPr>
-          <w:hyperlink w:anchor="_Toc182069531" w:history="1">
+          <w:hyperlink w:anchor="_Toc201496361" w:history="1">
             <w:r>
               <w:rPr>
                 <w:rStyle w:val="a5"/>
@@ -2091,7 +2174,7 @@
                 <w:noProof/>
                 <w:webHidden/>
               </w:rPr>
-              <w:instrText xml:space="preserve"> PAGEREF _Toc182069531 \h </w:instrText>
+              <w:instrText xml:space="preserve"> PAGEREF _Toc201496361 \h </w:instrText>
             </w:r>
             <w:r>
               <w:rPr>
@@ -2135,7 +2218,7 @@
               <w:lang w:eastAsia="ru-RU"/>
             </w:rPr>
           </w:pPr>
-          <w:hyperlink w:anchor="_Toc182069532" w:history="1">
+          <w:hyperlink w:anchor="_Toc201496362" w:history="1">
             <w:r>
               <w:rPr>
                 <w:rStyle w:val="a5"/>
@@ -2177,7 +2260,7 @@
                 <w:noProof/>
                 <w:webHidden/>
               </w:rPr>
-              <w:instrText xml:space="preserve"> PAGEREF _Toc182069532 \h </w:instrText>
+              <w:instrText xml:space="preserve"> PAGEREF _Toc201496362 \h </w:instrText>
             </w:r>
             <w:r>
               <w:rPr>
@@ -2221,7 +2304,7 @@
               <w:lang w:eastAsia="ru-RU"/>
             </w:rPr>
           </w:pPr>
-          <w:hyperlink w:anchor="_Toc182069533" w:history="1">
+          <w:hyperlink w:anchor="_Toc201496363" w:history="1">
             <w:r>
               <w:rPr>
                 <w:rStyle w:val="a5"/>
@@ -2263,7 +2346,7 @@
                 <w:noProof/>
                 <w:webHidden/>
               </w:rPr>
-              <w:instrText xml:space="preserve"> PAGEREF _Toc182069533 \h </w:instrText>
+              <w:instrText xml:space="preserve"> PAGEREF _Toc201496363 \h </w:instrText>
             </w:r>
             <w:r>
               <w:rPr>
@@ -2307,7 +2390,7 @@
               <w:lang w:eastAsia="ru-RU"/>
             </w:rPr>
           </w:pPr>
-          <w:hyperlink w:anchor="_Toc182069534" w:history="1">
+          <w:hyperlink w:anchor="_Toc201496364" w:history="1">
             <w:r>
               <w:rPr>
                 <w:rStyle w:val="a5"/>
@@ -2364,7 +2447,7 @@
                 <w:noProof/>
                 <w:webHidden/>
               </w:rPr>
-              <w:instrText xml:space="preserve"> PAGEREF _Toc182069534 \h </w:instrText>
+              <w:instrText xml:space="preserve"> PAGEREF _Toc201496364 \h </w:instrText>
             </w:r>
             <w:r>
               <w:rPr>
@@ -2408,7 +2491,7 @@
               <w:lang w:eastAsia="ru-RU"/>
             </w:rPr>
           </w:pPr>
-          <w:hyperlink w:anchor="_Toc182069535" w:history="1">
+          <w:hyperlink w:anchor="_Toc201496365" w:history="1">
             <w:r>
               <w:rPr>
                 <w:rStyle w:val="a5"/>
@@ -2450,7 +2533,7 @@
                 <w:noProof/>
                 <w:webHidden/>
               </w:rPr>
-              <w:instrText xml:space="preserve"> PAGEREF _Toc182069535 \h </w:instrText>
+              <w:instrText xml:space="preserve"> PAGEREF _Toc201496365 \h </w:instrText>
             </w:r>
             <w:r>
               <w:rPr>
@@ -2470,7 +2553,7 @@
                 <w:noProof/>
                 <w:webHidden/>
               </w:rPr>
-              <w:t>28</w:t>
+              <w:t>29</w:t>
             </w:r>
             <w:r>
               <w:rPr>
@@ -2494,7 +2577,7 @@
               <w:lang w:eastAsia="ru-RU"/>
             </w:rPr>
           </w:pPr>
-          <w:hyperlink w:anchor="_Toc182069536" w:history="1">
+          <w:hyperlink w:anchor="_Toc201496366" w:history="1">
             <w:r>
               <w:rPr>
                 <w:rStyle w:val="a5"/>
@@ -2536,7 +2619,7 @@
                 <w:noProof/>
                 <w:webHidden/>
               </w:rPr>
-              <w:instrText xml:space="preserve"> PAGEREF _Toc182069536 \h </w:instrText>
+              <w:instrText xml:space="preserve"> PAGEREF _Toc201496366 \h </w:instrText>
             </w:r>
             <w:r>
               <w:rPr>
@@ -2556,7 +2639,7 @@
                 <w:noProof/>
                 <w:webHidden/>
               </w:rPr>
-              <w:t>29</w:t>
+              <w:t>30</w:t>
             </w:r>
             <w:r>
               <w:rPr>
@@ -2580,7 +2663,7 @@
               <w:lang w:eastAsia="ru-RU"/>
             </w:rPr>
           </w:pPr>
-          <w:hyperlink w:anchor="_Toc182069537" w:history="1">
+          <w:hyperlink w:anchor="_Toc201496367" w:history="1">
             <w:r>
               <w:rPr>
                 <w:rStyle w:val="a5"/>
@@ -2622,7 +2705,7 @@
                 <w:noProof/>
                 <w:webHidden/>
               </w:rPr>
-              <w:instrText xml:space="preserve"> PAGEREF _Toc182069537 \h </w:instrText>
+              <w:instrText xml:space="preserve"> PAGEREF _Toc201496367 \h </w:instrText>
             </w:r>
             <w:r>
               <w:rPr>
@@ -2642,7 +2725,7 @@
                 <w:noProof/>
                 <w:webHidden/>
               </w:rPr>
-              <w:t>29</w:t>
+              <w:t>30</w:t>
             </w:r>
             <w:r>
               <w:rPr>
@@ -2666,7 +2749,7 @@
               <w:lang w:eastAsia="ru-RU"/>
             </w:rPr>
           </w:pPr>
-          <w:hyperlink w:anchor="_Toc182069538" w:history="1">
+          <w:hyperlink w:anchor="_Toc201496368" w:history="1">
             <w:r>
               <w:rPr>
                 <w:rStyle w:val="a5"/>
@@ -2708,7 +2791,7 @@
                 <w:noProof/>
                 <w:webHidden/>
               </w:rPr>
-              <w:instrText xml:space="preserve"> PAGEREF _Toc182069538 \h </w:instrText>
+              <w:instrText xml:space="preserve"> PAGEREF _Toc201496368 \h </w:instrText>
             </w:r>
             <w:r>
               <w:rPr>
@@ -2728,7 +2811,7 @@
                 <w:noProof/>
                 <w:webHidden/>
               </w:rPr>
-              <w:t>29</w:t>
+              <w:t>30</w:t>
             </w:r>
             <w:r>
               <w:rPr>
@@ -2752,7 +2835,7 @@
               <w:lang w:eastAsia="ru-RU"/>
             </w:rPr>
           </w:pPr>
-          <w:hyperlink w:anchor="_Toc182069539" w:history="1">
+          <w:hyperlink w:anchor="_Toc201496369" w:history="1">
             <w:r>
               <w:rPr>
                 <w:rStyle w:val="a5"/>
@@ -2794,7 +2877,7 @@
                 <w:noProof/>
                 <w:webHidden/>
               </w:rPr>
-              <w:instrText xml:space="preserve"> PAGEREF _Toc182069539 \h </w:instrText>
+              <w:instrText xml:space="preserve"> PAGEREF _Toc201496369 \h </w:instrText>
             </w:r>
             <w:r>
               <w:rPr>
@@ -2814,7 +2897,7 @@
                 <w:noProof/>
                 <w:webHidden/>
               </w:rPr>
-              <w:t>30</w:t>
+              <w:t>31</w:t>
             </w:r>
             <w:r>
               <w:rPr>
@@ -2838,7 +2921,7 @@
               <w:lang w:eastAsia="ru-RU"/>
             </w:rPr>
           </w:pPr>
-          <w:hyperlink w:anchor="_Toc182069540" w:history="1">
+          <w:hyperlink w:anchor="_Toc201496370" w:history="1">
             <w:r>
               <w:rPr>
                 <w:rStyle w:val="a5"/>
@@ -2880,7 +2963,7 @@
                 <w:noProof/>
                 <w:webHidden/>
               </w:rPr>
-              <w:instrText xml:space="preserve"> PAGEREF _Toc182069540 \h </w:instrText>
+              <w:instrText xml:space="preserve"> PAGEREF _Toc201496370 \h </w:instrText>
             </w:r>
             <w:r>
               <w:rPr>
@@ -2900,7 +2983,7 @@
                 <w:noProof/>
                 <w:webHidden/>
               </w:rPr>
-              <w:t>33</w:t>
+              <w:t>34</w:t>
             </w:r>
             <w:r>
               <w:rPr>
@@ -2924,7 +3007,7 @@
               <w:lang w:eastAsia="ru-RU"/>
             </w:rPr>
           </w:pPr>
-          <w:hyperlink w:anchor="_Toc182069541" w:history="1">
+          <w:hyperlink w:anchor="_Toc201496371" w:history="1">
             <w:r>
               <w:rPr>
                 <w:rStyle w:val="a5"/>
@@ -2966,7 +3049,7 @@
                 <w:noProof/>
                 <w:webHidden/>
               </w:rPr>
-              <w:instrText xml:space="preserve"> PAGEREF _Toc182069541 \h </w:instrText>
+              <w:instrText xml:space="preserve"> PAGEREF _Toc201496371 \h </w:instrText>
             </w:r>
             <w:r>
               <w:rPr>
@@ -2986,7 +3069,7 @@
                 <w:noProof/>
                 <w:webHidden/>
               </w:rPr>
-              <w:t>34</w:t>
+              <w:t>35</w:t>
             </w:r>
             <w:r>
               <w:rPr>
@@ -3010,7 +3093,7 @@
               <w:lang w:eastAsia="ru-RU"/>
             </w:rPr>
           </w:pPr>
-          <w:hyperlink w:anchor="_Toc182069542" w:history="1">
+          <w:hyperlink w:anchor="_Toc201496372" w:history="1">
             <w:r>
               <w:rPr>
                 <w:rStyle w:val="a5"/>
@@ -3052,7 +3135,7 @@
                 <w:noProof/>
                 <w:webHidden/>
               </w:rPr>
-              <w:instrText xml:space="preserve"> PAGEREF _Toc182069542 \h </w:instrText>
+              <w:instrText xml:space="preserve"> PAGEREF _Toc201496372 \h </w:instrText>
             </w:r>
             <w:r>
               <w:rPr>
@@ -3072,7 +3155,7 @@
                 <w:noProof/>
                 <w:webHidden/>
               </w:rPr>
-              <w:t>36</w:t>
+              <w:t>37</w:t>
             </w:r>
             <w:r>
               <w:rPr>
@@ -3096,7 +3179,7 @@
               <w:lang w:eastAsia="ru-RU"/>
             </w:rPr>
           </w:pPr>
-          <w:hyperlink w:anchor="_Toc182069543" w:history="1">
+          <w:hyperlink w:anchor="_Toc201496373" w:history="1">
             <w:r>
               <w:rPr>
                 <w:rStyle w:val="a5"/>
@@ -3138,7 +3221,7 @@
                 <w:noProof/>
                 <w:webHidden/>
               </w:rPr>
-              <w:instrText xml:space="preserve"> PAGEREF _Toc182069543 \h </w:instrText>
+              <w:instrText xml:space="preserve"> PAGEREF _Toc201496373 \h </w:instrText>
             </w:r>
             <w:r>
               <w:rPr>
@@ -3158,7 +3241,7 @@
                 <w:noProof/>
                 <w:webHidden/>
               </w:rPr>
-              <w:t>38</w:t>
+              <w:t>39</w:t>
             </w:r>
             <w:r>
               <w:rPr>
@@ -3182,7 +3265,7 @@
               <w:lang w:eastAsia="ru-RU"/>
             </w:rPr>
           </w:pPr>
-          <w:hyperlink w:anchor="_Toc182069544" w:history="1">
+          <w:hyperlink w:anchor="_Toc201496374" w:history="1">
             <w:r>
               <w:rPr>
                 <w:rStyle w:val="a5"/>
@@ -3254,7 +3337,7 @@
                 <w:noProof/>
                 <w:webHidden/>
               </w:rPr>
-              <w:instrText xml:space="preserve"> PAGEREF _Toc182069544 \h </w:instrText>
+              <w:instrText xml:space="preserve"> PAGEREF _Toc201496374 \h </w:instrText>
             </w:r>
             <w:r>
               <w:rPr>
@@ -3274,7 +3357,7 @@
                 <w:noProof/>
                 <w:webHidden/>
               </w:rPr>
-              <w:t>38</w:t>
+              <w:t>39</w:t>
             </w:r>
             <w:r>
               <w:rPr>
@@ -3298,7 +3381,7 @@
               <w:lang w:eastAsia="ru-RU"/>
             </w:rPr>
           </w:pPr>
-          <w:hyperlink w:anchor="_Toc182069545" w:history="1">
+          <w:hyperlink w:anchor="_Toc201496375" w:history="1">
             <w:r>
               <w:rPr>
                 <w:rStyle w:val="a5"/>
@@ -3385,7 +3468,7 @@
                 <w:noProof/>
                 <w:webHidden/>
               </w:rPr>
-              <w:instrText xml:space="preserve"> PAGEREF _Toc182069545 \h </w:instrText>
+              <w:instrText xml:space="preserve"> PAGEREF _Toc201496375 \h </w:instrText>
             </w:r>
             <w:r>
               <w:rPr>
@@ -3405,7 +3488,7 @@
                 <w:noProof/>
                 <w:webHidden/>
               </w:rPr>
-              <w:t>38</w:t>
+              <w:t>39</w:t>
             </w:r>
             <w:r>
               <w:rPr>
@@ -3429,7 +3512,7 @@
               <w:lang w:eastAsia="ru-RU"/>
             </w:rPr>
           </w:pPr>
-          <w:hyperlink w:anchor="_Toc182069546" w:history="1">
+          <w:hyperlink w:anchor="_Toc201496376" w:history="1">
             <w:r>
               <w:rPr>
                 <w:rStyle w:val="a5"/>
@@ -3486,7 +3569,7 @@
                 <w:noProof/>
                 <w:webHidden/>
               </w:rPr>
-              <w:instrText xml:space="preserve"> PAGEREF _Toc182069546 \h </w:instrText>
+              <w:instrText xml:space="preserve"> PAGEREF _Toc201496376 \h </w:instrText>
             </w:r>
             <w:r>
               <w:rPr>
@@ -3506,7 +3589,7 @@
                 <w:noProof/>
                 <w:webHidden/>
               </w:rPr>
-              <w:t>43</w:t>
+              <w:t>44</w:t>
             </w:r>
             <w:r>
               <w:rPr>
@@ -3530,7 +3613,7 @@
               <w:lang w:eastAsia="ru-RU"/>
             </w:rPr>
           </w:pPr>
-          <w:hyperlink w:anchor="_Toc182069547" w:history="1">
+          <w:hyperlink w:anchor="_Toc201496377" w:history="1">
             <w:r>
               <w:rPr>
                 <w:rStyle w:val="a5"/>
@@ -3572,7 +3655,7 @@
                 <w:noProof/>
                 <w:webHidden/>
               </w:rPr>
-              <w:instrText xml:space="preserve"> PAGEREF _Toc182069547 \h </w:instrText>
+              <w:instrText xml:space="preserve"> PAGEREF _Toc201496377 \h </w:instrText>
             </w:r>
             <w:r>
               <w:rPr>
@@ -3592,7 +3675,7 @@
                 <w:noProof/>
                 <w:webHidden/>
               </w:rPr>
-              <w:t>47</w:t>
+              <w:t>48</w:t>
             </w:r>
             <w:r>
               <w:rPr>
@@ -3616,7 +3699,7 @@
               <w:lang w:eastAsia="ru-RU"/>
             </w:rPr>
           </w:pPr>
-          <w:hyperlink w:anchor="_Toc182069548" w:history="1">
+          <w:hyperlink w:anchor="_Toc201496378" w:history="1">
             <w:r>
               <w:rPr>
                 <w:rStyle w:val="a5"/>
@@ -3658,7 +3741,7 @@
                 <w:noProof/>
                 <w:webHidden/>
               </w:rPr>
-              <w:instrText xml:space="preserve"> PAGEREF _Toc182069548 \h </w:instrText>
+              <w:instrText xml:space="preserve"> PAGEREF _Toc201496378 \h </w:instrText>
             </w:r>
             <w:r>
               <w:rPr>
@@ -3678,7 +3761,7 @@
                 <w:noProof/>
                 <w:webHidden/>
               </w:rPr>
-              <w:t>47</w:t>
+              <w:t>48</w:t>
             </w:r>
             <w:r>
               <w:rPr>
@@ -3702,7 +3785,7 @@
               <w:lang w:eastAsia="ru-RU"/>
             </w:rPr>
           </w:pPr>
-          <w:hyperlink w:anchor="_Toc182069549" w:history="1">
+          <w:hyperlink w:anchor="_Toc201496379" w:history="1">
             <w:r>
               <w:rPr>
                 <w:rStyle w:val="a5"/>
@@ -3744,7 +3827,7 @@
                 <w:noProof/>
                 <w:webHidden/>
               </w:rPr>
-              <w:instrText xml:space="preserve"> PAGEREF _Toc182069549 \h </w:instrText>
+              <w:instrText xml:space="preserve"> PAGEREF _Toc201496379 \h </w:instrText>
             </w:r>
             <w:r>
               <w:rPr>
@@ -3764,7 +3847,7 @@
                 <w:noProof/>
                 <w:webHidden/>
               </w:rPr>
-              <w:t>49</w:t>
+              <w:t>50</w:t>
             </w:r>
             <w:r>
               <w:rPr>
@@ -3788,7 +3871,7 @@
               <w:lang w:eastAsia="ru-RU"/>
             </w:rPr>
           </w:pPr>
-          <w:hyperlink w:anchor="_Toc182069550" w:history="1">
+          <w:hyperlink w:anchor="_Toc201496380" w:history="1">
             <w:r>
               <w:rPr>
                 <w:rStyle w:val="a5"/>
@@ -3831,7 +3914,7 @@
                 <w:noProof/>
                 <w:webHidden/>
               </w:rPr>
-              <w:instrText xml:space="preserve"> PAGEREF _Toc182069550 \h </w:instrText>
+              <w:instrText xml:space="preserve"> PAGEREF _Toc201496380 \h </w:instrText>
             </w:r>
             <w:r>
               <w:rPr>
@@ -3851,7 +3934,7 @@
                 <w:noProof/>
                 <w:webHidden/>
               </w:rPr>
-              <w:t>53</w:t>
+              <w:t>54</w:t>
             </w:r>
             <w:r>
               <w:rPr>
@@ -3875,7 +3958,7 @@
               <w:lang w:eastAsia="ru-RU"/>
             </w:rPr>
           </w:pPr>
-          <w:hyperlink w:anchor="_Toc182069551" w:history="1">
+          <w:hyperlink w:anchor="_Toc201496381" w:history="1">
             <w:r>
               <w:rPr>
                 <w:rStyle w:val="a5"/>
@@ -3917,7 +4000,7 @@
                 <w:noProof/>
                 <w:webHidden/>
               </w:rPr>
-              <w:instrText xml:space="preserve"> PAGEREF _Toc182069551 \h </w:instrText>
+              <w:instrText xml:space="preserve"> PAGEREF _Toc201496381 \h </w:instrText>
             </w:r>
             <w:r>
               <w:rPr>
@@ -3937,7 +4020,7 @@
                 <w:noProof/>
                 <w:webHidden/>
               </w:rPr>
-              <w:t>53</w:t>
+              <w:t>54</w:t>
             </w:r>
             <w:r>
               <w:rPr>
@@ -3961,7 +4044,7 @@
               <w:lang w:eastAsia="ru-RU"/>
             </w:rPr>
           </w:pPr>
-          <w:hyperlink w:anchor="_Toc182069552" w:history="1">
+          <w:hyperlink w:anchor="_Toc201496382" w:history="1">
             <w:r>
               <w:rPr>
                 <w:rStyle w:val="a5"/>
@@ -3982,6 +4065,1257 @@
                 <w:rStyle w:val="a5"/>
                 <w:noProof/>
               </w:rPr>
+              <w:t>Расчет железобетонных стержней по наклонным сечениям (</w:t>
+            </w:r>
+            <w:r>
+              <w:rPr>
+                <w:rStyle w:val="a5"/>
+                <w:noProof/>
+                <w:lang w:val="en-US"/>
+              </w:rPr>
+              <w:t>Beam</w:t>
+            </w:r>
+            <w:r>
+              <w:rPr>
+                <w:rStyle w:val="a5"/>
+                <w:noProof/>
+              </w:rPr>
+              <w:t xml:space="preserve"> </w:t>
+            </w:r>
+            <w:r>
+              <w:rPr>
+                <w:rStyle w:val="a5"/>
+                <w:noProof/>
+                <w:lang w:val="en-US"/>
+              </w:rPr>
+              <w:t>shear</w:t>
+            </w:r>
+            <w:r>
+              <w:rPr>
+                <w:rStyle w:val="a5"/>
+                <w:noProof/>
+              </w:rPr>
+              <w:t xml:space="preserve"> </w:t>
+            </w:r>
+            <w:r>
+              <w:rPr>
+                <w:rStyle w:val="a5"/>
+                <w:noProof/>
+                <w:lang w:val="en-US"/>
+              </w:rPr>
+              <w:t>analysis</w:t>
+            </w:r>
+            <w:r>
+              <w:rPr>
+                <w:rStyle w:val="a5"/>
+                <w:noProof/>
+              </w:rPr>
+              <w:t>)</w:t>
+            </w:r>
+            <w:r>
+              <w:rPr>
+                <w:noProof/>
+                <w:webHidden/>
+              </w:rPr>
+              <w:tab/>
+            </w:r>
+            <w:r>
+              <w:rPr>
+                <w:noProof/>
+                <w:webHidden/>
+              </w:rPr>
+              <w:fldChar w:fldCharType="begin"/>
+            </w:r>
+            <w:r>
+              <w:rPr>
+                <w:noProof/>
+                <w:webHidden/>
+              </w:rPr>
+              <w:instrText xml:space="preserve"> PAGEREF _Toc201496382 \h </w:instrText>
+            </w:r>
+            <w:r>
+              <w:rPr>
+                <w:noProof/>
+                <w:webHidden/>
+              </w:rPr>
+            </w:r>
+            <w:r>
+              <w:rPr>
+                <w:noProof/>
+                <w:webHidden/>
+              </w:rPr>
+              <w:fldChar w:fldCharType="separate"/>
+            </w:r>
+            <w:r>
+              <w:rPr>
+                <w:noProof/>
+                <w:webHidden/>
+              </w:rPr>
+              <w:t>62</w:t>
+            </w:r>
+            <w:r>
+              <w:rPr>
+                <w:noProof/>
+                <w:webHidden/>
+              </w:rPr>
+              <w:fldChar w:fldCharType="end"/>
+            </w:r>
+          </w:hyperlink>
+        </w:p>
+        <w:p>
+          <w:pPr>
+            <w:pStyle w:val="21"/>
+            <w:tabs>
+              <w:tab w:val="left" w:pos="1540"/>
+              <w:tab w:val="right" w:leader="dot" w:pos="9912"/>
+            </w:tabs>
+            <w:rPr>
+              <w:rFonts w:eastAsiaTheme="minorEastAsia"/>
+              <w:noProof/>
+              <w:lang w:eastAsia="ru-RU"/>
+            </w:rPr>
+          </w:pPr>
+          <w:hyperlink w:anchor="_Toc201496383" w:history="1">
+            <w:r>
+              <w:rPr>
+                <w:rStyle w:val="a5"/>
+                <w:noProof/>
+              </w:rPr>
+              <w:t>15.1</w:t>
+            </w:r>
+            <w:r>
+              <w:rPr>
+                <w:rFonts w:eastAsiaTheme="minorEastAsia"/>
+                <w:noProof/>
+                <w:lang w:eastAsia="ru-RU"/>
+              </w:rPr>
+              <w:tab/>
+            </w:r>
+            <w:r>
+              <w:rPr>
+                <w:rStyle w:val="a5"/>
+                <w:noProof/>
+              </w:rPr>
+              <w:t>Общие сведения</w:t>
+            </w:r>
+            <w:r>
+              <w:rPr>
+                <w:noProof/>
+                <w:webHidden/>
+              </w:rPr>
+              <w:tab/>
+            </w:r>
+            <w:r>
+              <w:rPr>
+                <w:noProof/>
+                <w:webHidden/>
+              </w:rPr>
+              <w:fldChar w:fldCharType="begin"/>
+            </w:r>
+            <w:r>
+              <w:rPr>
+                <w:noProof/>
+                <w:webHidden/>
+              </w:rPr>
+              <w:instrText xml:space="preserve"> PAGEREF _Toc201496383 \h </w:instrText>
+            </w:r>
+            <w:r>
+              <w:rPr>
+                <w:noProof/>
+                <w:webHidden/>
+              </w:rPr>
+            </w:r>
+            <w:r>
+              <w:rPr>
+                <w:noProof/>
+                <w:webHidden/>
+              </w:rPr>
+              <w:fldChar w:fldCharType="separate"/>
+            </w:r>
+            <w:r>
+              <w:rPr>
+                <w:noProof/>
+                <w:webHidden/>
+              </w:rPr>
+              <w:t>62</w:t>
+            </w:r>
+            <w:r>
+              <w:rPr>
+                <w:noProof/>
+                <w:webHidden/>
+              </w:rPr>
+              <w:fldChar w:fldCharType="end"/>
+            </w:r>
+          </w:hyperlink>
+        </w:p>
+        <w:p>
+          <w:pPr>
+            <w:pStyle w:val="21"/>
+            <w:tabs>
+              <w:tab w:val="left" w:pos="1540"/>
+              <w:tab w:val="right" w:leader="dot" w:pos="9912"/>
+            </w:tabs>
+            <w:rPr>
+              <w:rFonts w:eastAsiaTheme="minorEastAsia"/>
+              <w:noProof/>
+              <w:lang w:eastAsia="ru-RU"/>
+            </w:rPr>
+          </w:pPr>
+          <w:hyperlink w:anchor="_Toc201496384" w:history="1">
+            <w:r>
+              <w:rPr>
+                <w:rStyle w:val="a5"/>
+                <w:noProof/>
+              </w:rPr>
+              <w:t>15.2</w:t>
+            </w:r>
+            <w:r>
+              <w:rPr>
+                <w:rFonts w:eastAsiaTheme="minorEastAsia"/>
+                <w:noProof/>
+                <w:lang w:eastAsia="ru-RU"/>
+              </w:rPr>
+              <w:tab/>
+            </w:r>
+            <w:r>
+              <w:rPr>
+                <w:rStyle w:val="a5"/>
+                <w:noProof/>
+              </w:rPr>
+              <w:t>Калькулятор прочности наклонных сечений</w:t>
+            </w:r>
+            <w:r>
+              <w:rPr>
+                <w:noProof/>
+                <w:webHidden/>
+              </w:rPr>
+              <w:tab/>
+            </w:r>
+            <w:r>
+              <w:rPr>
+                <w:noProof/>
+                <w:webHidden/>
+              </w:rPr>
+              <w:fldChar w:fldCharType="begin"/>
+            </w:r>
+            <w:r>
+              <w:rPr>
+                <w:noProof/>
+                <w:webHidden/>
+              </w:rPr>
+              <w:instrText xml:space="preserve"> PAGEREF _Toc201496384 \h </w:instrText>
+            </w:r>
+            <w:r>
+              <w:rPr>
+                <w:noProof/>
+                <w:webHidden/>
+              </w:rPr>
+            </w:r>
+            <w:r>
+              <w:rPr>
+                <w:noProof/>
+                <w:webHidden/>
+              </w:rPr>
+              <w:fldChar w:fldCharType="separate"/>
+            </w:r>
+            <w:r>
+              <w:rPr>
+                <w:noProof/>
+                <w:webHidden/>
+              </w:rPr>
+              <w:t>62</w:t>
+            </w:r>
+            <w:r>
+              <w:rPr>
+                <w:noProof/>
+                <w:webHidden/>
+              </w:rPr>
+              <w:fldChar w:fldCharType="end"/>
+            </w:r>
+          </w:hyperlink>
+        </w:p>
+        <w:p>
+          <w:pPr>
+            <w:pStyle w:val="21"/>
+            <w:tabs>
+              <w:tab w:val="left" w:pos="1540"/>
+              <w:tab w:val="right" w:leader="dot" w:pos="9912"/>
+            </w:tabs>
+            <w:rPr>
+              <w:rFonts w:eastAsiaTheme="minorEastAsia"/>
+              <w:noProof/>
+              <w:lang w:eastAsia="ru-RU"/>
+            </w:rPr>
+          </w:pPr>
+          <w:hyperlink w:anchor="_Toc201496385" w:history="1">
+            <w:r>
+              <w:rPr>
+                <w:rStyle w:val="a5"/>
+                <w:noProof/>
+              </w:rPr>
+              <w:t>15.3</w:t>
+            </w:r>
+            <w:r>
+              <w:rPr>
+                <w:rFonts w:eastAsiaTheme="minorEastAsia"/>
+                <w:noProof/>
+                <w:lang w:eastAsia="ru-RU"/>
+              </w:rPr>
+              <w:tab/>
+            </w:r>
+            <w:r>
+              <w:rPr>
+                <w:rStyle w:val="a5"/>
+                <w:noProof/>
+              </w:rPr>
+              <w:t>Исходные данные</w:t>
+            </w:r>
+            <w:r>
+              <w:rPr>
+                <w:noProof/>
+                <w:webHidden/>
+              </w:rPr>
+              <w:tab/>
+            </w:r>
+            <w:r>
+              <w:rPr>
+                <w:noProof/>
+                <w:webHidden/>
+              </w:rPr>
+              <w:fldChar w:fldCharType="begin"/>
+            </w:r>
+            <w:r>
+              <w:rPr>
+                <w:noProof/>
+                <w:webHidden/>
+              </w:rPr>
+              <w:instrText xml:space="preserve"> PAGEREF _Toc201496385 \h </w:instrText>
+            </w:r>
+            <w:r>
+              <w:rPr>
+                <w:noProof/>
+                <w:webHidden/>
+              </w:rPr>
+            </w:r>
+            <w:r>
+              <w:rPr>
+                <w:noProof/>
+                <w:webHidden/>
+              </w:rPr>
+              <w:fldChar w:fldCharType="separate"/>
+            </w:r>
+            <w:r>
+              <w:rPr>
+                <w:noProof/>
+                <w:webHidden/>
+              </w:rPr>
+              <w:t>62</w:t>
+            </w:r>
+            <w:r>
+              <w:rPr>
+                <w:noProof/>
+                <w:webHidden/>
+              </w:rPr>
+              <w:fldChar w:fldCharType="end"/>
+            </w:r>
+          </w:hyperlink>
+        </w:p>
+        <w:p>
+          <w:pPr>
+            <w:pStyle w:val="31"/>
+            <w:tabs>
+              <w:tab w:val="left" w:pos="1926"/>
+              <w:tab w:val="right" w:leader="dot" w:pos="9912"/>
+            </w:tabs>
+            <w:rPr>
+              <w:rFonts w:eastAsiaTheme="minorEastAsia"/>
+              <w:noProof/>
+              <w:lang w:eastAsia="ru-RU"/>
+            </w:rPr>
+          </w:pPr>
+          <w:hyperlink w:anchor="_Toc201496386" w:history="1">
+            <w:r>
+              <w:rPr>
+                <w:rStyle w:val="a5"/>
+                <w:noProof/>
+                <w:lang w:eastAsia="ru-RU"/>
+              </w:rPr>
+              <w:t>15.3.1</w:t>
+            </w:r>
+            <w:r>
+              <w:rPr>
+                <w:rFonts w:eastAsiaTheme="minorEastAsia"/>
+                <w:noProof/>
+                <w:lang w:eastAsia="ru-RU"/>
+              </w:rPr>
+              <w:tab/>
+            </w:r>
+            <w:r>
+              <w:rPr>
+                <w:rStyle w:val="a5"/>
+                <w:noProof/>
+                <w:lang w:eastAsia="ru-RU"/>
+              </w:rPr>
+              <w:t>Результаты расчета</w:t>
+            </w:r>
+            <w:r>
+              <w:rPr>
+                <w:noProof/>
+                <w:webHidden/>
+              </w:rPr>
+              <w:tab/>
+            </w:r>
+            <w:r>
+              <w:rPr>
+                <w:noProof/>
+                <w:webHidden/>
+              </w:rPr>
+              <w:fldChar w:fldCharType="begin"/>
+            </w:r>
+            <w:r>
+              <w:rPr>
+                <w:noProof/>
+                <w:webHidden/>
+              </w:rPr>
+              <w:instrText xml:space="preserve"> PAGEREF _Toc201496386 \h </w:instrText>
+            </w:r>
+            <w:r>
+              <w:rPr>
+                <w:noProof/>
+                <w:webHidden/>
+              </w:rPr>
+            </w:r>
+            <w:r>
+              <w:rPr>
+                <w:noProof/>
+                <w:webHidden/>
+              </w:rPr>
+              <w:fldChar w:fldCharType="separate"/>
+            </w:r>
+            <w:r>
+              <w:rPr>
+                <w:noProof/>
+                <w:webHidden/>
+              </w:rPr>
+              <w:t>62</w:t>
+            </w:r>
+            <w:r>
+              <w:rPr>
+                <w:noProof/>
+                <w:webHidden/>
+              </w:rPr>
+              <w:fldChar w:fldCharType="end"/>
+            </w:r>
+          </w:hyperlink>
+        </w:p>
+        <w:p>
+          <w:pPr>
+            <w:pStyle w:val="21"/>
+            <w:tabs>
+              <w:tab w:val="left" w:pos="1540"/>
+              <w:tab w:val="right" w:leader="dot" w:pos="9912"/>
+            </w:tabs>
+            <w:rPr>
+              <w:rFonts w:eastAsiaTheme="minorEastAsia"/>
+              <w:noProof/>
+              <w:lang w:eastAsia="ru-RU"/>
+            </w:rPr>
+          </w:pPr>
+          <w:hyperlink w:anchor="_Toc201496387" w:history="1">
+            <w:r>
+              <w:rPr>
+                <w:rStyle w:val="a5"/>
+                <w:noProof/>
+              </w:rPr>
+              <w:t>15.4</w:t>
+            </w:r>
+            <w:r>
+              <w:rPr>
+                <w:rFonts w:eastAsiaTheme="minorEastAsia"/>
+                <w:noProof/>
+                <w:lang w:eastAsia="ru-RU"/>
+              </w:rPr>
+              <w:tab/>
+            </w:r>
+            <w:r>
+              <w:rPr>
+                <w:rStyle w:val="a5"/>
+                <w:noProof/>
+              </w:rPr>
+              <w:t>Приложение нагрузки</w:t>
+            </w:r>
+            <w:r>
+              <w:rPr>
+                <w:noProof/>
+                <w:webHidden/>
+              </w:rPr>
+              <w:tab/>
+            </w:r>
+            <w:r>
+              <w:rPr>
+                <w:noProof/>
+                <w:webHidden/>
+              </w:rPr>
+              <w:fldChar w:fldCharType="begin"/>
+            </w:r>
+            <w:r>
+              <w:rPr>
+                <w:noProof/>
+                <w:webHidden/>
+              </w:rPr>
+              <w:instrText xml:space="preserve"> PAGEREF _Toc201496387 \h </w:instrText>
+            </w:r>
+            <w:r>
+              <w:rPr>
+                <w:noProof/>
+                <w:webHidden/>
+              </w:rPr>
+            </w:r>
+            <w:r>
+              <w:rPr>
+                <w:noProof/>
+                <w:webHidden/>
+              </w:rPr>
+              <w:fldChar w:fldCharType="separate"/>
+            </w:r>
+            <w:r>
+              <w:rPr>
+                <w:noProof/>
+                <w:webHidden/>
+              </w:rPr>
+              <w:t>63</w:t>
+            </w:r>
+            <w:r>
+              <w:rPr>
+                <w:noProof/>
+                <w:webHidden/>
+              </w:rPr>
+              <w:fldChar w:fldCharType="end"/>
+            </w:r>
+          </w:hyperlink>
+        </w:p>
+        <w:p>
+          <w:pPr>
+            <w:pStyle w:val="31"/>
+            <w:tabs>
+              <w:tab w:val="left" w:pos="1926"/>
+              <w:tab w:val="right" w:leader="dot" w:pos="9912"/>
+            </w:tabs>
+            <w:rPr>
+              <w:rFonts w:eastAsiaTheme="minorEastAsia"/>
+              <w:noProof/>
+              <w:lang w:eastAsia="ru-RU"/>
+            </w:rPr>
+          </w:pPr>
+          <w:hyperlink w:anchor="_Toc201496388" w:history="1">
+            <w:r>
+              <w:rPr>
+                <w:rStyle w:val="a5"/>
+                <w:noProof/>
+              </w:rPr>
+              <w:t>15.4.1</w:t>
+            </w:r>
+            <w:r>
+              <w:rPr>
+                <w:rFonts w:eastAsiaTheme="minorEastAsia"/>
+                <w:noProof/>
+                <w:lang w:eastAsia="ru-RU"/>
+              </w:rPr>
+              <w:tab/>
+            </w:r>
+            <w:r>
+              <w:rPr>
+                <w:rStyle w:val="a5"/>
+                <w:noProof/>
+              </w:rPr>
+              <w:t>Внешнее усилие</w:t>
+            </w:r>
+            <w:r>
+              <w:rPr>
+                <w:noProof/>
+                <w:webHidden/>
+              </w:rPr>
+              <w:tab/>
+            </w:r>
+            <w:r>
+              <w:rPr>
+                <w:noProof/>
+                <w:webHidden/>
+              </w:rPr>
+              <w:fldChar w:fldCharType="begin"/>
+            </w:r>
+            <w:r>
+              <w:rPr>
+                <w:noProof/>
+                <w:webHidden/>
+              </w:rPr>
+              <w:instrText xml:space="preserve"> PAGEREF _Toc201496388 \h </w:instrText>
+            </w:r>
+            <w:r>
+              <w:rPr>
+                <w:noProof/>
+                <w:webHidden/>
+              </w:rPr>
+            </w:r>
+            <w:r>
+              <w:rPr>
+                <w:noProof/>
+                <w:webHidden/>
+              </w:rPr>
+              <w:fldChar w:fldCharType="separate"/>
+            </w:r>
+            <w:r>
+              <w:rPr>
+                <w:noProof/>
+                <w:webHidden/>
+              </w:rPr>
+              <w:t>63</w:t>
+            </w:r>
+            <w:r>
+              <w:rPr>
+                <w:noProof/>
+                <w:webHidden/>
+              </w:rPr>
+              <w:fldChar w:fldCharType="end"/>
+            </w:r>
+          </w:hyperlink>
+        </w:p>
+        <w:p>
+          <w:pPr>
+            <w:pStyle w:val="31"/>
+            <w:tabs>
+              <w:tab w:val="left" w:pos="1926"/>
+              <w:tab w:val="right" w:leader="dot" w:pos="9912"/>
+            </w:tabs>
+            <w:rPr>
+              <w:rFonts w:eastAsiaTheme="minorEastAsia"/>
+              <w:noProof/>
+              <w:lang w:eastAsia="ru-RU"/>
+            </w:rPr>
+          </w:pPr>
+          <w:hyperlink w:anchor="_Toc201496389" w:history="1">
+            <w:r>
+              <w:rPr>
+                <w:rStyle w:val="a5"/>
+                <w:noProof/>
+              </w:rPr>
+              <w:t>15.4.2</w:t>
+            </w:r>
+            <w:r>
+              <w:rPr>
+                <w:rFonts w:eastAsiaTheme="minorEastAsia"/>
+                <w:noProof/>
+                <w:lang w:eastAsia="ru-RU"/>
+              </w:rPr>
+              <w:tab/>
+            </w:r>
+            <w:r>
+              <w:rPr>
+                <w:rStyle w:val="a5"/>
+                <w:noProof/>
+              </w:rPr>
+              <w:t>Внутреннее усилие</w:t>
+            </w:r>
+            <w:r>
+              <w:rPr>
+                <w:noProof/>
+                <w:webHidden/>
+              </w:rPr>
+              <w:tab/>
+            </w:r>
+            <w:r>
+              <w:rPr>
+                <w:noProof/>
+                <w:webHidden/>
+              </w:rPr>
+              <w:fldChar w:fldCharType="begin"/>
+            </w:r>
+            <w:r>
+              <w:rPr>
+                <w:noProof/>
+                <w:webHidden/>
+              </w:rPr>
+              <w:instrText xml:space="preserve"> PAGEREF _Toc201496389 \h </w:instrText>
+            </w:r>
+            <w:r>
+              <w:rPr>
+                <w:noProof/>
+                <w:webHidden/>
+              </w:rPr>
+            </w:r>
+            <w:r>
+              <w:rPr>
+                <w:noProof/>
+                <w:webHidden/>
+              </w:rPr>
+              <w:fldChar w:fldCharType="separate"/>
+            </w:r>
+            <w:r>
+              <w:rPr>
+                <w:noProof/>
+                <w:webHidden/>
+              </w:rPr>
+              <w:t>63</w:t>
+            </w:r>
+            <w:r>
+              <w:rPr>
+                <w:noProof/>
+                <w:webHidden/>
+              </w:rPr>
+              <w:fldChar w:fldCharType="end"/>
+            </w:r>
+          </w:hyperlink>
+        </w:p>
+        <w:p>
+          <w:pPr>
+            <w:pStyle w:val="31"/>
+            <w:tabs>
+              <w:tab w:val="left" w:pos="1926"/>
+              <w:tab w:val="right" w:leader="dot" w:pos="9912"/>
+            </w:tabs>
+            <w:rPr>
+              <w:rFonts w:eastAsiaTheme="minorEastAsia"/>
+              <w:noProof/>
+              <w:lang w:eastAsia="ru-RU"/>
+            </w:rPr>
+          </w:pPr>
+          <w:hyperlink w:anchor="_Toc201496390" w:history="1">
+            <w:r>
+              <w:rPr>
+                <w:rStyle w:val="a5"/>
+                <w:noProof/>
+              </w:rPr>
+              <w:t>15.4.3</w:t>
+            </w:r>
+            <w:r>
+              <w:rPr>
+                <w:rFonts w:eastAsiaTheme="minorEastAsia"/>
+                <w:noProof/>
+                <w:lang w:eastAsia="ru-RU"/>
+              </w:rPr>
+              <w:tab/>
+            </w:r>
+            <w:r>
+              <w:rPr>
+                <w:rStyle w:val="a5"/>
+                <w:noProof/>
+              </w:rPr>
+              <w:t>Пролетные нагрузки</w:t>
+            </w:r>
+            <w:r>
+              <w:rPr>
+                <w:noProof/>
+                <w:webHidden/>
+              </w:rPr>
+              <w:tab/>
+            </w:r>
+            <w:r>
+              <w:rPr>
+                <w:noProof/>
+                <w:webHidden/>
+              </w:rPr>
+              <w:fldChar w:fldCharType="begin"/>
+            </w:r>
+            <w:r>
+              <w:rPr>
+                <w:noProof/>
+                <w:webHidden/>
+              </w:rPr>
+              <w:instrText xml:space="preserve"> PAGEREF _Toc201496390 \h </w:instrText>
+            </w:r>
+            <w:r>
+              <w:rPr>
+                <w:noProof/>
+                <w:webHidden/>
+              </w:rPr>
+            </w:r>
+            <w:r>
+              <w:rPr>
+                <w:noProof/>
+                <w:webHidden/>
+              </w:rPr>
+              <w:fldChar w:fldCharType="separate"/>
+            </w:r>
+            <w:r>
+              <w:rPr>
+                <w:noProof/>
+                <w:webHidden/>
+              </w:rPr>
+              <w:t>64</w:t>
+            </w:r>
+            <w:r>
+              <w:rPr>
+                <w:noProof/>
+                <w:webHidden/>
+              </w:rPr>
+              <w:fldChar w:fldCharType="end"/>
+            </w:r>
+          </w:hyperlink>
+        </w:p>
+        <w:p>
+          <w:pPr>
+            <w:pStyle w:val="21"/>
+            <w:tabs>
+              <w:tab w:val="left" w:pos="1540"/>
+              <w:tab w:val="right" w:leader="dot" w:pos="9912"/>
+            </w:tabs>
+            <w:rPr>
+              <w:rFonts w:eastAsiaTheme="minorEastAsia"/>
+              <w:noProof/>
+              <w:lang w:eastAsia="ru-RU"/>
+            </w:rPr>
+          </w:pPr>
+          <w:hyperlink w:anchor="_Toc201496391" w:history="1">
+            <w:r>
+              <w:rPr>
+                <w:rStyle w:val="a5"/>
+                <w:noProof/>
+              </w:rPr>
+              <w:t>15.5</w:t>
+            </w:r>
+            <w:r>
+              <w:rPr>
+                <w:rFonts w:eastAsiaTheme="minorEastAsia"/>
+                <w:noProof/>
+                <w:lang w:eastAsia="ru-RU"/>
+              </w:rPr>
+              <w:tab/>
+            </w:r>
+            <w:r>
+              <w:rPr>
+                <w:rStyle w:val="a5"/>
+                <w:noProof/>
+              </w:rPr>
+              <w:t>Сечения</w:t>
+            </w:r>
+            <w:r>
+              <w:rPr>
+                <w:noProof/>
+                <w:webHidden/>
+              </w:rPr>
+              <w:tab/>
+            </w:r>
+            <w:r>
+              <w:rPr>
+                <w:noProof/>
+                <w:webHidden/>
+              </w:rPr>
+              <w:fldChar w:fldCharType="begin"/>
+            </w:r>
+            <w:r>
+              <w:rPr>
+                <w:noProof/>
+                <w:webHidden/>
+              </w:rPr>
+              <w:instrText xml:space="preserve"> PAGEREF _Toc201496391 \h </w:instrText>
+            </w:r>
+            <w:r>
+              <w:rPr>
+                <w:noProof/>
+                <w:webHidden/>
+              </w:rPr>
+            </w:r>
+            <w:r>
+              <w:rPr>
+                <w:noProof/>
+                <w:webHidden/>
+              </w:rPr>
+              <w:fldChar w:fldCharType="separate"/>
+            </w:r>
+            <w:r>
+              <w:rPr>
+                <w:noProof/>
+                <w:webHidden/>
+              </w:rPr>
+              <w:t>65</w:t>
+            </w:r>
+            <w:r>
+              <w:rPr>
+                <w:noProof/>
+                <w:webHidden/>
+              </w:rPr>
+              <w:fldChar w:fldCharType="end"/>
+            </w:r>
+          </w:hyperlink>
+        </w:p>
+        <w:p>
+          <w:pPr>
+            <w:pStyle w:val="21"/>
+            <w:tabs>
+              <w:tab w:val="left" w:pos="1540"/>
+              <w:tab w:val="right" w:leader="dot" w:pos="9912"/>
+            </w:tabs>
+            <w:rPr>
+              <w:rFonts w:eastAsiaTheme="minorEastAsia"/>
+              <w:noProof/>
+              <w:lang w:eastAsia="ru-RU"/>
+            </w:rPr>
+          </w:pPr>
+          <w:hyperlink w:anchor="_Toc201496392" w:history="1">
+            <w:r>
+              <w:rPr>
+                <w:rStyle w:val="a5"/>
+                <w:noProof/>
+              </w:rPr>
+              <w:t>15.6</w:t>
+            </w:r>
+            <w:r>
+              <w:rPr>
+                <w:rFonts w:eastAsiaTheme="minorEastAsia"/>
+                <w:noProof/>
+                <w:lang w:eastAsia="ru-RU"/>
+              </w:rPr>
+              <w:tab/>
+            </w:r>
+            <w:r>
+              <w:rPr>
+                <w:rStyle w:val="a5"/>
+                <w:noProof/>
+              </w:rPr>
+              <w:t>Поперечное армирование</w:t>
+            </w:r>
+            <w:r>
+              <w:rPr>
+                <w:noProof/>
+                <w:webHidden/>
+              </w:rPr>
+              <w:tab/>
+            </w:r>
+            <w:r>
+              <w:rPr>
+                <w:noProof/>
+                <w:webHidden/>
+              </w:rPr>
+              <w:fldChar w:fldCharType="begin"/>
+            </w:r>
+            <w:r>
+              <w:rPr>
+                <w:noProof/>
+                <w:webHidden/>
+              </w:rPr>
+              <w:instrText xml:space="preserve"> PAGEREF _Toc201496392 \h </w:instrText>
+            </w:r>
+            <w:r>
+              <w:rPr>
+                <w:noProof/>
+                <w:webHidden/>
+              </w:rPr>
+            </w:r>
+            <w:r>
+              <w:rPr>
+                <w:noProof/>
+                <w:webHidden/>
+              </w:rPr>
+              <w:fldChar w:fldCharType="separate"/>
+            </w:r>
+            <w:r>
+              <w:rPr>
+                <w:noProof/>
+                <w:webHidden/>
+              </w:rPr>
+              <w:t>65</w:t>
+            </w:r>
+            <w:r>
+              <w:rPr>
+                <w:noProof/>
+                <w:webHidden/>
+              </w:rPr>
+              <w:fldChar w:fldCharType="end"/>
+            </w:r>
+          </w:hyperlink>
+        </w:p>
+        <w:p>
+          <w:pPr>
+            <w:pStyle w:val="31"/>
+            <w:tabs>
+              <w:tab w:val="left" w:pos="1926"/>
+              <w:tab w:val="right" w:leader="dot" w:pos="9912"/>
+            </w:tabs>
+            <w:rPr>
+              <w:rFonts w:eastAsiaTheme="minorEastAsia"/>
+              <w:noProof/>
+              <w:lang w:eastAsia="ru-RU"/>
+            </w:rPr>
+          </w:pPr>
+          <w:hyperlink w:anchor="_Toc201496393" w:history="1">
+            <w:r>
+              <w:rPr>
+                <w:rStyle w:val="a5"/>
+                <w:noProof/>
+              </w:rPr>
+              <w:t>15.6.1</w:t>
+            </w:r>
+            <w:r>
+              <w:rPr>
+                <w:rFonts w:eastAsiaTheme="minorEastAsia"/>
+                <w:noProof/>
+                <w:lang w:eastAsia="ru-RU"/>
+              </w:rPr>
+              <w:tab/>
+            </w:r>
+            <w:r>
+              <w:rPr>
+                <w:rStyle w:val="a5"/>
+                <w:noProof/>
+              </w:rPr>
+              <w:t>Распределенное значение по интенсивности</w:t>
+            </w:r>
+            <w:r>
+              <w:rPr>
+                <w:noProof/>
+                <w:webHidden/>
+              </w:rPr>
+              <w:tab/>
+            </w:r>
+            <w:r>
+              <w:rPr>
+                <w:noProof/>
+                <w:webHidden/>
+              </w:rPr>
+              <w:fldChar w:fldCharType="begin"/>
+            </w:r>
+            <w:r>
+              <w:rPr>
+                <w:noProof/>
+                <w:webHidden/>
+              </w:rPr>
+              <w:instrText xml:space="preserve"> PAGEREF _Toc201496393 \h </w:instrText>
+            </w:r>
+            <w:r>
+              <w:rPr>
+                <w:noProof/>
+                <w:webHidden/>
+              </w:rPr>
+            </w:r>
+            <w:r>
+              <w:rPr>
+                <w:noProof/>
+                <w:webHidden/>
+              </w:rPr>
+              <w:fldChar w:fldCharType="separate"/>
+            </w:r>
+            <w:r>
+              <w:rPr>
+                <w:noProof/>
+                <w:webHidden/>
+              </w:rPr>
+              <w:t>65</w:t>
+            </w:r>
+            <w:r>
+              <w:rPr>
+                <w:noProof/>
+                <w:webHidden/>
+              </w:rPr>
+              <w:fldChar w:fldCharType="end"/>
+            </w:r>
+          </w:hyperlink>
+        </w:p>
+        <w:p>
+          <w:pPr>
+            <w:pStyle w:val="31"/>
+            <w:tabs>
+              <w:tab w:val="left" w:pos="1926"/>
+              <w:tab w:val="right" w:leader="dot" w:pos="9912"/>
+            </w:tabs>
+            <w:rPr>
+              <w:rFonts w:eastAsiaTheme="minorEastAsia"/>
+              <w:noProof/>
+              <w:lang w:eastAsia="ru-RU"/>
+            </w:rPr>
+          </w:pPr>
+          <w:hyperlink w:anchor="_Toc201496394" w:history="1">
+            <w:r>
+              <w:rPr>
+                <w:rStyle w:val="a5"/>
+                <w:noProof/>
+              </w:rPr>
+              <w:t>15.6.2</w:t>
+            </w:r>
+            <w:r>
+              <w:rPr>
+                <w:rFonts w:eastAsiaTheme="minorEastAsia"/>
+                <w:noProof/>
+                <w:lang w:eastAsia="ru-RU"/>
+              </w:rPr>
+              <w:tab/>
+            </w:r>
+            <w:r>
+              <w:rPr>
+                <w:rStyle w:val="a5"/>
+                <w:noProof/>
+              </w:rPr>
+              <w:t>Поперечное армирование в виде хомутов</w:t>
+            </w:r>
+            <w:r>
+              <w:rPr>
+                <w:noProof/>
+                <w:webHidden/>
+              </w:rPr>
+              <w:tab/>
+            </w:r>
+            <w:r>
+              <w:rPr>
+                <w:noProof/>
+                <w:webHidden/>
+              </w:rPr>
+              <w:fldChar w:fldCharType="begin"/>
+            </w:r>
+            <w:r>
+              <w:rPr>
+                <w:noProof/>
+                <w:webHidden/>
+              </w:rPr>
+              <w:instrText xml:space="preserve"> PAGEREF _Toc201496394 \h </w:instrText>
+            </w:r>
+            <w:r>
+              <w:rPr>
+                <w:noProof/>
+                <w:webHidden/>
+              </w:rPr>
+            </w:r>
+            <w:r>
+              <w:rPr>
+                <w:noProof/>
+                <w:webHidden/>
+              </w:rPr>
+              <w:fldChar w:fldCharType="separate"/>
+            </w:r>
+            <w:r>
+              <w:rPr>
+                <w:noProof/>
+                <w:webHidden/>
+              </w:rPr>
+              <w:t>65</w:t>
+            </w:r>
+            <w:r>
+              <w:rPr>
+                <w:noProof/>
+                <w:webHidden/>
+              </w:rPr>
+              <w:fldChar w:fldCharType="end"/>
+            </w:r>
+          </w:hyperlink>
+        </w:p>
+        <w:p>
+          <w:pPr>
+            <w:pStyle w:val="21"/>
+            <w:tabs>
+              <w:tab w:val="left" w:pos="1540"/>
+              <w:tab w:val="right" w:leader="dot" w:pos="9912"/>
+            </w:tabs>
+            <w:rPr>
+              <w:rFonts w:eastAsiaTheme="minorEastAsia"/>
+              <w:noProof/>
+              <w:lang w:eastAsia="ru-RU"/>
+            </w:rPr>
+          </w:pPr>
+          <w:hyperlink w:anchor="_Toc201496395" w:history="1">
+            <w:r>
+              <w:rPr>
+                <w:rStyle w:val="a5"/>
+                <w:noProof/>
+              </w:rPr>
+              <w:t>15.7</w:t>
+            </w:r>
+            <w:r>
+              <w:rPr>
+                <w:rFonts w:eastAsiaTheme="minorEastAsia"/>
+                <w:noProof/>
+                <w:lang w:eastAsia="ru-RU"/>
+              </w:rPr>
+              <w:tab/>
+            </w:r>
+            <w:r>
+              <w:rPr>
+                <w:rStyle w:val="a5"/>
+                <w:noProof/>
+              </w:rPr>
+              <w:t>Описание порядка выполняемого расчета</w:t>
+            </w:r>
+            <w:r>
+              <w:rPr>
+                <w:noProof/>
+                <w:webHidden/>
+              </w:rPr>
+              <w:tab/>
+            </w:r>
+            <w:r>
+              <w:rPr>
+                <w:noProof/>
+                <w:webHidden/>
+              </w:rPr>
+              <w:fldChar w:fldCharType="begin"/>
+            </w:r>
+            <w:r>
+              <w:rPr>
+                <w:noProof/>
+                <w:webHidden/>
+              </w:rPr>
+              <w:instrText xml:space="preserve"> PAGEREF _Toc201496395 \h </w:instrText>
+            </w:r>
+            <w:r>
+              <w:rPr>
+                <w:noProof/>
+                <w:webHidden/>
+              </w:rPr>
+            </w:r>
+            <w:r>
+              <w:rPr>
+                <w:noProof/>
+                <w:webHidden/>
+              </w:rPr>
+              <w:fldChar w:fldCharType="separate"/>
+            </w:r>
+            <w:r>
+              <w:rPr>
+                <w:noProof/>
+                <w:webHidden/>
+              </w:rPr>
+              <w:t>65</w:t>
+            </w:r>
+            <w:r>
+              <w:rPr>
+                <w:noProof/>
+                <w:webHidden/>
+              </w:rPr>
+              <w:fldChar w:fldCharType="end"/>
+            </w:r>
+          </w:hyperlink>
+        </w:p>
+        <w:p>
+          <w:pPr>
+            <w:pStyle w:val="11"/>
+            <w:tabs>
+              <w:tab w:val="left" w:pos="1320"/>
+              <w:tab w:val="right" w:leader="dot" w:pos="9912"/>
+            </w:tabs>
+            <w:rPr>
+              <w:rFonts w:eastAsiaTheme="minorEastAsia"/>
+              <w:noProof/>
+              <w:lang w:eastAsia="ru-RU"/>
+            </w:rPr>
+          </w:pPr>
+          <w:hyperlink w:anchor="_Toc201496396" w:history="1">
+            <w:r>
+              <w:rPr>
+                <w:rStyle w:val="a5"/>
+                <w:noProof/>
+              </w:rPr>
+              <w:t>16</w:t>
+            </w:r>
+            <w:r>
+              <w:rPr>
+                <w:rFonts w:eastAsiaTheme="minorEastAsia"/>
+                <w:noProof/>
+                <w:lang w:eastAsia="ru-RU"/>
+              </w:rPr>
+              <w:tab/>
+            </w:r>
+            <w:r>
+              <w:rPr>
+                <w:rStyle w:val="a5"/>
+                <w:noProof/>
+              </w:rPr>
               <w:t>Список иллюстраций</w:t>
             </w:r>
             <w:r>
@@ -4003,7 +5337,7 @@
                 <w:noProof/>
                 <w:webHidden/>
               </w:rPr>
-              <w:instrText xml:space="preserve"> PAGEREF _Toc182069552 \h </w:instrText>
+              <w:instrText xml:space="preserve"> PAGEREF _Toc201496396 \h </w:instrText>
             </w:r>
             <w:r>
               <w:rPr>
@@ -4023,7 +5357,7 @@
                 <w:noProof/>
                 <w:webHidden/>
               </w:rPr>
-              <w:t>61</w:t>
+              <w:t>67</w:t>
             </w:r>
             <w:r>
               <w:rPr>
@@ -4055,7 +5389,7 @@
       <w:pPr>
         <w:pStyle w:val="1"/>
       </w:pPr>
-      <w:bookmarkStart w:id="1" w:name="_Toc182069510"/>
+      <w:bookmarkStart w:id="1" w:name="_Toc201496339"/>
       <w:r>
         <w:lastRenderedPageBreak/>
         <w:t>Лицензионное соглашение</w:t>
@@ -4140,7 +5474,7 @@
       <w:pPr>
         <w:pStyle w:val="1"/>
       </w:pPr>
-      <w:bookmarkStart w:id="2" w:name="_Toc182069511"/>
+      <w:bookmarkStart w:id="2" w:name="_Toc201496340"/>
       <w:r>
         <w:lastRenderedPageBreak/>
         <w:t>Уведомление об используемом стороннем программном обеспечении</w:t>
@@ -4316,7 +5650,7 @@
       <w:pPr>
         <w:pStyle w:val="1"/>
       </w:pPr>
-      <w:bookmarkStart w:id="3" w:name="_Toc182069512"/>
+      <w:bookmarkStart w:id="3" w:name="_Toc201496341"/>
       <w:r>
         <w:lastRenderedPageBreak/>
         <w:t xml:space="preserve">Поставка программного комплекса </w:t>
@@ -4522,7 +5856,7 @@
           <w:lang w:val="en-US"/>
         </w:rPr>
       </w:pPr>
-      <w:bookmarkStart w:id="4" w:name="_Toc182069513"/>
+      <w:bookmarkStart w:id="4" w:name="_Toc201496342"/>
       <w:r>
         <w:lastRenderedPageBreak/>
         <w:t>Общие элементы</w:t>
@@ -4545,7 +5879,7 @@
       <w:pPr>
         <w:pStyle w:val="2"/>
       </w:pPr>
-      <w:bookmarkStart w:id="5" w:name="_Toc182069514"/>
+      <w:bookmarkStart w:id="5" w:name="_Toc201496343"/>
       <w:r>
         <w:t>Менеджер расчетов</w:t>
       </w:r>
@@ -4623,7 +5957,7 @@
       <w:pPr>
         <w:pStyle w:val="ae"/>
       </w:pPr>
-      <w:bookmarkStart w:id="6" w:name="_Toc182069553"/>
+      <w:bookmarkStart w:id="6" w:name="_Toc201496397"/>
       <w:r>
         <w:t xml:space="preserve">Рисунок </w:t>
       </w:r>
@@ -4738,7 +6072,7 @@
       <w:pPr>
         <w:pStyle w:val="2"/>
       </w:pPr>
-      <w:bookmarkStart w:id="7" w:name="_Toc182069515"/>
+      <w:bookmarkStart w:id="7" w:name="_Toc201496344"/>
       <w:r>
         <w:t>Модуль построения графиков</w:t>
       </w:r>
@@ -5488,7 +6822,7 @@
       <w:pPr>
         <w:pStyle w:val="2"/>
       </w:pPr>
-      <w:bookmarkStart w:id="8" w:name="_Toc182069516"/>
+      <w:bookmarkStart w:id="8" w:name="_Toc201496345"/>
       <w:r>
         <w:t xml:space="preserve">Модуль построения </w:t>
       </w:r>
@@ -5655,10 +6989,12 @@
       <w:pPr>
         <w:pStyle w:val="2"/>
       </w:pPr>
+      <w:bookmarkStart w:id="9" w:name="_Toc201496346"/>
       <w:r>
         <w:lastRenderedPageBreak/>
         <w:t>Модуль просмотра результатов трассировки</w:t>
       </w:r>
+      <w:bookmarkEnd w:id="9"/>
     </w:p>
     <w:p>
       <w:r>
@@ -5742,6 +7078,7 @@
       <w:pPr>
         <w:pStyle w:val="ae"/>
       </w:pPr>
+      <w:bookmarkStart w:id="10" w:name="_Toc201496398"/>
       <w:r>
         <w:t xml:space="preserve">Рисунок </w:t>
       </w:r>
@@ -5811,6 +7148,7 @@
       <w:r>
         <w:t>. Окно просмотра результатов трассировки расчета трещиностойкости</w:t>
       </w:r>
+      <w:bookmarkEnd w:id="10"/>
     </w:p>
     <w:p>
       <w:pPr>
@@ -5860,12 +7198,12 @@
       <w:pPr>
         <w:pStyle w:val="1"/>
       </w:pPr>
-      <w:bookmarkStart w:id="9" w:name="_Toc182069517"/>
+      <w:bookmarkStart w:id="11" w:name="_Toc201496347"/>
       <w:r>
         <w:lastRenderedPageBreak/>
         <w:t>Краткое описание расчетной методики</w:t>
       </w:r>
-      <w:bookmarkEnd w:id="9"/>
+      <w:bookmarkEnd w:id="11"/>
     </w:p>
     <w:p>
       <w:r>
@@ -6714,11 +8052,11 @@
       <w:pPr>
         <w:pStyle w:val="2"/>
       </w:pPr>
-      <w:bookmarkStart w:id="10" w:name="_Toc182069518"/>
+      <w:bookmarkStart w:id="12" w:name="_Toc201496348"/>
       <w:r>
         <w:t>Определение геометрических характеристик начального сечения</w:t>
       </w:r>
-      <w:bookmarkEnd w:id="10"/>
+      <w:bookmarkEnd w:id="12"/>
     </w:p>
     <w:p>
       <w:r>
@@ -6757,7 +8095,13 @@
                 <w:rPr>
                   <w:rFonts w:ascii="Cambria Math" w:hAnsi="Cambria Math"/>
                 </w:rPr>
-                <m:t>gc</m:t>
+                <m:t>g</m:t>
+              </m:r>
+              <m:r>
+                <w:rPr>
+                  <w:rFonts w:ascii="Cambria Math" w:hAnsi="Cambria Math"/>
+                </w:rPr>
+                <m:t>c</m:t>
               </m:r>
             </m:sub>
           </m:sSub>
@@ -7903,7 +9247,7 @@
       <w:pPr>
         <w:pStyle w:val="2"/>
       </w:pPr>
-      <w:bookmarkStart w:id="11" w:name="_Toc182069519"/>
+      <w:bookmarkStart w:id="13" w:name="_Toc201496349"/>
       <w:r>
         <w:t xml:space="preserve">Определение геометрических характеристик </w:t>
       </w:r>
@@ -7913,7 +9257,7 @@
       <w:r>
         <w:t xml:space="preserve"> сечения</w:t>
       </w:r>
-      <w:bookmarkEnd w:id="11"/>
+      <w:bookmarkEnd w:id="13"/>
     </w:p>
     <w:p>
       <w:r>
@@ -9133,22 +10477,22 @@
       <w:pPr>
         <w:pStyle w:val="1"/>
       </w:pPr>
-      <w:bookmarkStart w:id="12" w:name="_Toc182069520"/>
+      <w:bookmarkStart w:id="14" w:name="_Toc201496350"/>
       <w:r>
         <w:lastRenderedPageBreak/>
         <w:t>Расчет железобетонных элементов по образованию и раскрытию трещин</w:t>
       </w:r>
-      <w:bookmarkEnd w:id="12"/>
+      <w:bookmarkEnd w:id="14"/>
     </w:p>
     <w:p>
       <w:pPr>
         <w:pStyle w:val="2"/>
       </w:pPr>
-      <w:bookmarkStart w:id="13" w:name="_Toc182069521"/>
+      <w:bookmarkStart w:id="15" w:name="_Toc201496351"/>
       <w:r>
         <w:t>Общие положения</w:t>
       </w:r>
-      <w:bookmarkEnd w:id="13"/>
+      <w:bookmarkEnd w:id="15"/>
     </w:p>
     <w:p>
       <w:r>
@@ -9273,11 +10617,11 @@
       <w:pPr>
         <w:pStyle w:val="2"/>
       </w:pPr>
-      <w:bookmarkStart w:id="14" w:name="_Toc182069522"/>
+      <w:bookmarkStart w:id="16" w:name="_Toc201496352"/>
       <w:r>
         <w:t>Расчет на образование трещин</w:t>
       </w:r>
-      <w:bookmarkEnd w:id="14"/>
+      <w:bookmarkEnd w:id="16"/>
     </w:p>
     <w:p>
       <w:r>
@@ -9609,11 +10953,11 @@
       <w:pPr>
         <w:pStyle w:val="2"/>
       </w:pPr>
-      <w:bookmarkStart w:id="15" w:name="_Toc182069523"/>
+      <w:bookmarkStart w:id="17" w:name="_Toc201496353"/>
       <w:r>
         <w:t>Определение ширины раскрытия трещин в железобетонных конструкциях</w:t>
       </w:r>
-      <w:bookmarkEnd w:id="15"/>
+      <w:bookmarkEnd w:id="17"/>
     </w:p>
     <w:p>
       <w:r>
@@ -10445,21 +11789,7 @@
         <w:rPr>
           <w:rFonts w:eastAsiaTheme="minorEastAsia"/>
         </w:rPr>
-        <w:t xml:space="preserve"> – начальное относительное удлинение бетона, вызванное е</w:t>
-      </w:r>
-      <w:proofErr w:type="spellStart"/>
-      <w:r>
-        <w:rPr>
-          <w:rFonts w:eastAsiaTheme="minorEastAsia"/>
-        </w:rPr>
-        <w:t>го</w:t>
-      </w:r>
-      <w:proofErr w:type="spellEnd"/>
-      <w:r>
-        <w:rPr>
-          <w:rFonts w:eastAsiaTheme="minorEastAsia"/>
-        </w:rPr>
-        <w:t xml:space="preserve"> предварительным напряжением, например, от действия усадки или при более поздней укладке бетона в момент, когда сечение уже имеет некоторое напряженное состояние.</w:t>
+        <w:t xml:space="preserve"> – начальное относительное удлинение бетона, вызванное его предварительным напряжением, например, от действия усадки или при более поздней укладке бетона в момент, когда сечение уже имеет некоторое напряженное состояние.</w:t>
       </w:r>
       <w:r>
         <w:rPr>
@@ -10522,14 +11852,14 @@
           <w:rFonts w:eastAsiaTheme="minorEastAsia"/>
         </w:rPr>
       </w:pPr>
-      <w:bookmarkStart w:id="16" w:name="_Toc182069524"/>
+      <w:bookmarkStart w:id="18" w:name="_Toc201496354"/>
       <w:r>
         <w:rPr>
           <w:rFonts w:eastAsiaTheme="minorEastAsia"/>
         </w:rPr>
         <w:t>Определение коэффициента, учитывающего работу растянутого бетона между трещинами</w:t>
       </w:r>
-      <w:bookmarkEnd w:id="16"/>
+      <w:bookmarkEnd w:id="18"/>
     </w:p>
     <w:p>
       <w:r>
@@ -10586,7 +11916,7 @@
       <w:pPr>
         <w:pStyle w:val="ae"/>
       </w:pPr>
-      <w:bookmarkStart w:id="17" w:name="_Toc182069554"/>
+      <w:bookmarkStart w:id="19" w:name="_Toc201496399"/>
       <w:r>
         <w:t xml:space="preserve">Рисунок </w:t>
       </w:r>
@@ -10656,7 +11986,7 @@
       <w:r>
         <w:t>. Назначение пользовательских значений для вычисления ширины раскрытия трещин в железобетонных элементах</w:t>
       </w:r>
-      <w:bookmarkEnd w:id="17"/>
+      <w:bookmarkEnd w:id="19"/>
     </w:p>
     <w:p>
       <w:r>
@@ -11061,19 +12391,11 @@
         </w:rPr>
         <w:t xml:space="preserve"> для данных ар</w:t>
       </w:r>
-      <w:proofErr w:type="spellStart"/>
       <w:r>
         <w:rPr>
           <w:rFonts w:eastAsiaTheme="minorEastAsia"/>
         </w:rPr>
-        <w:t>матурных</w:t>
-      </w:r>
-      <w:proofErr w:type="spellEnd"/>
-      <w:r>
-        <w:rPr>
-          <w:rFonts w:eastAsiaTheme="minorEastAsia"/>
-        </w:rPr>
-        <w:t xml:space="preserve"> стержней будет разным.</w:t>
+        <w:t>матурных стержней будет разным.</w:t>
       </w:r>
     </w:p>
     <w:p>
@@ -11971,7 +13293,7 @@
       <w:pPr>
         <w:pStyle w:val="ae"/>
       </w:pPr>
-      <w:bookmarkStart w:id="18" w:name="_Toc182069555"/>
+      <w:bookmarkStart w:id="20" w:name="_Toc201496400"/>
       <w:proofErr w:type="gramStart"/>
       <w:r>
         <w:t xml:space="preserve">Рисунок </w:t>
@@ -12042,7 +13364,7 @@
       <w:r>
         <w:t>. Различие в значениях коэффициента, учитывающего работу бетона между трещинами для предварительно напряженного (в середине) и не напряженных (по краям) стержней для железобетонной балки</w:t>
       </w:r>
-      <w:bookmarkEnd w:id="18"/>
+      <w:bookmarkEnd w:id="20"/>
       <w:proofErr w:type="gramEnd"/>
     </w:p>
     <w:p>
@@ -12084,14 +13406,14 @@
           <w:rFonts w:eastAsiaTheme="minorEastAsia"/>
         </w:rPr>
       </w:pPr>
-      <w:bookmarkStart w:id="19" w:name="_Toc182069525"/>
+      <w:bookmarkStart w:id="21" w:name="_Toc201496355"/>
       <w:r>
         <w:rPr>
           <w:rFonts w:eastAsiaTheme="minorEastAsia"/>
         </w:rPr>
         <w:t>Определение базового расстояния между трещинами</w:t>
       </w:r>
-      <w:bookmarkEnd w:id="19"/>
+      <w:bookmarkEnd w:id="21"/>
     </w:p>
     <w:p>
       <w:r>
@@ -13644,8 +14966,6 @@
         </w:rPr>
         <w:t xml:space="preserve"> полученное на 1-м этапе.</w:t>
       </w:r>
-      <w:bookmarkStart w:id="20" w:name="_GoBack"/>
-      <w:bookmarkEnd w:id="20"/>
     </w:p>
     <w:p>
       <w:pPr>
@@ -13654,14 +14974,14 @@
           <w:rFonts w:eastAsiaTheme="minorEastAsia"/>
         </w:rPr>
       </w:pPr>
-      <w:bookmarkStart w:id="21" w:name="_Toc182069526"/>
+      <w:bookmarkStart w:id="22" w:name="_Toc201496356"/>
       <w:r>
         <w:rPr>
           <w:rFonts w:eastAsiaTheme="minorEastAsia"/>
         </w:rPr>
         <w:t>Учет длительности действия нагрузки</w:t>
       </w:r>
-      <w:bookmarkEnd w:id="21"/>
+      <w:bookmarkEnd w:id="22"/>
     </w:p>
     <w:p>
       <w:r>
@@ -14013,7 +15333,7 @@
       <w:pPr>
         <w:pStyle w:val="1"/>
       </w:pPr>
-      <w:bookmarkStart w:id="22" w:name="_Toc182069527"/>
+      <w:bookmarkStart w:id="23" w:name="_Toc201496357"/>
       <w:r>
         <w:lastRenderedPageBreak/>
         <w:t xml:space="preserve">Поперечное </w:t>
@@ -14021,7 +15341,7 @@
       <w:r>
         <w:t>сечение</w:t>
       </w:r>
-      <w:bookmarkEnd w:id="22"/>
+      <w:bookmarkEnd w:id="23"/>
     </w:p>
     <w:p>
       <w:r>
@@ -14266,7 +15586,7 @@
       <w:pPr>
         <w:pStyle w:val="ae"/>
       </w:pPr>
-      <w:bookmarkStart w:id="23" w:name="_Toc182069556"/>
+      <w:bookmarkStart w:id="24" w:name="_Toc201496401"/>
       <w:r>
         <w:t xml:space="preserve">Рисунок </w:t>
       </w:r>
@@ -14339,31 +15659,31 @@
       <w:r>
         <w:t>Составное сечение тавровой балки из 2-х геометрических примитивов, имеющих различные материалы</w:t>
       </w:r>
-      <w:bookmarkEnd w:id="23"/>
+      <w:bookmarkEnd w:id="24"/>
     </w:p>
     <w:p>
       <w:pPr>
         <w:pStyle w:val="1"/>
       </w:pPr>
-      <w:bookmarkStart w:id="24" w:name="_Toc182069528"/>
+      <w:bookmarkStart w:id="25" w:name="_Toc201496358"/>
       <w:r>
         <w:lastRenderedPageBreak/>
         <w:t>Геометрические примитивы</w:t>
       </w:r>
-      <w:bookmarkEnd w:id="24"/>
+      <w:bookmarkEnd w:id="25"/>
     </w:p>
     <w:p>
       <w:pPr>
         <w:pStyle w:val="2"/>
       </w:pPr>
-      <w:bookmarkStart w:id="25" w:name="_Toc182069529"/>
+      <w:bookmarkStart w:id="26" w:name="_Toc201496359"/>
       <w:r>
         <w:t>Общая</w:t>
       </w:r>
       <w:r>
         <w:t xml:space="preserve"> информация</w:t>
       </w:r>
-      <w:bookmarkEnd w:id="25"/>
+      <w:bookmarkEnd w:id="26"/>
     </w:p>
     <w:p>
       <w:r>
@@ -14431,7 +15751,7 @@
       <w:pPr>
         <w:pStyle w:val="2"/>
       </w:pPr>
-      <w:bookmarkStart w:id="26" w:name="_Toc182069530"/>
+      <w:bookmarkStart w:id="27" w:name="_Toc201496360"/>
       <w:r>
         <w:t>Примитив</w:t>
       </w:r>
@@ -14441,7 +15761,7 @@
       <w:r>
         <w:t>основа</w:t>
       </w:r>
-      <w:bookmarkEnd w:id="26"/>
+      <w:bookmarkEnd w:id="27"/>
     </w:p>
     <w:p>
       <w:r>
@@ -14536,7 +15856,7 @@
       <w:pPr>
         <w:pStyle w:val="ae"/>
       </w:pPr>
-      <w:bookmarkStart w:id="27" w:name="_Toc182069557"/>
+      <w:bookmarkStart w:id="28" w:name="_Toc201496402"/>
       <w:r>
         <w:t xml:space="preserve">Рисунок </w:t>
       </w:r>
@@ -14609,17 +15929,17 @@
       <w:r>
         <w:t>Примитив-основа для арматурного стержня</w:t>
       </w:r>
-      <w:bookmarkEnd w:id="27"/>
+      <w:bookmarkEnd w:id="28"/>
     </w:p>
     <w:p>
       <w:pPr>
         <w:pStyle w:val="2"/>
       </w:pPr>
-      <w:bookmarkStart w:id="28" w:name="_Toc182069531"/>
+      <w:bookmarkStart w:id="29" w:name="_Toc201496361"/>
       <w:r>
         <w:t>Арматурный стержень</w:t>
       </w:r>
-      <w:bookmarkEnd w:id="28"/>
+      <w:bookmarkEnd w:id="29"/>
     </w:p>
     <w:p>
       <w:r>
@@ -14653,13 +15973,8 @@
     </w:p>
     <w:p>
       <w:r>
-        <w:t xml:space="preserve">- Возможность расчета длин </w:t>
-      </w:r>
-      <w:proofErr w:type="spellStart"/>
-      <w:r>
-        <w:t>анкеровки</w:t>
-      </w:r>
-      <w:proofErr w:type="spellEnd"/>
+        <w:t>- Возможность расчета длин анкеровки</w:t>
+      </w:r>
       <w:r>
         <w:t xml:space="preserve"> и </w:t>
       </w:r>
@@ -14741,11 +16056,11 @@
       <w:pPr>
         <w:pStyle w:val="2"/>
       </w:pPr>
-      <w:bookmarkStart w:id="29" w:name="_Toc182069532"/>
+      <w:bookmarkStart w:id="30" w:name="_Toc201496362"/>
       <w:r>
         <w:t>Предварительное напряжение</w:t>
       </w:r>
-      <w:bookmarkEnd w:id="29"/>
+      <w:bookmarkEnd w:id="30"/>
     </w:p>
     <w:p>
       <w:r>
@@ -15187,7 +16502,7 @@
       <w:pPr>
         <w:pStyle w:val="ae"/>
       </w:pPr>
-      <w:bookmarkStart w:id="30" w:name="_Toc182069558"/>
+      <w:bookmarkStart w:id="31" w:name="_Toc201496403"/>
       <w:r>
         <w:t xml:space="preserve">Рисунок </w:t>
       </w:r>
@@ -15272,7 +16587,7 @@
       <w:r>
         <w:t>для примитива</w:t>
       </w:r>
-      <w:bookmarkEnd w:id="30"/>
+      <w:bookmarkEnd w:id="31"/>
     </w:p>
     <w:p>
       <w:r>
@@ -16588,11 +17903,11 @@
       <w:pPr>
         <w:pStyle w:val="2"/>
       </w:pPr>
-      <w:bookmarkStart w:id="31" w:name="_Toc182069533"/>
+      <w:bookmarkStart w:id="32" w:name="_Toc201496363"/>
       <w:r>
         <w:t>Шаблоны</w:t>
       </w:r>
-      <w:bookmarkEnd w:id="31"/>
+      <w:bookmarkEnd w:id="32"/>
     </w:p>
     <w:p>
       <w:r>
@@ -16791,7 +18106,7 @@
       <w:pPr>
         <w:pStyle w:val="ae"/>
       </w:pPr>
-      <w:bookmarkStart w:id="32" w:name="_Toc182069559"/>
+      <w:bookmarkStart w:id="33" w:name="_Toc201496404"/>
       <w:r>
         <w:t xml:space="preserve">Рисунок </w:t>
       </w:r>
@@ -16882,7 +18197,7 @@
       <w:r>
         <w:t>железобетонного элемента.</w:t>
       </w:r>
-      <w:bookmarkEnd w:id="32"/>
+      <w:bookmarkEnd w:id="33"/>
     </w:p>
     <w:p>
       <w:r>
@@ -16934,7 +18249,7 @@
       <w:pPr>
         <w:pStyle w:val="2"/>
       </w:pPr>
-      <w:bookmarkStart w:id="33" w:name="_Toc182069534"/>
+      <w:bookmarkStart w:id="34" w:name="_Toc201496364"/>
       <w:r>
         <w:t>Точки значений (</w:t>
       </w:r>
@@ -16947,7 +18262,7 @@
       <w:r>
         <w:t>)</w:t>
       </w:r>
-      <w:bookmarkEnd w:id="33"/>
+      <w:bookmarkEnd w:id="34"/>
     </w:p>
     <w:p>
       <w:r>
@@ -17051,7 +18366,7 @@
       <w:pPr>
         <w:pStyle w:val="ae"/>
       </w:pPr>
-      <w:bookmarkStart w:id="34" w:name="_Toc182069560"/>
+      <w:bookmarkStart w:id="35" w:name="_Toc201496405"/>
       <w:r>
         <w:t xml:space="preserve">Рисунок </w:t>
       </w:r>
@@ -17127,7 +18442,7 @@
       <w:r>
         <w:t>.</w:t>
       </w:r>
-      <w:bookmarkEnd w:id="34"/>
+      <w:bookmarkEnd w:id="35"/>
     </w:p>
     <w:p>
       <w:pPr>
@@ -17184,7 +18499,7 @@
       <w:pPr>
         <w:pStyle w:val="ae"/>
       </w:pPr>
-      <w:bookmarkStart w:id="35" w:name="_Toc182069561"/>
+      <w:bookmarkStart w:id="36" w:name="_Toc201496406"/>
       <w:r>
         <w:t xml:space="preserve">Рисунок </w:t>
       </w:r>
@@ -17254,7 +18569,7 @@
       <w:r>
         <w:t>. Выбор необходимых точек значений для построения диаграммы.</w:t>
       </w:r>
-      <w:bookmarkEnd w:id="35"/>
+      <w:bookmarkEnd w:id="36"/>
     </w:p>
     <w:p>
       <w:pPr>
@@ -17320,7 +18635,7 @@
       <w:pPr>
         <w:pStyle w:val="ae"/>
       </w:pPr>
-      <w:bookmarkStart w:id="36" w:name="_Toc182069562"/>
+      <w:bookmarkStart w:id="37" w:name="_Toc201496407"/>
       <w:r>
         <w:t xml:space="preserve">Рисунок </w:t>
       </w:r>
@@ -17390,7 +18705,7 @@
       <w:r>
         <w:t>. Выбор параметров для построения диаграммы.</w:t>
       </w:r>
-      <w:bookmarkEnd w:id="36"/>
+      <w:bookmarkEnd w:id="37"/>
     </w:p>
     <w:p>
       <w:pPr>
@@ -17442,7 +18757,7 @@
       <w:pPr>
         <w:pStyle w:val="ae"/>
       </w:pPr>
-      <w:bookmarkStart w:id="37" w:name="_Toc182069563"/>
+      <w:bookmarkStart w:id="38" w:name="_Toc201496408"/>
       <w:r>
         <w:t xml:space="preserve">Рисунок </w:t>
       </w:r>
@@ -17518,7 +18833,7 @@
       <w:r>
         <w:t>.</w:t>
       </w:r>
-      <w:bookmarkEnd w:id="37"/>
+      <w:bookmarkEnd w:id="38"/>
     </w:p>
     <w:p>
       <w:pPr>
@@ -17529,12 +18844,12 @@
       <w:pPr>
         <w:pStyle w:val="1"/>
       </w:pPr>
-      <w:bookmarkStart w:id="38" w:name="_Toc182069535"/>
+      <w:bookmarkStart w:id="39" w:name="_Toc201496365"/>
       <w:r>
         <w:lastRenderedPageBreak/>
         <w:t>Воздействия</w:t>
       </w:r>
-      <w:bookmarkEnd w:id="38"/>
+      <w:bookmarkEnd w:id="39"/>
     </w:p>
     <w:p>
       <w:r>
@@ -17836,12 +19151,12 @@
       <w:pPr>
         <w:pStyle w:val="1"/>
       </w:pPr>
-      <w:bookmarkStart w:id="39" w:name="_Toc182069536"/>
+      <w:bookmarkStart w:id="40" w:name="_Toc201496366"/>
       <w:r>
         <w:lastRenderedPageBreak/>
         <w:t>Материалы</w:t>
       </w:r>
-      <w:bookmarkEnd w:id="39"/>
+      <w:bookmarkEnd w:id="40"/>
     </w:p>
     <w:p>
       <w:r>
@@ -17988,7 +19303,7 @@
       <w:pPr>
         <w:pStyle w:val="2"/>
       </w:pPr>
-      <w:bookmarkStart w:id="40" w:name="_Toc182069537"/>
+      <w:bookmarkStart w:id="41" w:name="_Toc201496367"/>
       <w:r>
         <w:t xml:space="preserve">Общие </w:t>
       </w:r>
@@ -17998,7 +19313,7 @@
       <w:r>
         <w:t xml:space="preserve"> материалов</w:t>
       </w:r>
-      <w:bookmarkEnd w:id="40"/>
+      <w:bookmarkEnd w:id="41"/>
     </w:p>
     <w:p>
       <w:r>
@@ -18027,11 +19342,11 @@
       <w:pPr>
         <w:pStyle w:val="2"/>
       </w:pPr>
-      <w:bookmarkStart w:id="41" w:name="_Toc182069538"/>
+      <w:bookmarkStart w:id="42" w:name="_Toc201496368"/>
       <w:r>
         <w:t>Линейно упругий материал</w:t>
       </w:r>
-      <w:bookmarkEnd w:id="41"/>
+      <w:bookmarkEnd w:id="42"/>
     </w:p>
     <w:p>
       <w:r>
@@ -18119,7 +19434,7 @@
       <w:pPr>
         <w:pStyle w:val="ae"/>
       </w:pPr>
-      <w:bookmarkStart w:id="42" w:name="_Toc182069564"/>
+      <w:bookmarkStart w:id="43" w:name="_Toc201496409"/>
       <w:r>
         <w:t xml:space="preserve">Рисунок </w:t>
       </w:r>
@@ -18192,7 +19507,7 @@
       <w:r>
         <w:t>Свойства линейно упругого материала</w:t>
       </w:r>
-      <w:bookmarkEnd w:id="42"/>
+      <w:bookmarkEnd w:id="43"/>
     </w:p>
     <w:p>
       <w:pPr>
@@ -18246,7 +19561,7 @@
       <w:pPr>
         <w:pStyle w:val="ae"/>
       </w:pPr>
-      <w:bookmarkStart w:id="43" w:name="_Toc182069565"/>
+      <w:bookmarkStart w:id="44" w:name="_Toc201496410"/>
       <w:r>
         <w:t xml:space="preserve">Рисунок </w:t>
       </w:r>
@@ -18325,17 +19640,17 @@
       <w:r>
         <w:t xml:space="preserve"> для линейно упругого материала.</w:t>
       </w:r>
-      <w:bookmarkEnd w:id="43"/>
+      <w:bookmarkEnd w:id="44"/>
     </w:p>
     <w:p>
       <w:pPr>
         <w:pStyle w:val="2"/>
       </w:pPr>
-      <w:bookmarkStart w:id="44" w:name="_Toc182069539"/>
+      <w:bookmarkStart w:id="45" w:name="_Toc201496369"/>
       <w:r>
         <w:t>Бетон</w:t>
       </w:r>
-      <w:bookmarkEnd w:id="44"/>
+      <w:bookmarkEnd w:id="45"/>
     </w:p>
     <w:p>
       <w:r>
@@ -18420,7 +19735,7 @@
       <w:pPr>
         <w:pStyle w:val="ae"/>
       </w:pPr>
-      <w:bookmarkStart w:id="45" w:name="_Toc182069566"/>
+      <w:bookmarkStart w:id="46" w:name="_Toc201496411"/>
       <w:r>
         <w:t xml:space="preserve">Рисунок </w:t>
       </w:r>
@@ -18493,7 +19808,7 @@
       <w:r>
         <w:t>Свойства материала бетона</w:t>
       </w:r>
-      <w:bookmarkEnd w:id="45"/>
+      <w:bookmarkEnd w:id="46"/>
     </w:p>
     <w:p>
       <w:pPr>
@@ -18548,7 +19863,7 @@
       <w:pPr>
         <w:pStyle w:val="ae"/>
       </w:pPr>
-      <w:bookmarkStart w:id="46" w:name="_Toc182069567"/>
+      <w:bookmarkStart w:id="47" w:name="_Toc201496412"/>
       <w:r>
         <w:t xml:space="preserve">Рисунок </w:t>
       </w:r>
@@ -18621,7 +19936,7 @@
       <w:r>
         <w:t>Диаграмма «напряжения-деформации» для бетона с опциями, принятыми по умолчанию.</w:t>
       </w:r>
-      <w:bookmarkEnd w:id="46"/>
+      <w:bookmarkEnd w:id="47"/>
     </w:p>
     <w:p>
       <w:r>
@@ -18877,7 +20192,7 @@
               </m:r>
             </m:num>
             <m:den>
-              <w:bookmarkStart w:id="47" w:name="_Hlk172058851"/>
+              <w:bookmarkStart w:id="48" w:name="_Hlk172058851"/>
               <m:sSub>
                 <m:sSubPr>
                   <m:ctrlPr>
@@ -18907,7 +20222,7 @@
                   </m:r>
                 </m:sub>
               </m:sSub>
-              <w:bookmarkEnd w:id="47"/>
+              <w:bookmarkEnd w:id="48"/>
             </m:den>
           </m:f>
         </m:oMath>
@@ -19375,11 +20690,11 @@
       <w:pPr>
         <w:pStyle w:val="2"/>
       </w:pPr>
-      <w:bookmarkStart w:id="48" w:name="_Toc182069540"/>
+      <w:bookmarkStart w:id="49" w:name="_Toc201496370"/>
       <w:r>
         <w:t>Армирование</w:t>
       </w:r>
-      <w:bookmarkEnd w:id="48"/>
+      <w:bookmarkEnd w:id="49"/>
     </w:p>
     <w:p>
       <w:proofErr w:type="gramStart"/>
@@ -19594,7 +20909,7 @@
       <w:pPr>
         <w:pStyle w:val="ae"/>
       </w:pPr>
-      <w:bookmarkStart w:id="49" w:name="_Toc182069568"/>
+      <w:bookmarkStart w:id="50" w:name="_Toc201496413"/>
       <w:r>
         <w:t xml:space="preserve">Рисунок </w:t>
       </w:r>
@@ -19664,7 +20979,7 @@
       <w:r>
         <w:t>. Свойства материала для арматуры.</w:t>
       </w:r>
-      <w:bookmarkEnd w:id="49"/>
+      <w:bookmarkEnd w:id="50"/>
     </w:p>
     <w:p>
       <w:pPr>
@@ -19719,7 +21034,7 @@
       <w:pPr>
         <w:pStyle w:val="ae"/>
       </w:pPr>
-      <w:bookmarkStart w:id="50" w:name="_Toc182069569"/>
+      <w:bookmarkStart w:id="51" w:name="_Toc201496414"/>
       <w:r>
         <w:t xml:space="preserve">Рисунок </w:t>
       </w:r>
@@ -19789,17 +21104,17 @@
       <w:r>
         <w:t>. Диаграмма «напряжения-деформации» для арматуры с опциями, принятыми по умолчанию.</w:t>
       </w:r>
-      <w:bookmarkEnd w:id="50"/>
+      <w:bookmarkEnd w:id="51"/>
     </w:p>
     <w:p>
       <w:pPr>
         <w:pStyle w:val="2"/>
       </w:pPr>
-      <w:bookmarkStart w:id="51" w:name="_Toc182069541"/>
+      <w:bookmarkStart w:id="52" w:name="_Toc201496371"/>
       <w:r>
         <w:t>Углепластик</w:t>
       </w:r>
-      <w:bookmarkEnd w:id="51"/>
+      <w:bookmarkEnd w:id="52"/>
     </w:p>
     <w:p>
       <w:r>
@@ -19833,7 +21148,7 @@
           <w:lang w:val="en-US"/>
         </w:rPr>
       </w:pPr>
-      <w:bookmarkStart w:id="52" w:name="_Hlk172304009"/>
+      <w:bookmarkStart w:id="53" w:name="_Hlk172304009"/>
       <w:r>
         <w:rPr>
           <w:noProof/>
@@ -19880,8 +21195,8 @@
       <w:pPr>
         <w:pStyle w:val="ae"/>
       </w:pPr>
-      <w:bookmarkStart w:id="53" w:name="_Toc182069570"/>
-      <w:bookmarkStart w:id="54" w:name="_Hlk172303975"/>
+      <w:bookmarkStart w:id="54" w:name="_Toc201496415"/>
+      <w:bookmarkStart w:id="55" w:name="_Hlk172303975"/>
       <w:r>
         <w:t xml:space="preserve">Рисунок </w:t>
       </w:r>
@@ -19957,10 +21272,10 @@
       <w:r>
         <w:t>.</w:t>
       </w:r>
-      <w:bookmarkEnd w:id="53"/>
-    </w:p>
-    <w:bookmarkEnd w:id="52"/>
-    <w:bookmarkEnd w:id="54"/>
+      <w:bookmarkEnd w:id="54"/>
+    </w:p>
+    <w:bookmarkEnd w:id="53"/>
+    <w:bookmarkEnd w:id="55"/>
     <w:p>
       <w:pPr>
         <w:rPr>
@@ -20013,7 +21328,7 @@
       <w:pPr>
         <w:pStyle w:val="ae"/>
       </w:pPr>
-      <w:bookmarkStart w:id="55" w:name="_Toc182069571"/>
+      <w:bookmarkStart w:id="56" w:name="_Toc201496416"/>
       <w:r>
         <w:t>Рисунок</w:t>
       </w:r>
@@ -20125,7 +21440,7 @@
       <w:r>
         <w:t>Диаграмма «напряжения-деформации» для материала углепластика</w:t>
       </w:r>
-      <w:bookmarkEnd w:id="55"/>
+      <w:bookmarkEnd w:id="56"/>
     </w:p>
     <w:p>
       <w:r>
@@ -20260,11 +21575,11 @@
       <w:pPr>
         <w:pStyle w:val="2"/>
       </w:pPr>
-      <w:bookmarkStart w:id="56" w:name="_Toc182069542"/>
+      <w:bookmarkStart w:id="57" w:name="_Toc201496372"/>
       <w:r>
         <w:t>Коэффициенты условий работы материалов</w:t>
       </w:r>
-      <w:bookmarkEnd w:id="56"/>
+      <w:bookmarkEnd w:id="57"/>
     </w:p>
     <w:p>
       <w:r>
@@ -20337,7 +21652,7 @@
       <w:pPr>
         <w:pStyle w:val="ae"/>
       </w:pPr>
-      <w:bookmarkStart w:id="57" w:name="_Toc182069572"/>
+      <w:bookmarkStart w:id="58" w:name="_Toc201496417"/>
       <w:r>
         <w:t xml:space="preserve">Рисунок </w:t>
       </w:r>
@@ -20410,7 +21725,7 @@
       <w:r>
         <w:t>Коэффициенты условий работы для материалов</w:t>
       </w:r>
-      <w:bookmarkEnd w:id="57"/>
+      <w:bookmarkEnd w:id="58"/>
     </w:p>
     <w:p>
       <w:r>
@@ -20493,7 +21808,7 @@
       <w:pPr>
         <w:pStyle w:val="ae"/>
       </w:pPr>
-      <w:bookmarkStart w:id="58" w:name="_Toc182069573"/>
+      <w:bookmarkStart w:id="59" w:name="_Toc201496418"/>
       <w:r>
         <w:t xml:space="preserve">Рисунок </w:t>
       </w:r>
@@ -20566,18 +21881,18 @@
       <w:r>
         <w:t xml:space="preserve"> Коэффициенты условий работы для типа длительности и группы предельных состояний</w:t>
       </w:r>
-      <w:bookmarkEnd w:id="58"/>
+      <w:bookmarkEnd w:id="59"/>
     </w:p>
     <w:p>
       <w:pPr>
         <w:pStyle w:val="1"/>
       </w:pPr>
-      <w:bookmarkStart w:id="59" w:name="_Toc182069543"/>
+      <w:bookmarkStart w:id="60" w:name="_Toc201496373"/>
       <w:r>
         <w:lastRenderedPageBreak/>
         <w:t>Калькуляторы</w:t>
       </w:r>
-      <w:bookmarkEnd w:id="59"/>
+      <w:bookmarkEnd w:id="60"/>
     </w:p>
     <w:p>
       <w:r>
@@ -20613,7 +21928,7 @@
       <w:pPr>
         <w:pStyle w:val="2"/>
       </w:pPr>
-      <w:bookmarkStart w:id="60" w:name="_Toc182069544"/>
+      <w:bookmarkStart w:id="61" w:name="_Toc201496374"/>
       <w:r>
         <w:t>Калькулятор воздействий (</w:t>
       </w:r>
@@ -20635,7 +21950,7 @@
       <w:r>
         <w:t>)</w:t>
       </w:r>
-      <w:bookmarkEnd w:id="60"/>
+      <w:bookmarkEnd w:id="61"/>
     </w:p>
     <w:p>
       <w:r>
@@ -20726,7 +22041,7 @@
       <w:pPr>
         <w:pStyle w:val="2"/>
       </w:pPr>
-      <w:bookmarkStart w:id="61" w:name="_Toc182069545"/>
+      <w:bookmarkStart w:id="62" w:name="_Toc201496375"/>
       <w:r>
         <w:t xml:space="preserve">Калькулятор </w:t>
       </w:r>
@@ -20763,7 +22078,7 @@
       <w:r>
         <w:t>)</w:t>
       </w:r>
-      <w:bookmarkEnd w:id="61"/>
+      <w:bookmarkEnd w:id="62"/>
     </w:p>
     <w:p>
       <w:r>
@@ -20874,7 +22189,7 @@
       <w:pPr>
         <w:pStyle w:val="af0"/>
       </w:pPr>
-      <w:bookmarkStart w:id="62" w:name="_Hlk172324813"/>
+      <w:bookmarkStart w:id="63" w:name="_Hlk172324813"/>
       <w:r>
         <w:rPr>
           <w:noProof/>
@@ -20920,7 +22235,7 @@
       <w:pPr>
         <w:pStyle w:val="ae"/>
       </w:pPr>
-      <w:bookmarkStart w:id="63" w:name="_Toc182069574"/>
+      <w:bookmarkStart w:id="64" w:name="_Toc201496419"/>
       <w:r>
         <w:t xml:space="preserve">Рисунок </w:t>
       </w:r>
@@ -20990,7 +22305,7 @@
       <w:r>
         <w:t>. Лимиты для построения диаграмм предельного сопротивления</w:t>
       </w:r>
-      <w:bookmarkEnd w:id="63"/>
+      <w:bookmarkEnd w:id="64"/>
     </w:p>
     <w:p>
       <w:pPr>
@@ -21145,7 +22460,7 @@
       <w:pPr>
         <w:pStyle w:val="ae"/>
       </w:pPr>
-      <w:bookmarkStart w:id="64" w:name="_Toc182069575"/>
+      <w:bookmarkStart w:id="65" w:name="_Toc201496420"/>
       <w:r>
         <w:t xml:space="preserve">Рисунок </w:t>
       </w:r>
@@ -21221,7 +22536,7 @@
       <w:r>
         <w:t xml:space="preserve"> для построения диаграмм предельного сопротивления</w:t>
       </w:r>
-      <w:bookmarkEnd w:id="64"/>
+      <w:bookmarkEnd w:id="65"/>
     </w:p>
     <w:p>
       <w:pPr>
@@ -21334,7 +22649,7 @@
       <w:pPr>
         <w:pStyle w:val="ae"/>
       </w:pPr>
-      <w:bookmarkStart w:id="65" w:name="_Toc182069576"/>
+      <w:bookmarkStart w:id="66" w:name="_Toc201496421"/>
       <w:r>
         <w:t xml:space="preserve">Рисунок </w:t>
       </w:r>
@@ -21404,7 +22719,7 @@
       <w:r>
         <w:t>. Условия (предикаты) для построения диаграмм предельного сопротивления</w:t>
       </w:r>
-      <w:bookmarkEnd w:id="65"/>
+      <w:bookmarkEnd w:id="66"/>
     </w:p>
     <w:p>
       <w:pPr>
@@ -21504,7 +22819,7 @@
       <w:pPr>
         <w:pStyle w:val="ae"/>
       </w:pPr>
-      <w:bookmarkStart w:id="66" w:name="_Toc182069577"/>
+      <w:bookmarkStart w:id="67" w:name="_Toc201496422"/>
       <w:r>
         <w:t xml:space="preserve">Рисунок </w:t>
       </w:r>
@@ -21574,7 +22889,7 @@
       <w:r>
         <w:t>. Группы предельных состояний для построения диаграмм предельного сопротивления</w:t>
       </w:r>
-      <w:bookmarkEnd w:id="66"/>
+      <w:bookmarkEnd w:id="67"/>
     </w:p>
     <w:p>
       <w:pPr>
@@ -21663,7 +22978,7 @@
       <w:pPr>
         <w:pStyle w:val="ae"/>
       </w:pPr>
-      <w:bookmarkStart w:id="67" w:name="_Toc182069578"/>
+      <w:bookmarkStart w:id="68" w:name="_Toc201496423"/>
       <w:r>
         <w:t xml:space="preserve">Рисунок </w:t>
       </w:r>
@@ -21733,7 +23048,7 @@
       <w:r>
         <w:t>. Типы длительности для построения диаграмм предельного сопротивления</w:t>
       </w:r>
-      <w:bookmarkEnd w:id="67"/>
+      <w:bookmarkEnd w:id="68"/>
     </w:p>
     <w:p>
       <w:pPr>
@@ -21776,7 +23091,7 @@
         <w:t xml:space="preserve"> и может занимать длительное время.</w:t>
       </w:r>
     </w:p>
-    <w:bookmarkEnd w:id="62"/>
+    <w:bookmarkEnd w:id="63"/>
     <w:p>
       <w:r>
         <w:t>Предельное сопротивление находится способом поиска «по лучу» следующим образом:</w:t>
@@ -21916,7 +23231,7 @@
       <w:pPr>
         <w:pStyle w:val="ae"/>
       </w:pPr>
-      <w:bookmarkStart w:id="68" w:name="_Toc182069579"/>
+      <w:bookmarkStart w:id="69" w:name="_Toc201496424"/>
       <w:r>
         <w:t xml:space="preserve">Рисунок </w:t>
       </w:r>
@@ -21986,7 +23301,7 @@
       <w:r>
         <w:t>. Построение линии предельной несущей способности «по лучу»</w:t>
       </w:r>
-      <w:bookmarkEnd w:id="68"/>
+      <w:bookmarkEnd w:id="69"/>
     </w:p>
     <w:p>
       <w:pPr>
@@ -21997,7 +23312,7 @@
       <w:pPr>
         <w:pStyle w:val="2"/>
       </w:pPr>
-      <w:bookmarkStart w:id="69" w:name="_Toc182069546"/>
+      <w:bookmarkStart w:id="70" w:name="_Toc201496376"/>
       <w:r>
         <w:t>Калькулятор трещиностойкости (</w:t>
       </w:r>
@@ -22010,7 +23325,7 @@
       <w:r>
         <w:t>)</w:t>
       </w:r>
-      <w:bookmarkEnd w:id="69"/>
+      <w:bookmarkEnd w:id="70"/>
     </w:p>
     <w:p>
       <w:r>
@@ -22207,7 +23522,7 @@
       <w:pPr>
         <w:pStyle w:val="ae"/>
       </w:pPr>
-      <w:bookmarkStart w:id="70" w:name="_Toc182069580"/>
+      <w:bookmarkStart w:id="71" w:name="_Toc201496425"/>
       <w:r>
         <w:t xml:space="preserve">Рисунок </w:t>
       </w:r>
@@ -22277,7 +23592,7 @@
       <w:r>
         <w:t>. Настройки калькулятора трещиностойкости</w:t>
       </w:r>
-      <w:bookmarkEnd w:id="70"/>
+      <w:bookmarkEnd w:id="71"/>
     </w:p>
     <w:p>
       <w:pPr>
@@ -22328,7 +23643,7 @@
       <w:pPr>
         <w:pStyle w:val="ae"/>
       </w:pPr>
-      <w:bookmarkStart w:id="71" w:name="_Toc182069581"/>
+      <w:bookmarkStart w:id="72" w:name="_Toc201496426"/>
       <w:r>
         <w:t xml:space="preserve">Рисунок </w:t>
       </w:r>
@@ -22398,7 +23713,7 @@
       <w:r>
         <w:t>. Результаты расчета трещиностойкости сечения с указанием максимальной ширины раскрытия трещин для каждого из воздействий</w:t>
       </w:r>
-      <w:bookmarkEnd w:id="71"/>
+      <w:bookmarkEnd w:id="72"/>
     </w:p>
     <w:p>
       <w:pPr>
@@ -22457,7 +23772,7 @@
       <w:pPr>
         <w:pStyle w:val="ae"/>
       </w:pPr>
-      <w:bookmarkStart w:id="72" w:name="_Toc182069582"/>
+      <w:bookmarkStart w:id="73" w:name="_Toc201496427"/>
       <w:r>
         <w:t xml:space="preserve">Рисунок </w:t>
       </w:r>
@@ -22527,7 +23842,7 @@
       <w:r>
         <w:t>. Результаты расчета трещиностойкости сечения с указанием ширины раскрытия трещин для каждого из арматурных стержней по выбранному воздействию</w:t>
       </w:r>
-      <w:bookmarkEnd w:id="72"/>
+      <w:bookmarkEnd w:id="73"/>
     </w:p>
     <w:p>
       <w:pPr>
@@ -22578,7 +23893,7 @@
       <w:pPr>
         <w:pStyle w:val="ae"/>
       </w:pPr>
-      <w:bookmarkStart w:id="73" w:name="_Toc182069583"/>
+      <w:bookmarkStart w:id="74" w:name="_Toc201496428"/>
       <w:r>
         <w:t xml:space="preserve">Рисунок </w:t>
       </w:r>
@@ -22648,7 +23963,7 @@
       <w:r>
         <w:t>. Графические результаты расчета ширины раскрытия трещин для сечения по выбранному воздействию</w:t>
       </w:r>
-      <w:bookmarkEnd w:id="73"/>
+      <w:bookmarkEnd w:id="74"/>
     </w:p>
     <w:p>
       <w:pPr>
@@ -22667,7 +23982,7 @@
       <w:pPr>
         <w:pStyle w:val="1"/>
       </w:pPr>
-      <w:bookmarkStart w:id="74" w:name="_Toc182069547"/>
+      <w:bookmarkStart w:id="75" w:name="_Toc201496377"/>
       <w:r>
         <w:lastRenderedPageBreak/>
         <w:t xml:space="preserve">Построение диаграмм поведения </w:t>
@@ -22678,17 +23993,17 @@
       <w:r>
         <w:t>сечения</w:t>
       </w:r>
-      <w:bookmarkEnd w:id="74"/>
+      <w:bookmarkEnd w:id="75"/>
     </w:p>
     <w:p>
       <w:pPr>
         <w:pStyle w:val="2"/>
       </w:pPr>
-      <w:bookmarkStart w:id="75" w:name="_Toc182069548"/>
+      <w:bookmarkStart w:id="76" w:name="_Toc201496378"/>
       <w:r>
         <w:t>Диаграмма «момент-кривизна»</w:t>
       </w:r>
-      <w:bookmarkEnd w:id="75"/>
+      <w:bookmarkEnd w:id="76"/>
     </w:p>
     <w:p>
       <w:r>
@@ -23210,13 +24525,8 @@
               <w:ind w:firstLine="0"/>
               <w:jc w:val="center"/>
             </w:pPr>
-            <w:proofErr w:type="spellStart"/>
-            <w:r>
-              <w:t>Д.ед</w:t>
-            </w:r>
-            <w:proofErr w:type="spellEnd"/>
-            <w:r>
-              <w:t>.</w:t>
+            <w:r>
+              <w:t>Д.ед.</w:t>
             </w:r>
           </w:p>
         </w:tc>
@@ -23295,7 +24605,7 @@
       <w:pPr>
         <w:pStyle w:val="ae"/>
       </w:pPr>
-      <w:bookmarkStart w:id="76" w:name="_Toc182069584"/>
+      <w:bookmarkStart w:id="77" w:name="_Toc201496429"/>
       <w:r>
         <w:t>Рисунок</w:t>
       </w:r>
@@ -23407,7 +24717,7 @@
       <w:r>
         <w:t>Кнопка построения диаграммы типа «момент-кривизна»</w:t>
       </w:r>
-      <w:bookmarkEnd w:id="76"/>
+      <w:bookmarkEnd w:id="77"/>
     </w:p>
     <w:p>
       <w:pPr>
@@ -23477,7 +24787,7 @@
       <w:pPr>
         <w:pStyle w:val="ae"/>
       </w:pPr>
-      <w:bookmarkStart w:id="77" w:name="_Toc182069585"/>
+      <w:bookmarkStart w:id="78" w:name="_Toc201496430"/>
       <w:r>
         <w:t>Рисунок</w:t>
       </w:r>
@@ -23589,7 +24899,7 @@
       <w:r>
         <w:t>Окно свойств интерполяции усилий</w:t>
       </w:r>
-      <w:bookmarkEnd w:id="77"/>
+      <w:bookmarkEnd w:id="78"/>
     </w:p>
     <w:p>
       <w:r>
@@ -23703,7 +25013,7 @@
       <w:pPr>
         <w:pStyle w:val="ae"/>
       </w:pPr>
-      <w:bookmarkStart w:id="78" w:name="_Toc182069586"/>
+      <w:bookmarkStart w:id="79" w:name="_Toc201496431"/>
       <w:r>
         <w:t>Рисунок</w:t>
       </w:r>
@@ -23815,7 +25125,7 @@
       <w:r>
         <w:t>Характерная диаграмма «момент-кривизна» для сечения железобетонного элемента с трещиной</w:t>
       </w:r>
-      <w:bookmarkEnd w:id="78"/>
+      <w:bookmarkEnd w:id="79"/>
     </w:p>
     <w:p>
       <w:r>
@@ -23878,7 +25188,7 @@
       <w:pPr>
         <w:pStyle w:val="ae"/>
       </w:pPr>
-      <w:bookmarkStart w:id="79" w:name="_Toc182069587"/>
+      <w:bookmarkStart w:id="80" w:name="_Toc201496432"/>
       <w:r>
         <w:t>Рисунок</w:t>
       </w:r>
@@ -23990,17 +25300,17 @@
       <w:r>
         <w:t>Характерный вид диаграммы «момент-кривизна» для сечения железобетонного элемента с осреднением кривизны между трещинами</w:t>
       </w:r>
-      <w:bookmarkEnd w:id="79"/>
+      <w:bookmarkEnd w:id="80"/>
     </w:p>
     <w:p>
       <w:pPr>
         <w:pStyle w:val="2"/>
       </w:pPr>
-      <w:bookmarkStart w:id="80" w:name="_Toc182069549"/>
+      <w:bookmarkStart w:id="81" w:name="_Toc201496379"/>
       <w:r>
         <w:t>Диаграмма предельного сопротивления</w:t>
       </w:r>
-      <w:bookmarkEnd w:id="80"/>
+      <w:bookmarkEnd w:id="81"/>
     </w:p>
     <w:p>
       <w:r>
@@ -24063,7 +25373,7 @@
           <w:lang w:val="en-US"/>
         </w:rPr>
       </w:pPr>
-      <w:bookmarkStart w:id="81" w:name="_Toc182069588"/>
+      <w:bookmarkStart w:id="82" w:name="_Toc201496433"/>
       <w:r>
         <w:t>Рисунок</w:t>
       </w:r>
@@ -24170,7 +25480,7 @@
         </w:rPr>
         <w:t xml:space="preserve"> axis) for reinforced concrete cross-section</w:t>
       </w:r>
-      <w:bookmarkEnd w:id="81"/>
+      <w:bookmarkEnd w:id="82"/>
     </w:p>
     <w:p>
       <w:pPr>
@@ -24251,7 +25561,7 @@
       <w:pPr>
         <w:pStyle w:val="ae"/>
       </w:pPr>
-      <w:bookmarkStart w:id="82" w:name="_Toc182069589"/>
+      <w:bookmarkStart w:id="83" w:name="_Toc201496434"/>
       <w:r>
         <w:t>Рисунок</w:t>
       </w:r>
@@ -24363,7 +25673,7 @@
       <w:r>
         <w:t xml:space="preserve"> Некачественное расположение точек на линии предельного сопротивления в результате некорректного назначения пределов диапазона</w:t>
       </w:r>
-      <w:bookmarkEnd w:id="82"/>
+      <w:bookmarkEnd w:id="83"/>
     </w:p>
     <w:p>
       <w:r>
@@ -24426,7 +25736,7 @@
       <w:pPr>
         <w:pStyle w:val="ae"/>
       </w:pPr>
-      <w:bookmarkStart w:id="83" w:name="_Toc182069590"/>
+      <w:bookmarkStart w:id="84" w:name="_Toc201496435"/>
       <w:r>
         <w:t>Рисунок</w:t>
       </w:r>
@@ -24538,7 +25848,7 @@
       <w:r>
         <w:t>Качественное расположение точек линии предельного сопротивления</w:t>
       </w:r>
-      <w:bookmarkEnd w:id="83"/>
+      <w:bookmarkEnd w:id="84"/>
     </w:p>
     <w:p>
       <w:pPr>
@@ -24547,18 +25857,18 @@
           <w:lang w:val="en-US"/>
         </w:rPr>
       </w:pPr>
-      <w:bookmarkStart w:id="84" w:name="_Toc182069550"/>
+      <w:bookmarkStart w:id="85" w:name="_Toc201496380"/>
       <w:r>
         <w:lastRenderedPageBreak/>
         <w:t>Примеры решения конструкций</w:t>
       </w:r>
-      <w:bookmarkEnd w:id="84"/>
+      <w:bookmarkEnd w:id="85"/>
     </w:p>
     <w:p>
       <w:pPr>
         <w:pStyle w:val="2"/>
       </w:pPr>
-      <w:bookmarkStart w:id="85" w:name="_Toc182069551"/>
+      <w:bookmarkStart w:id="86" w:name="_Toc201496381"/>
       <w:r>
         <w:t xml:space="preserve">Расчет сборной железобетонной </w:t>
       </w:r>
@@ -24573,7 +25883,7 @@
       <w:r>
         <w:t xml:space="preserve"> перекрытия</w:t>
       </w:r>
-      <w:bookmarkEnd w:id="85"/>
+      <w:bookmarkEnd w:id="86"/>
     </w:p>
     <w:p>
       <w:r>
@@ -24822,7 +26132,7 @@
           <w:lang w:val="en-US"/>
         </w:rPr>
       </w:pPr>
-      <w:bookmarkStart w:id="86" w:name="_Toc182069591"/>
+      <w:bookmarkStart w:id="87" w:name="_Toc201496436"/>
       <w:r>
         <w:t xml:space="preserve">Рисунок </w:t>
       </w:r>
@@ -24892,7 +26202,7 @@
       <w:r>
         <w:t>.</w:t>
       </w:r>
-      <w:bookmarkEnd w:id="86"/>
+      <w:bookmarkEnd w:id="87"/>
     </w:p>
     <w:p>
       <w:pPr>
@@ -25043,7 +26353,7 @@
       <w:pPr>
         <w:pStyle w:val="ae"/>
       </w:pPr>
-      <w:bookmarkStart w:id="87" w:name="_Toc182069592"/>
+      <w:bookmarkStart w:id="88" w:name="_Toc201496437"/>
       <w:r>
         <w:t>Рисунок</w:t>
       </w:r>
@@ -25155,7 +26465,7 @@
       <w:r>
         <w:t xml:space="preserve"> Настройки шаблона для прямоугольной плиты</w:t>
       </w:r>
-      <w:bookmarkEnd w:id="87"/>
+      <w:bookmarkEnd w:id="88"/>
     </w:p>
     <w:p>
       <w:pPr>
@@ -25217,7 +26527,7 @@
       <w:pPr>
         <w:pStyle w:val="ae"/>
       </w:pPr>
-      <w:bookmarkStart w:id="88" w:name="_Toc182069593"/>
+      <w:bookmarkStart w:id="89" w:name="_Toc201496438"/>
       <w:r>
         <w:t xml:space="preserve">Рисунок </w:t>
       </w:r>
@@ -25298,7 +26608,7 @@
       <w:r>
         <w:t xml:space="preserve"> плиты</w:t>
       </w:r>
-      <w:bookmarkEnd w:id="88"/>
+      <w:bookmarkEnd w:id="89"/>
     </w:p>
     <w:p>
       <w:pPr>
@@ -25365,7 +26675,7 @@
       <w:pPr>
         <w:pStyle w:val="ae"/>
       </w:pPr>
-      <w:bookmarkStart w:id="89" w:name="_Toc182069594"/>
+      <w:bookmarkStart w:id="90" w:name="_Toc201496439"/>
       <w:r>
         <w:t>Рисунок</w:t>
       </w:r>
@@ -25504,7 +26814,7 @@
       <w:r>
         <w:t>удалению</w:t>
       </w:r>
-      <w:bookmarkEnd w:id="89"/>
+      <w:bookmarkEnd w:id="90"/>
     </w:p>
     <w:p>
       <w:pPr>
@@ -25761,7 +27071,7 @@
       <w:pPr>
         <w:pStyle w:val="ae"/>
       </w:pPr>
-      <w:bookmarkStart w:id="90" w:name="_Toc182069595"/>
+      <w:bookmarkStart w:id="91" w:name="_Toc201496440"/>
       <w:r>
         <w:t xml:space="preserve">Рисунок </w:t>
       </w:r>
@@ -25834,7 +27144,7 @@
       <w:r>
         <w:t xml:space="preserve"> Примитив, соответствующий пустоте плиты</w:t>
       </w:r>
-      <w:bookmarkEnd w:id="90"/>
+      <w:bookmarkEnd w:id="91"/>
     </w:p>
     <w:p>
       <w:pPr>
@@ -25901,7 +27211,7 @@
       <w:pPr>
         <w:pStyle w:val="ae"/>
       </w:pPr>
-      <w:bookmarkStart w:id="91" w:name="_Toc182069596"/>
+      <w:bookmarkStart w:id="92" w:name="_Toc201496441"/>
       <w:r>
         <w:t xml:space="preserve">Рисунок </w:t>
       </w:r>
@@ -25974,7 +27284,7 @@
       <w:r>
         <w:t xml:space="preserve"> Расположение примитивов для пустот</w:t>
       </w:r>
-      <w:bookmarkEnd w:id="91"/>
+      <w:bookmarkEnd w:id="92"/>
     </w:p>
     <w:p>
       <w:pPr>
@@ -26148,7 +27458,7 @@
       <w:pPr>
         <w:pStyle w:val="ae"/>
       </w:pPr>
-      <w:bookmarkStart w:id="92" w:name="_Toc182069597"/>
+      <w:bookmarkStart w:id="93" w:name="_Toc201496442"/>
       <w:r>
         <w:t xml:space="preserve">Рисунок </w:t>
       </w:r>
@@ -26221,7 +27531,7 @@
       <w:r>
         <w:t xml:space="preserve"> Ввод параметров предварительного напряжения для арматуры</w:t>
       </w:r>
-      <w:bookmarkEnd w:id="92"/>
+      <w:bookmarkEnd w:id="93"/>
     </w:p>
     <w:p>
       <w:pPr>
@@ -26297,7 +27607,7 @@
       <w:pPr>
         <w:pStyle w:val="ae"/>
       </w:pPr>
-      <w:bookmarkStart w:id="93" w:name="_Toc182069598"/>
+      <w:bookmarkStart w:id="94" w:name="_Toc201496443"/>
       <w:r>
         <w:t xml:space="preserve">Рисунок </w:t>
       </w:r>
@@ -26370,7 +27680,7 @@
       <w:r>
         <w:t xml:space="preserve"> Ввод данных для воздействия по коэффициентам надежности</w:t>
       </w:r>
-      <w:bookmarkEnd w:id="93"/>
+      <w:bookmarkEnd w:id="94"/>
     </w:p>
     <w:p>
       <w:pPr>
@@ -26441,7 +27751,7 @@
       <w:pPr>
         <w:pStyle w:val="ae"/>
       </w:pPr>
-      <w:bookmarkStart w:id="94" w:name="_Toc182069599"/>
+      <w:bookmarkStart w:id="95" w:name="_Toc201496444"/>
       <w:r>
         <w:t xml:space="preserve">Рисунок </w:t>
       </w:r>
@@ -26522,7 +27832,7 @@
       <w:r>
         <w:t xml:space="preserve"> калькулятор воздействий</w:t>
       </w:r>
-      <w:bookmarkEnd w:id="94"/>
+      <w:bookmarkEnd w:id="95"/>
     </w:p>
     <w:p>
       <w:pPr>
@@ -26594,7 +27904,7 @@
       <w:pPr>
         <w:pStyle w:val="ae"/>
       </w:pPr>
-      <w:bookmarkStart w:id="95" w:name="_Toc182069600"/>
+      <w:bookmarkStart w:id="96" w:name="_Toc201496445"/>
       <w:r>
         <w:t>Рисунок</w:t>
       </w:r>
@@ -26706,7 +28016,7 @@
       <w:r>
         <w:t xml:space="preserve"> Результаты расчета заданного сечения</w:t>
       </w:r>
-      <w:bookmarkEnd w:id="95"/>
+      <w:bookmarkEnd w:id="96"/>
     </w:p>
     <w:p>
       <w:pPr>
@@ -26841,7 +28151,7 @@
       <w:pPr>
         <w:pStyle w:val="ae"/>
       </w:pPr>
-      <w:bookmarkStart w:id="96" w:name="_Toc182069601"/>
+      <w:bookmarkStart w:id="97" w:name="_Toc201496446"/>
       <w:r>
         <w:t>Рисунок</w:t>
       </w:r>
@@ -26962,7 +28272,7 @@
       <w:r>
         <w:t>окна интерполяции</w:t>
       </w:r>
-      <w:bookmarkEnd w:id="96"/>
+      <w:bookmarkEnd w:id="97"/>
     </w:p>
     <w:p>
       <w:pPr>
@@ -27025,7 +28335,7 @@
       <w:pPr>
         <w:pStyle w:val="ae"/>
       </w:pPr>
-      <w:bookmarkStart w:id="97" w:name="_Toc182069602"/>
+      <w:bookmarkStart w:id="98" w:name="_Toc201496447"/>
       <w:r>
         <w:t>Рисунок</w:t>
       </w:r>
@@ -27137,7 +28447,7 @@
       <w:r>
         <w:t xml:space="preserve"> Окно результатов после интерполяции усилий</w:t>
       </w:r>
-      <w:bookmarkEnd w:id="97"/>
+      <w:bookmarkEnd w:id="98"/>
     </w:p>
     <w:p>
       <w:pPr>
@@ -27226,7 +28536,7 @@
       <w:pPr>
         <w:pStyle w:val="ae"/>
       </w:pPr>
-      <w:bookmarkStart w:id="98" w:name="_Toc182069603"/>
+      <w:bookmarkStart w:id="99" w:name="_Toc201496448"/>
       <w:r>
         <w:t>Рисунок</w:t>
       </w:r>
@@ -27365,7 +28675,7 @@
       <w:r>
         <w:t>решения</w:t>
       </w:r>
-      <w:bookmarkEnd w:id="98"/>
+      <w:bookmarkEnd w:id="99"/>
     </w:p>
     <w:p>
       <w:pPr>
@@ -27461,7 +28771,7 @@
       <w:pPr>
         <w:pStyle w:val="ae"/>
       </w:pPr>
-      <w:bookmarkStart w:id="99" w:name="_Toc182069604"/>
+      <w:bookmarkStart w:id="100" w:name="_Toc201496449"/>
       <w:r>
         <w:t xml:space="preserve">Рисунок </w:t>
       </w:r>
@@ -27534,7 +28844,7 @@
       <w:r>
         <w:t xml:space="preserve"> Диаграмма «момент-кривизна» для рассматриваемого сечения</w:t>
       </w:r>
-      <w:bookmarkEnd w:id="99"/>
+      <w:bookmarkEnd w:id="100"/>
     </w:p>
     <w:p>
       <w:pPr>
@@ -27558,16 +28868,1711 @@
       <w:pPr>
         <w:pStyle w:val="1"/>
       </w:pPr>
-      <w:bookmarkStart w:id="100" w:name="_Toc165738898"/>
-      <w:bookmarkStart w:id="101" w:name="_Toc171795689"/>
-      <w:bookmarkStart w:id="102" w:name="_Toc182069552"/>
+      <w:bookmarkStart w:id="101" w:name="_Toc201496382"/>
+      <w:bookmarkStart w:id="102" w:name="_Toc165738898"/>
+      <w:bookmarkStart w:id="103" w:name="_Toc171795689"/>
+      <w:r>
+        <w:lastRenderedPageBreak/>
+        <w:t>Расчет железобетонных стержней по наклонным сечениям (</w:t>
+      </w:r>
+      <w:r>
+        <w:rPr>
+          <w:lang w:val="en-US"/>
+        </w:rPr>
+        <w:t>Beam</w:t>
+      </w:r>
+      <w:r>
+        <w:t xml:space="preserve"> </w:t>
+      </w:r>
+      <w:r>
+        <w:rPr>
+          <w:lang w:val="en-US"/>
+        </w:rPr>
+        <w:t>shear</w:t>
+      </w:r>
+      <w:r>
+        <w:t xml:space="preserve"> </w:t>
+      </w:r>
+      <w:r>
+        <w:rPr>
+          <w:lang w:val="en-US"/>
+        </w:rPr>
+        <w:t>analysis</w:t>
+      </w:r>
+      <w:r>
+        <w:t>)</w:t>
+      </w:r>
+      <w:bookmarkEnd w:id="101"/>
+    </w:p>
+    <w:p>
+      <w:pPr>
+        <w:pStyle w:val="2"/>
+      </w:pPr>
+      <w:bookmarkStart w:id="104" w:name="_Toc201496383"/>
+      <w:r>
+        <w:t>Общие сведения</w:t>
+      </w:r>
+      <w:bookmarkEnd w:id="104"/>
+    </w:p>
+    <w:p>
+      <w:r>
+        <w:t>Расчет по наклонным сечениям выполняется для опорных участков стержневых элементов (балок, колонн и т.п.). Расчет реализует положения СП 63.13330.2018 (изм. 3).</w:t>
+      </w:r>
+    </w:p>
+    <w:p>
+      <w:r>
+        <w:t xml:space="preserve">Расчет выполняется для </w:t>
+      </w:r>
+      <w:r>
+        <w:t>элементов</w:t>
+      </w:r>
+      <w:r>
+        <w:t xml:space="preserve"> постоянного по длине сечения на расстоянии от опоры</w:t>
+      </w:r>
+      <w:r>
+        <w:t xml:space="preserve"> до</w:t>
+      </w:r>
+      <w:r>
+        <w:t xml:space="preserve"> 3</w:t>
+      </w:r>
+      <w:r>
+        <w:rPr>
+          <w:lang w:val="en-US"/>
+        </w:rPr>
+        <w:t>h</w:t>
+      </w:r>
+      <w:r>
+        <w:t>0</w:t>
+      </w:r>
+      <w:r>
+        <w:t>. В расчете могут быть учтены различные виды нагрузок по длине элемента, а также различные способы учета поперечного армирования.</w:t>
+      </w:r>
+    </w:p>
+    <w:p>
+      <w:r>
+        <w:t xml:space="preserve">Для расчета наклонных сечений по прочности в программном комплексе </w:t>
+      </w:r>
+      <w:r>
+        <w:rPr>
+          <w:lang w:val="en-US"/>
+        </w:rPr>
+        <w:t>StructureHelper</w:t>
+      </w:r>
+      <w:r>
+        <w:t xml:space="preserve"> предусмотрена возможность создания калькуляторов.</w:t>
+      </w:r>
+    </w:p>
+    <w:p>
+      <w:r>
+        <w:t>Расчет наклонных сечений выполняется в координатах оси, направленной вдоль продольной оси рассматриваемого элемента, за начало координат (т.е. точку 0) принята точка приложения опорной реакции.</w:t>
+      </w:r>
+    </w:p>
+    <w:p>
+      <w:pPr>
+        <w:pStyle w:val="2"/>
+      </w:pPr>
+      <w:bookmarkStart w:id="105" w:name="_Toc201496384"/>
+      <w:r>
+        <w:t>Калькулятор прочности наклонных сечений</w:t>
+      </w:r>
+      <w:bookmarkEnd w:id="105"/>
+    </w:p>
+    <w:p>
+      <w:pPr>
+        <w:pStyle w:val="2"/>
+      </w:pPr>
+      <w:bookmarkStart w:id="106" w:name="_Toc201496385"/>
+      <w:r>
+        <w:t>Исходные данные</w:t>
+      </w:r>
+      <w:bookmarkEnd w:id="106"/>
+    </w:p>
+    <w:p>
+      <w:r>
+        <w:t xml:space="preserve">Как и другие калькуляторы, предусмотренные в программном комплексе </w:t>
+      </w:r>
+      <w:r>
+        <w:rPr>
+          <w:lang w:val="en-US"/>
+        </w:rPr>
+        <w:t>StructureHelper</w:t>
+      </w:r>
+      <w:r>
+        <w:t>, калькулятор прочности наклонных сечений имеет некоторые общие элементы, такие как наименование калькулятора, а также признак необходимости вывода трассировки расчета после окончания.</w:t>
+      </w:r>
+    </w:p>
+    <w:p>
+      <w:r>
+        <w:t>Калькулятор прочности определяет следующее сочетание параметров для выполнения расчета:</w:t>
+      </w:r>
+    </w:p>
+    <w:p>
+      <w:r>
+        <w:t>- Нагрузки.</w:t>
+      </w:r>
+    </w:p>
+    <w:p>
+      <w:r>
+        <w:t>- Сечение.</w:t>
+      </w:r>
+    </w:p>
+    <w:p>
+      <w:r>
+        <w:t>- Поперечное армирование.</w:t>
+      </w:r>
+    </w:p>
+    <w:p>
+      <w:r>
+        <w:t>Для каждого калькулятора возможно указание любого количества приведенных выше параметров, в этом случае расчет будет выполнен для всех сочетаний указанных параметров, т.е. если пользователь определил по 2 вида каждого из параметров, будет выполнен перебор 8</w:t>
+      </w:r>
+      <w:r>
+        <w:t>-ми</w:t>
+      </w:r>
+      <w:r>
+        <w:t xml:space="preserve"> возможных </w:t>
+      </w:r>
+      <w:r>
+        <w:t xml:space="preserve">вариантов </w:t>
+      </w:r>
+      <w:r>
+        <w:t>их сочетаний.</w:t>
+      </w:r>
+    </w:p>
+    <w:p>
+      <w:r>
+        <w:t>Кроме того, в соответствии с требованиями СП 63.13330.2018 отдельные расчеты выполняется для полных нагрузок (включая кратковременные) и для продолжительно действующих нагрузок, т.е. для каждого сочетания параметров будет выполнено 2 расчета.</w:t>
+      </w:r>
+    </w:p>
+    <w:p/>
+    <w:p>
+      <w:pPr>
+        <w:pStyle w:val="ae"/>
+      </w:pPr>
+      <w:bookmarkStart w:id="107" w:name="_Toc201496450"/>
+      <w:r>
+        <w:t xml:space="preserve">Рисунок </w:t>
+      </w:r>
+      <w:r>
+        <w:rPr>
+          <w:noProof/>
+        </w:rPr>
+        <w:fldChar w:fldCharType="begin"/>
+      </w:r>
+      <w:r>
+        <w:rPr>
+          <w:noProof/>
+        </w:rPr>
+        <w:instrText xml:space="preserve"> STYLEREF  \s "Заголовок 1" </w:instrText>
+      </w:r>
+      <w:r>
+        <w:rPr>
+          <w:noProof/>
+        </w:rPr>
+        <w:fldChar w:fldCharType="separate"/>
+      </w:r>
+      <w:r>
+        <w:rPr>
+          <w:noProof/>
+        </w:rPr>
+        <w:t>15</w:t>
+      </w:r>
+      <w:r>
+        <w:rPr>
+          <w:noProof/>
+        </w:rPr>
+        <w:fldChar w:fldCharType="end"/>
+      </w:r>
+      <w:r>
+        <w:noBreakHyphen/>
+      </w:r>
+      <w:r>
+        <w:rPr>
+          <w:noProof/>
+        </w:rPr>
+        <w:fldChar w:fldCharType="begin"/>
+      </w:r>
+      <w:r>
+        <w:rPr>
+          <w:noProof/>
+        </w:rPr>
+        <w:instrText xml:space="preserve"> SEQ Рисунок \* ARABIC \s 1 </w:instrText>
+      </w:r>
+      <w:r>
+        <w:rPr>
+          <w:noProof/>
+        </w:rPr>
+        <w:fldChar w:fldCharType="separate"/>
+      </w:r>
+      <w:r>
+        <w:rPr>
+          <w:noProof/>
+        </w:rPr>
+        <w:t>1</w:t>
+      </w:r>
+      <w:r>
+        <w:rPr>
+          <w:noProof/>
+        </w:rPr>
+        <w:fldChar w:fldCharType="end"/>
+      </w:r>
+      <w:r>
+        <w:t>. Калькулятор прочности наклонных сечений</w:t>
+      </w:r>
+      <w:bookmarkEnd w:id="107"/>
+    </w:p>
+    <w:p>
+      <w:pPr>
+        <w:pStyle w:val="3"/>
+        <w:rPr>
+          <w:lang w:eastAsia="ru-RU"/>
+        </w:rPr>
+      </w:pPr>
+      <w:bookmarkStart w:id="108" w:name="_Toc201496386"/>
+      <w:r>
+        <w:rPr>
+          <w:lang w:eastAsia="ru-RU"/>
+        </w:rPr>
+        <w:t>Результаты расчета</w:t>
+      </w:r>
+      <w:bookmarkEnd w:id="108"/>
+    </w:p>
+    <w:p>
+      <w:pPr>
+        <w:rPr>
+          <w:lang w:eastAsia="ru-RU"/>
+        </w:rPr>
+      </w:pPr>
+      <w:r>
+        <w:rPr>
+          <w:lang w:eastAsia="ru-RU"/>
+        </w:rPr>
+        <w:t>Результаты расчета наклонных сечений могут быть просмотрены следующим образом:</w:t>
+      </w:r>
+    </w:p>
+    <w:p>
+      <w:pPr>
+        <w:rPr>
+          <w:lang w:eastAsia="ru-RU"/>
+        </w:rPr>
+      </w:pPr>
+      <w:r>
+        <w:rPr>
+          <w:lang w:eastAsia="ru-RU"/>
+        </w:rPr>
+        <w:t xml:space="preserve">- в виде результатов расчета всех вариантов сочетаний исходных данных. Розовым цветом подсвечиваются варианты, для которых выполненный расчет является неверным (возникла </w:t>
+      </w:r>
+      <w:r>
+        <w:rPr>
+          <w:lang w:eastAsia="ru-RU"/>
+        </w:rPr>
+        <w:lastRenderedPageBreak/>
+        <w:t xml:space="preserve">непредвиденная ошибка или имеется хотя бы одно наклонное </w:t>
+      </w:r>
+      <w:proofErr w:type="gramStart"/>
+      <w:r>
+        <w:rPr>
+          <w:lang w:eastAsia="ru-RU"/>
+        </w:rPr>
+        <w:t>сечение</w:t>
+      </w:r>
+      <w:proofErr w:type="gramEnd"/>
+      <w:r>
+        <w:rPr>
+          <w:lang w:eastAsia="ru-RU"/>
+        </w:rPr>
+        <w:t xml:space="preserve"> для которого прочность сечения не обеспечена.</w:t>
+      </w:r>
+    </w:p>
+    <w:p>
+      <w:pPr>
+        <w:rPr>
+          <w:lang w:eastAsia="ru-RU"/>
+        </w:rPr>
+      </w:pPr>
+      <w:r>
+        <w:rPr>
+          <w:lang w:eastAsia="ru-RU"/>
+        </w:rPr>
+        <w:t>- в виде результатов расчета всех рассмотренных наклонных сечений для выбранного варианта исходных данных.</w:t>
+      </w:r>
+    </w:p>
+    <w:p>
+      <w:pPr>
+        <w:rPr>
+          <w:lang w:eastAsia="ru-RU"/>
+        </w:rPr>
+      </w:pPr>
+      <w:r>
+        <w:rPr>
+          <w:lang w:eastAsia="ru-RU"/>
+        </w:rPr>
+        <w:t>- в виде графика показывающего соотношение действующих и предельных усилий в зависимости от координаты конца наклонного сечения (для абсолютного или относительного значения длины проекции наклонной трещины).</w:t>
+      </w:r>
+    </w:p>
+    <w:p>
+      <w:pPr>
+        <w:pStyle w:val="ae"/>
+      </w:pPr>
+      <w:bookmarkStart w:id="109" w:name="_Toc201496451"/>
+      <w:r>
+        <w:t xml:space="preserve">Рисунок </w:t>
+      </w:r>
+      <w:r>
+        <w:rPr>
+          <w:noProof/>
+        </w:rPr>
+        <w:fldChar w:fldCharType="begin"/>
+      </w:r>
+      <w:r>
+        <w:rPr>
+          <w:noProof/>
+        </w:rPr>
+        <w:instrText xml:space="preserve"> STYLEREF  \s "Заголовок 1" </w:instrText>
+      </w:r>
+      <w:r>
+        <w:rPr>
+          <w:noProof/>
+        </w:rPr>
+        <w:fldChar w:fldCharType="separate"/>
+      </w:r>
+      <w:r>
+        <w:rPr>
+          <w:noProof/>
+        </w:rPr>
+        <w:t>15</w:t>
+      </w:r>
+      <w:r>
+        <w:rPr>
+          <w:noProof/>
+        </w:rPr>
+        <w:fldChar w:fldCharType="end"/>
+      </w:r>
+      <w:r>
+        <w:noBreakHyphen/>
+      </w:r>
+      <w:r>
+        <w:rPr>
+          <w:noProof/>
+        </w:rPr>
+        <w:fldChar w:fldCharType="begin"/>
+      </w:r>
+      <w:r>
+        <w:rPr>
+          <w:noProof/>
+        </w:rPr>
+        <w:instrText xml:space="preserve"> SEQ Рисунок \* ARABIC \s 1 </w:instrText>
+      </w:r>
+      <w:r>
+        <w:rPr>
+          <w:noProof/>
+        </w:rPr>
+        <w:fldChar w:fldCharType="separate"/>
+      </w:r>
+      <w:r>
+        <w:rPr>
+          <w:noProof/>
+        </w:rPr>
+        <w:t>2</w:t>
+      </w:r>
+      <w:r>
+        <w:rPr>
+          <w:noProof/>
+        </w:rPr>
+        <w:fldChar w:fldCharType="end"/>
+      </w:r>
+      <w:r>
+        <w:t>. График зависимости действующих и предельных усилий в зависимости от длины проекции наклонного сечения</w:t>
+      </w:r>
+      <w:bookmarkEnd w:id="109"/>
+    </w:p>
+    <w:p>
+      <w:pPr>
+        <w:rPr>
+          <w:lang w:eastAsia="ru-RU"/>
+        </w:rPr>
+      </w:pPr>
+    </w:p>
+    <w:p>
+      <w:pPr>
+        <w:pStyle w:val="ae"/>
+      </w:pPr>
+      <w:bookmarkStart w:id="110" w:name="_Toc201496452"/>
+      <w:r>
+        <w:t xml:space="preserve">Рисунок </w:t>
+      </w:r>
+      <w:r>
+        <w:rPr>
+          <w:noProof/>
+        </w:rPr>
+        <w:fldChar w:fldCharType="begin"/>
+      </w:r>
+      <w:r>
+        <w:rPr>
+          <w:noProof/>
+        </w:rPr>
+        <w:instrText xml:space="preserve"> STYLEREF  \s "Заголовок 1" </w:instrText>
+      </w:r>
+      <w:r>
+        <w:rPr>
+          <w:noProof/>
+        </w:rPr>
+        <w:fldChar w:fldCharType="separate"/>
+      </w:r>
+      <w:r>
+        <w:rPr>
+          <w:noProof/>
+        </w:rPr>
+        <w:t>15</w:t>
+      </w:r>
+      <w:r>
+        <w:rPr>
+          <w:noProof/>
+        </w:rPr>
+        <w:fldChar w:fldCharType="end"/>
+      </w:r>
+      <w:r>
+        <w:noBreakHyphen/>
+      </w:r>
+      <w:r>
+        <w:rPr>
+          <w:noProof/>
+        </w:rPr>
+        <w:fldChar w:fldCharType="begin"/>
+      </w:r>
+      <w:r>
+        <w:rPr>
+          <w:noProof/>
+        </w:rPr>
+        <w:instrText xml:space="preserve"> SEQ Рисунок \* ARABIC \s 1 </w:instrText>
+      </w:r>
+      <w:r>
+        <w:rPr>
+          <w:noProof/>
+        </w:rPr>
+        <w:fldChar w:fldCharType="separate"/>
+      </w:r>
+      <w:r>
+        <w:rPr>
+          <w:noProof/>
+        </w:rPr>
+        <w:t>3</w:t>
+      </w:r>
+      <w:r>
+        <w:rPr>
+          <w:noProof/>
+        </w:rPr>
+        <w:fldChar w:fldCharType="end"/>
+      </w:r>
+      <w:r>
+        <w:t>. График зависимости несущей способности по бетону и арматуре в зависимости от относительного значения длины проекции наклонной трещины</w:t>
+      </w:r>
+      <w:bookmarkEnd w:id="110"/>
+    </w:p>
+    <w:p>
+      <w:pPr>
+        <w:pStyle w:val="2"/>
+      </w:pPr>
+      <w:bookmarkStart w:id="111" w:name="_Toc201496387"/>
+      <w:r>
+        <w:t>Приложение нагрузки</w:t>
+      </w:r>
+      <w:bookmarkEnd w:id="111"/>
+    </w:p>
+    <w:p>
+      <w:r>
+        <w:t>Нагрузка (</w:t>
+      </w:r>
+      <w:r>
+        <w:rPr>
+          <w:lang w:val="en-US"/>
+        </w:rPr>
+        <w:t>Action</w:t>
+      </w:r>
+      <w:r>
+        <w:t>) для выполнения расчета включает в себя следующие элементы:</w:t>
+      </w:r>
+    </w:p>
+    <w:p>
+      <w:r>
+        <w:t>- Внешнее</w:t>
+      </w:r>
+      <w:r>
+        <w:t xml:space="preserve"> по отношению к элементу </w:t>
+      </w:r>
+      <w:r>
+        <w:t>усилие</w:t>
+      </w:r>
+      <w:r>
+        <w:t xml:space="preserve"> (</w:t>
+      </w:r>
+      <w:r>
+        <w:rPr>
+          <w:lang w:val="en-US"/>
+        </w:rPr>
+        <w:t>External</w:t>
+      </w:r>
+      <w:r>
+        <w:t xml:space="preserve"> </w:t>
+      </w:r>
+      <w:r>
+        <w:rPr>
+          <w:lang w:val="en-US"/>
+        </w:rPr>
+        <w:t>force</w:t>
+      </w:r>
+      <w:r>
+        <w:t>)</w:t>
+      </w:r>
+      <w:r>
+        <w:t>.</w:t>
+      </w:r>
+    </w:p>
+    <w:p>
+      <w:r>
+        <w:t>- Внутреннее усилие (</w:t>
+      </w:r>
+      <w:r>
+        <w:rPr>
+          <w:lang w:val="en-US"/>
+        </w:rPr>
+        <w:t>Internal</w:t>
+      </w:r>
+      <w:r>
+        <w:t xml:space="preserve"> </w:t>
+      </w:r>
+      <w:r>
+        <w:rPr>
+          <w:lang w:val="en-US"/>
+        </w:rPr>
+        <w:t>force</w:t>
+      </w:r>
+      <w:r>
+        <w:t>)</w:t>
+      </w:r>
+      <w:r>
+        <w:t>.</w:t>
+      </w:r>
+    </w:p>
+    <w:p>
+      <w:r>
+        <w:t>- Нагрузки, действующие в пролете (</w:t>
+      </w:r>
+      <w:r>
+        <w:rPr>
+          <w:lang w:val="en-US"/>
+        </w:rPr>
+        <w:t>Span</w:t>
+      </w:r>
+      <w:r>
+        <w:t xml:space="preserve"> </w:t>
+      </w:r>
+      <w:r>
+        <w:rPr>
+          <w:lang w:val="en-US"/>
+        </w:rPr>
+        <w:t>loads</w:t>
+      </w:r>
+      <w:r>
+        <w:t>).</w:t>
+      </w:r>
+    </w:p>
+    <w:p>
+      <w:r>
+        <w:t>Каждый из указанных элементов (видов воздействий) включает отдельные настройки коэффициента длительности и коэффициента надежности по нагрузки. Данный способ требует от пользователя ввода большего объема информации, но позволяет более гибко настраивать воздействия, когда их источники различаются. Например, для колонны, внешнее воздействие может быт вызвано нагрузкой от вышележащих колонн, а</w:t>
+      </w:r>
+      <w:r>
+        <w:t xml:space="preserve"> внутренние усилия вызываются нагрузками, приложенными по длине элемента. В тоже время, для упрощения ввода исходных данных пролетные нагрузки указываются только в пределах рассчитываемого участка балки, поэтому внутренние усилия на опоре необходимо задавать отдельно от пролетных нагрузок.</w:t>
+      </w:r>
+    </w:p>
+    <w:p>
+      <w:r>
+        <w:t>При вычислении усилий, действующих в наклонном сечении</w:t>
+      </w:r>
+      <w:r>
+        <w:t>,</w:t>
+      </w:r>
+      <w:r>
+        <w:t xml:space="preserve"> программный комплекс самостоятельно вычисляет сумму всех указанных усилий и нагруз</w:t>
+      </w:r>
+      <w:r>
+        <w:t>ок для рассматриваемого сечения, группы предельных состояний и критерия длительности нагрузок.</w:t>
+      </w:r>
+    </w:p>
+    <w:p>
+      <w:pPr>
+        <w:pStyle w:val="3"/>
+      </w:pPr>
+      <w:bookmarkStart w:id="112" w:name="_Toc201496388"/>
+      <w:r>
+        <w:t>Внешнее усил</w:t>
+      </w:r>
+      <w:r>
+        <w:rPr>
+          <w:rStyle w:val="30"/>
+        </w:rPr>
+        <w:t>и</w:t>
+      </w:r>
+      <w:r>
+        <w:t>е</w:t>
+      </w:r>
+      <w:bookmarkEnd w:id="112"/>
+    </w:p>
+    <w:p>
+      <w:r>
+        <w:t>В настоящее время в качестве внешнего усилия можно указать величину продольной силы</w:t>
+      </w:r>
+      <w:r>
+        <w:t>. Для данного усилия следует указать общие параметры – коэффициент длительности, коэффициент надежности по нагрузке и группу предельных состояний для которой указано значение.</w:t>
+      </w:r>
+    </w:p>
+    <w:p/>
+    <w:p>
+      <w:pPr>
+        <w:pStyle w:val="ae"/>
+      </w:pPr>
+      <w:bookmarkStart w:id="113" w:name="_Toc201496453"/>
+      <w:r>
+        <w:t xml:space="preserve">Рисунок </w:t>
+      </w:r>
+      <w:r>
+        <w:rPr>
+          <w:noProof/>
+        </w:rPr>
+        <w:fldChar w:fldCharType="begin"/>
+      </w:r>
+      <w:r>
+        <w:rPr>
+          <w:noProof/>
+        </w:rPr>
+        <w:instrText xml:space="preserve"> STYLEREF  \s "Заголовок 1" </w:instrText>
+      </w:r>
+      <w:r>
+        <w:rPr>
+          <w:noProof/>
+        </w:rPr>
+        <w:fldChar w:fldCharType="separate"/>
+      </w:r>
+      <w:r>
+        <w:rPr>
+          <w:noProof/>
+        </w:rPr>
+        <w:t>15</w:t>
+      </w:r>
+      <w:r>
+        <w:rPr>
+          <w:noProof/>
+        </w:rPr>
+        <w:fldChar w:fldCharType="end"/>
+      </w:r>
+      <w:r>
+        <w:noBreakHyphen/>
+      </w:r>
+      <w:r>
+        <w:rPr>
+          <w:noProof/>
+        </w:rPr>
+        <w:fldChar w:fldCharType="begin"/>
+      </w:r>
+      <w:r>
+        <w:rPr>
+          <w:noProof/>
+        </w:rPr>
+        <w:instrText xml:space="preserve"> SEQ Рисунок \* ARABIC \s 1 </w:instrText>
+      </w:r>
+      <w:r>
+        <w:rPr>
+          <w:noProof/>
+        </w:rPr>
+        <w:fldChar w:fldCharType="separate"/>
+      </w:r>
+      <w:r>
+        <w:rPr>
+          <w:noProof/>
+        </w:rPr>
+        <w:t>4</w:t>
+      </w:r>
+      <w:r>
+        <w:rPr>
+          <w:noProof/>
+        </w:rPr>
+        <w:fldChar w:fldCharType="end"/>
+      </w:r>
+      <w:r>
+        <w:t>. Внешнее усилие</w:t>
+      </w:r>
+      <w:bookmarkEnd w:id="113"/>
+    </w:p>
+    <w:p>
+      <w:pPr>
+        <w:pStyle w:val="3"/>
+      </w:pPr>
+      <w:bookmarkStart w:id="114" w:name="_Toc201496389"/>
+      <w:r>
+        <w:t>Внутреннее усилие</w:t>
+      </w:r>
+      <w:bookmarkEnd w:id="114"/>
+    </w:p>
+    <w:p>
+      <w:r>
+        <w:t xml:space="preserve">В качестве внутреннего усилия следует указать значение поперечной силы на опоре. Подразумевается, что введенное значение соответствует опорной реакции, направленной вдоль вертикальной оси (оси </w:t>
+      </w:r>
+      <w:r>
+        <w:rPr>
+          <w:lang w:val="en-US"/>
+        </w:rPr>
+        <w:t>Y</w:t>
+      </w:r>
+      <w:r>
+        <w:t>).</w:t>
+      </w:r>
+    </w:p>
+    <w:p/>
+    <w:p>
+      <w:pPr>
+        <w:pStyle w:val="ae"/>
+      </w:pPr>
+      <w:bookmarkStart w:id="115" w:name="_Toc201496454"/>
+      <w:r>
+        <w:t xml:space="preserve">Рисунок </w:t>
+      </w:r>
+      <w:r>
+        <w:rPr>
+          <w:noProof/>
+        </w:rPr>
+        <w:fldChar w:fldCharType="begin"/>
+      </w:r>
+      <w:r>
+        <w:rPr>
+          <w:noProof/>
+        </w:rPr>
+        <w:instrText xml:space="preserve"> STYLEREF  \s "Заголовок 1" </w:instrText>
+      </w:r>
+      <w:r>
+        <w:rPr>
+          <w:noProof/>
+        </w:rPr>
+        <w:fldChar w:fldCharType="separate"/>
+      </w:r>
+      <w:r>
+        <w:rPr>
+          <w:noProof/>
+        </w:rPr>
+        <w:t>15</w:t>
+      </w:r>
+      <w:r>
+        <w:rPr>
+          <w:noProof/>
+        </w:rPr>
+        <w:fldChar w:fldCharType="end"/>
+      </w:r>
+      <w:r>
+        <w:noBreakHyphen/>
+      </w:r>
+      <w:r>
+        <w:rPr>
+          <w:noProof/>
+        </w:rPr>
+        <w:fldChar w:fldCharType="begin"/>
+      </w:r>
+      <w:r>
+        <w:rPr>
+          <w:noProof/>
+        </w:rPr>
+        <w:instrText xml:space="preserve"> SEQ Рисунок \* ARABIC \s 1 </w:instrText>
+      </w:r>
+      <w:r>
+        <w:rPr>
+          <w:noProof/>
+        </w:rPr>
+        <w:fldChar w:fldCharType="separate"/>
+      </w:r>
+      <w:r>
+        <w:rPr>
+          <w:noProof/>
+        </w:rPr>
+        <w:t>5</w:t>
+      </w:r>
+      <w:r>
+        <w:rPr>
+          <w:noProof/>
+        </w:rPr>
+        <w:fldChar w:fldCharType="end"/>
+      </w:r>
+      <w:r>
+        <w:t>. Внутреннее усилие</w:t>
+      </w:r>
+      <w:bookmarkEnd w:id="115"/>
+    </w:p>
+    <w:p>
+      <w:pPr>
+        <w:pStyle w:val="3"/>
+      </w:pPr>
+      <w:bookmarkStart w:id="116" w:name="_Toc201496390"/>
+      <w:r>
+        <w:t>Пролетные нагрузки</w:t>
+      </w:r>
+      <w:bookmarkEnd w:id="116"/>
+    </w:p>
+    <w:p>
+      <w:r>
+        <w:t>При вычислении внутренних усилий, действующих в конце наклонного сечения, пролетные нагрузки вычитаются из опорной реакции, т.е. приводят к уменьшению расчетных усилий, поэтому следует быть осторожным при учете данных нагрузок.</w:t>
+      </w:r>
+    </w:p>
+    <w:p>
+      <w:r>
+        <w:t>В соответствии с СП 63.13330.2018 для определения усилий, действующих в конце наклонного сечения, из опорной реакции следует вычитать нагрузки, приложенные к опорному блоку отделенному рассматриваемой наклонной трещины. Следует учитывать возможность отсутствия рассматриваемой нагрузки в пределах опорного блока, если рассматриваемая нагрузка является условно равномерно-распределенной. Также следует учитывать приложение нагрузки по высоте элемента, так как наклонная трещина отсекает разное расстояние для нагрузок, расположенных на разной высоте.</w:t>
+      </w:r>
+    </w:p>
+    <w:p>
+      <w:r>
+        <w:t xml:space="preserve">В </w:t>
+      </w:r>
+      <w:r>
+        <w:rPr>
+          <w:lang w:val="en-US"/>
+        </w:rPr>
+        <w:t>StructureHelper</w:t>
+      </w:r>
+      <w:r>
+        <w:t xml:space="preserve"> для учета указанных выше эффектов предусмотрены специальные свойства нагрузок:</w:t>
+      </w:r>
+    </w:p>
+    <w:p>
+      <w:r>
+        <w:t>- коэффициент вычитания – обозначает коэффициент, на который будет умножаться нагрузка при ее вычитании из опорной реакции</w:t>
+      </w:r>
+      <w:r>
+        <w:t>, коэффициенту 1,0 (по умолчанию) соответствует полное вычитание нагрузки – данно</w:t>
+      </w:r>
+      <w:r>
+        <w:t>е</w:t>
+      </w:r>
+      <w:r>
+        <w:t xml:space="preserve"> значение следует применять для нагрузок, которые являются фактически равномерно распределенными (собственный вес, давление жидкостей и газов и т.п.), значению 0 соответствует отсутствие вычитания нагрузки. В соответствии с пособием к СП 63.13330.2018 для временных условно распределенных нагрузок рекомендуется принимать значение 0,5.</w:t>
+      </w:r>
+    </w:p>
+    <w:p>
+      <w:r>
+        <w:t>- относительная высота приложения нагрузки, принимается от -0,5 (соответствует нижней грани элемента) до +0,5 (соответствует грани элемента, по умолчанию). Таким образом, нулевому значению свойства соответствует приложение нагрузки на уровне середины высоты сечения.</w:t>
+      </w:r>
+    </w:p>
+    <w:p>
+      <w:r>
+        <w:t xml:space="preserve">Для </w:t>
+      </w:r>
+      <w:r>
+        <w:t xml:space="preserve">величины </w:t>
+      </w:r>
+      <w:r>
+        <w:t>пролетных нагрузок, как правило, следует указывать отрицательное значение, что соответствует нагрузке, направленной вниз вдоль вертикальной оси (при горизонтальном положении рассматриваемого элемента).</w:t>
+      </w:r>
+    </w:p>
+    <w:p>
+      <w:pPr>
+        <w:pStyle w:val="ae"/>
+      </w:pPr>
+      <w:bookmarkStart w:id="117" w:name="_Toc201496455"/>
+      <w:r>
+        <w:t xml:space="preserve">Рисунок </w:t>
+      </w:r>
+      <w:r>
+        <w:rPr>
+          <w:noProof/>
+        </w:rPr>
+        <w:fldChar w:fldCharType="begin"/>
+      </w:r>
+      <w:r>
+        <w:rPr>
+          <w:noProof/>
+        </w:rPr>
+        <w:instrText xml:space="preserve"> STYLEREF  \s "Заголовок 1" </w:instrText>
+      </w:r>
+      <w:r>
+        <w:rPr>
+          <w:noProof/>
+        </w:rPr>
+        <w:fldChar w:fldCharType="separate"/>
+      </w:r>
+      <w:r>
+        <w:rPr>
+          <w:noProof/>
+        </w:rPr>
+        <w:t>15</w:t>
+      </w:r>
+      <w:r>
+        <w:rPr>
+          <w:noProof/>
+        </w:rPr>
+        <w:fldChar w:fldCharType="end"/>
+      </w:r>
+      <w:r>
+        <w:noBreakHyphen/>
+      </w:r>
+      <w:r>
+        <w:rPr>
+          <w:noProof/>
+        </w:rPr>
+        <w:fldChar w:fldCharType="begin"/>
+      </w:r>
+      <w:r>
+        <w:rPr>
+          <w:noProof/>
+        </w:rPr>
+        <w:instrText xml:space="preserve"> SEQ Рисунок \* ARABIC \s 1 </w:instrText>
+      </w:r>
+      <w:r>
+        <w:rPr>
+          <w:noProof/>
+        </w:rPr>
+        <w:fldChar w:fldCharType="separate"/>
+      </w:r>
+      <w:r>
+        <w:rPr>
+          <w:noProof/>
+        </w:rPr>
+        <w:t>6</w:t>
+      </w:r>
+      <w:r>
+        <w:rPr>
+          <w:noProof/>
+        </w:rPr>
+        <w:fldChar w:fldCharType="end"/>
+      </w:r>
+      <w:r>
+        <w:t>. Общие свойства пролетных нагрузок</w:t>
+      </w:r>
+      <w:bookmarkEnd w:id="117"/>
+    </w:p>
+    <w:p>
+      <w:pPr>
+        <w:pStyle w:val="4"/>
+      </w:pPr>
+      <w:r>
+        <w:t>Равномерно распределенная нагрузка</w:t>
+      </w:r>
+    </w:p>
+    <w:p>
+      <w:r>
+        <w:t>Для равномерно распределенной нагрузки указывается значение нагрузки в кН/м, а также координаты начала и конца зоны приложения нагрузки.</w:t>
+      </w:r>
+    </w:p>
+    <w:p/>
+    <w:p>
+      <w:pPr>
+        <w:pStyle w:val="ae"/>
+      </w:pPr>
+      <w:bookmarkStart w:id="118" w:name="_Toc201496456"/>
+      <w:r>
+        <w:t xml:space="preserve">Рисунок </w:t>
+      </w:r>
+      <w:r>
+        <w:rPr>
+          <w:noProof/>
+        </w:rPr>
+        <w:fldChar w:fldCharType="begin"/>
+      </w:r>
+      <w:r>
+        <w:rPr>
+          <w:noProof/>
+        </w:rPr>
+        <w:instrText xml:space="preserve"> STYLEREF  \s "Заголовок 1" </w:instrText>
+      </w:r>
+      <w:r>
+        <w:rPr>
+          <w:noProof/>
+        </w:rPr>
+        <w:fldChar w:fldCharType="separate"/>
+      </w:r>
+      <w:r>
+        <w:rPr>
+          <w:noProof/>
+        </w:rPr>
+        <w:t>15</w:t>
+      </w:r>
+      <w:r>
+        <w:rPr>
+          <w:noProof/>
+        </w:rPr>
+        <w:fldChar w:fldCharType="end"/>
+      </w:r>
+      <w:r>
+        <w:noBreakHyphen/>
+      </w:r>
+      <w:r>
+        <w:rPr>
+          <w:noProof/>
+        </w:rPr>
+        <w:fldChar w:fldCharType="begin"/>
+      </w:r>
+      <w:r>
+        <w:rPr>
+          <w:noProof/>
+        </w:rPr>
+        <w:instrText xml:space="preserve"> SEQ Рисунок \* ARABIC \s 1 </w:instrText>
+      </w:r>
+      <w:r>
+        <w:rPr>
+          <w:noProof/>
+        </w:rPr>
+        <w:fldChar w:fldCharType="separate"/>
+      </w:r>
+      <w:r>
+        <w:rPr>
+          <w:noProof/>
+        </w:rPr>
+        <w:t>7</w:t>
+      </w:r>
+      <w:r>
+        <w:rPr>
+          <w:noProof/>
+        </w:rPr>
+        <w:fldChar w:fldCharType="end"/>
+      </w:r>
+      <w:r>
+        <w:t>. Свойства равномерно распределенной нагрузки</w:t>
+      </w:r>
+      <w:bookmarkEnd w:id="118"/>
+    </w:p>
+    <w:p>
+      <w:pPr>
+        <w:pStyle w:val="4"/>
+      </w:pPr>
+      <w:r>
+        <w:t>Сосредоточенная сила</w:t>
+      </w:r>
+    </w:p>
+    <w:p>
+      <w:r>
+        <w:t>Для сосредоточенной силы указывается значение в кН, а также координата точки приложения нагрузки.</w:t>
+      </w:r>
+    </w:p>
+    <w:p/>
+    <w:p>
+      <w:pPr>
+        <w:pStyle w:val="ae"/>
+      </w:pPr>
+      <w:bookmarkStart w:id="119" w:name="_Toc201496457"/>
+      <w:r>
+        <w:t xml:space="preserve">Рисунок </w:t>
+      </w:r>
+      <w:r>
+        <w:rPr>
+          <w:noProof/>
+        </w:rPr>
+        <w:fldChar w:fldCharType="begin"/>
+      </w:r>
+      <w:r>
+        <w:rPr>
+          <w:noProof/>
+        </w:rPr>
+        <w:instrText xml:space="preserve"> STYLEREF  \s "Заголовок 1" </w:instrText>
+      </w:r>
+      <w:r>
+        <w:rPr>
+          <w:noProof/>
+        </w:rPr>
+        <w:fldChar w:fldCharType="separate"/>
+      </w:r>
+      <w:r>
+        <w:rPr>
+          <w:noProof/>
+        </w:rPr>
+        <w:t>15</w:t>
+      </w:r>
+      <w:r>
+        <w:rPr>
+          <w:noProof/>
+        </w:rPr>
+        <w:fldChar w:fldCharType="end"/>
+      </w:r>
+      <w:r>
+        <w:noBreakHyphen/>
+      </w:r>
+      <w:r>
+        <w:rPr>
+          <w:noProof/>
+        </w:rPr>
+        <w:fldChar w:fldCharType="begin"/>
+      </w:r>
+      <w:r>
+        <w:rPr>
+          <w:noProof/>
+        </w:rPr>
+        <w:instrText xml:space="preserve"> SEQ Рисунок \* ARABIC \s 1 </w:instrText>
+      </w:r>
+      <w:r>
+        <w:rPr>
+          <w:noProof/>
+        </w:rPr>
+        <w:fldChar w:fldCharType="separate"/>
+      </w:r>
+      <w:r>
+        <w:rPr>
+          <w:noProof/>
+        </w:rPr>
+        <w:t>8</w:t>
+      </w:r>
+      <w:r>
+        <w:rPr>
+          <w:noProof/>
+        </w:rPr>
+        <w:fldChar w:fldCharType="end"/>
+      </w:r>
+      <w:r>
+        <w:t>. Свойства сосредоточенной силы</w:t>
+      </w:r>
+      <w:bookmarkEnd w:id="119"/>
+    </w:p>
+    <w:p>
+      <w:pPr>
+        <w:pStyle w:val="2"/>
+      </w:pPr>
+      <w:bookmarkStart w:id="120" w:name="_Toc201496391"/>
+      <w:r>
+        <w:lastRenderedPageBreak/>
+        <w:t>Сечения</w:t>
+      </w:r>
+      <w:bookmarkEnd w:id="120"/>
+    </w:p>
+    <w:p>
+      <w:r>
+        <w:t xml:space="preserve">Для сечения указываются размеры, основной материал сечения (класс бетона), а также площадь арматуры и ее класс. Ввод прочностных характеристик бетона и арматуры унифицирован с другими типами анализа </w:t>
+      </w:r>
+      <w:r>
+        <w:rPr>
+          <w:lang w:val="en-US"/>
+        </w:rPr>
+        <w:t>StructureHelper</w:t>
+      </w:r>
+      <w:r>
+        <w:t>, что позволяет пользователю легче освоить работу с программным комплексом.</w:t>
+      </w:r>
+    </w:p>
+    <w:p>
+      <w:r>
+        <w:t>Для учета особенностей применения материалов по сравнению со стандартными условиями пользователь может указать необходимые коэффициенты условий работы. Коэффициенты условий работы, указанные в СП 63.13330.2018 назначаются автоматически при создании материала.</w:t>
+      </w:r>
+    </w:p>
+    <w:p/>
+    <w:p>
+      <w:pPr>
+        <w:pStyle w:val="ae"/>
+      </w:pPr>
+      <w:bookmarkStart w:id="121" w:name="_Toc201496458"/>
+      <w:r>
+        <w:t xml:space="preserve">Рисунок </w:t>
+      </w:r>
+      <w:r>
+        <w:rPr>
+          <w:noProof/>
+        </w:rPr>
+        <w:fldChar w:fldCharType="begin"/>
+      </w:r>
+      <w:r>
+        <w:rPr>
+          <w:noProof/>
+        </w:rPr>
+        <w:instrText xml:space="preserve"> STYLEREF  \s "Заголовок 1" </w:instrText>
+      </w:r>
+      <w:r>
+        <w:rPr>
+          <w:noProof/>
+        </w:rPr>
+        <w:fldChar w:fldCharType="separate"/>
+      </w:r>
+      <w:r>
+        <w:rPr>
+          <w:noProof/>
+        </w:rPr>
+        <w:t>15</w:t>
+      </w:r>
+      <w:r>
+        <w:rPr>
+          <w:noProof/>
+        </w:rPr>
+        <w:fldChar w:fldCharType="end"/>
+      </w:r>
+      <w:r>
+        <w:noBreakHyphen/>
+      </w:r>
+      <w:r>
+        <w:rPr>
+          <w:noProof/>
+        </w:rPr>
+        <w:fldChar w:fldCharType="begin"/>
+      </w:r>
+      <w:r>
+        <w:rPr>
+          <w:noProof/>
+        </w:rPr>
+        <w:instrText xml:space="preserve"> SEQ Рисунок \* ARABIC \s 1 </w:instrText>
+      </w:r>
+      <w:r>
+        <w:rPr>
+          <w:noProof/>
+        </w:rPr>
+        <w:fldChar w:fldCharType="separate"/>
+      </w:r>
+      <w:r>
+        <w:rPr>
+          <w:noProof/>
+        </w:rPr>
+        <w:t>9</w:t>
+      </w:r>
+      <w:r>
+        <w:rPr>
+          <w:noProof/>
+        </w:rPr>
+        <w:fldChar w:fldCharType="end"/>
+      </w:r>
+      <w:r>
+        <w:t>. Характеристики сечения</w:t>
+      </w:r>
+      <w:bookmarkEnd w:id="121"/>
+    </w:p>
+    <w:p>
+      <w:pPr>
+        <w:pStyle w:val="2"/>
+      </w:pPr>
+      <w:bookmarkStart w:id="122" w:name="_Toc201496392"/>
+      <w:r>
+        <w:t>Поперечное армирование</w:t>
+      </w:r>
+      <w:bookmarkEnd w:id="122"/>
+    </w:p>
+    <w:p>
+      <w:r>
+        <w:t>Поперечное армирование учитывается в соответствии с требованиями СП 63.13330.2018.</w:t>
+      </w:r>
+    </w:p>
+    <w:p>
+      <w:r>
+        <w:t>В настоящий момент предусмотрено 2 способа ввода поперечного армирования:</w:t>
+      </w:r>
+    </w:p>
+    <w:p>
+      <w:r>
+        <w:t>- распределенное поперечное армирование в виде численного значения интенсивности.</w:t>
+      </w:r>
+    </w:p>
+    <w:p>
+      <w:r>
+        <w:t>- поперечное армирование в виде хомутов из арматурной стали.</w:t>
+      </w:r>
+    </w:p>
+    <w:p>
+      <w:pPr>
+        <w:pStyle w:val="3"/>
+      </w:pPr>
+      <w:bookmarkStart w:id="123" w:name="_Toc201496393"/>
+      <w:r>
+        <w:t>Распределенное значение по интенсивности</w:t>
+      </w:r>
+      <w:bookmarkEnd w:id="123"/>
+    </w:p>
+    <w:p>
+      <w:r>
+        <w:t>Распределенное значение по интенсивности указывается в виде значения в кН/м и может означать любой тип армирования, приемлемый с точки зрения пользователя, в том числе армирование хомутами их стальной арматуры, композитной арматуры и др.</w:t>
+      </w:r>
+    </w:p>
+    <w:p>
+      <w:r>
+        <w:t>Важно! Для распределенного значения по интенсивности не учитывается ограничение по максимальному шагу поперечного армирования в соответствии с СП 63.13330.2018.</w:t>
+      </w:r>
+    </w:p>
+    <w:p/>
+    <w:p>
+      <w:pPr>
+        <w:pStyle w:val="ae"/>
+      </w:pPr>
+      <w:bookmarkStart w:id="124" w:name="_Toc201496459"/>
+      <w:r>
+        <w:t xml:space="preserve">Рисунок </w:t>
+      </w:r>
+      <w:r>
+        <w:rPr>
+          <w:noProof/>
+        </w:rPr>
+        <w:fldChar w:fldCharType="begin"/>
+      </w:r>
+      <w:r>
+        <w:rPr>
+          <w:noProof/>
+        </w:rPr>
+        <w:instrText xml:space="preserve"> STYLEREF  \s "Заголовок 1" </w:instrText>
+      </w:r>
+      <w:r>
+        <w:rPr>
+          <w:noProof/>
+        </w:rPr>
+        <w:fldChar w:fldCharType="separate"/>
+      </w:r>
+      <w:r>
+        <w:rPr>
+          <w:noProof/>
+        </w:rPr>
+        <w:t>15</w:t>
+      </w:r>
+      <w:r>
+        <w:rPr>
+          <w:noProof/>
+        </w:rPr>
+        <w:fldChar w:fldCharType="end"/>
+      </w:r>
+      <w:r>
+        <w:noBreakHyphen/>
+      </w:r>
+      <w:r>
+        <w:rPr>
+          <w:noProof/>
+        </w:rPr>
+        <w:fldChar w:fldCharType="begin"/>
+      </w:r>
+      <w:r>
+        <w:rPr>
+          <w:noProof/>
+        </w:rPr>
+        <w:instrText xml:space="preserve"> SEQ Рисунок \* ARABIC \s 1 </w:instrText>
+      </w:r>
+      <w:r>
+        <w:rPr>
+          <w:noProof/>
+        </w:rPr>
+        <w:fldChar w:fldCharType="separate"/>
+      </w:r>
+      <w:r>
+        <w:rPr>
+          <w:noProof/>
+        </w:rPr>
+        <w:t>10</w:t>
+      </w:r>
+      <w:r>
+        <w:rPr>
+          <w:noProof/>
+        </w:rPr>
+        <w:fldChar w:fldCharType="end"/>
+      </w:r>
+      <w:r>
+        <w:t>. Свойства поперечного армирования в виде интенсивности</w:t>
+      </w:r>
+      <w:bookmarkEnd w:id="124"/>
+    </w:p>
+    <w:p>
+      <w:pPr>
+        <w:pStyle w:val="3"/>
+      </w:pPr>
+      <w:bookmarkStart w:id="125" w:name="_Toc201496394"/>
+      <w:r>
+        <w:t>Поперечное армирование в виде хомутов</w:t>
+      </w:r>
+      <w:bookmarkEnd w:id="125"/>
+    </w:p>
+    <w:p>
+      <w:r>
+        <w:t>Для поперечного армирования в виде хомутов указывается диаметр хомута (от 5мм до 25мм), шаг поперечного армирования и количество ветвей в одном поперечном сечении. Количество ветвей может иметь нецелое значение, что может применяться, например, при расчете плитных и стеновых конструкций при условной и ширине 1м. Например, при шаге хомутов в поперечном сечении плиты 400мм, количество ветвей хомутов для условной ширины 1м равно 2,5.</w:t>
+      </w:r>
+    </w:p>
+    <w:p/>
+    <w:p>
+      <w:pPr>
+        <w:pStyle w:val="ae"/>
+      </w:pPr>
+      <w:bookmarkStart w:id="126" w:name="_Toc201496460"/>
+      <w:r>
+        <w:t xml:space="preserve">Рисунок </w:t>
+      </w:r>
+      <w:r>
+        <w:rPr>
+          <w:noProof/>
+        </w:rPr>
+        <w:fldChar w:fldCharType="begin"/>
+      </w:r>
+      <w:r>
+        <w:rPr>
+          <w:noProof/>
+        </w:rPr>
+        <w:instrText xml:space="preserve"> STYLEREF  \s "Заголовок 1" </w:instrText>
+      </w:r>
+      <w:r>
+        <w:rPr>
+          <w:noProof/>
+        </w:rPr>
+        <w:fldChar w:fldCharType="separate"/>
+      </w:r>
+      <w:r>
+        <w:rPr>
+          <w:noProof/>
+        </w:rPr>
+        <w:t>15</w:t>
+      </w:r>
+      <w:r>
+        <w:rPr>
+          <w:noProof/>
+        </w:rPr>
+        <w:fldChar w:fldCharType="end"/>
+      </w:r>
+      <w:r>
+        <w:noBreakHyphen/>
+      </w:r>
+      <w:r>
+        <w:rPr>
+          <w:noProof/>
+        </w:rPr>
+        <w:fldChar w:fldCharType="begin"/>
+      </w:r>
+      <w:r>
+        <w:rPr>
+          <w:noProof/>
+        </w:rPr>
+        <w:instrText xml:space="preserve"> SEQ Рисунок \* ARABIC \s 1 </w:instrText>
+      </w:r>
+      <w:r>
+        <w:rPr>
+          <w:noProof/>
+        </w:rPr>
+        <w:fldChar w:fldCharType="separate"/>
+      </w:r>
+      <w:r>
+        <w:rPr>
+          <w:noProof/>
+        </w:rPr>
+        <w:t>11</w:t>
+      </w:r>
+      <w:r>
+        <w:rPr>
+          <w:noProof/>
+        </w:rPr>
+        <w:fldChar w:fldCharType="end"/>
+      </w:r>
+      <w:r>
+        <w:t>. Свойства поперечного армирования в виде хомутов</w:t>
+      </w:r>
+      <w:bookmarkEnd w:id="126"/>
+    </w:p>
+    <w:p>
+      <w:pPr>
+        <w:pStyle w:val="2"/>
+      </w:pPr>
+      <w:bookmarkStart w:id="127" w:name="_Toc201496395"/>
+      <w:r>
+        <w:t>Описание порядка выполняемого расчета</w:t>
+      </w:r>
+      <w:bookmarkEnd w:id="127"/>
+    </w:p>
+    <w:p>
+      <w:r>
+        <w:t>В соответствии с СП 63.13330.2018 расчет наклонных сечений в общем случае расчета сводится к проверке прочности для ряда наклонных сечений</w:t>
+      </w:r>
+      <w:r>
+        <w:t xml:space="preserve"> восходящих от опоры к пролету. Данный способ </w:t>
+      </w:r>
+      <w:r>
+        <w:t>реализован</w:t>
+      </w:r>
+      <w:r>
+        <w:t xml:space="preserve"> в </w:t>
+      </w:r>
+      <w:r>
+        <w:rPr>
+          <w:lang w:val="en-US"/>
+        </w:rPr>
+        <w:t>StructureHelper</w:t>
+      </w:r>
+      <w:r>
+        <w:t xml:space="preserve"> </w:t>
+      </w:r>
+      <w:r>
+        <w:t>в виде следующего алгоритма</w:t>
+      </w:r>
+      <w:r>
+        <w:t>:</w:t>
+      </w:r>
+    </w:p>
+    <w:p>
+      <w:pPr>
+        <w:pStyle w:val="a3"/>
+        <w:numPr>
+          <w:ilvl w:val="0"/>
+          <w:numId w:val="21"/>
+        </w:numPr>
+      </w:pPr>
+      <w:r>
+        <w:lastRenderedPageBreak/>
+        <w:t>Назначение расчетных точек по длине элемента. В настоящий момент принято, что точки расположены равномерно по длине рассматриваемого участка от 0 до 3</w:t>
+      </w:r>
+      <w:r>
+        <w:rPr>
+          <w:lang w:val="en-US"/>
+        </w:rPr>
+        <w:t>h</w:t>
+      </w:r>
+      <w:r>
+        <w:t>0</w:t>
+      </w:r>
+      <w:r>
+        <w:t>, шаг точек принят 1/50 от длины рассматриваемого участка.</w:t>
+      </w:r>
+    </w:p>
+    <w:p>
+      <w:pPr>
+        <w:pStyle w:val="a3"/>
+        <w:numPr>
+          <w:ilvl w:val="0"/>
+          <w:numId w:val="21"/>
+        </w:numPr>
+      </w:pPr>
+      <w:r>
+        <w:t>Для каждой точки на нижней поверхности формируются наклонные сечения от данной точки до всех точек на верхней поверхности, исключая сечения нисходящие от опоры к пролету.</w:t>
+      </w:r>
+    </w:p>
+    <w:p>
+      <w:pPr>
+        <w:pStyle w:val="a3"/>
+        <w:numPr>
+          <w:ilvl w:val="0"/>
+          <w:numId w:val="21"/>
+        </w:numPr>
+      </w:pPr>
+      <w:r>
+        <w:t>Для каждого сформированного наклонного сечения устанавливается несущая способность сечения по бетону и поперечной арматуре.</w:t>
+      </w:r>
+    </w:p>
+    <w:p>
+      <w:pPr>
+        <w:pStyle w:val="a3"/>
+        <w:numPr>
+          <w:ilvl w:val="0"/>
+          <w:numId w:val="21"/>
+        </w:numPr>
+      </w:pPr>
+      <w:r>
+        <w:t>Для бетона учитывается ограничение на длину проекции опасного наклонного сечения – не более 3</w:t>
+      </w:r>
+      <w:r>
+        <w:rPr>
+          <w:lang w:val="en-US"/>
+        </w:rPr>
+        <w:t>h</w:t>
+      </w:r>
+      <w:r>
+        <w:t>0</w:t>
+      </w:r>
+      <w:r>
+        <w:t>.</w:t>
+      </w:r>
+    </w:p>
+    <w:p>
+      <w:pPr>
+        <w:pStyle w:val="a3"/>
+        <w:numPr>
+          <w:ilvl w:val="0"/>
+          <w:numId w:val="21"/>
+        </w:numPr>
+      </w:pPr>
+      <w:r>
+        <w:t>Для поперечной арматуры учитываются ограничения на длину проекции опасной наклонной трещины – не более 2</w:t>
+      </w:r>
+      <w:r>
+        <w:rPr>
+          <w:lang w:val="en-US"/>
+        </w:rPr>
+        <w:t>h</w:t>
+      </w:r>
+      <w:r>
+        <w:t>0.</w:t>
+      </w:r>
+    </w:p>
+    <w:p>
+      <w:pPr>
+        <w:pStyle w:val="a3"/>
+        <w:numPr>
+          <w:ilvl w:val="0"/>
+          <w:numId w:val="21"/>
+        </w:numPr>
+      </w:pPr>
+      <w:r>
+        <w:t xml:space="preserve">Если по результатам расчета сечения установлено, что </w:t>
+      </w:r>
+      <w:r>
+        <w:t xml:space="preserve">для данного наклонного сечения </w:t>
+      </w:r>
+      <w:r>
+        <w:t>несущая способность по бетону менее несущей способности по</w:t>
+      </w:r>
+      <w:r>
+        <w:t xml:space="preserve"> поперечной</w:t>
+      </w:r>
+      <w:r>
+        <w:t xml:space="preserve"> арматуре, до для рассматриваемого наклонного сечения находится новое значение длины проекции опасной наклонной трещины, при </w:t>
+      </w:r>
+      <w:proofErr w:type="gramStart"/>
+      <w:r>
+        <w:t>котором</w:t>
+      </w:r>
+      <w:proofErr w:type="gramEnd"/>
+      <w:r>
+        <w:t xml:space="preserve"> значения несущей способности по бетону и арматуре будут равны.</w:t>
+      </w:r>
+    </w:p>
+    <w:p>
+      <w:pPr>
+        <w:pStyle w:val="a3"/>
+        <w:numPr>
+          <w:ilvl w:val="0"/>
+          <w:numId w:val="21"/>
+        </w:numPr>
+      </w:pPr>
+      <w:r>
+        <w:t xml:space="preserve">Полученное </w:t>
+      </w:r>
+      <w:bookmarkStart w:id="128" w:name="_GoBack"/>
+      <w:bookmarkEnd w:id="128"/>
+      <w:r>
+        <w:t>суммарное значение несущей способности по бетону и арматуре умножается на коэффициент, учитывающий влияние продольных сил (повышающий или понижающий).</w:t>
+      </w:r>
+    </w:p>
+    <w:p>
+      <w:pPr>
+        <w:pStyle w:val="a3"/>
+        <w:numPr>
+          <w:ilvl w:val="0"/>
+          <w:numId w:val="21"/>
+        </w:numPr>
+      </w:pPr>
+      <w:r>
+        <w:t xml:space="preserve">Полученное значение итоговой несущей способности сравнивается с действующей поперечной силой в рассматриваемом наклонном сечении. Расчет считается </w:t>
+      </w:r>
+      <w:r>
+        <w:t>выполненным (</w:t>
+      </w:r>
+      <w:r>
+        <w:t>верным</w:t>
+      </w:r>
+      <w:r>
+        <w:t>),</w:t>
+      </w:r>
+      <w:r>
+        <w:t xml:space="preserve"> если в процессе расчета не возникло непредвиденных ошибок и значение итоговой несущей способности</w:t>
+      </w:r>
+      <w:r>
+        <w:t xml:space="preserve"> оказывается больше поперечной силы, действующей в наклонном сечении.</w:t>
+      </w:r>
+      <w:r>
+        <w:t xml:space="preserve"> </w:t>
+      </w:r>
+    </w:p>
+    <w:p>
+      <w:pPr>
+        <w:pStyle w:val="1"/>
+      </w:pPr>
+      <w:bookmarkStart w:id="129" w:name="_Toc201496396"/>
       <w:r>
         <w:lastRenderedPageBreak/>
         <w:t>Список иллюстраций</w:t>
       </w:r>
-      <w:bookmarkEnd w:id="100"/>
-      <w:bookmarkEnd w:id="101"/>
       <w:bookmarkEnd w:id="102"/>
+      <w:bookmarkEnd w:id="103"/>
+      <w:bookmarkEnd w:id="129"/>
     </w:p>
     <w:p>
       <w:pPr>
@@ -27592,7 +30597,7 @@
       <w:r>
         <w:fldChar w:fldCharType="separate"/>
       </w:r>
-      <w:hyperlink w:anchor="_Toc182069553" w:history="1">
+      <w:hyperlink w:anchor="_Toc201496397" w:history="1">
         <w:r>
           <w:rPr>
             <w:rStyle w:val="a5"/>
@@ -27629,7 +30634,7 @@
             <w:noProof/>
             <w:webHidden/>
           </w:rPr>
-          <w:instrText xml:space="preserve"> PAGEREF _Toc182069553 \h </w:instrText>
+          <w:instrText xml:space="preserve"> PAGEREF _Toc201496397 \h </w:instrText>
         </w:r>
         <w:r>
           <w:rPr>
@@ -27674,14 +30679,14 @@
           <w:szCs w:val="22"/>
         </w:rPr>
       </w:pPr>
-      <w:hyperlink w:anchor="_Toc182069554" w:history="1">
+      <w:hyperlink w:anchor="_Toc201496398" w:history="1">
         <w:r>
           <w:rPr>
             <w:rStyle w:val="a5"/>
             <w:rFonts w:eastAsiaTheme="majorEastAsia"/>
             <w:noProof/>
           </w:rPr>
-          <w:t>Рисунок 7</w:t>
+          <w:t>Рисунок 5</w:t>
         </w:r>
         <w:r>
           <w:rPr>
@@ -27690,7 +30695,7 @@
             <w:noProof/>
           </w:rPr>
           <w:noBreakHyphen/>
-          <w:t>1. Назначение пользовательских значений для вычисления ширины раскрытия трещин в железобетонных элементах</w:t>
+          <w:t>2. Окно просмотра результатов трассировки расчета трещиностойкости</w:t>
         </w:r>
         <w:r>
           <w:rPr>
@@ -27711,7 +30716,7 @@
             <w:noProof/>
             <w:webHidden/>
           </w:rPr>
-          <w:instrText xml:space="preserve"> PAGEREF _Toc182069554 \h </w:instrText>
+          <w:instrText xml:space="preserve"> PAGEREF _Toc201496398 \h </w:instrText>
         </w:r>
         <w:r>
           <w:rPr>
@@ -27731,7 +30736,7 @@
             <w:noProof/>
             <w:webHidden/>
           </w:rPr>
-          <w:t>15</w:t>
+          <w:t>9</w:t>
         </w:r>
         <w:r>
           <w:rPr>
@@ -27756,7 +30761,7 @@
           <w:szCs w:val="22"/>
         </w:rPr>
       </w:pPr>
-      <w:hyperlink w:anchor="_Toc182069555" w:history="1">
+      <w:hyperlink w:anchor="_Toc201496399" w:history="1">
         <w:r>
           <w:rPr>
             <w:rStyle w:val="a5"/>
@@ -27772,7 +30777,7 @@
             <w:noProof/>
           </w:rPr>
           <w:noBreakHyphen/>
-          <w:t>2. Различие в значениях коэффициента, учитывающего работу бетона между трещинами для предварительно напряженного (в середине) и не напряженных (по краям) стержней для железобетонной балки</w:t>
+          <w:t>1. Назначение пользовательских значений для вычисления ширины раскрытия трещин в железобетонных элементах</w:t>
         </w:r>
         <w:r>
           <w:rPr>
@@ -27793,7 +30798,7 @@
             <w:noProof/>
             <w:webHidden/>
           </w:rPr>
-          <w:instrText xml:space="preserve"> PAGEREF _Toc182069555 \h </w:instrText>
+          <w:instrText xml:space="preserve"> PAGEREF _Toc201496399 \h </w:instrText>
         </w:r>
         <w:r>
           <w:rPr>
@@ -27813,7 +30818,7 @@
             <w:noProof/>
             <w:webHidden/>
           </w:rPr>
-          <w:t>16</w:t>
+          <w:t>15</w:t>
         </w:r>
         <w:r>
           <w:rPr>
@@ -27838,14 +30843,14 @@
           <w:szCs w:val="22"/>
         </w:rPr>
       </w:pPr>
-      <w:hyperlink w:anchor="_Toc182069556" w:history="1">
+      <w:hyperlink w:anchor="_Toc201496400" w:history="1">
         <w:r>
           <w:rPr>
             <w:rStyle w:val="a5"/>
             <w:rFonts w:eastAsiaTheme="majorEastAsia"/>
             <w:noProof/>
           </w:rPr>
-          <w:t>Рисунок 8</w:t>
+          <w:t>Рисунок 7</w:t>
         </w:r>
         <w:r>
           <w:rPr>
@@ -27854,7 +30859,7 @@
             <w:noProof/>
           </w:rPr>
           <w:noBreakHyphen/>
-          <w:t>1. Составное сечение тавровой балки из 2-х геометрических примитивов, имеющих различные материалы</w:t>
+          <w:t>2. Различие в значениях коэффициента, учитывающего работу бетона между трещинами для предварительно напряженного (в середине) и не напряженных (по краям) стержней для железобетонной балки</w:t>
         </w:r>
         <w:r>
           <w:rPr>
@@ -27875,7 +30880,7 @@
             <w:noProof/>
             <w:webHidden/>
           </w:rPr>
-          <w:instrText xml:space="preserve"> PAGEREF _Toc182069556 \h </w:instrText>
+          <w:instrText xml:space="preserve"> PAGEREF _Toc201496400 \h </w:instrText>
         </w:r>
         <w:r>
           <w:rPr>
@@ -27895,7 +30900,7 @@
             <w:noProof/>
             <w:webHidden/>
           </w:rPr>
-          <w:t>19</w:t>
+          <w:t>16</w:t>
         </w:r>
         <w:r>
           <w:rPr>
@@ -27920,14 +30925,14 @@
           <w:szCs w:val="22"/>
         </w:rPr>
       </w:pPr>
-      <w:hyperlink w:anchor="_Toc182069557" w:history="1">
+      <w:hyperlink w:anchor="_Toc201496401" w:history="1">
         <w:r>
           <w:rPr>
             <w:rStyle w:val="a5"/>
             <w:rFonts w:eastAsiaTheme="majorEastAsia"/>
             <w:noProof/>
           </w:rPr>
-          <w:t>Рисунок 9</w:t>
+          <w:t>Рисунок 8</w:t>
         </w:r>
         <w:r>
           <w:rPr>
@@ -27936,7 +30941,7 @@
             <w:noProof/>
           </w:rPr>
           <w:noBreakHyphen/>
-          <w:t>1. Примитив-основа для арматурного стержня</w:t>
+          <w:t>1. Составное сечение тавровой балки из 2-х геометрических примитивов, имеющих различные материалы</w:t>
         </w:r>
         <w:r>
           <w:rPr>
@@ -27957,7 +30962,7 @@
             <w:noProof/>
             <w:webHidden/>
           </w:rPr>
-          <w:instrText xml:space="preserve"> PAGEREF _Toc182069557 \h </w:instrText>
+          <w:instrText xml:space="preserve"> PAGEREF _Toc201496401 \h </w:instrText>
         </w:r>
         <w:r>
           <w:rPr>
@@ -27977,7 +30982,7 @@
             <w:noProof/>
             <w:webHidden/>
           </w:rPr>
-          <w:t>21</w:t>
+          <w:t>19</w:t>
         </w:r>
         <w:r>
           <w:rPr>
@@ -28002,7 +31007,7 @@
           <w:szCs w:val="22"/>
         </w:rPr>
       </w:pPr>
-      <w:hyperlink w:anchor="_Toc182069558" w:history="1">
+      <w:hyperlink w:anchor="_Toc201496402" w:history="1">
         <w:r>
           <w:rPr>
             <w:rStyle w:val="a5"/>
@@ -28018,7 +31023,7 @@
             <w:noProof/>
           </w:rPr>
           <w:noBreakHyphen/>
-          <w:t>2. Предварительная деформация для примитива</w:t>
+          <w:t>1. Примитив-основа для арматурного стержня</w:t>
         </w:r>
         <w:r>
           <w:rPr>
@@ -28039,7 +31044,7 @@
             <w:noProof/>
             <w:webHidden/>
           </w:rPr>
-          <w:instrText xml:space="preserve"> PAGEREF _Toc182069558 \h </w:instrText>
+          <w:instrText xml:space="preserve"> PAGEREF _Toc201496402 \h </w:instrText>
         </w:r>
         <w:r>
           <w:rPr>
@@ -28059,7 +31064,7 @@
             <w:noProof/>
             <w:webHidden/>
           </w:rPr>
-          <w:t>22</w:t>
+          <w:t>21</w:t>
         </w:r>
         <w:r>
           <w:rPr>
@@ -28084,7 +31089,7 @@
           <w:szCs w:val="22"/>
         </w:rPr>
       </w:pPr>
-      <w:hyperlink w:anchor="_Toc182069559" w:history="1">
+      <w:hyperlink w:anchor="_Toc201496403" w:history="1">
         <w:r>
           <w:rPr>
             <w:rStyle w:val="a5"/>
@@ -28100,7 +31105,7 @@
             <w:noProof/>
           </w:rPr>
           <w:noBreakHyphen/>
-          <w:t>3. Шаблон круглого сечения железобетонного элемента.</w:t>
+          <w:t>2. Предварительная деформация для примитива</w:t>
         </w:r>
         <w:r>
           <w:rPr>
@@ -28121,7 +31126,7 @@
             <w:noProof/>
             <w:webHidden/>
           </w:rPr>
-          <w:instrText xml:space="preserve"> PAGEREF _Toc182069559 \h </w:instrText>
+          <w:instrText xml:space="preserve"> PAGEREF _Toc201496403 \h </w:instrText>
         </w:r>
         <w:r>
           <w:rPr>
@@ -28141,7 +31146,7 @@
             <w:noProof/>
             <w:webHidden/>
           </w:rPr>
-          <w:t>24</w:t>
+          <w:t>22</w:t>
         </w:r>
         <w:r>
           <w:rPr>
@@ -28166,7 +31171,7 @@
           <w:szCs w:val="22"/>
         </w:rPr>
       </w:pPr>
-      <w:hyperlink w:anchor="_Toc182069560" w:history="1">
+      <w:hyperlink w:anchor="_Toc201496404" w:history="1">
         <w:r>
           <w:rPr>
             <w:rStyle w:val="a5"/>
@@ -28182,7 +31187,7 @@
             <w:noProof/>
           </w:rPr>
           <w:noBreakHyphen/>
-          <w:t>4. Диапазон усилий, для которых производится построение диаграммы по точкам значений.</w:t>
+          <w:t>3. Шаблон круглого сечения железобетонного элемента.</w:t>
         </w:r>
         <w:r>
           <w:rPr>
@@ -28203,7 +31208,7 @@
             <w:noProof/>
             <w:webHidden/>
           </w:rPr>
-          <w:instrText xml:space="preserve"> PAGEREF _Toc182069560 \h </w:instrText>
+          <w:instrText xml:space="preserve"> PAGEREF _Toc201496404 \h </w:instrText>
         </w:r>
         <w:r>
           <w:rPr>
@@ -28223,7 +31228,7 @@
             <w:noProof/>
             <w:webHidden/>
           </w:rPr>
-          <w:t>25</w:t>
+          <w:t>24</w:t>
         </w:r>
         <w:r>
           <w:rPr>
@@ -28248,7 +31253,7 @@
           <w:szCs w:val="22"/>
         </w:rPr>
       </w:pPr>
-      <w:hyperlink w:anchor="_Toc182069561" w:history="1">
+      <w:hyperlink w:anchor="_Toc201496405" w:history="1">
         <w:r>
           <w:rPr>
             <w:rStyle w:val="a5"/>
@@ -28264,7 +31269,7 @@
             <w:noProof/>
           </w:rPr>
           <w:noBreakHyphen/>
-          <w:t>5. Выбор необходимых точек значений для построения диаграммы.</w:t>
+          <w:t>4. Диапазон усилий, для которых производится построение диаграммы по точкам значений.</w:t>
         </w:r>
         <w:r>
           <w:rPr>
@@ -28285,7 +31290,7 @@
             <w:noProof/>
             <w:webHidden/>
           </w:rPr>
-          <w:instrText xml:space="preserve"> PAGEREF _Toc182069561 \h </w:instrText>
+          <w:instrText xml:space="preserve"> PAGEREF _Toc201496405 \h </w:instrText>
         </w:r>
         <w:r>
           <w:rPr>
@@ -28330,7 +31335,7 @@
           <w:szCs w:val="22"/>
         </w:rPr>
       </w:pPr>
-      <w:hyperlink w:anchor="_Toc182069562" w:history="1">
+      <w:hyperlink w:anchor="_Toc201496406" w:history="1">
         <w:r>
           <w:rPr>
             <w:rStyle w:val="a5"/>
@@ -28346,7 +31351,7 @@
             <w:noProof/>
           </w:rPr>
           <w:noBreakHyphen/>
-          <w:t>6. Выбор параметров для построения диаграммы.</w:t>
+          <w:t>5. Выбор необходимых точек значений для построения диаграммы.</w:t>
         </w:r>
         <w:r>
           <w:rPr>
@@ -28367,7 +31372,7 @@
             <w:noProof/>
             <w:webHidden/>
           </w:rPr>
-          <w:instrText xml:space="preserve"> PAGEREF _Toc182069562 \h </w:instrText>
+          <w:instrText xml:space="preserve"> PAGEREF _Toc201496406 \h </w:instrText>
         </w:r>
         <w:r>
           <w:rPr>
@@ -28412,7 +31417,7 @@
           <w:szCs w:val="22"/>
         </w:rPr>
       </w:pPr>
-      <w:hyperlink w:anchor="_Toc182069563" w:history="1">
+      <w:hyperlink w:anchor="_Toc201496407" w:history="1">
         <w:r>
           <w:rPr>
             <w:rStyle w:val="a5"/>
@@ -28428,7 +31433,7 @@
             <w:noProof/>
           </w:rPr>
           <w:noBreakHyphen/>
-          <w:t>7. График зависимости напряжений в арматуре в зависимости от величины изгибающего момента.</w:t>
+          <w:t>6. Выбор параметров для построения диаграммы.</w:t>
         </w:r>
         <w:r>
           <w:rPr>
@@ -28449,7 +31454,7 @@
             <w:noProof/>
             <w:webHidden/>
           </w:rPr>
-          <w:instrText xml:space="preserve"> PAGEREF _Toc182069563 \h </w:instrText>
+          <w:instrText xml:space="preserve"> PAGEREF _Toc201496407 \h </w:instrText>
         </w:r>
         <w:r>
           <w:rPr>
@@ -28494,14 +31499,14 @@
           <w:szCs w:val="22"/>
         </w:rPr>
       </w:pPr>
-      <w:hyperlink w:anchor="_Toc182069564" w:history="1">
+      <w:hyperlink w:anchor="_Toc201496408" w:history="1">
         <w:r>
           <w:rPr>
             <w:rStyle w:val="a5"/>
             <w:rFonts w:eastAsiaTheme="majorEastAsia"/>
             <w:noProof/>
           </w:rPr>
-          <w:t>Рисунок 11</w:t>
+          <w:t>Рисунок 9</w:t>
         </w:r>
         <w:r>
           <w:rPr>
@@ -28510,7 +31515,7 @@
             <w:noProof/>
           </w:rPr>
           <w:noBreakHyphen/>
-          <w:t>1. Свойства линейно упругого материала</w:t>
+          <w:t>7. График зависимости напряжений в арматуре в зависимости от величины изгибающего момента.</w:t>
         </w:r>
         <w:r>
           <w:rPr>
@@ -28531,7 +31536,7 @@
             <w:noProof/>
             <w:webHidden/>
           </w:rPr>
-          <w:instrText xml:space="preserve"> PAGEREF _Toc182069564 \h </w:instrText>
+          <w:instrText xml:space="preserve"> PAGEREF _Toc201496408 \h </w:instrText>
         </w:r>
         <w:r>
           <w:rPr>
@@ -28551,7 +31556,7 @@
             <w:noProof/>
             <w:webHidden/>
           </w:rPr>
-          <w:t>30</w:t>
+          <w:t>28</w:t>
         </w:r>
         <w:r>
           <w:rPr>
@@ -28576,7 +31581,7 @@
           <w:szCs w:val="22"/>
         </w:rPr>
       </w:pPr>
-      <w:hyperlink w:anchor="_Toc182069565" w:history="1">
+      <w:hyperlink w:anchor="_Toc201496409" w:history="1">
         <w:r>
           <w:rPr>
             <w:rStyle w:val="a5"/>
@@ -28592,7 +31597,7 @@
             <w:noProof/>
           </w:rPr>
           <w:noBreakHyphen/>
-          <w:t>2. Диаграмма «напряжения-деформации» для линейно упругого материала.</w:t>
+          <w:t>1. Свойства линейно упругого материала</w:t>
         </w:r>
         <w:r>
           <w:rPr>
@@ -28613,7 +31618,7 @@
             <w:noProof/>
             <w:webHidden/>
           </w:rPr>
-          <w:instrText xml:space="preserve"> PAGEREF _Toc182069565 \h </w:instrText>
+          <w:instrText xml:space="preserve"> PAGEREF _Toc201496409 \h </w:instrText>
         </w:r>
         <w:r>
           <w:rPr>
@@ -28633,7 +31638,7 @@
             <w:noProof/>
             <w:webHidden/>
           </w:rPr>
-          <w:t>30</w:t>
+          <w:t>31</w:t>
         </w:r>
         <w:r>
           <w:rPr>
@@ -28658,7 +31663,7 @@
           <w:szCs w:val="22"/>
         </w:rPr>
       </w:pPr>
-      <w:hyperlink w:anchor="_Toc182069566" w:history="1">
+      <w:hyperlink w:anchor="_Toc201496410" w:history="1">
         <w:r>
           <w:rPr>
             <w:rStyle w:val="a5"/>
@@ -28674,7 +31679,7 @@
             <w:noProof/>
           </w:rPr>
           <w:noBreakHyphen/>
-          <w:t>3. Свойства материала бетона</w:t>
+          <w:t>2. Диаграмма «напряжения-деформации» для линейно упругого материала.</w:t>
         </w:r>
         <w:r>
           <w:rPr>
@@ -28695,7 +31700,7 @@
             <w:noProof/>
             <w:webHidden/>
           </w:rPr>
-          <w:instrText xml:space="preserve"> PAGEREF _Toc182069566 \h </w:instrText>
+          <w:instrText xml:space="preserve"> PAGEREF _Toc201496410 \h </w:instrText>
         </w:r>
         <w:r>
           <w:rPr>
@@ -28740,7 +31745,7 @@
           <w:szCs w:val="22"/>
         </w:rPr>
       </w:pPr>
-      <w:hyperlink w:anchor="_Toc182069567" w:history="1">
+      <w:hyperlink w:anchor="_Toc201496411" w:history="1">
         <w:r>
           <w:rPr>
             <w:rStyle w:val="a5"/>
@@ -28756,7 +31761,7 @@
             <w:noProof/>
           </w:rPr>
           <w:noBreakHyphen/>
-          <w:t>4. Диаграмма «напряжения-деформации» для бетона с опциями, принятыми по умолчанию.</w:t>
+          <w:t>3. Свойства материала бетона</w:t>
         </w:r>
         <w:r>
           <w:rPr>
@@ -28777,7 +31782,7 @@
             <w:noProof/>
             <w:webHidden/>
           </w:rPr>
-          <w:instrText xml:space="preserve"> PAGEREF _Toc182069567 \h </w:instrText>
+          <w:instrText xml:space="preserve"> PAGEREF _Toc201496411 \h </w:instrText>
         </w:r>
         <w:r>
           <w:rPr>
@@ -28822,7 +31827,7 @@
           <w:szCs w:val="22"/>
         </w:rPr>
       </w:pPr>
-      <w:hyperlink w:anchor="_Toc182069568" w:history="1">
+      <w:hyperlink w:anchor="_Toc201496412" w:history="1">
         <w:r>
           <w:rPr>
             <w:rStyle w:val="a5"/>
@@ -28838,7 +31843,7 @@
             <w:noProof/>
           </w:rPr>
           <w:noBreakHyphen/>
-          <w:t>5. Свойства материала для арматуры.</w:t>
+          <w:t>4. Диаграмма «напряжения-деформации» для бетона с опциями, принятыми по умолчанию.</w:t>
         </w:r>
         <w:r>
           <w:rPr>
@@ -28859,7 +31864,7 @@
             <w:noProof/>
             <w:webHidden/>
           </w:rPr>
-          <w:instrText xml:space="preserve"> PAGEREF _Toc182069568 \h </w:instrText>
+          <w:instrText xml:space="preserve"> PAGEREF _Toc201496412 \h </w:instrText>
         </w:r>
         <w:r>
           <w:rPr>
@@ -28904,7 +31909,7 @@
           <w:szCs w:val="22"/>
         </w:rPr>
       </w:pPr>
-      <w:hyperlink w:anchor="_Toc182069569" w:history="1">
+      <w:hyperlink w:anchor="_Toc201496413" w:history="1">
         <w:r>
           <w:rPr>
             <w:rStyle w:val="a5"/>
@@ -28920,7 +31925,7 @@
             <w:noProof/>
           </w:rPr>
           <w:noBreakHyphen/>
-          <w:t>6. Диаграмма «напряжения-деформации» для арматуры с опциями, принятыми по умолчанию.</w:t>
+          <w:t>5. Свойства материала для арматуры.</w:t>
         </w:r>
         <w:r>
           <w:rPr>
@@ -28941,7 +31946,7 @@
             <w:noProof/>
             <w:webHidden/>
           </w:rPr>
-          <w:instrText xml:space="preserve"> PAGEREF _Toc182069569 \h </w:instrText>
+          <w:instrText xml:space="preserve"> PAGEREF _Toc201496413 \h </w:instrText>
         </w:r>
         <w:r>
           <w:rPr>
@@ -28986,7 +31991,7 @@
           <w:szCs w:val="22"/>
         </w:rPr>
       </w:pPr>
-      <w:hyperlink w:anchor="_Toc182069570" w:history="1">
+      <w:hyperlink w:anchor="_Toc201496414" w:history="1">
         <w:r>
           <w:rPr>
             <w:rStyle w:val="a5"/>
@@ -29002,7 +32007,7 @@
             <w:noProof/>
           </w:rPr>
           <w:noBreakHyphen/>
-          <w:t>7. Свойства материала углепластика.</w:t>
+          <w:t>6. Диаграмма «напряжения-деформации» для арматуры с опциями, принятыми по умолчанию.</w:t>
         </w:r>
         <w:r>
           <w:rPr>
@@ -29023,7 +32028,7 @@
             <w:noProof/>
             <w:webHidden/>
           </w:rPr>
-          <w:instrText xml:space="preserve"> PAGEREF _Toc182069570 \h </w:instrText>
+          <w:instrText xml:space="preserve"> PAGEREF _Toc201496414 \h </w:instrText>
         </w:r>
         <w:r>
           <w:rPr>
@@ -29068,48 +32073,23 @@
           <w:szCs w:val="22"/>
         </w:rPr>
       </w:pPr>
-      <w:hyperlink w:anchor="_Toc182069571" w:history="1">
+      <w:hyperlink w:anchor="_Toc201496415" w:history="1">
         <w:r>
           <w:rPr>
             <w:rStyle w:val="a5"/>
             <w:rFonts w:eastAsiaTheme="majorEastAsia"/>
             <w:noProof/>
           </w:rPr>
-          <w:t xml:space="preserve">Рисунок </w:t>
+          <w:t>Рисунок 11</w:t>
         </w:r>
         <w:r>
           <w:rPr>
             <w:rStyle w:val="a5"/>
             <w:rFonts w:eastAsiaTheme="majorEastAsia"/>
             <w:noProof/>
-            <w:lang w:val="en-US"/>
-          </w:rPr>
-          <w:t>11</w:t>
-        </w:r>
-        <w:r>
-          <w:rPr>
-            <w:rStyle w:val="a5"/>
-            <w:rFonts w:eastAsiaTheme="majorEastAsia"/>
-            <w:noProof/>
           </w:rPr>
           <w:noBreakHyphen/>
-        </w:r>
-        <w:r>
-          <w:rPr>
-            <w:rStyle w:val="a5"/>
-            <w:rFonts w:eastAsiaTheme="majorEastAsia"/>
-            <w:noProof/>
-            <w:lang w:val="en-US"/>
-          </w:rPr>
-          <w:t>8</w:t>
-        </w:r>
-        <w:r>
-          <w:rPr>
-            <w:rStyle w:val="a5"/>
-            <w:rFonts w:eastAsiaTheme="majorEastAsia"/>
-            <w:noProof/>
-          </w:rPr>
-          <w:t>. Диаграмма «напряжения-деформации» для материала углепластика</w:t>
+          <w:t>7. Свойства материала углепластика.</w:t>
         </w:r>
         <w:r>
           <w:rPr>
@@ -29130,7 +32110,7 @@
             <w:noProof/>
             <w:webHidden/>
           </w:rPr>
-          <w:instrText xml:space="preserve"> PAGEREF _Toc182069571 \h </w:instrText>
+          <w:instrText xml:space="preserve"> PAGEREF _Toc201496415 \h </w:instrText>
         </w:r>
         <w:r>
           <w:rPr>
@@ -29150,7 +32130,7 @@
             <w:noProof/>
             <w:webHidden/>
           </w:rPr>
-          <w:t>35</w:t>
+          <w:t>36</w:t>
         </w:r>
         <w:r>
           <w:rPr>
@@ -29175,23 +32155,48 @@
           <w:szCs w:val="22"/>
         </w:rPr>
       </w:pPr>
-      <w:hyperlink w:anchor="_Toc182069572" w:history="1">
+      <w:hyperlink w:anchor="_Toc201496416" w:history="1">
         <w:r>
           <w:rPr>
             <w:rStyle w:val="a5"/>
             <w:rFonts w:eastAsiaTheme="majorEastAsia"/>
             <w:noProof/>
           </w:rPr>
-          <w:t>Рисунок 11</w:t>
+          <w:t xml:space="preserve">Рисунок </w:t>
         </w:r>
         <w:r>
           <w:rPr>
             <w:rStyle w:val="a5"/>
             <w:rFonts w:eastAsiaTheme="majorEastAsia"/>
             <w:noProof/>
+            <w:lang w:val="en-US"/>
+          </w:rPr>
+          <w:t>11</w:t>
+        </w:r>
+        <w:r>
+          <w:rPr>
+            <w:rStyle w:val="a5"/>
+            <w:rFonts w:eastAsiaTheme="majorEastAsia"/>
+            <w:noProof/>
           </w:rPr>
           <w:noBreakHyphen/>
-          <w:t>9. Коэффициенты условий работы для материалов</w:t>
+        </w:r>
+        <w:r>
+          <w:rPr>
+            <w:rStyle w:val="a5"/>
+            <w:rFonts w:eastAsiaTheme="majorEastAsia"/>
+            <w:noProof/>
+            <w:lang w:val="en-US"/>
+          </w:rPr>
+          <w:t>8</w:t>
+        </w:r>
+        <w:r>
+          <w:rPr>
+            <w:rStyle w:val="a5"/>
+            <w:rFonts w:eastAsiaTheme="majorEastAsia"/>
+            <w:noProof/>
+          </w:rPr>
+          <w:t>. Диаграмма «напряжения-деформации» для материала углепластика</w:t>
         </w:r>
         <w:r>
           <w:rPr>
@@ -29212,7 +32217,7 @@
             <w:noProof/>
             <w:webHidden/>
           </w:rPr>
-          <w:instrText xml:space="preserve"> PAGEREF _Toc182069572 \h </w:instrText>
+          <w:instrText xml:space="preserve"> PAGEREF _Toc201496416 \h </w:instrText>
         </w:r>
         <w:r>
           <w:rPr>
@@ -29257,7 +32262,7 @@
           <w:szCs w:val="22"/>
         </w:rPr>
       </w:pPr>
-      <w:hyperlink w:anchor="_Toc182069573" w:history="1">
+      <w:hyperlink w:anchor="_Toc201496417" w:history="1">
         <w:r>
           <w:rPr>
             <w:rStyle w:val="a5"/>
@@ -29273,7 +32278,7 @@
             <w:noProof/>
           </w:rPr>
           <w:noBreakHyphen/>
-          <w:t>10. Коэффициенты условий работы для типа длительности и группы предельных состояний</w:t>
+          <w:t>9. Коэффициенты условий работы для материалов</w:t>
         </w:r>
         <w:r>
           <w:rPr>
@@ -29294,7 +32299,7 @@
             <w:noProof/>
             <w:webHidden/>
           </w:rPr>
-          <w:instrText xml:space="preserve"> PAGEREF _Toc182069573 \h </w:instrText>
+          <w:instrText xml:space="preserve"> PAGEREF _Toc201496417 \h </w:instrText>
         </w:r>
         <w:r>
           <w:rPr>
@@ -29339,14 +32344,14 @@
           <w:szCs w:val="22"/>
         </w:rPr>
       </w:pPr>
-      <w:hyperlink w:anchor="_Toc182069574" w:history="1">
+      <w:hyperlink w:anchor="_Toc201496418" w:history="1">
         <w:r>
           <w:rPr>
             <w:rStyle w:val="a5"/>
             <w:rFonts w:eastAsiaTheme="majorEastAsia"/>
             <w:noProof/>
           </w:rPr>
-          <w:t>Рисунок 12</w:t>
+          <w:t>Рисунок 11</w:t>
         </w:r>
         <w:r>
           <w:rPr>
@@ -29355,7 +32360,7 @@
             <w:noProof/>
           </w:rPr>
           <w:noBreakHyphen/>
-          <w:t>1. Лимиты для построения диаграмм предельного сопротивления</w:t>
+          <w:t>10. Коэффициенты условий работы для типа длительности и группы предельных состояний</w:t>
         </w:r>
         <w:r>
           <w:rPr>
@@ -29376,7 +32381,7 @@
             <w:noProof/>
             <w:webHidden/>
           </w:rPr>
-          <w:instrText xml:space="preserve"> PAGEREF _Toc182069574 \h </w:instrText>
+          <w:instrText xml:space="preserve"> PAGEREF _Toc201496418 \h </w:instrText>
         </w:r>
         <w:r>
           <w:rPr>
@@ -29396,7 +32401,7 @@
             <w:noProof/>
             <w:webHidden/>
           </w:rPr>
-          <w:t>39</w:t>
+          <w:t>38</w:t>
         </w:r>
         <w:r>
           <w:rPr>
@@ -29421,7 +32426,7 @@
           <w:szCs w:val="22"/>
         </w:rPr>
       </w:pPr>
-      <w:hyperlink w:anchor="_Toc182069575" w:history="1">
+      <w:hyperlink w:anchor="_Toc201496419" w:history="1">
         <w:r>
           <w:rPr>
             <w:rStyle w:val="a5"/>
@@ -29437,7 +32442,7 @@
             <w:noProof/>
           </w:rPr>
           <w:noBreakHyphen/>
-          <w:t>2. Наборы примитивов для построения диаграмм предельного сопротивления</w:t>
+          <w:t>1. Лимиты для построения диаграмм предельного сопротивления</w:t>
         </w:r>
         <w:r>
           <w:rPr>
@@ -29458,7 +32463,7 @@
             <w:noProof/>
             <w:webHidden/>
           </w:rPr>
-          <w:instrText xml:space="preserve"> PAGEREF _Toc182069575 \h </w:instrText>
+          <w:instrText xml:space="preserve"> PAGEREF _Toc201496419 \h </w:instrText>
         </w:r>
         <w:r>
           <w:rPr>
@@ -29503,7 +32508,7 @@
           <w:szCs w:val="22"/>
         </w:rPr>
       </w:pPr>
-      <w:hyperlink w:anchor="_Toc182069576" w:history="1">
+      <w:hyperlink w:anchor="_Toc201496420" w:history="1">
         <w:r>
           <w:rPr>
             <w:rStyle w:val="a5"/>
@@ -29519,7 +32524,7 @@
             <w:noProof/>
           </w:rPr>
           <w:noBreakHyphen/>
-          <w:t>3. Условия (предикаты) для построения диаграмм предельного сопротивления</w:t>
+          <w:t>2. Наборы примитивов для построения диаграмм предельного сопротивления</w:t>
         </w:r>
         <w:r>
           <w:rPr>
@@ -29540,7 +32545,7 @@
             <w:noProof/>
             <w:webHidden/>
           </w:rPr>
-          <w:instrText xml:space="preserve"> PAGEREF _Toc182069576 \h </w:instrText>
+          <w:instrText xml:space="preserve"> PAGEREF _Toc201496420 \h </w:instrText>
         </w:r>
         <w:r>
           <w:rPr>
@@ -29585,7 +32590,7 @@
           <w:szCs w:val="22"/>
         </w:rPr>
       </w:pPr>
-      <w:hyperlink w:anchor="_Toc182069577" w:history="1">
+      <w:hyperlink w:anchor="_Toc201496421" w:history="1">
         <w:r>
           <w:rPr>
             <w:rStyle w:val="a5"/>
@@ -29601,7 +32606,7 @@
             <w:noProof/>
           </w:rPr>
           <w:noBreakHyphen/>
-          <w:t>4. Группы предельных состояний для построения диаграмм предельного сопротивления</w:t>
+          <w:t>3. Условия (предикаты) для построения диаграмм предельного сопротивления</w:t>
         </w:r>
         <w:r>
           <w:rPr>
@@ -29622,7 +32627,7 @@
             <w:noProof/>
             <w:webHidden/>
           </w:rPr>
-          <w:instrText xml:space="preserve"> PAGEREF _Toc182069577 \h </w:instrText>
+          <w:instrText xml:space="preserve"> PAGEREF _Toc201496421 \h </w:instrText>
         </w:r>
         <w:r>
           <w:rPr>
@@ -29642,7 +32647,7 @@
             <w:noProof/>
             <w:webHidden/>
           </w:rPr>
-          <w:t>41</w:t>
+          <w:t>42</w:t>
         </w:r>
         <w:r>
           <w:rPr>
@@ -29667,7 +32672,7 @@
           <w:szCs w:val="22"/>
         </w:rPr>
       </w:pPr>
-      <w:hyperlink w:anchor="_Toc182069578" w:history="1">
+      <w:hyperlink w:anchor="_Toc201496422" w:history="1">
         <w:r>
           <w:rPr>
             <w:rStyle w:val="a5"/>
@@ -29683,7 +32688,7 @@
             <w:noProof/>
           </w:rPr>
           <w:noBreakHyphen/>
-          <w:t xml:space="preserve">5. Типы длительности для построения диаграмм предельного </w:t>
+          <w:t xml:space="preserve">4. Группы предельных состояний для построения диаграмм </w:t>
         </w:r>
         <w:r>
           <w:rPr>
@@ -29692,7 +32697,7 @@
             <w:noProof/>
           </w:rPr>
           <w:lastRenderedPageBreak/>
-          <w:t>сопротивления</w:t>
+          <w:t>предельного сопротивления</w:t>
         </w:r>
         <w:r>
           <w:rPr>
@@ -29713,7 +32718,7 @@
             <w:noProof/>
             <w:webHidden/>
           </w:rPr>
-          <w:instrText xml:space="preserve"> PAGEREF _Toc182069578 \h </w:instrText>
+          <w:instrText xml:space="preserve"> PAGEREF _Toc201496422 \h </w:instrText>
         </w:r>
         <w:r>
           <w:rPr>
@@ -29758,7 +32763,7 @@
           <w:szCs w:val="22"/>
         </w:rPr>
       </w:pPr>
-      <w:hyperlink w:anchor="_Toc182069579" w:history="1">
+      <w:hyperlink w:anchor="_Toc201496423" w:history="1">
         <w:r>
           <w:rPr>
             <w:rStyle w:val="a5"/>
@@ -29774,7 +32779,7 @@
             <w:noProof/>
           </w:rPr>
           <w:noBreakHyphen/>
-          <w:t>6. Построение линии предельной несущей способности «по лучу»</w:t>
+          <w:t>5. Типы длительности для построения диаграмм предельного сопротивления</w:t>
         </w:r>
         <w:r>
           <w:rPr>
@@ -29795,7 +32800,7 @@
             <w:noProof/>
             <w:webHidden/>
           </w:rPr>
-          <w:instrText xml:space="preserve"> PAGEREF _Toc182069579 \h </w:instrText>
+          <w:instrText xml:space="preserve"> PAGEREF _Toc201496423 \h </w:instrText>
         </w:r>
         <w:r>
           <w:rPr>
@@ -29840,7 +32845,7 @@
           <w:szCs w:val="22"/>
         </w:rPr>
       </w:pPr>
-      <w:hyperlink w:anchor="_Toc182069580" w:history="1">
+      <w:hyperlink w:anchor="_Toc201496424" w:history="1">
         <w:r>
           <w:rPr>
             <w:rStyle w:val="a5"/>
@@ -29856,7 +32861,7 @@
             <w:noProof/>
           </w:rPr>
           <w:noBreakHyphen/>
-          <w:t>7. Настройки калькулятора трещиностойкости</w:t>
+          <w:t>6. Построение линии предельной несущей способности «по лучу»</w:t>
         </w:r>
         <w:r>
           <w:rPr>
@@ -29877,7 +32882,7 @@
             <w:noProof/>
             <w:webHidden/>
           </w:rPr>
-          <w:instrText xml:space="preserve"> PAGEREF _Toc182069580 \h </w:instrText>
+          <w:instrText xml:space="preserve"> PAGEREF _Toc201496424 \h </w:instrText>
         </w:r>
         <w:r>
           <w:rPr>
@@ -29897,7 +32902,7 @@
             <w:noProof/>
             <w:webHidden/>
           </w:rPr>
-          <w:t>45</w:t>
+          <w:t>44</w:t>
         </w:r>
         <w:r>
           <w:rPr>
@@ -29922,7 +32927,7 @@
           <w:szCs w:val="22"/>
         </w:rPr>
       </w:pPr>
-      <w:hyperlink w:anchor="_Toc182069581" w:history="1">
+      <w:hyperlink w:anchor="_Toc201496425" w:history="1">
         <w:r>
           <w:rPr>
             <w:rStyle w:val="a5"/>
@@ -29938,7 +32943,7 @@
             <w:noProof/>
           </w:rPr>
           <w:noBreakHyphen/>
-          <w:t>8. Результаты расчета трещиностойкости сечения с указанием максимальной ширины раскрытия трещин для каждого из воздействий</w:t>
+          <w:t>7. Настройки калькулятора трещиностойкости</w:t>
         </w:r>
         <w:r>
           <w:rPr>
@@ -29959,7 +32964,7 @@
             <w:noProof/>
             <w:webHidden/>
           </w:rPr>
-          <w:instrText xml:space="preserve"> PAGEREF _Toc182069581 \h </w:instrText>
+          <w:instrText xml:space="preserve"> PAGEREF _Toc201496425 \h </w:instrText>
         </w:r>
         <w:r>
           <w:rPr>
@@ -29979,7 +32984,7 @@
             <w:noProof/>
             <w:webHidden/>
           </w:rPr>
-          <w:t>45</w:t>
+          <w:t>46</w:t>
         </w:r>
         <w:r>
           <w:rPr>
@@ -30004,7 +33009,7 @@
           <w:szCs w:val="22"/>
         </w:rPr>
       </w:pPr>
-      <w:hyperlink w:anchor="_Toc182069582" w:history="1">
+      <w:hyperlink w:anchor="_Toc201496426" w:history="1">
         <w:r>
           <w:rPr>
             <w:rStyle w:val="a5"/>
@@ -30020,7 +33025,7 @@
             <w:noProof/>
           </w:rPr>
           <w:noBreakHyphen/>
-          <w:t>9. Результаты расчета трещиностойкости сечения с указанием ширины раскрытия трещин для каждого из арматурных стержней по выбранному воздействию</w:t>
+          <w:t>8. Результаты расчета трещиностойкости сечения с указанием максимальной ширины раскрытия трещин для каждого из воздействий</w:t>
         </w:r>
         <w:r>
           <w:rPr>
@@ -30041,7 +33046,7 @@
             <w:noProof/>
             <w:webHidden/>
           </w:rPr>
-          <w:instrText xml:space="preserve"> PAGEREF _Toc182069582 \h </w:instrText>
+          <w:instrText xml:space="preserve"> PAGEREF _Toc201496426 \h </w:instrText>
         </w:r>
         <w:r>
           <w:rPr>
@@ -30086,7 +33091,7 @@
           <w:szCs w:val="22"/>
         </w:rPr>
       </w:pPr>
-      <w:hyperlink w:anchor="_Toc182069583" w:history="1">
+      <w:hyperlink w:anchor="_Toc201496427" w:history="1">
         <w:r>
           <w:rPr>
             <w:rStyle w:val="a5"/>
@@ -30102,7 +33107,7 @@
             <w:noProof/>
           </w:rPr>
           <w:noBreakHyphen/>
-          <w:t>10. Графические результаты расчета ширины раскрытия трещин для сечения по выбранному воздействию</w:t>
+          <w:t>9. Результаты расчета трещиностойкости сечения с указанием ширины раскрытия трещин для каждого из арматурных стержней по выбранному воздействию</w:t>
         </w:r>
         <w:r>
           <w:rPr>
@@ -30123,7 +33128,7 @@
             <w:noProof/>
             <w:webHidden/>
           </w:rPr>
-          <w:instrText xml:space="preserve"> PAGEREF _Toc182069583 \h </w:instrText>
+          <w:instrText xml:space="preserve"> PAGEREF _Toc201496427 \h </w:instrText>
         </w:r>
         <w:r>
           <w:rPr>
@@ -30143,7 +33148,7 @@
             <w:noProof/>
             <w:webHidden/>
           </w:rPr>
-          <w:t>46</w:t>
+          <w:t>47</w:t>
         </w:r>
         <w:r>
           <w:rPr>
@@ -30168,48 +33173,23 @@
           <w:szCs w:val="22"/>
         </w:rPr>
       </w:pPr>
-      <w:hyperlink w:anchor="_Toc182069584" w:history="1">
+      <w:hyperlink w:anchor="_Toc201496428" w:history="1">
         <w:r>
           <w:rPr>
             <w:rStyle w:val="a5"/>
             <w:rFonts w:eastAsiaTheme="majorEastAsia"/>
             <w:noProof/>
           </w:rPr>
-          <w:t xml:space="preserve">Рисунок </w:t>
+          <w:t>Рисунок 12</w:t>
         </w:r>
         <w:r>
           <w:rPr>
             <w:rStyle w:val="a5"/>
             <w:rFonts w:eastAsiaTheme="majorEastAsia"/>
             <w:noProof/>
-            <w:lang w:val="en-US"/>
-          </w:rPr>
-          <w:t>13</w:t>
-        </w:r>
-        <w:r>
-          <w:rPr>
-            <w:rStyle w:val="a5"/>
-            <w:rFonts w:eastAsiaTheme="majorEastAsia"/>
-            <w:noProof/>
           </w:rPr>
           <w:noBreakHyphen/>
-        </w:r>
-        <w:r>
-          <w:rPr>
-            <w:rStyle w:val="a5"/>
-            <w:rFonts w:eastAsiaTheme="majorEastAsia"/>
-            <w:noProof/>
-            <w:lang w:val="en-US"/>
-          </w:rPr>
-          <w:t>1</w:t>
-        </w:r>
-        <w:r>
-          <w:rPr>
-            <w:rStyle w:val="a5"/>
-            <w:rFonts w:eastAsiaTheme="majorEastAsia"/>
-            <w:noProof/>
-          </w:rPr>
-          <w:t>. Кнопка построения диаграммы типа «момент-кривизна»</w:t>
+          <w:t>10. Графические результаты расчета ширины раскрытия трещин для сечения по выбранному воздействию</w:t>
         </w:r>
         <w:r>
           <w:rPr>
@@ -30230,7 +33210,7 @@
             <w:noProof/>
             <w:webHidden/>
           </w:rPr>
-          <w:instrText xml:space="preserve"> PAGEREF _Toc182069584 \h </w:instrText>
+          <w:instrText xml:space="preserve"> PAGEREF _Toc201496428 \h </w:instrText>
         </w:r>
         <w:r>
           <w:rPr>
@@ -30275,7 +33255,7 @@
           <w:szCs w:val="22"/>
         </w:rPr>
       </w:pPr>
-      <w:hyperlink w:anchor="_Toc182069585" w:history="1">
+      <w:hyperlink w:anchor="_Toc201496429" w:history="1">
         <w:r>
           <w:rPr>
             <w:rStyle w:val="a5"/>
@@ -30308,7 +33288,7 @@
             <w:noProof/>
             <w:lang w:val="en-US"/>
           </w:rPr>
-          <w:t>2</w:t>
+          <w:t>1</w:t>
         </w:r>
         <w:r>
           <w:rPr>
@@ -30316,7 +33296,7 @@
             <w:rFonts w:eastAsiaTheme="majorEastAsia"/>
             <w:noProof/>
           </w:rPr>
-          <w:t>. Окно свойств интерполяции усилий</w:t>
+          <w:t>. Кнопка построения диаграммы типа «момент-кривизна»</w:t>
         </w:r>
         <w:r>
           <w:rPr>
@@ -30337,7 +33317,7 @@
             <w:noProof/>
             <w:webHidden/>
           </w:rPr>
-          <w:instrText xml:space="preserve"> PAGEREF _Toc182069585 \h </w:instrText>
+          <w:instrText xml:space="preserve"> PAGEREF _Toc201496429 \h </w:instrText>
         </w:r>
         <w:r>
           <w:rPr>
@@ -30382,7 +33362,7 @@
           <w:szCs w:val="22"/>
         </w:rPr>
       </w:pPr>
-      <w:hyperlink w:anchor="_Toc182069586" w:history="1">
+      <w:hyperlink w:anchor="_Toc201496430" w:history="1">
         <w:r>
           <w:rPr>
             <w:rStyle w:val="a5"/>
@@ -30415,7 +33395,7 @@
             <w:noProof/>
             <w:lang w:val="en-US"/>
           </w:rPr>
-          <w:t>3</w:t>
+          <w:t>2</w:t>
         </w:r>
         <w:r>
           <w:rPr>
@@ -30423,7 +33403,7 @@
             <w:rFonts w:eastAsiaTheme="majorEastAsia"/>
             <w:noProof/>
           </w:rPr>
-          <w:t>. Характерная диаграмма «момент-кривизна» для сечения железобетонного элемента с трещиной</w:t>
+          <w:t>. Окно свойств интерполяции усилий</w:t>
         </w:r>
         <w:r>
           <w:rPr>
@@ -30444,7 +33424,7 @@
             <w:noProof/>
             <w:webHidden/>
           </w:rPr>
-          <w:instrText xml:space="preserve"> PAGEREF _Toc182069586 \h </w:instrText>
+          <w:instrText xml:space="preserve"> PAGEREF _Toc201496430 \h </w:instrText>
         </w:r>
         <w:r>
           <w:rPr>
@@ -30464,7 +33444,7 @@
             <w:noProof/>
             <w:webHidden/>
           </w:rPr>
-          <w:t>48</w:t>
+          <w:t>49</w:t>
         </w:r>
         <w:r>
           <w:rPr>
@@ -30489,7 +33469,7 @@
           <w:szCs w:val="22"/>
         </w:rPr>
       </w:pPr>
-      <w:hyperlink w:anchor="_Toc182069587" w:history="1">
+      <w:hyperlink w:anchor="_Toc201496431" w:history="1">
         <w:r>
           <w:rPr>
             <w:rStyle w:val="a5"/>
@@ -30522,7 +33502,7 @@
             <w:noProof/>
             <w:lang w:val="en-US"/>
           </w:rPr>
-          <w:t>4</w:t>
+          <w:t>3</w:t>
         </w:r>
         <w:r>
           <w:rPr>
@@ -30530,7 +33510,7 @@
             <w:rFonts w:eastAsiaTheme="majorEastAsia"/>
             <w:noProof/>
           </w:rPr>
-          <w:t>. Характерный вид диаграммы «момент-кривизна» для сечения железобетонного элемента с осреднением кривизны между трещинами</w:t>
+          <w:t>. Характерная диаграмма «момент-кривизна» для сечения железобетонного элемента с трещиной</w:t>
         </w:r>
         <w:r>
           <w:rPr>
@@ -30551,7 +33531,7 @@
             <w:noProof/>
             <w:webHidden/>
           </w:rPr>
-          <w:instrText xml:space="preserve"> PAGEREF _Toc182069587 \h </w:instrText>
+          <w:instrText xml:space="preserve"> PAGEREF _Toc201496431 \h </w:instrText>
         </w:r>
         <w:r>
           <w:rPr>
@@ -30596,14 +33576,14 @@
           <w:szCs w:val="22"/>
         </w:rPr>
       </w:pPr>
-      <w:hyperlink w:anchor="_Toc182069588" w:history="1">
+      <w:hyperlink w:anchor="_Toc201496432" w:history="1">
         <w:r>
           <w:rPr>
             <w:rStyle w:val="a5"/>
             <w:rFonts w:eastAsiaTheme="majorEastAsia"/>
             <w:noProof/>
           </w:rPr>
-          <w:t>Рисунок</w:t>
+          <w:t xml:space="preserve">Рисунок </w:t>
         </w:r>
         <w:r>
           <w:rPr>
@@ -30612,17 +33592,32 @@
             <w:noProof/>
             <w:lang w:val="en-US"/>
           </w:rPr>
-          <w:t xml:space="preserve"> 13</w:t>
+          <w:t>13</w:t>
         </w:r>
         <w:r>
           <w:rPr>
             <w:rStyle w:val="a5"/>
             <w:rFonts w:eastAsiaTheme="majorEastAsia"/>
             <w:noProof/>
+          </w:rPr>
+          <w:noBreakHyphen/>
+        </w:r>
+        <w:r>
+          <w:rPr>
+            <w:rStyle w:val="a5"/>
+            <w:rFonts w:eastAsiaTheme="majorEastAsia"/>
+            <w:noProof/>
             <w:lang w:val="en-US"/>
           </w:rPr>
-          <w:noBreakHyphen/>
-          <w:t>5. Typical interaction diagram (for N-Mx axis) for reinforced concrete cross-section</w:t>
+          <w:t>4</w:t>
+        </w:r>
+        <w:r>
+          <w:rPr>
+            <w:rStyle w:val="a5"/>
+            <w:rFonts w:eastAsiaTheme="majorEastAsia"/>
+            <w:noProof/>
+          </w:rPr>
+          <w:t>. Характерный вид диаграммы «момент-кривизна» для сечения железобетонного элемента с осреднением кривизны между трещинами</w:t>
         </w:r>
         <w:r>
           <w:rPr>
@@ -30643,7 +33638,7 @@
             <w:noProof/>
             <w:webHidden/>
           </w:rPr>
-          <w:instrText xml:space="preserve"> PAGEREF _Toc182069588 \h </w:instrText>
+          <w:instrText xml:space="preserve"> PAGEREF _Toc201496432 \h </w:instrText>
         </w:r>
         <w:r>
           <w:rPr>
@@ -30688,14 +33683,14 @@
           <w:szCs w:val="22"/>
         </w:rPr>
       </w:pPr>
-      <w:hyperlink w:anchor="_Toc182069589" w:history="1">
+      <w:hyperlink w:anchor="_Toc201496433" w:history="1">
         <w:r>
           <w:rPr>
             <w:rStyle w:val="a5"/>
             <w:rFonts w:eastAsiaTheme="majorEastAsia"/>
             <w:noProof/>
           </w:rPr>
-          <w:t xml:space="preserve">Рисунок </w:t>
+          <w:t>Рисунок</w:t>
         </w:r>
         <w:r>
           <w:rPr>
@@ -30704,32 +33699,17 @@
             <w:noProof/>
             <w:lang w:val="en-US"/>
           </w:rPr>
-          <w:t>13</w:t>
+          <w:t xml:space="preserve"> 13</w:t>
         </w:r>
         <w:r>
           <w:rPr>
             <w:rStyle w:val="a5"/>
             <w:rFonts w:eastAsiaTheme="majorEastAsia"/>
             <w:noProof/>
+            <w:lang w:val="en-US"/>
           </w:rPr>
           <w:noBreakHyphen/>
-        </w:r>
-        <w:r>
-          <w:rPr>
-            <w:rStyle w:val="a5"/>
-            <w:rFonts w:eastAsiaTheme="majorEastAsia"/>
-            <w:noProof/>
-            <w:lang w:val="en-US"/>
-          </w:rPr>
-          <w:t>6</w:t>
-        </w:r>
-        <w:r>
-          <w:rPr>
-            <w:rStyle w:val="a5"/>
-            <w:rFonts w:eastAsiaTheme="majorEastAsia"/>
-            <w:noProof/>
-          </w:rPr>
-          <w:t>. Некачественное расположение точек на линии предельного сопротивления в результате некорректного назначения пределов диапазона</w:t>
+          <w:t>5. Typical interaction diagram (for N-Mx axis) for reinforced concrete cross-section</w:t>
         </w:r>
         <w:r>
           <w:rPr>
@@ -30750,7 +33730,7 @@
             <w:noProof/>
             <w:webHidden/>
           </w:rPr>
-          <w:instrText xml:space="preserve"> PAGEREF _Toc182069589 \h </w:instrText>
+          <w:instrText xml:space="preserve"> PAGEREF _Toc201496433 \h </w:instrText>
         </w:r>
         <w:r>
           <w:rPr>
@@ -30795,7 +33775,7 @@
           <w:szCs w:val="22"/>
         </w:rPr>
       </w:pPr>
-      <w:hyperlink w:anchor="_Toc182069590" w:history="1">
+      <w:hyperlink w:anchor="_Toc201496434" w:history="1">
         <w:r>
           <w:rPr>
             <w:rStyle w:val="a5"/>
@@ -30828,7 +33808,7 @@
             <w:noProof/>
             <w:lang w:val="en-US"/>
           </w:rPr>
-          <w:t>7</w:t>
+          <w:t>6</w:t>
         </w:r>
         <w:r>
           <w:rPr>
@@ -30836,7 +33816,7 @@
             <w:rFonts w:eastAsiaTheme="majorEastAsia"/>
             <w:noProof/>
           </w:rPr>
-          <w:t>. Качественное расположение точек линии предельного сопротивления</w:t>
+          <w:t>. Некачественное расположение точек на линии предельного сопротивления в результате некорректного назначения пределов диапазона</w:t>
         </w:r>
         <w:r>
           <w:rPr>
@@ -30857,7 +33837,7 @@
             <w:noProof/>
             <w:webHidden/>
           </w:rPr>
-          <w:instrText xml:space="preserve"> PAGEREF _Toc182069590 \h </w:instrText>
+          <w:instrText xml:space="preserve"> PAGEREF _Toc201496434 \h </w:instrText>
         </w:r>
         <w:r>
           <w:rPr>
@@ -30902,23 +33882,48 @@
           <w:szCs w:val="22"/>
         </w:rPr>
       </w:pPr>
-      <w:hyperlink w:anchor="_Toc182069591" w:history="1">
+      <w:hyperlink w:anchor="_Toc201496435" w:history="1">
         <w:r>
           <w:rPr>
             <w:rStyle w:val="a5"/>
             <w:rFonts w:eastAsiaTheme="majorEastAsia"/>
             <w:noProof/>
           </w:rPr>
-          <w:t>Рисунок 14</w:t>
+          <w:t xml:space="preserve">Рисунок </w:t>
         </w:r>
         <w:r>
           <w:rPr>
             <w:rStyle w:val="a5"/>
             <w:rFonts w:eastAsiaTheme="majorEastAsia"/>
             <w:noProof/>
+            <w:lang w:val="en-US"/>
+          </w:rPr>
+          <w:t>13</w:t>
+        </w:r>
+        <w:r>
+          <w:rPr>
+            <w:rStyle w:val="a5"/>
+            <w:rFonts w:eastAsiaTheme="majorEastAsia"/>
+            <w:noProof/>
           </w:rPr>
           <w:noBreakHyphen/>
-          <w:t>1.</w:t>
+        </w:r>
+        <w:r>
+          <w:rPr>
+            <w:rStyle w:val="a5"/>
+            <w:rFonts w:eastAsiaTheme="majorEastAsia"/>
+            <w:noProof/>
+            <w:lang w:val="en-US"/>
+          </w:rPr>
+          <w:t>7</w:t>
+        </w:r>
+        <w:r>
+          <w:rPr>
+            <w:rStyle w:val="a5"/>
+            <w:rFonts w:eastAsiaTheme="majorEastAsia"/>
+            <w:noProof/>
+          </w:rPr>
+          <w:t>. Качественное расположение точек линии предельного сопротивления</w:t>
         </w:r>
         <w:r>
           <w:rPr>
@@ -30939,7 +33944,7 @@
             <w:noProof/>
             <w:webHidden/>
           </w:rPr>
-          <w:instrText xml:space="preserve"> PAGEREF _Toc182069591 \h </w:instrText>
+          <w:instrText xml:space="preserve"> PAGEREF _Toc201496435 \h </w:instrText>
         </w:r>
         <w:r>
           <w:rPr>
@@ -30984,48 +33989,23 @@
           <w:szCs w:val="22"/>
         </w:rPr>
       </w:pPr>
-      <w:hyperlink w:anchor="_Toc182069592" w:history="1">
+      <w:hyperlink w:anchor="_Toc201496436" w:history="1">
         <w:r>
           <w:rPr>
             <w:rStyle w:val="a5"/>
             <w:rFonts w:eastAsiaTheme="majorEastAsia"/>
             <w:noProof/>
           </w:rPr>
-          <w:t xml:space="preserve">Рисунок </w:t>
+          <w:t>Рисунок 14</w:t>
         </w:r>
         <w:r>
           <w:rPr>
             <w:rStyle w:val="a5"/>
             <w:rFonts w:eastAsiaTheme="majorEastAsia"/>
             <w:noProof/>
-            <w:lang w:val="en-US"/>
-          </w:rPr>
-          <w:t>14</w:t>
-        </w:r>
-        <w:r>
-          <w:rPr>
-            <w:rStyle w:val="a5"/>
-            <w:rFonts w:eastAsiaTheme="majorEastAsia"/>
-            <w:noProof/>
           </w:rPr>
           <w:noBreakHyphen/>
-        </w:r>
-        <w:r>
-          <w:rPr>
-            <w:rStyle w:val="a5"/>
-            <w:rFonts w:eastAsiaTheme="majorEastAsia"/>
-            <w:noProof/>
-            <w:lang w:val="en-US"/>
-          </w:rPr>
-          <w:t>2</w:t>
-        </w:r>
-        <w:r>
-          <w:rPr>
-            <w:rStyle w:val="a5"/>
-            <w:rFonts w:eastAsiaTheme="majorEastAsia"/>
-            <w:noProof/>
-          </w:rPr>
-          <w:t>. Настройки шаблона для прямоугольной плиты</w:t>
+          <w:t>1.</w:t>
         </w:r>
         <w:r>
           <w:rPr>
@@ -31046,7 +34026,7 @@
             <w:noProof/>
             <w:webHidden/>
           </w:rPr>
-          <w:instrText xml:space="preserve"> PAGEREF _Toc182069592 \h </w:instrText>
+          <w:instrText xml:space="preserve"> PAGEREF _Toc201496436 \h </w:instrText>
         </w:r>
         <w:r>
           <w:rPr>
@@ -31091,23 +34071,48 @@
           <w:szCs w:val="22"/>
         </w:rPr>
       </w:pPr>
-      <w:hyperlink w:anchor="_Toc182069593" w:history="1">
+      <w:hyperlink w:anchor="_Toc201496437" w:history="1">
         <w:r>
           <w:rPr>
             <w:rStyle w:val="a5"/>
             <w:rFonts w:eastAsiaTheme="majorEastAsia"/>
             <w:noProof/>
           </w:rPr>
-          <w:t>Рисунок 14</w:t>
+          <w:t xml:space="preserve">Рисунок </w:t>
         </w:r>
         <w:r>
           <w:rPr>
             <w:rStyle w:val="a5"/>
             <w:rFonts w:eastAsiaTheme="majorEastAsia"/>
             <w:noProof/>
+            <w:lang w:val="en-US"/>
+          </w:rPr>
+          <w:t>14</w:t>
+        </w:r>
+        <w:r>
+          <w:rPr>
+            <w:rStyle w:val="a5"/>
+            <w:rFonts w:eastAsiaTheme="majorEastAsia"/>
+            <w:noProof/>
           </w:rPr>
           <w:noBreakHyphen/>
-          <w:t>3. Поперечное сечение круглопустотной плиты</w:t>
+        </w:r>
+        <w:r>
+          <w:rPr>
+            <w:rStyle w:val="a5"/>
+            <w:rFonts w:eastAsiaTheme="majorEastAsia"/>
+            <w:noProof/>
+            <w:lang w:val="en-US"/>
+          </w:rPr>
+          <w:t>2</w:t>
+        </w:r>
+        <w:r>
+          <w:rPr>
+            <w:rStyle w:val="a5"/>
+            <w:rFonts w:eastAsiaTheme="majorEastAsia"/>
+            <w:noProof/>
+          </w:rPr>
+          <w:t>. Настройки шаблона для прямоугольной плиты</w:t>
         </w:r>
         <w:r>
           <w:rPr>
@@ -31128,7 +34133,7 @@
             <w:noProof/>
             <w:webHidden/>
           </w:rPr>
-          <w:instrText xml:space="preserve"> PAGEREF _Toc182069593 \h </w:instrText>
+          <w:instrText xml:space="preserve"> PAGEREF _Toc201496437 \h </w:instrText>
         </w:r>
         <w:r>
           <w:rPr>
@@ -31148,7 +34153,7 @@
             <w:noProof/>
             <w:webHidden/>
           </w:rPr>
-          <w:t>54</w:t>
+          <w:t>55</w:t>
         </w:r>
         <w:r>
           <w:rPr>
@@ -31173,48 +34178,23 @@
           <w:szCs w:val="22"/>
         </w:rPr>
       </w:pPr>
-      <w:hyperlink w:anchor="_Toc182069594" w:history="1">
+      <w:hyperlink w:anchor="_Toc201496438" w:history="1">
         <w:r>
           <w:rPr>
             <w:rStyle w:val="a5"/>
             <w:rFonts w:eastAsiaTheme="majorEastAsia"/>
             <w:noProof/>
           </w:rPr>
-          <w:t xml:space="preserve">Рисунок </w:t>
+          <w:t>Рисунок 14</w:t>
         </w:r>
         <w:r>
           <w:rPr>
             <w:rStyle w:val="a5"/>
             <w:rFonts w:eastAsiaTheme="majorEastAsia"/>
             <w:noProof/>
-            <w:lang w:val="en-US"/>
-          </w:rPr>
-          <w:t>14</w:t>
-        </w:r>
-        <w:r>
-          <w:rPr>
-            <w:rStyle w:val="a5"/>
-            <w:rFonts w:eastAsiaTheme="majorEastAsia"/>
-            <w:noProof/>
           </w:rPr>
           <w:noBreakHyphen/>
-        </w:r>
-        <w:r>
-          <w:rPr>
-            <w:rStyle w:val="a5"/>
-            <w:rFonts w:eastAsiaTheme="majorEastAsia"/>
-            <w:noProof/>
-            <w:lang w:val="en-US"/>
-          </w:rPr>
-          <w:t>4</w:t>
-        </w:r>
-        <w:r>
-          <w:rPr>
-            <w:rStyle w:val="a5"/>
-            <w:rFonts w:eastAsiaTheme="majorEastAsia"/>
-            <w:noProof/>
-          </w:rPr>
-          <w:t>. Примитивы верхней зоны, подлежащие удалению</w:t>
+          <w:t>3. Поперечное сечение круглопустотной плиты</w:t>
         </w:r>
         <w:r>
           <w:rPr>
@@ -31235,7 +34215,7 @@
             <w:noProof/>
             <w:webHidden/>
           </w:rPr>
-          <w:instrText xml:space="preserve"> PAGEREF _Toc182069594 \h </w:instrText>
+          <w:instrText xml:space="preserve"> PAGEREF _Toc201496438 \h </w:instrText>
         </w:r>
         <w:r>
           <w:rPr>
@@ -31280,23 +34260,48 @@
           <w:szCs w:val="22"/>
         </w:rPr>
       </w:pPr>
-      <w:hyperlink w:anchor="_Toc182069595" w:history="1">
+      <w:hyperlink w:anchor="_Toc201496439" w:history="1">
         <w:r>
           <w:rPr>
             <w:rStyle w:val="a5"/>
             <w:rFonts w:eastAsiaTheme="majorEastAsia"/>
             <w:noProof/>
           </w:rPr>
-          <w:t>Рисунок 14</w:t>
+          <w:t xml:space="preserve">Рисунок </w:t>
         </w:r>
         <w:r>
           <w:rPr>
             <w:rStyle w:val="a5"/>
             <w:rFonts w:eastAsiaTheme="majorEastAsia"/>
             <w:noProof/>
+            <w:lang w:val="en-US"/>
+          </w:rPr>
+          <w:t>14</w:t>
+        </w:r>
+        <w:r>
+          <w:rPr>
+            <w:rStyle w:val="a5"/>
+            <w:rFonts w:eastAsiaTheme="majorEastAsia"/>
+            <w:noProof/>
           </w:rPr>
           <w:noBreakHyphen/>
-          <w:t>5. Примитив, соответствующий пустоте плиты</w:t>
+        </w:r>
+        <w:r>
+          <w:rPr>
+            <w:rStyle w:val="a5"/>
+            <w:rFonts w:eastAsiaTheme="majorEastAsia"/>
+            <w:noProof/>
+            <w:lang w:val="en-US"/>
+          </w:rPr>
+          <w:t>4</w:t>
+        </w:r>
+        <w:r>
+          <w:rPr>
+            <w:rStyle w:val="a5"/>
+            <w:rFonts w:eastAsiaTheme="majorEastAsia"/>
+            <w:noProof/>
+          </w:rPr>
+          <w:t>. Примитивы верхней зоны, подлежащие удалению</w:t>
         </w:r>
         <w:r>
           <w:rPr>
@@ -31317,7 +34322,7 @@
             <w:noProof/>
             <w:webHidden/>
           </w:rPr>
-          <w:instrText xml:space="preserve"> PAGEREF _Toc182069595 \h </w:instrText>
+          <w:instrText xml:space="preserve"> PAGEREF _Toc201496439 \h </w:instrText>
         </w:r>
         <w:r>
           <w:rPr>
@@ -31337,7 +34342,7 @@
             <w:noProof/>
             <w:webHidden/>
           </w:rPr>
-          <w:t>55</w:t>
+          <w:t>56</w:t>
         </w:r>
         <w:r>
           <w:rPr>
@@ -31362,7 +34367,7 @@
           <w:szCs w:val="22"/>
         </w:rPr>
       </w:pPr>
-      <w:hyperlink w:anchor="_Toc182069596" w:history="1">
+      <w:hyperlink w:anchor="_Toc201496440" w:history="1">
         <w:r>
           <w:rPr>
             <w:rStyle w:val="a5"/>
@@ -31378,7 +34383,7 @@
             <w:noProof/>
           </w:rPr>
           <w:noBreakHyphen/>
-          <w:t>6. Расположение примитивов для пустот</w:t>
+          <w:t>5. Примитив, соответствующий пустоте плиты</w:t>
         </w:r>
         <w:r>
           <w:rPr>
@@ -31399,7 +34404,7 @@
             <w:noProof/>
             <w:webHidden/>
           </w:rPr>
-          <w:instrText xml:space="preserve"> PAGEREF _Toc182069596 \h </w:instrText>
+          <w:instrText xml:space="preserve"> PAGEREF _Toc201496440 \h </w:instrText>
         </w:r>
         <w:r>
           <w:rPr>
@@ -31444,7 +34449,7 @@
           <w:szCs w:val="22"/>
         </w:rPr>
       </w:pPr>
-      <w:hyperlink w:anchor="_Toc182069597" w:history="1">
+      <w:hyperlink w:anchor="_Toc201496441" w:history="1">
         <w:r>
           <w:rPr>
             <w:rStyle w:val="a5"/>
@@ -31460,7 +34465,7 @@
             <w:noProof/>
           </w:rPr>
           <w:noBreakHyphen/>
-          <w:t>7. Ввод параметров предварительного напряжения для арматуры</w:t>
+          <w:t>6. Расположение примитивов для пустот</w:t>
         </w:r>
         <w:r>
           <w:rPr>
@@ -31481,7 +34486,7 @@
             <w:noProof/>
             <w:webHidden/>
           </w:rPr>
-          <w:instrText xml:space="preserve"> PAGEREF _Toc182069597 \h </w:instrText>
+          <w:instrText xml:space="preserve"> PAGEREF _Toc201496441 \h </w:instrText>
         </w:r>
         <w:r>
           <w:rPr>
@@ -31501,7 +34506,7 @@
             <w:noProof/>
             <w:webHidden/>
           </w:rPr>
-          <w:t>56</w:t>
+          <w:t>57</w:t>
         </w:r>
         <w:r>
           <w:rPr>
@@ -31526,7 +34531,7 @@
           <w:szCs w:val="22"/>
         </w:rPr>
       </w:pPr>
-      <w:hyperlink w:anchor="_Toc182069598" w:history="1">
+      <w:hyperlink w:anchor="_Toc201496442" w:history="1">
         <w:r>
           <w:rPr>
             <w:rStyle w:val="a5"/>
@@ -31542,7 +34547,7 @@
             <w:noProof/>
           </w:rPr>
           <w:noBreakHyphen/>
-          <w:t>8. Ввод данных для воздействия по коэффициентам надежности</w:t>
+          <w:t>7. Ввод параметров предварительного напряжения для арматуры</w:t>
         </w:r>
         <w:r>
           <w:rPr>
@@ -31563,7 +34568,7 @@
             <w:noProof/>
             <w:webHidden/>
           </w:rPr>
-          <w:instrText xml:space="preserve"> PAGEREF _Toc182069598 \h </w:instrText>
+          <w:instrText xml:space="preserve"> PAGEREF _Toc201496442 \h </w:instrText>
         </w:r>
         <w:r>
           <w:rPr>
@@ -31608,7 +34613,7 @@
           <w:szCs w:val="22"/>
         </w:rPr>
       </w:pPr>
-      <w:hyperlink w:anchor="_Toc182069599" w:history="1">
+      <w:hyperlink w:anchor="_Toc201496443" w:history="1">
         <w:r>
           <w:rPr>
             <w:rStyle w:val="a5"/>
@@ -31624,7 +34629,7 @@
             <w:noProof/>
           </w:rPr>
           <w:noBreakHyphen/>
-          <w:t>9. Добавление примитивов, соответствующих пустотам в калькулятор воздействий</w:t>
+          <w:t>8. Ввод данных для воздействия по коэффициентам надежности</w:t>
         </w:r>
         <w:r>
           <w:rPr>
@@ -31645,7 +34650,7 @@
             <w:noProof/>
             <w:webHidden/>
           </w:rPr>
-          <w:instrText xml:space="preserve"> PAGEREF _Toc182069599 \h </w:instrText>
+          <w:instrText xml:space="preserve"> PAGEREF _Toc201496443 \h </w:instrText>
         </w:r>
         <w:r>
           <w:rPr>
@@ -31665,7 +34670,7 @@
             <w:noProof/>
             <w:webHidden/>
           </w:rPr>
-          <w:t>57</w:t>
+          <w:t>58</w:t>
         </w:r>
         <w:r>
           <w:rPr>
@@ -31690,48 +34695,23 @@
           <w:szCs w:val="22"/>
         </w:rPr>
       </w:pPr>
-      <w:hyperlink w:anchor="_Toc182069600" w:history="1">
+      <w:hyperlink w:anchor="_Toc201496444" w:history="1">
         <w:r>
           <w:rPr>
             <w:rStyle w:val="a5"/>
             <w:rFonts w:eastAsiaTheme="majorEastAsia"/>
             <w:noProof/>
           </w:rPr>
-          <w:t xml:space="preserve">Рисунок </w:t>
+          <w:t>Рисунок 14</w:t>
         </w:r>
         <w:r>
           <w:rPr>
             <w:rStyle w:val="a5"/>
             <w:rFonts w:eastAsiaTheme="majorEastAsia"/>
             <w:noProof/>
-            <w:lang w:val="en-US"/>
-          </w:rPr>
-          <w:t>14</w:t>
-        </w:r>
-        <w:r>
-          <w:rPr>
-            <w:rStyle w:val="a5"/>
-            <w:rFonts w:eastAsiaTheme="majorEastAsia"/>
-            <w:noProof/>
           </w:rPr>
           <w:noBreakHyphen/>
-        </w:r>
-        <w:r>
-          <w:rPr>
-            <w:rStyle w:val="a5"/>
-            <w:rFonts w:eastAsiaTheme="majorEastAsia"/>
-            <w:noProof/>
-            <w:lang w:val="en-US"/>
-          </w:rPr>
-          <w:t>10</w:t>
-        </w:r>
-        <w:r>
-          <w:rPr>
-            <w:rStyle w:val="a5"/>
-            <w:rFonts w:eastAsiaTheme="majorEastAsia"/>
-            <w:noProof/>
-          </w:rPr>
-          <w:t>. Результаты расчета заданного сечения</w:t>
+          <w:t>9. Добавление примитивов, соответствующих пустотам в калькулятор воздействий</w:t>
         </w:r>
         <w:r>
           <w:rPr>
@@ -31752,7 +34732,7 @@
             <w:noProof/>
             <w:webHidden/>
           </w:rPr>
-          <w:instrText xml:space="preserve"> PAGEREF _Toc182069600 \h </w:instrText>
+          <w:instrText xml:space="preserve"> PAGEREF _Toc201496444 \h </w:instrText>
         </w:r>
         <w:r>
           <w:rPr>
@@ -31797,7 +34777,7 @@
           <w:szCs w:val="22"/>
         </w:rPr>
       </w:pPr>
-      <w:hyperlink w:anchor="_Toc182069601" w:history="1">
+      <w:hyperlink w:anchor="_Toc201496445" w:history="1">
         <w:r>
           <w:rPr>
             <w:rStyle w:val="a5"/>
@@ -31830,7 +34810,7 @@
             <w:noProof/>
             <w:lang w:val="en-US"/>
           </w:rPr>
-          <w:t>11</w:t>
+          <w:t>10</w:t>
         </w:r>
         <w:r>
           <w:rPr>
@@ -31838,7 +34818,7 @@
             <w:rFonts w:eastAsiaTheme="majorEastAsia"/>
             <w:noProof/>
           </w:rPr>
-          <w:t>. Настройки окна интерполяции</w:t>
+          <w:t>. Результаты расчета заданного сечения</w:t>
         </w:r>
         <w:r>
           <w:rPr>
@@ -31859,7 +34839,7 @@
             <w:noProof/>
             <w:webHidden/>
           </w:rPr>
-          <w:instrText xml:space="preserve"> PAGEREF _Toc182069601 \h </w:instrText>
+          <w:instrText xml:space="preserve"> PAGEREF _Toc201496445 \h </w:instrText>
         </w:r>
         <w:r>
           <w:rPr>
@@ -31879,7 +34859,7 @@
             <w:noProof/>
             <w:webHidden/>
           </w:rPr>
-          <w:t>58</w:t>
+          <w:t>59</w:t>
         </w:r>
         <w:r>
           <w:rPr>
@@ -31904,7 +34884,7 @@
           <w:szCs w:val="22"/>
         </w:rPr>
       </w:pPr>
-      <w:hyperlink w:anchor="_Toc182069602" w:history="1">
+      <w:hyperlink w:anchor="_Toc201496446" w:history="1">
         <w:r>
           <w:rPr>
             <w:rStyle w:val="a5"/>
@@ -31937,7 +34917,7 @@
             <w:noProof/>
             <w:lang w:val="en-US"/>
           </w:rPr>
-          <w:t>12</w:t>
+          <w:t>11</w:t>
         </w:r>
         <w:r>
           <w:rPr>
@@ -31945,7 +34925,7 @@
             <w:rFonts w:eastAsiaTheme="majorEastAsia"/>
             <w:noProof/>
           </w:rPr>
-          <w:t>. Окно результатов после интерполяции усилий</w:t>
+          <w:t>. Настройки окна интерполяции</w:t>
         </w:r>
         <w:r>
           <w:rPr>
@@ -31966,7 +34946,7 @@
             <w:noProof/>
             <w:webHidden/>
           </w:rPr>
-          <w:instrText xml:space="preserve"> PAGEREF _Toc182069602 \h </w:instrText>
+          <w:instrText xml:space="preserve"> PAGEREF _Toc201496446 \h </w:instrText>
         </w:r>
         <w:r>
           <w:rPr>
@@ -32011,7 +34991,7 @@
           <w:szCs w:val="22"/>
         </w:rPr>
       </w:pPr>
-      <w:hyperlink w:anchor="_Toc182069603" w:history="1">
+      <w:hyperlink w:anchor="_Toc201496447" w:history="1">
         <w:r>
           <w:rPr>
             <w:rStyle w:val="a5"/>
@@ -32044,7 +35024,7 @@
             <w:noProof/>
             <w:lang w:val="en-US"/>
           </w:rPr>
-          <w:t>13</w:t>
+          <w:t>12</w:t>
         </w:r>
         <w:r>
           <w:rPr>
@@ -32052,7 +35032,7 @@
             <w:rFonts w:eastAsiaTheme="majorEastAsia"/>
             <w:noProof/>
           </w:rPr>
-          <w:t>. Изополя напряжений для рассматриваемого решения</w:t>
+          <w:t>. Окно результатов после интерполяции усилий</w:t>
         </w:r>
         <w:r>
           <w:rPr>
@@ -32073,7 +35053,7 @@
             <w:noProof/>
             <w:webHidden/>
           </w:rPr>
-          <w:instrText xml:space="preserve"> PAGEREF _Toc182069603 \h </w:instrText>
+          <w:instrText xml:space="preserve"> PAGEREF _Toc201496447 \h </w:instrText>
         </w:r>
         <w:r>
           <w:rPr>
@@ -32093,7 +35073,7 @@
             <w:noProof/>
             <w:webHidden/>
           </w:rPr>
-          <w:t>59</w:t>
+          <w:t>60</w:t>
         </w:r>
         <w:r>
           <w:rPr>
@@ -32118,20 +35098,127 @@
           <w:szCs w:val="22"/>
         </w:rPr>
       </w:pPr>
-      <w:hyperlink w:anchor="_Toc182069604" w:history="1">
+      <w:hyperlink w:anchor="_Toc201496448" w:history="1">
         <w:r>
           <w:rPr>
             <w:rStyle w:val="a5"/>
             <w:rFonts w:eastAsiaTheme="majorEastAsia"/>
             <w:noProof/>
           </w:rPr>
-          <w:t>Рисунок 14</w:t>
+          <w:t xml:space="preserve">Рисунок </w:t>
         </w:r>
         <w:r>
           <w:rPr>
             <w:rStyle w:val="a5"/>
             <w:rFonts w:eastAsiaTheme="majorEastAsia"/>
             <w:noProof/>
+            <w:lang w:val="en-US"/>
+          </w:rPr>
+          <w:t>14</w:t>
+        </w:r>
+        <w:r>
+          <w:rPr>
+            <w:rStyle w:val="a5"/>
+            <w:rFonts w:eastAsiaTheme="majorEastAsia"/>
+            <w:noProof/>
+          </w:rPr>
+          <w:noBreakHyphen/>
+        </w:r>
+        <w:r>
+          <w:rPr>
+            <w:rStyle w:val="a5"/>
+            <w:rFonts w:eastAsiaTheme="majorEastAsia"/>
+            <w:noProof/>
+            <w:lang w:val="en-US"/>
+          </w:rPr>
+          <w:t>13</w:t>
+        </w:r>
+        <w:r>
+          <w:rPr>
+            <w:rStyle w:val="a5"/>
+            <w:rFonts w:eastAsiaTheme="majorEastAsia"/>
+            <w:noProof/>
+          </w:rPr>
+          <w:t>. Изополя напряжений для рассматриваемого решения</w:t>
+        </w:r>
+        <w:r>
+          <w:rPr>
+            <w:noProof/>
+            <w:webHidden/>
+          </w:rPr>
+          <w:tab/>
+        </w:r>
+        <w:r>
+          <w:rPr>
+            <w:noProof/>
+            <w:webHidden/>
+          </w:rPr>
+          <w:fldChar w:fldCharType="begin"/>
+        </w:r>
+        <w:r>
+          <w:rPr>
+            <w:noProof/>
+            <w:webHidden/>
+          </w:rPr>
+          <w:instrText xml:space="preserve"> PAGEREF _Toc201496448 \h </w:instrText>
+        </w:r>
+        <w:r>
+          <w:rPr>
+            <w:noProof/>
+            <w:webHidden/>
+          </w:rPr>
+        </w:r>
+        <w:r>
+          <w:rPr>
+            <w:noProof/>
+            <w:webHidden/>
+          </w:rPr>
+          <w:fldChar w:fldCharType="separate"/>
+        </w:r>
+        <w:r>
+          <w:rPr>
+            <w:noProof/>
+            <w:webHidden/>
+          </w:rPr>
+          <w:t>60</w:t>
+        </w:r>
+        <w:r>
+          <w:rPr>
+            <w:noProof/>
+            <w:webHidden/>
+          </w:rPr>
+          <w:fldChar w:fldCharType="end"/>
+        </w:r>
+      </w:hyperlink>
+    </w:p>
+    <w:p>
+      <w:pPr>
+        <w:pStyle w:val="af2"/>
+        <w:tabs>
+          <w:tab w:val="right" w:leader="dot" w:pos="9912"/>
+        </w:tabs>
+        <w:rPr>
+          <w:rFonts w:asciiTheme="minorHAnsi" w:eastAsiaTheme="minorEastAsia" w:hAnsiTheme="minorHAnsi" w:cstheme="minorBidi"/>
+          <w:noProof/>
+          <w:color w:val="auto"/>
+          <w:spacing w:val="0"/>
+          <w:szCs w:val="22"/>
+        </w:rPr>
+      </w:pPr>
+      <w:hyperlink w:anchor="_Toc201496449" w:history="1">
+        <w:r>
+          <w:rPr>
+            <w:rStyle w:val="a5"/>
+            <w:rFonts w:eastAsiaTheme="majorEastAsia"/>
+            <w:noProof/>
+          </w:rPr>
+          <w:t>Рисунок 14</w:t>
+        </w:r>
+        <w:r>
+          <w:rPr>
+            <w:rStyle w:val="a5"/>
+            <w:rFonts w:eastAsiaTheme="majorEastAsia"/>
+            <w:noProof/>
           </w:rPr>
           <w:noBreakHyphen/>
           <w:t>14. Диаграмма «момент-кривизна» для рассматриваемого сечения</w:t>
@@ -32155,7 +35242,7 @@
             <w:noProof/>
             <w:webHidden/>
           </w:rPr>
-          <w:instrText xml:space="preserve"> PAGEREF _Toc182069604 \h </w:instrText>
+          <w:instrText xml:space="preserve"> PAGEREF _Toc201496449 \h </w:instrText>
         </w:r>
         <w:r>
           <w:rPr>
@@ -32175,7 +35262,909 @@
             <w:noProof/>
             <w:webHidden/>
           </w:rPr>
-          <w:t>60</w:t>
+          <w:t>61</w:t>
+        </w:r>
+        <w:r>
+          <w:rPr>
+            <w:noProof/>
+            <w:webHidden/>
+          </w:rPr>
+          <w:fldChar w:fldCharType="end"/>
+        </w:r>
+      </w:hyperlink>
+    </w:p>
+    <w:p>
+      <w:pPr>
+        <w:pStyle w:val="af2"/>
+        <w:tabs>
+          <w:tab w:val="right" w:leader="dot" w:pos="9912"/>
+        </w:tabs>
+        <w:rPr>
+          <w:rFonts w:asciiTheme="minorHAnsi" w:eastAsiaTheme="minorEastAsia" w:hAnsiTheme="minorHAnsi" w:cstheme="minorBidi"/>
+          <w:noProof/>
+          <w:color w:val="auto"/>
+          <w:spacing w:val="0"/>
+          <w:szCs w:val="22"/>
+        </w:rPr>
+      </w:pPr>
+      <w:hyperlink w:anchor="_Toc201496450" w:history="1">
+        <w:r>
+          <w:rPr>
+            <w:rStyle w:val="a5"/>
+            <w:rFonts w:eastAsiaTheme="majorEastAsia"/>
+            <w:noProof/>
+          </w:rPr>
+          <w:t>Рисунок 15</w:t>
+        </w:r>
+        <w:r>
+          <w:rPr>
+            <w:rStyle w:val="a5"/>
+            <w:rFonts w:eastAsiaTheme="majorEastAsia"/>
+            <w:noProof/>
+          </w:rPr>
+          <w:noBreakHyphen/>
+          <w:t>1. Калькулятор прочности наклонных сечений</w:t>
+        </w:r>
+        <w:r>
+          <w:rPr>
+            <w:noProof/>
+            <w:webHidden/>
+          </w:rPr>
+          <w:tab/>
+        </w:r>
+        <w:r>
+          <w:rPr>
+            <w:noProof/>
+            <w:webHidden/>
+          </w:rPr>
+          <w:fldChar w:fldCharType="begin"/>
+        </w:r>
+        <w:r>
+          <w:rPr>
+            <w:noProof/>
+            <w:webHidden/>
+          </w:rPr>
+          <w:instrText xml:space="preserve"> PAGEREF _Toc201496450 \h </w:instrText>
+        </w:r>
+        <w:r>
+          <w:rPr>
+            <w:noProof/>
+            <w:webHidden/>
+          </w:rPr>
+        </w:r>
+        <w:r>
+          <w:rPr>
+            <w:noProof/>
+            <w:webHidden/>
+          </w:rPr>
+          <w:fldChar w:fldCharType="separate"/>
+        </w:r>
+        <w:r>
+          <w:rPr>
+            <w:noProof/>
+            <w:webHidden/>
+          </w:rPr>
+          <w:t>62</w:t>
+        </w:r>
+        <w:r>
+          <w:rPr>
+            <w:noProof/>
+            <w:webHidden/>
+          </w:rPr>
+          <w:fldChar w:fldCharType="end"/>
+        </w:r>
+      </w:hyperlink>
+    </w:p>
+    <w:p>
+      <w:pPr>
+        <w:pStyle w:val="af2"/>
+        <w:tabs>
+          <w:tab w:val="right" w:leader="dot" w:pos="9912"/>
+        </w:tabs>
+        <w:rPr>
+          <w:rFonts w:asciiTheme="minorHAnsi" w:eastAsiaTheme="minorEastAsia" w:hAnsiTheme="minorHAnsi" w:cstheme="minorBidi"/>
+          <w:noProof/>
+          <w:color w:val="auto"/>
+          <w:spacing w:val="0"/>
+          <w:szCs w:val="22"/>
+        </w:rPr>
+      </w:pPr>
+      <w:hyperlink w:anchor="_Toc201496451" w:history="1">
+        <w:r>
+          <w:rPr>
+            <w:rStyle w:val="a5"/>
+            <w:rFonts w:eastAsiaTheme="majorEastAsia"/>
+            <w:noProof/>
+          </w:rPr>
+          <w:t>Рисунок 15</w:t>
+        </w:r>
+        <w:r>
+          <w:rPr>
+            <w:rStyle w:val="a5"/>
+            <w:rFonts w:eastAsiaTheme="majorEastAsia"/>
+            <w:noProof/>
+          </w:rPr>
+          <w:noBreakHyphen/>
+          <w:t>2. График зависимости действующих и предельных усилий в зависимости от длины проекции наклонного сечения</w:t>
+        </w:r>
+        <w:r>
+          <w:rPr>
+            <w:noProof/>
+            <w:webHidden/>
+          </w:rPr>
+          <w:tab/>
+        </w:r>
+        <w:r>
+          <w:rPr>
+            <w:noProof/>
+            <w:webHidden/>
+          </w:rPr>
+          <w:fldChar w:fldCharType="begin"/>
+        </w:r>
+        <w:r>
+          <w:rPr>
+            <w:noProof/>
+            <w:webHidden/>
+          </w:rPr>
+          <w:instrText xml:space="preserve"> PAGEREF _Toc201496451 \h </w:instrText>
+        </w:r>
+        <w:r>
+          <w:rPr>
+            <w:noProof/>
+            <w:webHidden/>
+          </w:rPr>
+        </w:r>
+        <w:r>
+          <w:rPr>
+            <w:noProof/>
+            <w:webHidden/>
+          </w:rPr>
+          <w:fldChar w:fldCharType="separate"/>
+        </w:r>
+        <w:r>
+          <w:rPr>
+            <w:noProof/>
+            <w:webHidden/>
+          </w:rPr>
+          <w:t>63</w:t>
+        </w:r>
+        <w:r>
+          <w:rPr>
+            <w:noProof/>
+            <w:webHidden/>
+          </w:rPr>
+          <w:fldChar w:fldCharType="end"/>
+        </w:r>
+      </w:hyperlink>
+    </w:p>
+    <w:p>
+      <w:pPr>
+        <w:pStyle w:val="af2"/>
+        <w:tabs>
+          <w:tab w:val="right" w:leader="dot" w:pos="9912"/>
+        </w:tabs>
+        <w:rPr>
+          <w:rFonts w:asciiTheme="minorHAnsi" w:eastAsiaTheme="minorEastAsia" w:hAnsiTheme="minorHAnsi" w:cstheme="minorBidi"/>
+          <w:noProof/>
+          <w:color w:val="auto"/>
+          <w:spacing w:val="0"/>
+          <w:szCs w:val="22"/>
+        </w:rPr>
+      </w:pPr>
+      <w:hyperlink w:anchor="_Toc201496452" w:history="1">
+        <w:r>
+          <w:rPr>
+            <w:rStyle w:val="a5"/>
+            <w:rFonts w:eastAsiaTheme="majorEastAsia"/>
+            <w:noProof/>
+          </w:rPr>
+          <w:t>Рисунок 15</w:t>
+        </w:r>
+        <w:r>
+          <w:rPr>
+            <w:rStyle w:val="a5"/>
+            <w:rFonts w:eastAsiaTheme="majorEastAsia"/>
+            <w:noProof/>
+          </w:rPr>
+          <w:noBreakHyphen/>
+          <w:t>3. График зависимости несущей способности по бетону и арматуре в зависимости от относительного значения длины проекции наклонной трещины</w:t>
+        </w:r>
+        <w:r>
+          <w:rPr>
+            <w:noProof/>
+            <w:webHidden/>
+          </w:rPr>
+          <w:tab/>
+        </w:r>
+        <w:r>
+          <w:rPr>
+            <w:noProof/>
+            <w:webHidden/>
+          </w:rPr>
+          <w:fldChar w:fldCharType="begin"/>
+        </w:r>
+        <w:r>
+          <w:rPr>
+            <w:noProof/>
+            <w:webHidden/>
+          </w:rPr>
+          <w:instrText xml:space="preserve"> PAGEREF _Toc201496452 \h </w:instrText>
+        </w:r>
+        <w:r>
+          <w:rPr>
+            <w:noProof/>
+            <w:webHidden/>
+          </w:rPr>
+        </w:r>
+        <w:r>
+          <w:rPr>
+            <w:noProof/>
+            <w:webHidden/>
+          </w:rPr>
+          <w:fldChar w:fldCharType="separate"/>
+        </w:r>
+        <w:r>
+          <w:rPr>
+            <w:noProof/>
+            <w:webHidden/>
+          </w:rPr>
+          <w:t>63</w:t>
+        </w:r>
+        <w:r>
+          <w:rPr>
+            <w:noProof/>
+            <w:webHidden/>
+          </w:rPr>
+          <w:fldChar w:fldCharType="end"/>
+        </w:r>
+      </w:hyperlink>
+    </w:p>
+    <w:p>
+      <w:pPr>
+        <w:pStyle w:val="af2"/>
+        <w:tabs>
+          <w:tab w:val="right" w:leader="dot" w:pos="9912"/>
+        </w:tabs>
+        <w:rPr>
+          <w:rFonts w:asciiTheme="minorHAnsi" w:eastAsiaTheme="minorEastAsia" w:hAnsiTheme="minorHAnsi" w:cstheme="minorBidi"/>
+          <w:noProof/>
+          <w:color w:val="auto"/>
+          <w:spacing w:val="0"/>
+          <w:szCs w:val="22"/>
+        </w:rPr>
+      </w:pPr>
+      <w:hyperlink w:anchor="_Toc201496453" w:history="1">
+        <w:r>
+          <w:rPr>
+            <w:rStyle w:val="a5"/>
+            <w:rFonts w:eastAsiaTheme="majorEastAsia"/>
+            <w:noProof/>
+          </w:rPr>
+          <w:t>Рисунок 15</w:t>
+        </w:r>
+        <w:r>
+          <w:rPr>
+            <w:rStyle w:val="a5"/>
+            <w:rFonts w:eastAsiaTheme="majorEastAsia"/>
+            <w:noProof/>
+          </w:rPr>
+          <w:noBreakHyphen/>
+          <w:t>4. Внешнее усилие</w:t>
+        </w:r>
+        <w:r>
+          <w:rPr>
+            <w:noProof/>
+            <w:webHidden/>
+          </w:rPr>
+          <w:tab/>
+        </w:r>
+        <w:r>
+          <w:rPr>
+            <w:noProof/>
+            <w:webHidden/>
+          </w:rPr>
+          <w:fldChar w:fldCharType="begin"/>
+        </w:r>
+        <w:r>
+          <w:rPr>
+            <w:noProof/>
+            <w:webHidden/>
+          </w:rPr>
+          <w:instrText xml:space="preserve"> PAGEREF _Toc201496453 \h </w:instrText>
+        </w:r>
+        <w:r>
+          <w:rPr>
+            <w:noProof/>
+            <w:webHidden/>
+          </w:rPr>
+        </w:r>
+        <w:r>
+          <w:rPr>
+            <w:noProof/>
+            <w:webHidden/>
+          </w:rPr>
+          <w:fldChar w:fldCharType="separate"/>
+        </w:r>
+        <w:r>
+          <w:rPr>
+            <w:noProof/>
+            <w:webHidden/>
+          </w:rPr>
+          <w:t>63</w:t>
+        </w:r>
+        <w:r>
+          <w:rPr>
+            <w:noProof/>
+            <w:webHidden/>
+          </w:rPr>
+          <w:fldChar w:fldCharType="end"/>
+        </w:r>
+      </w:hyperlink>
+    </w:p>
+    <w:p>
+      <w:pPr>
+        <w:pStyle w:val="af2"/>
+        <w:tabs>
+          <w:tab w:val="right" w:leader="dot" w:pos="9912"/>
+        </w:tabs>
+        <w:rPr>
+          <w:rFonts w:asciiTheme="minorHAnsi" w:eastAsiaTheme="minorEastAsia" w:hAnsiTheme="minorHAnsi" w:cstheme="minorBidi"/>
+          <w:noProof/>
+          <w:color w:val="auto"/>
+          <w:spacing w:val="0"/>
+          <w:szCs w:val="22"/>
+        </w:rPr>
+      </w:pPr>
+      <w:hyperlink w:anchor="_Toc201496454" w:history="1">
+        <w:r>
+          <w:rPr>
+            <w:rStyle w:val="a5"/>
+            <w:rFonts w:eastAsiaTheme="majorEastAsia"/>
+            <w:noProof/>
+          </w:rPr>
+          <w:t>Рисунок 15</w:t>
+        </w:r>
+        <w:r>
+          <w:rPr>
+            <w:rStyle w:val="a5"/>
+            <w:rFonts w:eastAsiaTheme="majorEastAsia"/>
+            <w:noProof/>
+          </w:rPr>
+          <w:noBreakHyphen/>
+          <w:t>5. Внутреннее усилие</w:t>
+        </w:r>
+        <w:r>
+          <w:rPr>
+            <w:noProof/>
+            <w:webHidden/>
+          </w:rPr>
+          <w:tab/>
+        </w:r>
+        <w:r>
+          <w:rPr>
+            <w:noProof/>
+            <w:webHidden/>
+          </w:rPr>
+          <w:fldChar w:fldCharType="begin"/>
+        </w:r>
+        <w:r>
+          <w:rPr>
+            <w:noProof/>
+            <w:webHidden/>
+          </w:rPr>
+          <w:instrText xml:space="preserve"> PAGEREF _Toc201496454 \h </w:instrText>
+        </w:r>
+        <w:r>
+          <w:rPr>
+            <w:noProof/>
+            <w:webHidden/>
+          </w:rPr>
+        </w:r>
+        <w:r>
+          <w:rPr>
+            <w:noProof/>
+            <w:webHidden/>
+          </w:rPr>
+          <w:fldChar w:fldCharType="separate"/>
+        </w:r>
+        <w:r>
+          <w:rPr>
+            <w:noProof/>
+            <w:webHidden/>
+          </w:rPr>
+          <w:t>64</w:t>
+        </w:r>
+        <w:r>
+          <w:rPr>
+            <w:noProof/>
+            <w:webHidden/>
+          </w:rPr>
+          <w:fldChar w:fldCharType="end"/>
+        </w:r>
+      </w:hyperlink>
+    </w:p>
+    <w:p>
+      <w:pPr>
+        <w:pStyle w:val="af2"/>
+        <w:tabs>
+          <w:tab w:val="right" w:leader="dot" w:pos="9912"/>
+        </w:tabs>
+        <w:rPr>
+          <w:rFonts w:asciiTheme="minorHAnsi" w:eastAsiaTheme="minorEastAsia" w:hAnsiTheme="minorHAnsi" w:cstheme="minorBidi"/>
+          <w:noProof/>
+          <w:color w:val="auto"/>
+          <w:spacing w:val="0"/>
+          <w:szCs w:val="22"/>
+        </w:rPr>
+      </w:pPr>
+      <w:hyperlink w:anchor="_Toc201496455" w:history="1">
+        <w:r>
+          <w:rPr>
+            <w:rStyle w:val="a5"/>
+            <w:rFonts w:eastAsiaTheme="majorEastAsia"/>
+            <w:noProof/>
+          </w:rPr>
+          <w:t>Рисунок 15</w:t>
+        </w:r>
+        <w:r>
+          <w:rPr>
+            <w:rStyle w:val="a5"/>
+            <w:rFonts w:eastAsiaTheme="majorEastAsia"/>
+            <w:noProof/>
+          </w:rPr>
+          <w:noBreakHyphen/>
+          <w:t>6. Общие свойства пролетных нагрузок</w:t>
+        </w:r>
+        <w:r>
+          <w:rPr>
+            <w:noProof/>
+            <w:webHidden/>
+          </w:rPr>
+          <w:tab/>
+        </w:r>
+        <w:r>
+          <w:rPr>
+            <w:noProof/>
+            <w:webHidden/>
+          </w:rPr>
+          <w:fldChar w:fldCharType="begin"/>
+        </w:r>
+        <w:r>
+          <w:rPr>
+            <w:noProof/>
+            <w:webHidden/>
+          </w:rPr>
+          <w:instrText xml:space="preserve"> PAGEREF _Toc201496455 \h </w:instrText>
+        </w:r>
+        <w:r>
+          <w:rPr>
+            <w:noProof/>
+            <w:webHidden/>
+          </w:rPr>
+        </w:r>
+        <w:r>
+          <w:rPr>
+            <w:noProof/>
+            <w:webHidden/>
+          </w:rPr>
+          <w:fldChar w:fldCharType="separate"/>
+        </w:r>
+        <w:r>
+          <w:rPr>
+            <w:noProof/>
+            <w:webHidden/>
+          </w:rPr>
+          <w:t>64</w:t>
+        </w:r>
+        <w:r>
+          <w:rPr>
+            <w:noProof/>
+            <w:webHidden/>
+          </w:rPr>
+          <w:fldChar w:fldCharType="end"/>
+        </w:r>
+      </w:hyperlink>
+    </w:p>
+    <w:p>
+      <w:pPr>
+        <w:pStyle w:val="af2"/>
+        <w:tabs>
+          <w:tab w:val="right" w:leader="dot" w:pos="9912"/>
+        </w:tabs>
+        <w:rPr>
+          <w:rFonts w:asciiTheme="minorHAnsi" w:eastAsiaTheme="minorEastAsia" w:hAnsiTheme="minorHAnsi" w:cstheme="minorBidi"/>
+          <w:noProof/>
+          <w:color w:val="auto"/>
+          <w:spacing w:val="0"/>
+          <w:szCs w:val="22"/>
+        </w:rPr>
+      </w:pPr>
+      <w:hyperlink w:anchor="_Toc201496456" w:history="1">
+        <w:r>
+          <w:rPr>
+            <w:rStyle w:val="a5"/>
+            <w:rFonts w:eastAsiaTheme="majorEastAsia"/>
+            <w:noProof/>
+          </w:rPr>
+          <w:t>Рисунок 15</w:t>
+        </w:r>
+        <w:r>
+          <w:rPr>
+            <w:rStyle w:val="a5"/>
+            <w:rFonts w:eastAsiaTheme="majorEastAsia"/>
+            <w:noProof/>
+          </w:rPr>
+          <w:noBreakHyphen/>
+          <w:t>7. Свойства равномерно распределенной нагрузки</w:t>
+        </w:r>
+        <w:r>
+          <w:rPr>
+            <w:noProof/>
+            <w:webHidden/>
+          </w:rPr>
+          <w:tab/>
+        </w:r>
+        <w:r>
+          <w:rPr>
+            <w:noProof/>
+            <w:webHidden/>
+          </w:rPr>
+          <w:fldChar w:fldCharType="begin"/>
+        </w:r>
+        <w:r>
+          <w:rPr>
+            <w:noProof/>
+            <w:webHidden/>
+          </w:rPr>
+          <w:instrText xml:space="preserve"> PAGEREF _Toc201496456 \h </w:instrText>
+        </w:r>
+        <w:r>
+          <w:rPr>
+            <w:noProof/>
+            <w:webHidden/>
+          </w:rPr>
+        </w:r>
+        <w:r>
+          <w:rPr>
+            <w:noProof/>
+            <w:webHidden/>
+          </w:rPr>
+          <w:fldChar w:fldCharType="separate"/>
+        </w:r>
+        <w:r>
+          <w:rPr>
+            <w:noProof/>
+            <w:webHidden/>
+          </w:rPr>
+          <w:t>64</w:t>
+        </w:r>
+        <w:r>
+          <w:rPr>
+            <w:noProof/>
+            <w:webHidden/>
+          </w:rPr>
+          <w:fldChar w:fldCharType="end"/>
+        </w:r>
+      </w:hyperlink>
+    </w:p>
+    <w:p>
+      <w:pPr>
+        <w:pStyle w:val="af2"/>
+        <w:tabs>
+          <w:tab w:val="right" w:leader="dot" w:pos="9912"/>
+        </w:tabs>
+        <w:rPr>
+          <w:rFonts w:asciiTheme="minorHAnsi" w:eastAsiaTheme="minorEastAsia" w:hAnsiTheme="minorHAnsi" w:cstheme="minorBidi"/>
+          <w:noProof/>
+          <w:color w:val="auto"/>
+          <w:spacing w:val="0"/>
+          <w:szCs w:val="22"/>
+        </w:rPr>
+      </w:pPr>
+      <w:hyperlink w:anchor="_Toc201496457" w:history="1">
+        <w:r>
+          <w:rPr>
+            <w:rStyle w:val="a5"/>
+            <w:rFonts w:eastAsiaTheme="majorEastAsia"/>
+            <w:noProof/>
+          </w:rPr>
+          <w:t>Рисунок 15</w:t>
+        </w:r>
+        <w:r>
+          <w:rPr>
+            <w:rStyle w:val="a5"/>
+            <w:rFonts w:eastAsiaTheme="majorEastAsia"/>
+            <w:noProof/>
+          </w:rPr>
+          <w:noBreakHyphen/>
+          <w:t>8. Свойства сосредоточенной силы</w:t>
+        </w:r>
+        <w:r>
+          <w:rPr>
+            <w:noProof/>
+            <w:webHidden/>
+          </w:rPr>
+          <w:tab/>
+        </w:r>
+        <w:r>
+          <w:rPr>
+            <w:noProof/>
+            <w:webHidden/>
+          </w:rPr>
+          <w:fldChar w:fldCharType="begin"/>
+        </w:r>
+        <w:r>
+          <w:rPr>
+            <w:noProof/>
+            <w:webHidden/>
+          </w:rPr>
+          <w:instrText xml:space="preserve"> PAGEREF _Toc201496457 \h </w:instrText>
+        </w:r>
+        <w:r>
+          <w:rPr>
+            <w:noProof/>
+            <w:webHidden/>
+          </w:rPr>
+        </w:r>
+        <w:r>
+          <w:rPr>
+            <w:noProof/>
+            <w:webHidden/>
+          </w:rPr>
+          <w:fldChar w:fldCharType="separate"/>
+        </w:r>
+        <w:r>
+          <w:rPr>
+            <w:noProof/>
+            <w:webHidden/>
+          </w:rPr>
+          <w:t>64</w:t>
+        </w:r>
+        <w:r>
+          <w:rPr>
+            <w:noProof/>
+            <w:webHidden/>
+          </w:rPr>
+          <w:fldChar w:fldCharType="end"/>
+        </w:r>
+      </w:hyperlink>
+    </w:p>
+    <w:p>
+      <w:pPr>
+        <w:pStyle w:val="af2"/>
+        <w:tabs>
+          <w:tab w:val="right" w:leader="dot" w:pos="9912"/>
+        </w:tabs>
+        <w:rPr>
+          <w:rFonts w:asciiTheme="minorHAnsi" w:eastAsiaTheme="minorEastAsia" w:hAnsiTheme="minorHAnsi" w:cstheme="minorBidi"/>
+          <w:noProof/>
+          <w:color w:val="auto"/>
+          <w:spacing w:val="0"/>
+          <w:szCs w:val="22"/>
+        </w:rPr>
+      </w:pPr>
+      <w:hyperlink w:anchor="_Toc201496458" w:history="1">
+        <w:r>
+          <w:rPr>
+            <w:rStyle w:val="a5"/>
+            <w:rFonts w:eastAsiaTheme="majorEastAsia"/>
+            <w:noProof/>
+          </w:rPr>
+          <w:t>Рисунок 15</w:t>
+        </w:r>
+        <w:r>
+          <w:rPr>
+            <w:rStyle w:val="a5"/>
+            <w:rFonts w:eastAsiaTheme="majorEastAsia"/>
+            <w:noProof/>
+          </w:rPr>
+          <w:noBreakHyphen/>
+          <w:t>9. Характеристики сечения</w:t>
+        </w:r>
+        <w:r>
+          <w:rPr>
+            <w:noProof/>
+            <w:webHidden/>
+          </w:rPr>
+          <w:tab/>
+        </w:r>
+        <w:r>
+          <w:rPr>
+            <w:noProof/>
+            <w:webHidden/>
+          </w:rPr>
+          <w:fldChar w:fldCharType="begin"/>
+        </w:r>
+        <w:r>
+          <w:rPr>
+            <w:noProof/>
+            <w:webHidden/>
+          </w:rPr>
+          <w:instrText xml:space="preserve"> PAGEREF _Toc201496458 \h </w:instrText>
+        </w:r>
+        <w:r>
+          <w:rPr>
+            <w:noProof/>
+            <w:webHidden/>
+          </w:rPr>
+        </w:r>
+        <w:r>
+          <w:rPr>
+            <w:noProof/>
+            <w:webHidden/>
+          </w:rPr>
+          <w:fldChar w:fldCharType="separate"/>
+        </w:r>
+        <w:r>
+          <w:rPr>
+            <w:noProof/>
+            <w:webHidden/>
+          </w:rPr>
+          <w:t>65</w:t>
+        </w:r>
+        <w:r>
+          <w:rPr>
+            <w:noProof/>
+            <w:webHidden/>
+          </w:rPr>
+          <w:fldChar w:fldCharType="end"/>
+        </w:r>
+      </w:hyperlink>
+    </w:p>
+    <w:p>
+      <w:pPr>
+        <w:pStyle w:val="af2"/>
+        <w:tabs>
+          <w:tab w:val="right" w:leader="dot" w:pos="9912"/>
+        </w:tabs>
+        <w:rPr>
+          <w:rFonts w:asciiTheme="minorHAnsi" w:eastAsiaTheme="minorEastAsia" w:hAnsiTheme="minorHAnsi" w:cstheme="minorBidi"/>
+          <w:noProof/>
+          <w:color w:val="auto"/>
+          <w:spacing w:val="0"/>
+          <w:szCs w:val="22"/>
+        </w:rPr>
+      </w:pPr>
+      <w:hyperlink w:anchor="_Toc201496459" w:history="1">
+        <w:r>
+          <w:rPr>
+            <w:rStyle w:val="a5"/>
+            <w:rFonts w:eastAsiaTheme="majorEastAsia"/>
+            <w:noProof/>
+          </w:rPr>
+          <w:t>Рисунок 15</w:t>
+        </w:r>
+        <w:r>
+          <w:rPr>
+            <w:rStyle w:val="a5"/>
+            <w:rFonts w:eastAsiaTheme="majorEastAsia"/>
+            <w:noProof/>
+          </w:rPr>
+          <w:noBreakHyphen/>
+          <w:t>10. Свойства поперечного армирования в виде интенсивности</w:t>
+        </w:r>
+        <w:r>
+          <w:rPr>
+            <w:noProof/>
+            <w:webHidden/>
+          </w:rPr>
+          <w:tab/>
+        </w:r>
+        <w:r>
+          <w:rPr>
+            <w:noProof/>
+            <w:webHidden/>
+          </w:rPr>
+          <w:fldChar w:fldCharType="begin"/>
+        </w:r>
+        <w:r>
+          <w:rPr>
+            <w:noProof/>
+            <w:webHidden/>
+          </w:rPr>
+          <w:instrText xml:space="preserve"> PAGEREF _Toc201496459 \h </w:instrText>
+        </w:r>
+        <w:r>
+          <w:rPr>
+            <w:noProof/>
+            <w:webHidden/>
+          </w:rPr>
+        </w:r>
+        <w:r>
+          <w:rPr>
+            <w:noProof/>
+            <w:webHidden/>
+          </w:rPr>
+          <w:fldChar w:fldCharType="separate"/>
+        </w:r>
+        <w:r>
+          <w:rPr>
+            <w:noProof/>
+            <w:webHidden/>
+          </w:rPr>
+          <w:t>65</w:t>
+        </w:r>
+        <w:r>
+          <w:rPr>
+            <w:noProof/>
+            <w:webHidden/>
+          </w:rPr>
+          <w:fldChar w:fldCharType="end"/>
+        </w:r>
+      </w:hyperlink>
+    </w:p>
+    <w:p>
+      <w:pPr>
+        <w:pStyle w:val="af2"/>
+        <w:tabs>
+          <w:tab w:val="right" w:leader="dot" w:pos="9912"/>
+        </w:tabs>
+        <w:rPr>
+          <w:rFonts w:asciiTheme="minorHAnsi" w:eastAsiaTheme="minorEastAsia" w:hAnsiTheme="minorHAnsi" w:cstheme="minorBidi"/>
+          <w:noProof/>
+          <w:color w:val="auto"/>
+          <w:spacing w:val="0"/>
+          <w:szCs w:val="22"/>
+        </w:rPr>
+      </w:pPr>
+      <w:hyperlink w:anchor="_Toc201496460" w:history="1">
+        <w:r>
+          <w:rPr>
+            <w:rStyle w:val="a5"/>
+            <w:rFonts w:eastAsiaTheme="majorEastAsia"/>
+            <w:noProof/>
+          </w:rPr>
+          <w:t>Рисунок 15</w:t>
+        </w:r>
+        <w:r>
+          <w:rPr>
+            <w:rStyle w:val="a5"/>
+            <w:rFonts w:eastAsiaTheme="majorEastAsia"/>
+            <w:noProof/>
+          </w:rPr>
+          <w:noBreakHyphen/>
+          <w:t>11. Свойства поперечного армирования в виде хомутов</w:t>
+        </w:r>
+        <w:r>
+          <w:rPr>
+            <w:noProof/>
+            <w:webHidden/>
+          </w:rPr>
+          <w:tab/>
+        </w:r>
+        <w:r>
+          <w:rPr>
+            <w:noProof/>
+            <w:webHidden/>
+          </w:rPr>
+          <w:fldChar w:fldCharType="begin"/>
+        </w:r>
+        <w:r>
+          <w:rPr>
+            <w:noProof/>
+            <w:webHidden/>
+          </w:rPr>
+          <w:instrText xml:space="preserve"> PAGEREF _Toc201496460 \h </w:instrText>
+        </w:r>
+        <w:r>
+          <w:rPr>
+            <w:noProof/>
+            <w:webHidden/>
+          </w:rPr>
+        </w:r>
+        <w:r>
+          <w:rPr>
+            <w:noProof/>
+            <w:webHidden/>
+          </w:rPr>
+          <w:fldChar w:fldCharType="separate"/>
+        </w:r>
+        <w:r>
+          <w:rPr>
+            <w:noProof/>
+            <w:webHidden/>
+          </w:rPr>
+          <w:t>65</w:t>
         </w:r>
         <w:r>
           <w:rPr>
@@ -32271,7 +36260,7 @@
           <w:rPr>
             <w:noProof/>
           </w:rPr>
-          <w:t>18</w:t>
+          <w:t>67</w:t>
         </w:r>
         <w:r>
           <w:fldChar w:fldCharType="end"/>
@@ -33769,6 +37758,95 @@
     </w:lvl>
   </w:abstractNum>
   <w:abstractNum w:abstractNumId="15">
+    <w:nsid w:val="66824F4A"/>
+    <w:multiLevelType w:val="hybridMultilevel"/>
+    <w:tmpl w:val="51F23958"/>
+    <w:lvl w:ilvl="0" w:tplc="A350E414">
+      <w:start w:val="1"/>
+      <w:numFmt w:val="decimal"/>
+      <w:lvlText w:val="%1."/>
+      <w:lvlJc w:val="left"/>
+      <w:pPr>
+        <w:ind w:left="1069" w:hanging="360"/>
+      </w:pPr>
+      <w:rPr>
+        <w:rFonts w:hint="default"/>
+      </w:rPr>
+    </w:lvl>
+    <w:lvl w:ilvl="1" w:tplc="04190019" w:tentative="1">
+      <w:start w:val="1"/>
+      <w:numFmt w:val="lowerLetter"/>
+      <w:lvlText w:val="%2."/>
+      <w:lvlJc w:val="left"/>
+      <w:pPr>
+        <w:ind w:left="1789" w:hanging="360"/>
+      </w:pPr>
+    </w:lvl>
+    <w:lvl w:ilvl="2" w:tplc="0419001B" w:tentative="1">
+      <w:start w:val="1"/>
+      <w:numFmt w:val="lowerRoman"/>
+      <w:lvlText w:val="%3."/>
+      <w:lvlJc w:val="right"/>
+      <w:pPr>
+        <w:ind w:left="2509" w:hanging="180"/>
+      </w:pPr>
+    </w:lvl>
+    <w:lvl w:ilvl="3" w:tplc="0419000F" w:tentative="1">
+      <w:start w:val="1"/>
+      <w:numFmt w:val="decimal"/>
+      <w:lvlText w:val="%4."/>
+      <w:lvlJc w:val="left"/>
+      <w:pPr>
+        <w:ind w:left="3229" w:hanging="360"/>
+      </w:pPr>
+    </w:lvl>
+    <w:lvl w:ilvl="4" w:tplc="04190019" w:tentative="1">
+      <w:start w:val="1"/>
+      <w:numFmt w:val="lowerLetter"/>
+      <w:lvlText w:val="%5."/>
+      <w:lvlJc w:val="left"/>
+      <w:pPr>
+        <w:ind w:left="3949" w:hanging="360"/>
+      </w:pPr>
+    </w:lvl>
+    <w:lvl w:ilvl="5" w:tplc="0419001B" w:tentative="1">
+      <w:start w:val="1"/>
+      <w:numFmt w:val="lowerRoman"/>
+      <w:lvlText w:val="%6."/>
+      <w:lvlJc w:val="right"/>
+      <w:pPr>
+        <w:ind w:left="4669" w:hanging="180"/>
+      </w:pPr>
+    </w:lvl>
+    <w:lvl w:ilvl="6" w:tplc="0419000F" w:tentative="1">
+      <w:start w:val="1"/>
+      <w:numFmt w:val="decimal"/>
+      <w:lvlText w:val="%7."/>
+      <w:lvlJc w:val="left"/>
+      <w:pPr>
+        <w:ind w:left="5389" w:hanging="360"/>
+      </w:pPr>
+    </w:lvl>
+    <w:lvl w:ilvl="7" w:tplc="04190019" w:tentative="1">
+      <w:start w:val="1"/>
+      <w:numFmt w:val="lowerLetter"/>
+      <w:lvlText w:val="%8."/>
+      <w:lvlJc w:val="left"/>
+      <w:pPr>
+        <w:ind w:left="6109" w:hanging="360"/>
+      </w:pPr>
+    </w:lvl>
+    <w:lvl w:ilvl="8" w:tplc="0419001B" w:tentative="1">
+      <w:start w:val="1"/>
+      <w:numFmt w:val="lowerRoman"/>
+      <w:lvlText w:val="%9."/>
+      <w:lvlJc w:val="right"/>
+      <w:pPr>
+        <w:ind w:left="6829" w:hanging="180"/>
+      </w:pPr>
+    </w:lvl>
+  </w:abstractNum>
+  <w:abstractNum w:abstractNumId="16">
     <w:nsid w:val="711C0D3C"/>
     <w:multiLevelType w:val="multilevel"/>
     <w:tmpl w:val="86864480"/>
@@ -33854,7 +37932,7 @@
       </w:pPr>
     </w:lvl>
   </w:abstractNum>
-  <w:abstractNum w:abstractNumId="16">
+  <w:abstractNum w:abstractNumId="17">
     <w:nsid w:val="715E71C0"/>
     <w:multiLevelType w:val="hybridMultilevel"/>
     <w:tmpl w:val="9708A2D2"/>
@@ -33966,7 +38044,7 @@
       </w:rPr>
     </w:lvl>
   </w:abstractNum>
-  <w:abstractNum w:abstractNumId="17">
+  <w:abstractNum w:abstractNumId="18">
     <w:nsid w:val="78005AE5"/>
     <w:multiLevelType w:val="hybridMultilevel"/>
     <w:tmpl w:val="7842EBBC"/>
@@ -34055,7 +38133,7 @@
       </w:pPr>
     </w:lvl>
   </w:abstractNum>
-  <w:abstractNum w:abstractNumId="18">
+  <w:abstractNum w:abstractNumId="19">
     <w:nsid w:val="7EC517A7"/>
     <w:multiLevelType w:val="multilevel"/>
     <w:tmpl w:val="03D44B2C"/>
@@ -34169,7 +38247,7 @@
     </w:lvl>
   </w:abstractNum>
   <w:num w:numId="1">
-    <w:abstractNumId w:val="16"/>
+    <w:abstractNumId w:val="17"/>
   </w:num>
   <w:num w:numId="2">
     <w:abstractNumId w:val="11"/>
@@ -34181,7 +38259,7 @@
     <w:abstractNumId w:val="1"/>
   </w:num>
   <w:num w:numId="5">
-    <w:abstractNumId w:val="17"/>
+    <w:abstractNumId w:val="18"/>
   </w:num>
   <w:num w:numId="6">
     <w:abstractNumId w:val="10"/>
@@ -34241,10 +38319,10 @@
     <w:abstractNumId w:val="2"/>
   </w:num>
   <w:num w:numId="16">
-    <w:abstractNumId w:val="18"/>
+    <w:abstractNumId w:val="19"/>
   </w:num>
   <w:num w:numId="17">
-    <w:abstractNumId w:val="15"/>
+    <w:abstractNumId w:val="16"/>
   </w:num>
   <w:num w:numId="18">
     <w:abstractNumId w:val="3"/>
@@ -34254,6 +38332,9 @@
   </w:num>
   <w:num w:numId="20">
     <w:abstractNumId w:val="14"/>
+  </w:num>
+  <w:num w:numId="21">
+    <w:abstractNumId w:val="15"/>
   </w:num>
 </w:numbering>
 </file>
@@ -36326,7 +40407,7 @@
 </file>
 
 <file path=customXml/itemProps1.xml><?xml version="1.0" encoding="utf-8"?>
-<ds:datastoreItem xmlns:ds="http://schemas.openxmlformats.org/officeDocument/2006/customXml" ds:itemID="{7BDBE585-2F64-4A75-AD9E-936780A8CE8F}">
+<ds:datastoreItem xmlns:ds="http://schemas.openxmlformats.org/officeDocument/2006/customXml" ds:itemID="{4033D580-8F27-40C3-8F81-40993AF7F7AF}">
   <ds:schemaRefs>
     <ds:schemaRef ds:uri="http://schemas.openxmlformats.org/officeDocument/2006/bibliography"/>
   </ds:schemaRefs>

--- a/StructureHelper/Documentation/Manuals/Руководство пользователя.docx
+++ b/StructureHelper/Documentation/Manuals/Руководство пользователя.docx
@@ -5532,7 +5532,15 @@
     </w:p>
     <w:p>
       <w:r>
-        <w:t>Данная лицензия разрешает лицам, получившим копию данного программного обеспечения и сопутствующей документации (далее — Программное обеспечение), безвозмездно использовать Программное обеспечение без ограничений, включая неограниченное право на использование, копирование, изменение, слияние, публикацию, распространение, сублицензирование и/или продажу копий Программного обеспечения, а также лицам, которым предоставляется данное Программное обеспечение, при соблюдении следующих условий:</w:t>
+        <w:t xml:space="preserve">Данная лицензия разрешает лицам, получившим копию данного программного обеспечения и сопутствующей документации (далее — Программное обеспечение), безвозмездно использовать Программное обеспечение без ограничений, включая неограниченное право на использование, копирование, изменение, слияние, публикацию, распространение, </w:t>
+      </w:r>
+      <w:proofErr w:type="spellStart"/>
+      <w:r>
+        <w:t>сублицензирование</w:t>
+      </w:r>
+      <w:proofErr w:type="spellEnd"/>
+      <w:r>
+        <w:t xml:space="preserve"> и/или продажу копий Программного обеспечения, а также лицам, которым предоставляется данное Программное обеспечение, при соблюдении следующих условий:</w:t>
       </w:r>
     </w:p>
     <w:p>
@@ -5817,7 +5825,15 @@
     </w:p>
     <w:p>
       <w:r>
-        <w:t>А также в группе в социальной сети «Вконтакте»</w:t>
+        <w:t>А также в группе в социальной сети «</w:t>
+      </w:r>
+      <w:proofErr w:type="spellStart"/>
+      <w:r>
+        <w:t>Вконтакте</w:t>
+      </w:r>
+      <w:proofErr w:type="spellEnd"/>
+      <w:r>
+        <w:t>»</w:t>
       </w:r>
     </w:p>
     <w:p>
@@ -5963,7 +5979,15 @@
     </w:p>
     <w:p>
       <w:r>
-        <w:t>- Запуск расчета. При запуске расчета происходит открытие модуля, связанного с данным типом расчета и производится редактирование параметров расчета непосредственно в данном модуле.</w:t>
+        <w:t xml:space="preserve">- Запуск расчета. При запуске расчета происходит открытие модуля, связанного с данным типом </w:t>
+      </w:r>
+      <w:proofErr w:type="gramStart"/>
+      <w:r>
+        <w:t>расчета</w:t>
+      </w:r>
+      <w:proofErr w:type="gramEnd"/>
+      <w:r>
+        <w:t xml:space="preserve"> и производится редактирование параметров расчета непосредственно в данном модуле.</w:t>
       </w:r>
     </w:p>
     <w:p>
@@ -6205,12 +6229,14 @@
                 <w:lang w:val="en-US"/>
               </w:rPr>
             </w:pPr>
+            <w:proofErr w:type="spellStart"/>
             <w:r>
               <w:rPr>
                 <w:lang w:val="en-US"/>
               </w:rPr>
               <w:t>Nz</w:t>
             </w:r>
+            <w:proofErr w:type="spellEnd"/>
           </w:p>
         </w:tc>
         <w:tc>
@@ -6225,12 +6251,14 @@
                 <w:lang w:val="en-US"/>
               </w:rPr>
             </w:pPr>
+            <w:proofErr w:type="spellStart"/>
             <w:r>
               <w:rPr>
                 <w:lang w:val="en-US"/>
               </w:rPr>
               <w:t>Kx</w:t>
             </w:r>
+            <w:proofErr w:type="spellEnd"/>
           </w:p>
         </w:tc>
         <w:tc>
@@ -6265,12 +6293,14 @@
                 <w:lang w:val="en-US"/>
               </w:rPr>
             </w:pPr>
+            <w:proofErr w:type="spellStart"/>
             <w:r>
               <w:rPr>
                 <w:lang w:val="en-US"/>
               </w:rPr>
               <w:t>EpsZ</w:t>
             </w:r>
+            <w:proofErr w:type="spellEnd"/>
           </w:p>
         </w:tc>
       </w:tr>
@@ -6803,12 +6833,14 @@
       <w:r>
         <w:t xml:space="preserve"> столбец </w:t>
       </w:r>
+      <w:proofErr w:type="spellStart"/>
       <w:r>
         <w:rPr>
           <w:lang w:val="en-US"/>
         </w:rPr>
         <w:t>EpsZ</w:t>
       </w:r>
+      <w:proofErr w:type="spellEnd"/>
       <w:r>
         <w:t xml:space="preserve">, а для оси </w:t>
       </w:r>
@@ -6871,7 +6903,15 @@
     </w:p>
     <w:p>
       <w:r>
-        <w:t>По каждому изополю назна</w:t>
+        <w:t xml:space="preserve">По каждому </w:t>
+      </w:r>
+      <w:proofErr w:type="spellStart"/>
+      <w:r>
+        <w:t>изополю</w:t>
+      </w:r>
+      <w:proofErr w:type="spellEnd"/>
+      <w:r>
+        <w:t xml:space="preserve"> назна</w:t>
       </w:r>
       <w:r>
         <w:t>чается разбивка на цветовые диапазоны, соответствующие числовым значениям. Цветовые диапазоны поддерживают отключение отображения – в этом случае соответствующий диапазон закрашивается серым цветом.</w:t>
@@ -6879,7 +6919,23 @@
     </w:p>
     <w:p>
       <w:r>
-        <w:t>По умолчанию цветовые диапазоны разбиваются от минимального до максимального значения по изополю, вы можете самостоятельно указать минимальное и максимальное значение для определения цветовых диапазонов. В этом случае значения, выходящие за границы диапазонов (если таковые имеются) будут выведены серым цветом. Данный подход удобно использовать, например, для обозначения растянутой зоны железобетонных элементов в которых образуется трещина.</w:t>
+        <w:t xml:space="preserve">По умолчанию цветовые диапазоны разбиваются от минимального до максимального значения по </w:t>
+      </w:r>
+      <w:proofErr w:type="spellStart"/>
+      <w:r>
+        <w:t>изополю</w:t>
+      </w:r>
+      <w:proofErr w:type="spellEnd"/>
+      <w:r>
+        <w:t xml:space="preserve">, вы можете самостоятельно указать минимальное и максимальное значение для определения цветовых диапазонов. В этом случае значения, выходящие за границы диапазонов (если таковые имеются) будут выведены серым цветом. Данный подход удобно использовать, например, для обозначения </w:t>
+      </w:r>
+      <w:proofErr w:type="gramStart"/>
+      <w:r>
+        <w:t>растянутой зоны железобетонных элементов</w:t>
+      </w:r>
+      <w:proofErr w:type="gramEnd"/>
+      <w:r>
+        <w:t xml:space="preserve"> в которых образуется трещина.</w:t>
       </w:r>
     </w:p>
     <w:p>
@@ -6893,7 +6949,15 @@
         <w:t>StructureHelper</w:t>
       </w:r>
       <w:r>
-        <w:t xml:space="preserve"> приняты по аналогии с наиболее распространенными программными комплексами – Лира, ИНЖ.ру, СКАД и т.п.</w:t>
+        <w:t xml:space="preserve"> приняты по аналогии с наиболее распространенными программными комплексами – Лира, </w:t>
+      </w:r>
+      <w:proofErr w:type="spellStart"/>
+      <w:r>
+        <w:t>ИНЖ.ру</w:t>
+      </w:r>
+      <w:proofErr w:type="spellEnd"/>
+      <w:r>
+        <w:t>, СКАД и т.п.</w:t>
       </w:r>
     </w:p>
     <w:p>
@@ -6918,12 +6982,28 @@
     </w:p>
     <w:p>
       <w:r>
-        <w:t>- сумма значений по изополю.</w:t>
-      </w:r>
-    </w:p>
-    <w:p>
-      <w:r>
-        <w:t xml:space="preserve">Также вы можете построить линию отсечения и определить сумму значений выше и ниже линии отсечения. Линия отсечения задается «в отрезках», т.е. задаются отрезки отсекаемые линией на осях </w:t>
+        <w:t xml:space="preserve">- сумма значений по </w:t>
+      </w:r>
+      <w:proofErr w:type="spellStart"/>
+      <w:r>
+        <w:t>изополю</w:t>
+      </w:r>
+      <w:proofErr w:type="spellEnd"/>
+      <w:r>
+        <w:t>.</w:t>
+      </w:r>
+    </w:p>
+    <w:p>
+      <w:r>
+        <w:t xml:space="preserve">Также вы можете построить линию отсечения и определить сумму значений выше и ниже линии отсечения. Линия отсечения задается «в отрезках», т.е. задаются </w:t>
+      </w:r>
+      <w:proofErr w:type="gramStart"/>
+      <w:r>
+        <w:t>отрезки</w:t>
+      </w:r>
+      <w:proofErr w:type="gramEnd"/>
+      <w:r>
+        <w:t xml:space="preserve"> отсекаемые линией на осях </w:t>
       </w:r>
       <w:r>
         <w:rPr>
@@ -8542,7 +8622,15 @@
     </w:p>
     <w:p>
       <w:r>
-        <w:t>Поскольку для сечения, имеющего различную жесткость элементарных участков определение суммарной площади не имеет смысла, вместо нее определяется суммарная продольная жесткость:</w:t>
+        <w:t xml:space="preserve">Поскольку для сечения, имеющего различную жесткость элементарных участков </w:t>
+      </w:r>
+      <w:proofErr w:type="gramStart"/>
+      <w:r>
+        <w:t>определение суммарной площади</w:t>
+      </w:r>
+      <w:proofErr w:type="gramEnd"/>
+      <w:r>
+        <w:t xml:space="preserve"> не имеет смысла, вместо нее определяется суммарная продольная жесткость:</w:t>
       </w:r>
     </w:p>
     <w:p>
@@ -10480,7 +10568,15 @@
         <w:t>,</w:t>
       </w:r>
       <w:r>
-        <w:t xml:space="preserve"> имеют также и наибольшее удлинение относительного окружающего бетона. Например, арматурный стержень, имеющий наибольшее относительное удлинение может находиться в отремонтированном (восстановленном) слое бетона и иметь меньшую ширину раскрытия трещины относительно других стержней (или не иметь трещины совсем).</w:t>
+        <w:t xml:space="preserve"> имеют также и наибольшее удлинение относительного окружающего бетона. Например, арматурный стержень, имеющий </w:t>
+      </w:r>
+      <w:proofErr w:type="gramStart"/>
+      <w:r>
+        <w:t>наибольшее относительное удлинение</w:t>
+      </w:r>
+      <w:proofErr w:type="gramEnd"/>
+      <w:r>
+        <w:t xml:space="preserve"> может находиться в отремонтированном (восстановленном) слое бетона и иметь меньшую ширину раскрытия трещины относительно других стержней (или не иметь трещины совсем).</w:t>
       </w:r>
     </w:p>
     <w:p>
@@ -10552,8 +10648,13 @@
       <w:bookmarkEnd w:id="16"/>
     </w:p>
     <w:p>
-      <w:r>
-        <w:t>В соответствии с требования СП 63.13330.2018 расчет на образование трещин выполняется для длительно или кратковременно действующих нагрузок, при этом диаграмма растянутого и сжатого бетона всегда принимается как для кратковременного действия нагрузки.</w:t>
+      <w:proofErr w:type="gramStart"/>
+      <w:r>
+        <w:t>В соответствии с требования</w:t>
+      </w:r>
+      <w:proofErr w:type="gramEnd"/>
+      <w:r>
+        <w:t xml:space="preserve"> СП 63.13330.2018 расчет на образование трещин выполняется для длительно или кратковременно действующих нагрузок, при этом диаграмма растянутого и сжатого бетона всегда принимается как для кратковременного действия нагрузки.</w:t>
       </w:r>
     </w:p>
     <w:p>
@@ -10673,12 +10774,15 @@
       <w:r>
         <w:t xml:space="preserve">, </w:t>
       </w:r>
+      <w:proofErr w:type="spellStart"/>
+      <w:proofErr w:type="gramStart"/>
       <w:r>
         <w:rPr>
           <w:lang w:val="en-US"/>
         </w:rPr>
         <w:t>Nz</w:t>
       </w:r>
+      <w:proofErr w:type="spellEnd"/>
       <w:r>
         <w:t>,</w:t>
       </w:r>
@@ -10688,6 +10792,7 @@
         </w:rPr>
         <w:t>a</w:t>
       </w:r>
+      <w:proofErr w:type="gramEnd"/>
       <w:r>
         <w:t>)</w:t>
       </w:r>
@@ -10742,12 +10847,14 @@
       <w:r>
         <w:t xml:space="preserve"> = 0, </w:t>
       </w:r>
+      <w:proofErr w:type="spellStart"/>
       <w:r>
         <w:rPr>
           <w:lang w:val="en-US"/>
         </w:rPr>
         <w:t>Nz</w:t>
       </w:r>
+      <w:proofErr w:type="spellEnd"/>
       <w:r>
         <w:t xml:space="preserve"> = 0</w:t>
       </w:r>
@@ -10834,7 +10941,15 @@
         <w:t>StructureHelper</w:t>
       </w:r>
       <w:r>
-        <w:t xml:space="preserve"> предварительное напряжение задается в явном виде как предварительная деформация, то усилие предварительного напряжения не нужно учитывать как внешнюю силу при расчете трещиностойкости сечения, как это принято в методе ядровых моментов.</w:t>
+        <w:t xml:space="preserve"> предварительное напряжение задается в явном виде как предварительная деформация, то усилие предварительного напряжения не нужно </w:t>
+      </w:r>
+      <w:proofErr w:type="gramStart"/>
+      <w:r>
+        <w:t>учитывать</w:t>
+      </w:r>
+      <w:proofErr w:type="gramEnd"/>
+      <w:r>
+        <w:t xml:space="preserve"> как внешнюю силу при расчете трещиностойкости сечения, как это принято в методе ядровых моментов.</w:t>
       </w:r>
     </w:p>
     <w:p>
@@ -11677,7 +11792,21 @@
         <w:rPr>
           <w:rFonts w:eastAsiaTheme="minorEastAsia"/>
         </w:rPr>
-        <w:t xml:space="preserve"> – начальное относительное удлинение бетона, вызванное его предварительным напряжением, например, от действия усадки или при более поздней укладке бетона в момент, когда сечение уже имеет некоторое напряженное состояние.</w:t>
+        <w:t xml:space="preserve"> – начальное относительное удлинение бетона, вызванное его предварительным напряжением, например, от дейс</w:t>
+      </w:r>
+      <w:proofErr w:type="spellStart"/>
+      <w:r>
+        <w:rPr>
+          <w:rFonts w:eastAsiaTheme="minorEastAsia"/>
+        </w:rPr>
+        <w:t>твия</w:t>
+      </w:r>
+      <w:proofErr w:type="spellEnd"/>
+      <w:r>
+        <w:rPr>
+          <w:rFonts w:eastAsiaTheme="minorEastAsia"/>
+        </w:rPr>
+        <w:t xml:space="preserve"> усадки или при более поздней укладке бетона в момент, когда сечение уже имеет некоторое напряженное состояние.</w:t>
       </w:r>
       <w:r>
         <w:rPr>
@@ -12227,7 +12356,21 @@
         <w:rPr>
           <w:rFonts w:eastAsiaTheme="minorEastAsia"/>
         </w:rPr>
-        <w:t xml:space="preserve"> участвует величина предварительного напряжения, то значение коэффициента </w:t>
+        <w:t xml:space="preserve"> участвует вел</w:t>
+      </w:r>
+      <w:proofErr w:type="spellStart"/>
+      <w:r>
+        <w:rPr>
+          <w:rFonts w:eastAsiaTheme="minorEastAsia"/>
+        </w:rPr>
+        <w:t>ичина</w:t>
+      </w:r>
+      <w:proofErr w:type="spellEnd"/>
+      <w:r>
+        <w:rPr>
+          <w:rFonts w:eastAsiaTheme="minorEastAsia"/>
+        </w:rPr>
+        <w:t xml:space="preserve"> предварительного напряжения, то значение коэффициента </w:t>
       </w:r>
       <m:oMath>
         <m:sSub>
@@ -12263,11 +12406,19 @@
         </w:rPr>
         <w:t xml:space="preserve"> для данных ар</w:t>
       </w:r>
+      <w:proofErr w:type="spellStart"/>
       <w:r>
         <w:rPr>
           <w:rFonts w:eastAsiaTheme="minorEastAsia"/>
         </w:rPr>
-        <w:t>матурных стержней будет разным.</w:t>
+        <w:t>матурных</w:t>
+      </w:r>
+      <w:proofErr w:type="spellEnd"/>
+      <w:r>
+        <w:rPr>
+          <w:rFonts w:eastAsiaTheme="minorEastAsia"/>
+        </w:rPr>
+        <w:t xml:space="preserve"> стержней будет разным.</w:t>
       </w:r>
     </w:p>
     <w:p>
@@ -13104,11 +13255,19 @@
         </w:rPr>
         <w:t xml:space="preserve"> для железобетонной балки, имеющей 3 стержня в растянутой (нижней) зоне, при этом для стержня в середине балки задано предваритель</w:t>
       </w:r>
+      <w:proofErr w:type="spellStart"/>
       <w:r>
         <w:rPr>
           <w:rFonts w:eastAsiaTheme="minorEastAsia"/>
         </w:rPr>
-        <w:t>ная деформация равная 0.001, для остальных стержней предварительное напряжение не предусмотрено.</w:t>
+        <w:t>ная</w:t>
+      </w:r>
+      <w:proofErr w:type="spellEnd"/>
+      <w:r>
+        <w:rPr>
+          <w:rFonts w:eastAsiaTheme="minorEastAsia"/>
+        </w:rPr>
+        <w:t xml:space="preserve"> деформация равная 0.001, для остальных стержней предварительное напряжение не предусмотрено.</w:t>
       </w:r>
     </w:p>
     <w:p>
@@ -13315,9 +13474,22 @@
       </w:r>
     </w:p>
     <w:p>
+      <w:proofErr w:type="gramStart"/>
       <w:r>
         <w:lastRenderedPageBreak/>
-        <w:t>Также как и для коэффициента, учитывающего работу растянутого бетона между трещинами пользователь может назначить постоянное значение базового расстояния между трещинами. С учетом того, что максимальное значение расстояниям между трещинами в соответствии с СП 63.13330.2018 составляет 400мм, значение принятое по умолчанию также равняется 400мм.</w:t>
+        <w:t>Также</w:t>
+      </w:r>
+      <w:proofErr w:type="gramEnd"/>
+      <w:r>
+        <w:t xml:space="preserve"> как и для коэффициента, учитывающего работу растянутого бетона между трещинами пользователь может назначить постоянное значение базового расстояния между трещинами. С учетом того, что максимальное значение расстояниям между трещинами в соответствии с СП 63.13330.2018 составляет 400мм, </w:t>
+      </w:r>
+      <w:proofErr w:type="gramStart"/>
+      <w:r>
+        <w:t>значение</w:t>
+      </w:r>
+      <w:proofErr w:type="gramEnd"/>
+      <w:r>
+        <w:t xml:space="preserve"> принятое по умолчанию также равняется 400мм.</w:t>
       </w:r>
     </w:p>
     <w:p>
@@ -14249,6 +14421,7 @@
         </w:rPr>
         <w:t xml:space="preserve"> – приведенная площадь </w:t>
       </w:r>
+      <w:proofErr w:type="spellStart"/>
       <w:r>
         <w:rPr>
           <w:rFonts w:eastAsiaTheme="minorEastAsia"/>
@@ -14256,6 +14429,7 @@
         </w:rPr>
         <w:t>i</w:t>
       </w:r>
+      <w:proofErr w:type="spellEnd"/>
       <w:r>
         <w:rPr>
           <w:rFonts w:eastAsiaTheme="minorEastAsia"/>
@@ -14444,6 +14618,7 @@
         </w:rPr>
         <w:t xml:space="preserve"> – относительная деформация </w:t>
       </w:r>
+      <w:proofErr w:type="spellStart"/>
       <w:r>
         <w:rPr>
           <w:rFonts w:eastAsiaTheme="minorEastAsia"/>
@@ -14451,6 +14626,7 @@
         </w:rPr>
         <w:t>i</w:t>
       </w:r>
+      <w:proofErr w:type="spellEnd"/>
       <w:r>
         <w:rPr>
           <w:rFonts w:eastAsiaTheme="minorEastAsia"/>
@@ -15123,7 +15299,15 @@
         </m:sSub>
       </m:oMath>
       <w:r>
-        <w:t xml:space="preserve"> - ширина раскрытия трещин от непродолжительного действия </w:t>
+        <w:t xml:space="preserve"> - ши</w:t>
+      </w:r>
+      <w:proofErr w:type="spellStart"/>
+      <w:r>
+        <w:t>рина</w:t>
+      </w:r>
+      <w:proofErr w:type="spellEnd"/>
+      <w:r>
+        <w:t xml:space="preserve"> раскрытия трещин от непродолжительного действия </w:t>
       </w:r>
       <w:r>
         <w:t>постоянных и</w:t>
@@ -15946,7 +16130,15 @@
         <w:t xml:space="preserve">, </w:t>
       </w:r>
       <w:r>
-        <w:t xml:space="preserve">когда в рассматриваемом диапазоне материал работает линейно упруго вы можете высчитать начальную </w:t>
+        <w:t xml:space="preserve">когда в рассматриваемом диапазоне материал работает линейно </w:t>
+      </w:r>
+      <w:proofErr w:type="gramStart"/>
+      <w:r>
+        <w:t>упруго</w:t>
+      </w:r>
+      <w:proofErr w:type="gramEnd"/>
+      <w:r>
+        <w:t xml:space="preserve"> вы можете высчитать начальную </w:t>
       </w:r>
       <w:r>
         <w:rPr>
@@ -16201,12 +16393,14 @@
       <w:r>
         <w:t xml:space="preserve"> (</w:t>
       </w:r>
+      <w:proofErr w:type="spellStart"/>
       <w:r>
         <w:rPr>
           <w:lang w:val="en-US"/>
         </w:rPr>
         <w:t>Kx</w:t>
       </w:r>
+      <w:proofErr w:type="spellEnd"/>
       <w:r>
         <w:t>),</w:t>
       </w:r>
@@ -17861,7 +18055,15 @@
       </w:r>
       <w:r>
         <w:lastRenderedPageBreak/>
-        <w:t>ограничивает ваши возможности по ручному созданию примитивов, материалов и т.п.. Также вы можете использовать несколько шаблонов последовательно для созданий нужного вам поперечного сечения.</w:t>
+        <w:t xml:space="preserve">ограничивает ваши возможности по ручному созданию примитивов, материалов и </w:t>
+      </w:r>
+      <w:proofErr w:type="gramStart"/>
+      <w:r>
+        <w:t>т.п..</w:t>
+      </w:r>
+      <w:proofErr w:type="gramEnd"/>
+      <w:r>
+        <w:t xml:space="preserve"> Также вы можете использовать несколько шаблонов последовательно для созданий нужного вам поперечного сечения.</w:t>
       </w:r>
     </w:p>
     <w:p>
@@ -18119,7 +18321,15 @@
         <w:t xml:space="preserve"> </w:t>
       </w:r>
       <w:r>
-        <w:t>не предусмотрено возможности задавать точки значений в произвольных точках геометрических примитивов, однако вы можете собрать сечение из примитивов таким образом, что бы получить нужные вам точки значений.</w:t>
+        <w:t xml:space="preserve">не предусмотрено возможности задавать точки значений в произвольных точках геометрических примитивов, однако вы можете собрать сечение из примитивов </w:t>
+      </w:r>
+      <w:proofErr w:type="gramStart"/>
+      <w:r>
+        <w:t>таким образом, что бы</w:t>
+      </w:r>
+      <w:proofErr w:type="gramEnd"/>
+      <w:r>
+        <w:t xml:space="preserve"> получить нужные вам точки значений.</w:t>
       </w:r>
     </w:p>
     <w:p>
@@ -18876,12 +19086,14 @@
       <w:r>
         <w:t xml:space="preserve">, </w:t>
       </w:r>
+      <w:proofErr w:type="spellStart"/>
       <w:r>
         <w:rPr>
           <w:lang w:val="en-US"/>
         </w:rPr>
         <w:t>Nz</w:t>
       </w:r>
+      <w:proofErr w:type="spellEnd"/>
       <w:r>
         <w:t xml:space="preserve"> </w:t>
       </w:r>
@@ -20521,7 +20733,15 @@
     </w:p>
     <w:p>
       <w:r>
-        <w:t>- С двухлинейной диаграммой «напряжения-деформации» (с идеальной упруго-пластической работой),</w:t>
+        <w:t xml:space="preserve">- С двухлинейной диаграммой «напряжения-деформации» (с идеальной </w:t>
+      </w:r>
+      <w:proofErr w:type="gramStart"/>
+      <w:r>
+        <w:t>упруго-пластической</w:t>
+      </w:r>
+      <w:proofErr w:type="gramEnd"/>
+      <w:r>
+        <w:t xml:space="preserve"> работой),</w:t>
       </w:r>
     </w:p>
     <w:p>
@@ -20904,8 +21124,8 @@
       <w:pPr>
         <w:pStyle w:val="ae"/>
       </w:pPr>
-      <w:bookmarkStart w:id="54" w:name="_Hlk172303975"/>
-      <w:bookmarkStart w:id="55" w:name="_Toc203333398"/>
+      <w:bookmarkStart w:id="54" w:name="_Toc203333398"/>
+      <w:bookmarkStart w:id="55" w:name="_Hlk172303975"/>
       <w:r>
         <w:t xml:space="preserve">Рисунок </w:t>
       </w:r>
@@ -20981,10 +21201,10 @@
       <w:r>
         <w:t>.</w:t>
       </w:r>
-      <w:bookmarkEnd w:id="55"/>
+      <w:bookmarkEnd w:id="54"/>
     </w:p>
     <w:bookmarkEnd w:id="53"/>
-    <w:bookmarkEnd w:id="54"/>
+    <w:bookmarkEnd w:id="55"/>
     <w:p>
       <w:pPr>
         <w:rPr>
@@ -21080,50 +21300,49 @@
       <w:r>
         <w:rPr>
           <w:noProof/>
+        </w:rPr>
+        <w:t>11</w:t>
+      </w:r>
+      <w:r>
+        <w:fldChar w:fldCharType="end"/>
+      </w:r>
+      <w:r>
+        <w:noBreakHyphen/>
+      </w:r>
+      <w:r>
+        <w:fldChar w:fldCharType="begin"/>
+      </w:r>
+      <w:r>
+        <w:instrText xml:space="preserve"> </w:instrText>
+      </w:r>
+      <w:r>
+        <w:rPr>
           <w:lang w:val="en-US"/>
         </w:rPr>
-        <w:t>11</w:t>
-      </w:r>
-      <w:r>
-        <w:fldChar w:fldCharType="end"/>
-      </w:r>
-      <w:r>
-        <w:noBreakHyphen/>
-      </w:r>
-      <w:r>
-        <w:fldChar w:fldCharType="begin"/>
+        <w:instrText>SEQ</w:instrText>
       </w:r>
       <w:r>
         <w:instrText xml:space="preserve"> </w:instrText>
       </w:r>
       <w:r>
+        <w:instrText>Рисунок</w:instrText>
+      </w:r>
+      <w:r>
+        <w:instrText xml:space="preserve"> \* </w:instrText>
+      </w:r>
+      <w:r>
         <w:rPr>
           <w:lang w:val="en-US"/>
         </w:rPr>
-        <w:instrText>SEQ</w:instrText>
-      </w:r>
-      <w:r>
-        <w:instrText xml:space="preserve"> </w:instrText>
-      </w:r>
-      <w:r>
-        <w:instrText>Рисунок</w:instrText>
-      </w:r>
-      <w:r>
-        <w:instrText xml:space="preserve"> \* </w:instrText>
+        <w:instrText>ARABIC</w:instrText>
+      </w:r>
+      <w:r>
+        <w:instrText xml:space="preserve"> \</w:instrText>
       </w:r>
       <w:r>
         <w:rPr>
           <w:lang w:val="en-US"/>
         </w:rPr>
-        <w:instrText>ARABIC</w:instrText>
-      </w:r>
-      <w:r>
-        <w:instrText xml:space="preserve"> \</w:instrText>
-      </w:r>
-      <w:r>
-        <w:rPr>
-          <w:lang w:val="en-US"/>
-        </w:rPr>
         <w:instrText>s</w:instrText>
       </w:r>
       <w:r>
@@ -21135,7 +21354,6 @@
       <w:r>
         <w:rPr>
           <w:noProof/>
-          <w:lang w:val="en-US"/>
         </w:rPr>
         <w:t>8</w:t>
       </w:r>
@@ -22727,7 +22945,21 @@
         <w:rPr>
           <w:lang w:eastAsia="ru-RU"/>
         </w:rPr>
-        <w:t>В общем случае, старайтесь не выбирать слишком много критериев построения таких как предикаты, группы предельных состояний и длительности, так как расчет линий предельного сопротивления является достаточно ресурснозатратным и может занимать длительное время.</w:t>
+        <w:t xml:space="preserve">В общем случае, старайтесь не выбирать слишком много критериев построения таких как предикаты, группы предельных состояний и длительности, так как расчет линий предельного сопротивления является достаточно </w:t>
+      </w:r>
+      <w:proofErr w:type="spellStart"/>
+      <w:r>
+        <w:rPr>
+          <w:lang w:eastAsia="ru-RU"/>
+        </w:rPr>
+        <w:t>ресурснозатратным</w:t>
+      </w:r>
+      <w:proofErr w:type="spellEnd"/>
+      <w:r>
+        <w:rPr>
+          <w:lang w:eastAsia="ru-RU"/>
+        </w:rPr>
+        <w:t xml:space="preserve"> и может занимать длительное время.</w:t>
       </w:r>
     </w:p>
     <w:bookmarkEnd w:id="63"/>
@@ -23048,12 +23280,14 @@
       <w:r>
         <w:t>(</w:t>
       </w:r>
+      <w:proofErr w:type="spellStart"/>
       <w:r>
         <w:rPr>
           <w:lang w:val="en-US"/>
         </w:rPr>
         <w:t>PsiS</w:t>
       </w:r>
+      <w:proofErr w:type="spellEnd"/>
       <w:r>
         <w:t>). Если признак установлен, то пользователь может указать необходимое значение коэффициента самостоятельно, по умолчания принимается значение равное 1.0 (максимальное значение по СП63.13330.2018), что соответствует отсутствию осреднения деформаций</w:t>
       </w:r>
@@ -23073,12 +23307,14 @@
       <w:r>
         <w:t xml:space="preserve">Расчет трещиностойкости рекомендуется сначала выполнять с установленными указанными выше пользовательскими признаками, так как это значительно ускоряет выполняемый расчет, особенно на мелкой сетке элементарных участков. Если предъявляемые требования по трещиностойкости не выполняются, то рекомендуется отключить директивное назначение коэффициента </w:t>
       </w:r>
+      <w:proofErr w:type="spellStart"/>
       <w:r>
         <w:rPr>
           <w:lang w:val="en-US"/>
         </w:rPr>
         <w:t>PsiS</w:t>
       </w:r>
+      <w:proofErr w:type="spellEnd"/>
       <w:r>
         <w:t xml:space="preserve"> и базового расстояния между трещинами.</w:t>
       </w:r>
@@ -23832,12 +24068,14 @@
                 <w:lang w:val="en-US"/>
               </w:rPr>
             </w:pPr>
+            <w:proofErr w:type="spellStart"/>
             <w:r>
               <w:rPr>
                 <w:lang w:val="en-US"/>
               </w:rPr>
               <w:t>Kx</w:t>
             </w:r>
+            <w:proofErr w:type="spellEnd"/>
           </w:p>
         </w:tc>
         <w:tc>
@@ -24028,12 +24266,14 @@
                 <w:lang w:val="en-US"/>
               </w:rPr>
             </w:pPr>
+            <w:proofErr w:type="spellStart"/>
             <w:r>
               <w:rPr>
                 <w:lang w:val="en-US"/>
               </w:rPr>
               <w:t>Nz</w:t>
             </w:r>
+            <w:proofErr w:type="spellEnd"/>
           </w:p>
         </w:tc>
         <w:tc>
@@ -24080,12 +24320,14 @@
                 <w:lang w:val="en-US"/>
               </w:rPr>
             </w:pPr>
+            <w:proofErr w:type="spellStart"/>
             <w:r>
               <w:rPr>
                 <w:lang w:val="en-US"/>
               </w:rPr>
               <w:t>EpsilonZ</w:t>
             </w:r>
+            <w:proofErr w:type="spellEnd"/>
           </w:p>
         </w:tc>
         <w:tc>
@@ -24116,8 +24358,13 @@
               <w:ind w:firstLine="0"/>
               <w:jc w:val="center"/>
             </w:pPr>
-            <w:r>
-              <w:t>Д.ед.</w:t>
+            <w:proofErr w:type="spellStart"/>
+            <w:r>
+              <w:t>Д.ед</w:t>
+            </w:r>
+            <w:proofErr w:type="spellEnd"/>
+            <w:r>
+              <w:t>.</w:t>
             </w:r>
           </w:p>
         </w:tc>
@@ -24239,50 +24486,49 @@
       <w:r>
         <w:rPr>
           <w:noProof/>
+        </w:rPr>
+        <w:t>13</w:t>
+      </w:r>
+      <w:r>
+        <w:fldChar w:fldCharType="end"/>
+      </w:r>
+      <w:r>
+        <w:noBreakHyphen/>
+      </w:r>
+      <w:r>
+        <w:fldChar w:fldCharType="begin"/>
+      </w:r>
+      <w:r>
+        <w:instrText xml:space="preserve"> </w:instrText>
+      </w:r>
+      <w:r>
+        <w:rPr>
           <w:lang w:val="en-US"/>
         </w:rPr>
-        <w:t>13</w:t>
-      </w:r>
-      <w:r>
-        <w:fldChar w:fldCharType="end"/>
-      </w:r>
-      <w:r>
-        <w:noBreakHyphen/>
-      </w:r>
-      <w:r>
-        <w:fldChar w:fldCharType="begin"/>
+        <w:instrText>SEQ</w:instrText>
       </w:r>
       <w:r>
         <w:instrText xml:space="preserve"> </w:instrText>
       </w:r>
       <w:r>
+        <w:instrText>Рисунок</w:instrText>
+      </w:r>
+      <w:r>
+        <w:instrText xml:space="preserve"> \* </w:instrText>
+      </w:r>
+      <w:r>
         <w:rPr>
           <w:lang w:val="en-US"/>
         </w:rPr>
-        <w:instrText>SEQ</w:instrText>
-      </w:r>
-      <w:r>
-        <w:instrText xml:space="preserve"> </w:instrText>
-      </w:r>
-      <w:r>
-        <w:instrText>Рисунок</w:instrText>
-      </w:r>
-      <w:r>
-        <w:instrText xml:space="preserve"> \* </w:instrText>
+        <w:instrText>ARABIC</w:instrText>
+      </w:r>
+      <w:r>
+        <w:instrText xml:space="preserve"> \</w:instrText>
       </w:r>
       <w:r>
         <w:rPr>
           <w:lang w:val="en-US"/>
         </w:rPr>
-        <w:instrText>ARABIC</w:instrText>
-      </w:r>
-      <w:r>
-        <w:instrText xml:space="preserve"> \</w:instrText>
-      </w:r>
-      <w:r>
-        <w:rPr>
-          <w:lang w:val="en-US"/>
-        </w:rPr>
         <w:instrText>s</w:instrText>
       </w:r>
       <w:r>
@@ -24294,7 +24540,6 @@
       <w:r>
         <w:rPr>
           <w:noProof/>
-          <w:lang w:val="en-US"/>
         </w:rPr>
         <w:t>1</w:t>
       </w:r>
@@ -24415,125 +24660,129 @@
       <w:r>
         <w:rPr>
           <w:noProof/>
+        </w:rPr>
+        <w:t>13</w:t>
+      </w:r>
+      <w:r>
+        <w:fldChar w:fldCharType="end"/>
+      </w:r>
+      <w:r>
+        <w:noBreakHyphen/>
+      </w:r>
+      <w:r>
+        <w:fldChar w:fldCharType="begin"/>
+      </w:r>
+      <w:r>
+        <w:instrText xml:space="preserve"> </w:instrText>
+      </w:r>
+      <w:r>
+        <w:rPr>
           <w:lang w:val="en-US"/>
         </w:rPr>
-        <w:t>13</w:t>
-      </w:r>
-      <w:r>
+        <w:instrText>SEQ</w:instrText>
+      </w:r>
+      <w:r>
+        <w:instrText xml:space="preserve"> </w:instrText>
+      </w:r>
+      <w:r>
+        <w:instrText>Рисунок</w:instrText>
+      </w:r>
+      <w:r>
+        <w:instrText xml:space="preserve"> \* </w:instrText>
+      </w:r>
+      <w:r>
+        <w:rPr>
+          <w:lang w:val="en-US"/>
+        </w:rPr>
+        <w:instrText>ARABIC</w:instrText>
+      </w:r>
+      <w:r>
+        <w:instrText xml:space="preserve"> \</w:instrText>
+      </w:r>
+      <w:r>
+        <w:rPr>
+          <w:lang w:val="en-US"/>
+        </w:rPr>
+        <w:instrText>s</w:instrText>
+      </w:r>
+      <w:r>
+        <w:instrText xml:space="preserve"> 1 </w:instrText>
+      </w:r>
+      <w:r>
+        <w:fldChar w:fldCharType="separate"/>
+      </w:r>
+      <w:r>
+        <w:rPr>
+          <w:noProof/>
+        </w:rPr>
+        <w:t>2</w:t>
+      </w:r>
+      <w:r>
+        <w:rPr>
+          <w:noProof/>
+        </w:rPr>
         <w:fldChar w:fldCharType="end"/>
       </w:r>
       <w:r>
-        <w:noBreakHyphen/>
-      </w:r>
-      <w:r>
-        <w:fldChar w:fldCharType="begin"/>
-      </w:r>
-      <w:r>
-        <w:instrText xml:space="preserve"> </w:instrText>
+        <w:t xml:space="preserve">. </w:t>
+      </w:r>
+      <w:r>
+        <w:t>Окно свойств интерполяции усилий</w:t>
+      </w:r>
+      <w:bookmarkEnd w:id="78"/>
+    </w:p>
+    <w:p>
+      <w:r>
+        <w:t xml:space="preserve">В результате расчета данных для диаграммы будет выдано окно графиков со всеми доступными для построения диаграммы. Например, для построения диаграммы «момент-кривизна» для момента относительно оси </w:t>
       </w:r>
       <w:r>
         <w:rPr>
           <w:lang w:val="en-US"/>
         </w:rPr>
-        <w:instrText>SEQ</w:instrText>
-      </w:r>
-      <w:r>
-        <w:instrText xml:space="preserve"> </w:instrText>
-      </w:r>
-      <w:r>
-        <w:instrText>Рисунок</w:instrText>
-      </w:r>
-      <w:r>
-        <w:instrText xml:space="preserve"> \* </w:instrText>
-      </w:r>
+        <w:t>X</w:t>
+      </w:r>
+      <w:r>
+        <w:t xml:space="preserve"> выберите для горизонтальной оси графика параметр </w:t>
+      </w:r>
+      <w:proofErr w:type="spellStart"/>
       <w:r>
         <w:rPr>
           <w:lang w:val="en-US"/>
         </w:rPr>
-        <w:instrText>ARABIC</w:instrText>
-      </w:r>
-      <w:r>
-        <w:instrText xml:space="preserve"> \</w:instrText>
+        <w:t>Kx</w:t>
+      </w:r>
+      <w:proofErr w:type="spellEnd"/>
+      <w:r>
+        <w:t xml:space="preserve">, а для вертикальной оси графика выберите параметр </w:t>
       </w:r>
       <w:r>
         <w:rPr>
           <w:lang w:val="en-US"/>
         </w:rPr>
-        <w:instrText>s</w:instrText>
-      </w:r>
-      <w:r>
-        <w:instrText xml:space="preserve"> 1 </w:instrText>
-      </w:r>
-      <w:r>
-        <w:fldChar w:fldCharType="separate"/>
-      </w:r>
-      <w:r>
-        <w:rPr>
-          <w:noProof/>
+        <w:t>Mx</w:t>
+      </w:r>
+      <w:r>
+        <w:t xml:space="preserve">. Учитывайте, что все данные для графика выводятся в виде плоской таблицы, т.е. теоретически вы можете построить график, например, в осях </w:t>
+      </w:r>
+      <w:proofErr w:type="spellStart"/>
+      <w:r>
+        <w:rPr>
           <w:lang w:val="en-US"/>
         </w:rPr>
-        <w:t>2</w:t>
-      </w:r>
-      <w:r>
-        <w:rPr>
-          <w:noProof/>
-        </w:rPr>
-        <w:fldChar w:fldCharType="end"/>
-      </w:r>
-      <w:r>
-        <w:t xml:space="preserve">. </w:t>
-      </w:r>
-      <w:r>
-        <w:t>Окно свойств интерполяции усилий</w:t>
-      </w:r>
-      <w:bookmarkEnd w:id="78"/>
-    </w:p>
-    <w:p>
-      <w:r>
-        <w:t xml:space="preserve">В результате расчета данных для диаграммы будет выдано окно графиков со всеми доступными для построения диаграммы. Например, для построения диаграммы «момент-кривизна» для момента относительно оси </w:t>
-      </w:r>
+        <w:t>Kx</w:t>
+      </w:r>
+      <w:proofErr w:type="spellEnd"/>
+      <w:r>
+        <w:t>-</w:t>
+      </w:r>
+      <w:proofErr w:type="spellStart"/>
       <w:r>
         <w:rPr>
           <w:lang w:val="en-US"/>
         </w:rPr>
-        <w:t>X</w:t>
-      </w:r>
-      <w:r>
-        <w:t xml:space="preserve"> выберите для горизонтальной оси графика параметр </w:t>
-      </w:r>
-      <w:r>
-        <w:rPr>
-          <w:lang w:val="en-US"/>
-        </w:rPr>
-        <w:t>Kx</w:t>
-      </w:r>
-      <w:r>
-        <w:t xml:space="preserve">, а для вертикальной оси графика выберите параметр </w:t>
-      </w:r>
-      <w:r>
-        <w:rPr>
-          <w:lang w:val="en-US"/>
-        </w:rPr>
-        <w:t>Mx</w:t>
-      </w:r>
-      <w:r>
-        <w:t xml:space="preserve">. Учитывайте, что все данные для графика выводятся в виде плоской таблицы, т.е. теоретически вы можете построить график, например, в осях </w:t>
-      </w:r>
-      <w:r>
-        <w:rPr>
-          <w:lang w:val="en-US"/>
-        </w:rPr>
-        <w:t>Kx</w:t>
-      </w:r>
-      <w:r>
-        <w:t>-</w:t>
-      </w:r>
-      <w:r>
-        <w:rPr>
-          <w:lang w:val="en-US"/>
-        </w:rPr>
         <w:t>Nz</w:t>
       </w:r>
+      <w:proofErr w:type="spellEnd"/>
       <w:r>
         <w:t xml:space="preserve"> даже если для вашего сечения эти параметры не являются зависимыми.</w:t>
       </w:r>
@@ -24633,50 +24882,49 @@
       <w:r>
         <w:rPr>
           <w:noProof/>
+        </w:rPr>
+        <w:t>13</w:t>
+      </w:r>
+      <w:r>
+        <w:fldChar w:fldCharType="end"/>
+      </w:r>
+      <w:r>
+        <w:noBreakHyphen/>
+      </w:r>
+      <w:r>
+        <w:fldChar w:fldCharType="begin"/>
+      </w:r>
+      <w:r>
+        <w:instrText xml:space="preserve"> </w:instrText>
+      </w:r>
+      <w:r>
+        <w:rPr>
           <w:lang w:val="en-US"/>
         </w:rPr>
-        <w:t>13</w:t>
-      </w:r>
-      <w:r>
-        <w:fldChar w:fldCharType="end"/>
-      </w:r>
-      <w:r>
-        <w:noBreakHyphen/>
-      </w:r>
-      <w:r>
-        <w:fldChar w:fldCharType="begin"/>
+        <w:instrText>SEQ</w:instrText>
       </w:r>
       <w:r>
         <w:instrText xml:space="preserve"> </w:instrText>
       </w:r>
       <w:r>
+        <w:instrText>Рисунок</w:instrText>
+      </w:r>
+      <w:r>
+        <w:instrText xml:space="preserve"> \* </w:instrText>
+      </w:r>
+      <w:r>
         <w:rPr>
           <w:lang w:val="en-US"/>
         </w:rPr>
-        <w:instrText>SEQ</w:instrText>
-      </w:r>
-      <w:r>
-        <w:instrText xml:space="preserve"> </w:instrText>
-      </w:r>
-      <w:r>
-        <w:instrText>Рисунок</w:instrText>
-      </w:r>
-      <w:r>
-        <w:instrText xml:space="preserve"> \* </w:instrText>
+        <w:instrText>ARABIC</w:instrText>
+      </w:r>
+      <w:r>
+        <w:instrText xml:space="preserve"> \</w:instrText>
       </w:r>
       <w:r>
         <w:rPr>
           <w:lang w:val="en-US"/>
         </w:rPr>
-        <w:instrText>ARABIC</w:instrText>
-      </w:r>
-      <w:r>
-        <w:instrText xml:space="preserve"> \</w:instrText>
-      </w:r>
-      <w:r>
-        <w:rPr>
-          <w:lang w:val="en-US"/>
-        </w:rPr>
         <w:instrText>s</w:instrText>
       </w:r>
       <w:r>
@@ -24688,7 +24936,6 @@
       <w:r>
         <w:rPr>
           <w:noProof/>
-          <w:lang w:val="en-US"/>
         </w:rPr>
         <w:t>3</w:t>
       </w:r>
@@ -24810,50 +25057,49 @@
       <w:r>
         <w:rPr>
           <w:noProof/>
+        </w:rPr>
+        <w:t>13</w:t>
+      </w:r>
+      <w:r>
+        <w:fldChar w:fldCharType="end"/>
+      </w:r>
+      <w:r>
+        <w:noBreakHyphen/>
+      </w:r>
+      <w:r>
+        <w:fldChar w:fldCharType="begin"/>
+      </w:r>
+      <w:r>
+        <w:instrText xml:space="preserve"> </w:instrText>
+      </w:r>
+      <w:r>
+        <w:rPr>
           <w:lang w:val="en-US"/>
         </w:rPr>
-        <w:t>13</w:t>
-      </w:r>
-      <w:r>
-        <w:fldChar w:fldCharType="end"/>
-      </w:r>
-      <w:r>
-        <w:noBreakHyphen/>
-      </w:r>
-      <w:r>
-        <w:fldChar w:fldCharType="begin"/>
+        <w:instrText>SEQ</w:instrText>
       </w:r>
       <w:r>
         <w:instrText xml:space="preserve"> </w:instrText>
       </w:r>
       <w:r>
+        <w:instrText>Рисунок</w:instrText>
+      </w:r>
+      <w:r>
+        <w:instrText xml:space="preserve"> \* </w:instrText>
+      </w:r>
+      <w:r>
         <w:rPr>
           <w:lang w:val="en-US"/>
         </w:rPr>
-        <w:instrText>SEQ</w:instrText>
-      </w:r>
-      <w:r>
-        <w:instrText xml:space="preserve"> </w:instrText>
-      </w:r>
-      <w:r>
-        <w:instrText>Рисунок</w:instrText>
-      </w:r>
-      <w:r>
-        <w:instrText xml:space="preserve"> \* </w:instrText>
+        <w:instrText>ARABIC</w:instrText>
+      </w:r>
+      <w:r>
+        <w:instrText xml:space="preserve"> \</w:instrText>
       </w:r>
       <w:r>
         <w:rPr>
           <w:lang w:val="en-US"/>
         </w:rPr>
-        <w:instrText>ARABIC</w:instrText>
-      </w:r>
-      <w:r>
-        <w:instrText xml:space="preserve"> \</w:instrText>
-      </w:r>
-      <w:r>
-        <w:rPr>
-          <w:lang w:val="en-US"/>
-        </w:rPr>
         <w:instrText>s</w:instrText>
       </w:r>
       <w:r>
@@ -24865,7 +25111,6 @@
       <w:r>
         <w:rPr>
           <w:noProof/>
-          <w:lang w:val="en-US"/>
         </w:rPr>
         <w:t>4</w:t>
       </w:r>
@@ -25171,50 +25416,49 @@
       <w:r>
         <w:rPr>
           <w:noProof/>
+        </w:rPr>
+        <w:t>13</w:t>
+      </w:r>
+      <w:r>
+        <w:fldChar w:fldCharType="end"/>
+      </w:r>
+      <w:r>
+        <w:noBreakHyphen/>
+      </w:r>
+      <w:r>
+        <w:fldChar w:fldCharType="begin"/>
+      </w:r>
+      <w:r>
+        <w:instrText xml:space="preserve"> </w:instrText>
+      </w:r>
+      <w:r>
+        <w:rPr>
           <w:lang w:val="en-US"/>
         </w:rPr>
-        <w:t>13</w:t>
-      </w:r>
-      <w:r>
-        <w:fldChar w:fldCharType="end"/>
-      </w:r>
-      <w:r>
-        <w:noBreakHyphen/>
-      </w:r>
-      <w:r>
-        <w:fldChar w:fldCharType="begin"/>
+        <w:instrText>SEQ</w:instrText>
       </w:r>
       <w:r>
         <w:instrText xml:space="preserve"> </w:instrText>
       </w:r>
       <w:r>
+        <w:instrText>Рисунок</w:instrText>
+      </w:r>
+      <w:r>
+        <w:instrText xml:space="preserve"> \* </w:instrText>
+      </w:r>
+      <w:r>
         <w:rPr>
           <w:lang w:val="en-US"/>
         </w:rPr>
-        <w:instrText>SEQ</w:instrText>
-      </w:r>
-      <w:r>
-        <w:instrText xml:space="preserve"> </w:instrText>
-      </w:r>
-      <w:r>
-        <w:instrText>Рисунок</w:instrText>
-      </w:r>
-      <w:r>
-        <w:instrText xml:space="preserve"> \* </w:instrText>
+        <w:instrText>ARABIC</w:instrText>
+      </w:r>
+      <w:r>
+        <w:instrText xml:space="preserve"> \</w:instrText>
       </w:r>
       <w:r>
         <w:rPr>
           <w:lang w:val="en-US"/>
         </w:rPr>
-        <w:instrText>ARABIC</w:instrText>
-      </w:r>
-      <w:r>
-        <w:instrText xml:space="preserve"> \</w:instrText>
-      </w:r>
-      <w:r>
-        <w:rPr>
-          <w:lang w:val="en-US"/>
-        </w:rPr>
         <w:instrText>s</w:instrText>
       </w:r>
       <w:r>
@@ -25226,7 +25470,6 @@
       <w:r>
         <w:rPr>
           <w:noProof/>
-          <w:lang w:val="en-US"/>
         </w:rPr>
         <w:t>6</w:t>
       </w:r>
@@ -25348,50 +25591,49 @@
       <w:r>
         <w:rPr>
           <w:noProof/>
+        </w:rPr>
+        <w:t>13</w:t>
+      </w:r>
+      <w:r>
+        <w:fldChar w:fldCharType="end"/>
+      </w:r>
+      <w:r>
+        <w:noBreakHyphen/>
+      </w:r>
+      <w:r>
+        <w:fldChar w:fldCharType="begin"/>
+      </w:r>
+      <w:r>
+        <w:instrText xml:space="preserve"> </w:instrText>
+      </w:r>
+      <w:r>
+        <w:rPr>
           <w:lang w:val="en-US"/>
         </w:rPr>
-        <w:t>13</w:t>
-      </w:r>
-      <w:r>
-        <w:fldChar w:fldCharType="end"/>
-      </w:r>
-      <w:r>
-        <w:noBreakHyphen/>
-      </w:r>
-      <w:r>
-        <w:fldChar w:fldCharType="begin"/>
+        <w:instrText>SEQ</w:instrText>
       </w:r>
       <w:r>
         <w:instrText xml:space="preserve"> </w:instrText>
       </w:r>
       <w:r>
+        <w:instrText>Рисунок</w:instrText>
+      </w:r>
+      <w:r>
+        <w:instrText xml:space="preserve"> \* </w:instrText>
+      </w:r>
+      <w:r>
         <w:rPr>
           <w:lang w:val="en-US"/>
         </w:rPr>
-        <w:instrText>SEQ</w:instrText>
-      </w:r>
-      <w:r>
-        <w:instrText xml:space="preserve"> </w:instrText>
-      </w:r>
-      <w:r>
-        <w:instrText>Рисунок</w:instrText>
-      </w:r>
-      <w:r>
-        <w:instrText xml:space="preserve"> \* </w:instrText>
+        <w:instrText>ARABIC</w:instrText>
+      </w:r>
+      <w:r>
+        <w:instrText xml:space="preserve"> \</w:instrText>
       </w:r>
       <w:r>
         <w:rPr>
           <w:lang w:val="en-US"/>
         </w:rPr>
-        <w:instrText>ARABIC</w:instrText>
-      </w:r>
-      <w:r>
-        <w:instrText xml:space="preserve"> \</w:instrText>
-      </w:r>
-      <w:r>
-        <w:rPr>
-          <w:lang w:val="en-US"/>
-        </w:rPr>
         <w:instrText>s</w:instrText>
       </w:r>
       <w:r>
@@ -25403,7 +25645,6 @@
       <w:r>
         <w:rPr>
           <w:noProof/>
-          <w:lang w:val="en-US"/>
         </w:rPr>
         <w:t>7</w:t>
       </w:r>
@@ -25447,7 +25688,15 @@
       </w:pPr>
       <w:bookmarkStart w:id="86" w:name="_Toc203333363"/>
       <w:r>
-        <w:t>Расчет сборной железобетонной круглопустотной плиты</w:t>
+        <w:t xml:space="preserve">Расчет сборной железобетонной </w:t>
+      </w:r>
+      <w:proofErr w:type="spellStart"/>
+      <w:r>
+        <w:t>круглопустотной</w:t>
+      </w:r>
+      <w:proofErr w:type="spellEnd"/>
+      <w:r>
+        <w:t xml:space="preserve"> плиты</w:t>
       </w:r>
       <w:r>
         <w:t xml:space="preserve"> перекрытия</w:t>
@@ -25962,50 +26211,49 @@
       <w:r>
         <w:rPr>
           <w:noProof/>
+        </w:rPr>
+        <w:t>14</w:t>
+      </w:r>
+      <w:r>
+        <w:fldChar w:fldCharType="end"/>
+      </w:r>
+      <w:r>
+        <w:noBreakHyphen/>
+      </w:r>
+      <w:r>
+        <w:fldChar w:fldCharType="begin"/>
+      </w:r>
+      <w:r>
+        <w:instrText xml:space="preserve"> </w:instrText>
+      </w:r>
+      <w:r>
+        <w:rPr>
           <w:lang w:val="en-US"/>
         </w:rPr>
-        <w:t>14</w:t>
-      </w:r>
-      <w:r>
-        <w:fldChar w:fldCharType="end"/>
-      </w:r>
-      <w:r>
-        <w:noBreakHyphen/>
-      </w:r>
-      <w:r>
-        <w:fldChar w:fldCharType="begin"/>
+        <w:instrText>SEQ</w:instrText>
       </w:r>
       <w:r>
         <w:instrText xml:space="preserve"> </w:instrText>
       </w:r>
       <w:r>
+        <w:instrText>Рисунок</w:instrText>
+      </w:r>
+      <w:r>
+        <w:instrText xml:space="preserve"> \* </w:instrText>
+      </w:r>
+      <w:r>
         <w:rPr>
           <w:lang w:val="en-US"/>
         </w:rPr>
-        <w:instrText>SEQ</w:instrText>
-      </w:r>
-      <w:r>
-        <w:instrText xml:space="preserve"> </w:instrText>
-      </w:r>
-      <w:r>
-        <w:instrText>Рисунок</w:instrText>
-      </w:r>
-      <w:r>
-        <w:instrText xml:space="preserve"> \* </w:instrText>
+        <w:instrText>ARABIC</w:instrText>
+      </w:r>
+      <w:r>
+        <w:instrText xml:space="preserve"> \</w:instrText>
       </w:r>
       <w:r>
         <w:rPr>
           <w:lang w:val="en-US"/>
         </w:rPr>
-        <w:instrText>ARABIC</w:instrText>
-      </w:r>
-      <w:r>
-        <w:instrText xml:space="preserve"> \</w:instrText>
-      </w:r>
-      <w:r>
-        <w:rPr>
-          <w:lang w:val="en-US"/>
-        </w:rPr>
         <w:instrText>s</w:instrText>
       </w:r>
       <w:r>
@@ -26017,7 +26265,6 @@
       <w:r>
         <w:rPr>
           <w:noProof/>
-          <w:lang w:val="en-US"/>
         </w:rPr>
         <w:t>2</w:t>
       </w:r>
@@ -26166,7 +26413,15 @@
         <w:t>.</w:t>
       </w:r>
       <w:r>
-        <w:t xml:space="preserve"> Поперечное сечение круглопустотной плиты</w:t>
+        <w:t xml:space="preserve"> Поперечное сечение </w:t>
+      </w:r>
+      <w:proofErr w:type="spellStart"/>
+      <w:r>
+        <w:t>круглопустотной</w:t>
+      </w:r>
+      <w:proofErr w:type="spellEnd"/>
+      <w:r>
+        <w:t xml:space="preserve"> плиты</w:t>
       </w:r>
       <w:bookmarkEnd w:id="89"/>
     </w:p>
@@ -26278,50 +26533,49 @@
       <w:r>
         <w:rPr>
           <w:noProof/>
+        </w:rPr>
+        <w:t>14</w:t>
+      </w:r>
+      <w:r>
+        <w:fldChar w:fldCharType="end"/>
+      </w:r>
+      <w:r>
+        <w:noBreakHyphen/>
+      </w:r>
+      <w:r>
+        <w:fldChar w:fldCharType="begin"/>
+      </w:r>
+      <w:r>
+        <w:instrText xml:space="preserve"> </w:instrText>
+      </w:r>
+      <w:r>
+        <w:rPr>
           <w:lang w:val="en-US"/>
         </w:rPr>
-        <w:t>14</w:t>
-      </w:r>
-      <w:r>
-        <w:fldChar w:fldCharType="end"/>
-      </w:r>
-      <w:r>
-        <w:noBreakHyphen/>
-      </w:r>
-      <w:r>
-        <w:fldChar w:fldCharType="begin"/>
+        <w:instrText>SEQ</w:instrText>
       </w:r>
       <w:r>
         <w:instrText xml:space="preserve"> </w:instrText>
       </w:r>
       <w:r>
+        <w:instrText>Рисунок</w:instrText>
+      </w:r>
+      <w:r>
+        <w:instrText xml:space="preserve"> \* </w:instrText>
+      </w:r>
+      <w:r>
         <w:rPr>
           <w:lang w:val="en-US"/>
         </w:rPr>
-        <w:instrText>SEQ</w:instrText>
-      </w:r>
-      <w:r>
-        <w:instrText xml:space="preserve"> </w:instrText>
-      </w:r>
-      <w:r>
-        <w:instrText>Рисунок</w:instrText>
-      </w:r>
-      <w:r>
-        <w:instrText xml:space="preserve"> \* </w:instrText>
+        <w:instrText>ARABIC</w:instrText>
+      </w:r>
+      <w:r>
+        <w:instrText xml:space="preserve"> \</w:instrText>
       </w:r>
       <w:r>
         <w:rPr>
           <w:lang w:val="en-US"/>
         </w:rPr>
-        <w:instrText>ARABIC</w:instrText>
-      </w:r>
-      <w:r>
-        <w:instrText xml:space="preserve"> \</w:instrText>
-      </w:r>
-      <w:r>
-        <w:rPr>
-          <w:lang w:val="en-US"/>
-        </w:rPr>
         <w:instrText>s</w:instrText>
       </w:r>
       <w:r>
@@ -26333,7 +26587,6 @@
       <w:r>
         <w:rPr>
           <w:noProof/>
-          <w:lang w:val="en-US"/>
         </w:rPr>
         <w:t>4</w:t>
       </w:r>
@@ -26880,7 +27133,21 @@
         <w:rPr>
           <w:lang w:val="en-US"/>
         </w:rPr>
-        <w:t>“Triplelinear”)</w:t>
+        <w:t>“</w:t>
+      </w:r>
+      <w:proofErr w:type="spellStart"/>
+      <w:r>
+        <w:rPr>
+          <w:lang w:val="en-US"/>
+        </w:rPr>
+        <w:t>Triplelinear</w:t>
+      </w:r>
+      <w:proofErr w:type="spellEnd"/>
+      <w:r>
+        <w:rPr>
+          <w:lang w:val="en-US"/>
+        </w:rPr>
+        <w:t>”)</w:t>
       </w:r>
       <w:r>
         <w:t>.</w:t>
@@ -27481,72 +27748,70 @@
       <w:r>
         <w:rPr>
           <w:noProof/>
+        </w:rPr>
+        <w:t>14</w:t>
+      </w:r>
+      <w:r>
+        <w:fldChar w:fldCharType="end"/>
+      </w:r>
+      <w:r>
+        <w:noBreakHyphen/>
+      </w:r>
+      <w:r>
+        <w:fldChar w:fldCharType="begin"/>
+      </w:r>
+      <w:r>
+        <w:instrText xml:space="preserve"> </w:instrText>
+      </w:r>
+      <w:r>
+        <w:rPr>
           <w:lang w:val="en-US"/>
         </w:rPr>
-        <w:t>14</w:t>
-      </w:r>
-      <w:r>
+        <w:instrText>SEQ</w:instrText>
+      </w:r>
+      <w:r>
+        <w:instrText xml:space="preserve"> </w:instrText>
+      </w:r>
+      <w:r>
+        <w:instrText>Рисунок</w:instrText>
+      </w:r>
+      <w:r>
+        <w:instrText xml:space="preserve"> \* </w:instrText>
+      </w:r>
+      <w:r>
+        <w:rPr>
+          <w:lang w:val="en-US"/>
+        </w:rPr>
+        <w:instrText>ARABIC</w:instrText>
+      </w:r>
+      <w:r>
+        <w:instrText xml:space="preserve"> \</w:instrText>
+      </w:r>
+      <w:r>
+        <w:rPr>
+          <w:lang w:val="en-US"/>
+        </w:rPr>
+        <w:instrText>s</w:instrText>
+      </w:r>
+      <w:r>
+        <w:instrText xml:space="preserve"> 1 </w:instrText>
+      </w:r>
+      <w:r>
+        <w:fldChar w:fldCharType="separate"/>
+      </w:r>
+      <w:r>
+        <w:rPr>
+          <w:noProof/>
+        </w:rPr>
+        <w:t>10</w:t>
+      </w:r>
+      <w:r>
+        <w:rPr>
+          <w:noProof/>
+        </w:rPr>
         <w:fldChar w:fldCharType="end"/>
       </w:r>
       <w:r>
-        <w:noBreakHyphen/>
-      </w:r>
-      <w:r>
-        <w:fldChar w:fldCharType="begin"/>
-      </w:r>
-      <w:r>
-        <w:instrText xml:space="preserve"> </w:instrText>
-      </w:r>
-      <w:r>
-        <w:rPr>
-          <w:lang w:val="en-US"/>
-        </w:rPr>
-        <w:instrText>SEQ</w:instrText>
-      </w:r>
-      <w:r>
-        <w:instrText xml:space="preserve"> </w:instrText>
-      </w:r>
-      <w:r>
-        <w:instrText>Рисунок</w:instrText>
-      </w:r>
-      <w:r>
-        <w:instrText xml:space="preserve"> \* </w:instrText>
-      </w:r>
-      <w:r>
-        <w:rPr>
-          <w:lang w:val="en-US"/>
-        </w:rPr>
-        <w:instrText>ARABIC</w:instrText>
-      </w:r>
-      <w:r>
-        <w:instrText xml:space="preserve"> \</w:instrText>
-      </w:r>
-      <w:r>
-        <w:rPr>
-          <w:lang w:val="en-US"/>
-        </w:rPr>
-        <w:instrText>s</w:instrText>
-      </w:r>
-      <w:r>
-        <w:instrText xml:space="preserve"> 1 </w:instrText>
-      </w:r>
-      <w:r>
-        <w:fldChar w:fldCharType="separate"/>
-      </w:r>
-      <w:r>
-        <w:rPr>
-          <w:noProof/>
-          <w:lang w:val="en-US"/>
-        </w:rPr>
-        <w:t>10</w:t>
-      </w:r>
-      <w:r>
-        <w:rPr>
-          <w:noProof/>
-        </w:rPr>
-        <w:fldChar w:fldCharType="end"/>
-      </w:r>
-      <w:r>
         <w:t>.</w:t>
       </w:r>
       <w:r>
@@ -27572,12 +27837,14 @@
         </w:rPr>
         <w:t xml:space="preserve"> </w:t>
       </w:r>
+      <w:proofErr w:type="spellStart"/>
       <w:r>
         <w:rPr>
           <w:lang w:eastAsia="ru-RU"/>
         </w:rPr>
         <w:t>проинтерполируем</w:t>
       </w:r>
+      <w:proofErr w:type="spellEnd"/>
       <w:r>
         <w:rPr>
           <w:lang w:eastAsia="ru-RU"/>
@@ -27728,50 +27995,49 @@
       <w:r>
         <w:rPr>
           <w:noProof/>
+        </w:rPr>
+        <w:t>14</w:t>
+      </w:r>
+      <w:r>
+        <w:fldChar w:fldCharType="end"/>
+      </w:r>
+      <w:r>
+        <w:noBreakHyphen/>
+      </w:r>
+      <w:r>
+        <w:fldChar w:fldCharType="begin"/>
+      </w:r>
+      <w:r>
+        <w:instrText xml:space="preserve"> </w:instrText>
+      </w:r>
+      <w:r>
+        <w:rPr>
           <w:lang w:val="en-US"/>
         </w:rPr>
-        <w:t>14</w:t>
-      </w:r>
-      <w:r>
-        <w:fldChar w:fldCharType="end"/>
-      </w:r>
-      <w:r>
-        <w:noBreakHyphen/>
-      </w:r>
-      <w:r>
-        <w:fldChar w:fldCharType="begin"/>
+        <w:instrText>SEQ</w:instrText>
       </w:r>
       <w:r>
         <w:instrText xml:space="preserve"> </w:instrText>
       </w:r>
       <w:r>
+        <w:instrText>Рисунок</w:instrText>
+      </w:r>
+      <w:r>
+        <w:instrText xml:space="preserve"> \* </w:instrText>
+      </w:r>
+      <w:r>
         <w:rPr>
           <w:lang w:val="en-US"/>
         </w:rPr>
-        <w:instrText>SEQ</w:instrText>
-      </w:r>
-      <w:r>
-        <w:instrText xml:space="preserve"> </w:instrText>
-      </w:r>
-      <w:r>
-        <w:instrText>Рисунок</w:instrText>
-      </w:r>
-      <w:r>
-        <w:instrText xml:space="preserve"> \* </w:instrText>
+        <w:instrText>ARABIC</w:instrText>
+      </w:r>
+      <w:r>
+        <w:instrText xml:space="preserve"> \</w:instrText>
       </w:r>
       <w:r>
         <w:rPr>
           <w:lang w:val="en-US"/>
         </w:rPr>
-        <w:instrText>ARABIC</w:instrText>
-      </w:r>
-      <w:r>
-        <w:instrText xml:space="preserve"> \</w:instrText>
-      </w:r>
-      <w:r>
-        <w:rPr>
-          <w:lang w:val="en-US"/>
-        </w:rPr>
         <w:instrText>s</w:instrText>
       </w:r>
       <w:r>
@@ -27783,7 +28049,6 @@
       <w:r>
         <w:rPr>
           <w:noProof/>
-          <w:lang w:val="en-US"/>
         </w:rPr>
         <w:t>11</w:t>
       </w:r>
@@ -27914,50 +28179,49 @@
       <w:r>
         <w:rPr>
           <w:noProof/>
+        </w:rPr>
+        <w:t>14</w:t>
+      </w:r>
+      <w:r>
+        <w:fldChar w:fldCharType="end"/>
+      </w:r>
+      <w:r>
+        <w:noBreakHyphen/>
+      </w:r>
+      <w:r>
+        <w:fldChar w:fldCharType="begin"/>
+      </w:r>
+      <w:r>
+        <w:instrText xml:space="preserve"> </w:instrText>
+      </w:r>
+      <w:r>
+        <w:rPr>
           <w:lang w:val="en-US"/>
         </w:rPr>
-        <w:t>14</w:t>
-      </w:r>
-      <w:r>
-        <w:fldChar w:fldCharType="end"/>
-      </w:r>
-      <w:r>
-        <w:noBreakHyphen/>
-      </w:r>
-      <w:r>
-        <w:fldChar w:fldCharType="begin"/>
+        <w:instrText>SEQ</w:instrText>
       </w:r>
       <w:r>
         <w:instrText xml:space="preserve"> </w:instrText>
       </w:r>
       <w:r>
+        <w:instrText>Рисунок</w:instrText>
+      </w:r>
+      <w:r>
+        <w:instrText xml:space="preserve"> \* </w:instrText>
+      </w:r>
+      <w:r>
         <w:rPr>
           <w:lang w:val="en-US"/>
         </w:rPr>
-        <w:instrText>SEQ</w:instrText>
-      </w:r>
-      <w:r>
-        <w:instrText xml:space="preserve"> </w:instrText>
-      </w:r>
-      <w:r>
-        <w:instrText>Рисунок</w:instrText>
-      </w:r>
-      <w:r>
-        <w:instrText xml:space="preserve"> \* </w:instrText>
+        <w:instrText>ARABIC</w:instrText>
+      </w:r>
+      <w:r>
+        <w:instrText xml:space="preserve"> \</w:instrText>
       </w:r>
       <w:r>
         <w:rPr>
           <w:lang w:val="en-US"/>
         </w:rPr>
-        <w:instrText>ARABIC</w:instrText>
-      </w:r>
-      <w:r>
-        <w:instrText xml:space="preserve"> \</w:instrText>
-      </w:r>
-      <w:r>
-        <w:rPr>
-          <w:lang w:val="en-US"/>
-        </w:rPr>
         <w:instrText>s</w:instrText>
       </w:r>
       <w:r>
@@ -27969,7 +28233,6 @@
       <w:r>
         <w:rPr>
           <w:noProof/>
-          <w:lang w:val="en-US"/>
         </w:rPr>
         <w:t>12</w:t>
       </w:r>
@@ -28117,72 +28380,70 @@
       <w:r>
         <w:rPr>
           <w:noProof/>
+        </w:rPr>
+        <w:t>14</w:t>
+      </w:r>
+      <w:r>
+        <w:fldChar w:fldCharType="end"/>
+      </w:r>
+      <w:r>
+        <w:noBreakHyphen/>
+      </w:r>
+      <w:r>
+        <w:fldChar w:fldCharType="begin"/>
+      </w:r>
+      <w:r>
+        <w:instrText xml:space="preserve"> </w:instrText>
+      </w:r>
+      <w:r>
+        <w:rPr>
           <w:lang w:val="en-US"/>
         </w:rPr>
-        <w:t>14</w:t>
-      </w:r>
-      <w:r>
+        <w:instrText>SEQ</w:instrText>
+      </w:r>
+      <w:r>
+        <w:instrText xml:space="preserve"> </w:instrText>
+      </w:r>
+      <w:r>
+        <w:instrText>Рисунок</w:instrText>
+      </w:r>
+      <w:r>
+        <w:instrText xml:space="preserve"> \* </w:instrText>
+      </w:r>
+      <w:r>
+        <w:rPr>
+          <w:lang w:val="en-US"/>
+        </w:rPr>
+        <w:instrText>ARABIC</w:instrText>
+      </w:r>
+      <w:r>
+        <w:instrText xml:space="preserve"> \</w:instrText>
+      </w:r>
+      <w:r>
+        <w:rPr>
+          <w:lang w:val="en-US"/>
+        </w:rPr>
+        <w:instrText>s</w:instrText>
+      </w:r>
+      <w:r>
+        <w:instrText xml:space="preserve"> 1 </w:instrText>
+      </w:r>
+      <w:r>
+        <w:fldChar w:fldCharType="separate"/>
+      </w:r>
+      <w:r>
+        <w:rPr>
+          <w:noProof/>
+        </w:rPr>
+        <w:t>13</w:t>
+      </w:r>
+      <w:r>
+        <w:rPr>
+          <w:noProof/>
+        </w:rPr>
         <w:fldChar w:fldCharType="end"/>
       </w:r>
       <w:r>
-        <w:noBreakHyphen/>
-      </w:r>
-      <w:r>
-        <w:fldChar w:fldCharType="begin"/>
-      </w:r>
-      <w:r>
-        <w:instrText xml:space="preserve"> </w:instrText>
-      </w:r>
-      <w:r>
-        <w:rPr>
-          <w:lang w:val="en-US"/>
-        </w:rPr>
-        <w:instrText>SEQ</w:instrText>
-      </w:r>
-      <w:r>
-        <w:instrText xml:space="preserve"> </w:instrText>
-      </w:r>
-      <w:r>
-        <w:instrText>Рисунок</w:instrText>
-      </w:r>
-      <w:r>
-        <w:instrText xml:space="preserve"> \* </w:instrText>
-      </w:r>
-      <w:r>
-        <w:rPr>
-          <w:lang w:val="en-US"/>
-        </w:rPr>
-        <w:instrText>ARABIC</w:instrText>
-      </w:r>
-      <w:r>
-        <w:instrText xml:space="preserve"> \</w:instrText>
-      </w:r>
-      <w:r>
-        <w:rPr>
-          <w:lang w:val="en-US"/>
-        </w:rPr>
-        <w:instrText>s</w:instrText>
-      </w:r>
-      <w:r>
-        <w:instrText xml:space="preserve"> 1 </w:instrText>
-      </w:r>
-      <w:r>
-        <w:fldChar w:fldCharType="separate"/>
-      </w:r>
-      <w:r>
-        <w:rPr>
-          <w:noProof/>
-          <w:lang w:val="en-US"/>
-        </w:rPr>
-        <w:t>13</w:t>
-      </w:r>
-      <w:r>
-        <w:rPr>
-          <w:noProof/>
-        </w:rPr>
-        <w:fldChar w:fldCharType="end"/>
-      </w:r>
-      <w:r>
         <w:t>.</w:t>
       </w:r>
       <w:r>
@@ -28229,9 +28490,14 @@
       <w:pPr>
         <w:pStyle w:val="a3"/>
       </w:pPr>
+      <w:proofErr w:type="gramStart"/>
       <w:r>
         <w:lastRenderedPageBreak/>
-        <w:t>Возможно вы отметили, что полученная сетка элементарных участков слишком грубая, в этом случае мы можем отредактировать свойства прямоугольного примитива основного сечения плиты и установить необходимые параметры для триангуляции.</w:t>
+        <w:t>Возможно</w:t>
+      </w:r>
+      <w:proofErr w:type="gramEnd"/>
+      <w:r>
+        <w:t xml:space="preserve"> вы отметили, что полученная сетка элементарных участков слишком грубая, в этом случае мы можем отредактировать свойства прямоугольного примитива основного сечения плиты и установить необходимые параметры для триангуляции.</w:t>
       </w:r>
     </w:p>
     <w:p>
@@ -28243,7 +28509,15 @@
         </w:numPr>
       </w:pPr>
       <w:r>
-        <w:t>В коне результатов выберем строку, соответствующую длительной нагрузке для предельных состояний 2-й группы и построим диаграмму «момент-кривизна»</w:t>
+        <w:t xml:space="preserve">В коне результатов выберем строку, соответствующую длительной нагрузке для предельных состояний </w:t>
+      </w:r>
+      <w:proofErr w:type="gramStart"/>
+      <w:r>
+        <w:t>2-й группы</w:t>
+      </w:r>
+      <w:proofErr w:type="gramEnd"/>
+      <w:r>
+        <w:t xml:space="preserve"> и построим диаграмму «момент-кривизна»</w:t>
       </w:r>
     </w:p>
     <w:p>
@@ -30672,9 +30946,9 @@
       <w:pPr>
         <w:pStyle w:val="1"/>
       </w:pPr>
-      <w:bookmarkStart w:id="118" w:name="_Toc165738898"/>
-      <w:bookmarkStart w:id="119" w:name="_Toc171795689"/>
-      <w:bookmarkStart w:id="120" w:name="_Toc203333365"/>
+      <w:bookmarkStart w:id="118" w:name="_Toc203333365"/>
+      <w:bookmarkStart w:id="119" w:name="_Toc165738898"/>
+      <w:bookmarkStart w:id="120" w:name="_Toc171795689"/>
       <w:r>
         <w:lastRenderedPageBreak/>
         <w:t>Расчет железобетонных стержней по наклонным сечениям (</w:t>
@@ -30706,7 +30980,7 @@
       <w:r>
         <w:t>)</w:t>
       </w:r>
-      <w:bookmarkEnd w:id="120"/>
+      <w:bookmarkEnd w:id="118"/>
     </w:p>
     <w:p>
       <w:pPr>
@@ -31734,7 +32008,15 @@
     </w:p>
     <w:p>
       <w:r>
-        <w:t>В соответствии с СП 63.13330.2018 для определения усилий, действующих в конце наклонного сечения, из опорной реакции следует вычитать нагрузки, приложенные к опорному блоку отделенному рассматриваемой наклонной трещины. Следует учитывать возможность отсутствия рассматриваемой нагрузки в пределах опорного блока, если рассматриваемая нагрузка является условно равномерно-распределенной. Также следует учитывать приложение нагрузки по высоте элемента, так как наклонная трещина отсекает разное расстояние для нагрузок, расположенных на разной высоте.</w:t>
+        <w:t xml:space="preserve">В соответствии с СП 63.13330.2018 для определения усилий, действующих в конце наклонного сечения, из опорной реакции следует вычитать нагрузки, приложенные </w:t>
+      </w:r>
+      <w:proofErr w:type="gramStart"/>
+      <w:r>
+        <w:t>к опорному блоку</w:t>
+      </w:r>
+      <w:proofErr w:type="gramEnd"/>
+      <w:r>
+        <w:t xml:space="preserve"> отделенному рассматриваемой наклонной трещины. Следует учитывать возможность отсутствия рассматриваемой нагрузки в пределах опорного блока, если рассматриваемая нагрузка является условно равномерно-распределенной. Также следует учитывать приложение нагрузки по высоте элемента, так как наклонная трещина отсекает разное расстояние для нагрузок, расположенных на разной высоте.</w:t>
       </w:r>
     </w:p>
     <w:p>
@@ -32197,7 +32479,15 @@
     </w:p>
     <w:p>
       <w:r>
-        <w:t>Для учета особенностей применения материалов по сравнению со стандартными условиями пользователь может указать необходимые коэффициенты условий работы. Коэффициенты условий работы, указанные в СП 63.13330.2018 назначаются автоматически при создании материала.</w:t>
+        <w:t xml:space="preserve">Для учета особенностей применения материалов по сравнению со стандартными условиями пользователь может указать необходимые коэффициенты условий работы. Коэффициенты условий работы, указанные в СП </w:t>
+      </w:r>
+      <w:proofErr w:type="gramStart"/>
+      <w:r>
+        <w:t>63.13330.2018</w:t>
+      </w:r>
+      <w:proofErr w:type="gramEnd"/>
+      <w:r>
+        <w:t xml:space="preserve"> назначаются автоматически при создании материала.</w:t>
       </w:r>
     </w:p>
     <w:p>
@@ -32339,7 +32629,18 @@
     </w:p>
     <w:p>
       <w:r>
-        <w:t>В настоящий момент предусмотрено 2 способа ввода поперечного армирования:</w:t>
+        <w:t xml:space="preserve">В настоящий момент предусмотрено </w:t>
+      </w:r>
+      <w:r>
+        <w:t>несколько способов</w:t>
+      </w:r>
+      <w:r>
+        <w:t xml:space="preserve"> ввода поперечного армирования:</w:t>
+      </w:r>
+    </w:p>
+    <w:p>
+      <w:r>
+        <w:t>- группа элементов поперечного армирования.</w:t>
       </w:r>
     </w:p>
     <w:p>
@@ -32353,11 +32654,34 @@
       </w:r>
     </w:p>
     <w:p>
+      <w:r>
+        <w:t>- поперечное армирование в виде отгибов из арматурной стали.</w:t>
+      </w:r>
+    </w:p>
+    <w:p>
       <w:pPr>
         <w:pStyle w:val="3"/>
       </w:pPr>
       <w:bookmarkStart w:id="140" w:name="_Toc203333376"/>
       <w:r>
+        <w:t>Группа элементов поперечного армирования</w:t>
+      </w:r>
+    </w:p>
+    <w:p>
+      <w:r>
+        <w:t>Группа элементов поперечного армирования предназначена для агрегации других элементов и может включать в себя перечень других элементов (в том чисел других групп). При определении усилия, воспринимаемого группой, вычисляется сумма несущей способности всех элементов для заданного поперечного сечения.</w:t>
+      </w:r>
+    </w:p>
+    <w:p>
+      <w:r>
+        <w:t>Например, группа может включать себя поперечное армирование в виде хомутов, а также несколько видов отгибов. Также группа может включать в себя другие группы, что может быть удобно для понятной организации поперечного армирования, например, в отдельную группу можно выделить поперечное армирование в виде отгибов. Порядок элементов в группе не влияет на сумму несущей способности поперечного армирования и определяет только порядок вычисления несущей способности отдельных элементов.</w:t>
+      </w:r>
+    </w:p>
+    <w:p>
+      <w:pPr>
+        <w:pStyle w:val="3"/>
+      </w:pPr>
+      <w:r>
         <w:t>Распределенное значение по интенсивности</w:t>
       </w:r>
       <w:bookmarkEnd w:id="140"/>
@@ -32369,6 +32693,7 @@
     </w:p>
     <w:p>
       <w:r>
+        <w:lastRenderedPageBreak/>
         <w:t>Важно! Для распределенного значения по интенсивности не учитывается ограничение по максимальному шагу поперечного армирования в соответствии с СП 63.13330.2018.</w:t>
       </w:r>
     </w:p>
@@ -32505,11 +32830,7 @@
     </w:p>
     <w:p>
       <w:r>
-        <w:t xml:space="preserve">Для поперечного армирования в виде хомутов указывается диаметр хомута (от 5мм до 25мм), шаг поперечного армирования и количество ветвей в одном поперечном сечении. Количество ветвей может иметь нецелое значение, что может применяться, например, при расчете плитных и стеновых </w:t>
-      </w:r>
-      <w:r>
-        <w:lastRenderedPageBreak/>
-        <w:t>конструкций при условной и ширине 1м. Например, при шаге хомутов в поперечном сечении плиты 400мм, количество ветвей хомутов для условной ширины 1м равно 2,5.</w:t>
+        <w:t>Для поперечного армирования в виде хомутов указывается диаметр хомута (от 5мм до 25мм), шаг поперечного армирования и количество ветвей в одном поперечном сечении. Количество ветвей может иметь нецелое значение, что может применяться, например, при расчете плитных и стеновых конструкций при условной и ширине 1м. Например, при шаге хомутов в поперечном сечении плиты 400мм, количество ветвей хомутов для условной ширины 1м равно 2,5.</w:t>
       </w:r>
     </w:p>
     <w:p>
@@ -32635,13 +32956,141 @@
     </w:p>
     <w:p>
       <w:pPr>
+        <w:pStyle w:val="3"/>
+        <w:rPr>
+          <w:lang w:eastAsia="ru-RU"/>
+        </w:rPr>
+      </w:pPr>
+      <w:r>
+        <w:rPr>
+          <w:lang w:eastAsia="ru-RU"/>
+        </w:rPr>
+        <w:t>Поперечное армирование в виде отгибов</w:t>
+      </w:r>
+    </w:p>
+    <w:p>
+      <w:pPr>
+        <w:rPr>
+          <w:lang w:eastAsia="ru-RU"/>
+        </w:rPr>
+      </w:pPr>
+      <w:r>
+        <w:rPr>
+          <w:lang w:eastAsia="ru-RU"/>
+        </w:rPr>
+        <w:t>Для поперечного армирования в виде отгибов указываются следующие параметры:</w:t>
+      </w:r>
+    </w:p>
+    <w:p>
+      <w:pPr>
+        <w:rPr>
+          <w:lang w:eastAsia="ru-RU"/>
+        </w:rPr>
+      </w:pPr>
+      <w:r>
+        <w:rPr>
+          <w:lang w:eastAsia="ru-RU"/>
+        </w:rPr>
+        <w:t xml:space="preserve">- </w:t>
+      </w:r>
+      <w:r>
+        <w:rPr>
+          <w:lang w:eastAsia="ru-RU"/>
+        </w:rPr>
+        <w:t>диаметр отгиба и класс арматуры.</w:t>
+      </w:r>
+    </w:p>
+    <w:p>
+      <w:pPr>
+        <w:rPr>
+          <w:lang w:eastAsia="ru-RU"/>
+        </w:rPr>
+      </w:pPr>
+      <w:r>
+        <w:rPr>
+          <w:lang w:eastAsia="ru-RU"/>
+        </w:rPr>
+        <w:t>- количество ветвей (может иметь нецелое значение).</w:t>
+      </w:r>
+    </w:p>
+    <w:p>
+      <w:pPr>
+        <w:rPr>
+          <w:lang w:eastAsia="ru-RU"/>
+        </w:rPr>
+      </w:pPr>
+      <w:r>
+        <w:rPr>
+          <w:lang w:eastAsia="ru-RU"/>
+        </w:rPr>
+        <w:t>- угол наклона отгиба к продольной оси элемента.</w:t>
+      </w:r>
+    </w:p>
+    <w:p>
+      <w:pPr>
+        <w:rPr>
+          <w:lang w:eastAsia="ru-RU"/>
+        </w:rPr>
+      </w:pPr>
+      <w:r>
+        <w:rPr>
+          <w:lang w:eastAsia="ru-RU"/>
+        </w:rPr>
+        <w:t>- координата начала отгиба (расстояние от опоры).</w:t>
+      </w:r>
+    </w:p>
+    <w:p>
+      <w:pPr>
+        <w:rPr>
+          <w:lang w:eastAsia="ru-RU"/>
+        </w:rPr>
+      </w:pPr>
+      <w:r>
+        <w:rPr>
+          <w:lang w:eastAsia="ru-RU"/>
+        </w:rPr>
+        <w:t xml:space="preserve">- расстояние от оси стержня в сжатой зоне до сжатой грани. Значение требуется для вычисления высоты отгиба (проекции на плоскость, перпендикулярную продольной оси элемента) и горизонтального </w:t>
+      </w:r>
+      <w:proofErr w:type="spellStart"/>
+      <w:r>
+        <w:rPr>
+          <w:lang w:eastAsia="ru-RU"/>
+        </w:rPr>
+        <w:t>проложения</w:t>
+      </w:r>
+      <w:proofErr w:type="spellEnd"/>
+      <w:r>
+        <w:rPr>
+          <w:lang w:eastAsia="ru-RU"/>
+        </w:rPr>
+        <w:t xml:space="preserve"> отгиба (проекции на продольную ось элемента)</w:t>
+      </w:r>
+      <w:bookmarkStart w:id="144" w:name="_GoBack"/>
+      <w:bookmarkEnd w:id="144"/>
+    </w:p>
+    <w:p>
+      <w:pPr>
+        <w:rPr>
+          <w:lang w:eastAsia="ru-RU"/>
+        </w:rPr>
+      </w:pPr>
+      <w:r>
+        <w:rPr>
+          <w:lang w:eastAsia="ru-RU"/>
+        </w:rPr>
+        <w:lastRenderedPageBreak/>
+        <w:t>- длина зоны включения отгиба в работу, по умолчанию 50мм от точек перегиба стержня, минимальное значение 10мм. Данное значение необходимо для обеспечения математической определенности несущей способности отгиба в точке перегиба, а также косвенно учитывает наличие радиуса изгиба, т.е. некоторой переходной зоны несущей способности отгиба.</w:t>
+      </w:r>
+    </w:p>
+    <w:p>
+      <w:pPr>
         <w:pStyle w:val="2"/>
       </w:pPr>
-      <w:bookmarkStart w:id="144" w:name="_Toc203333378"/>
+      <w:bookmarkStart w:id="145" w:name="_Toc203333378"/>
       <w:r>
         <w:t>Описание порядка выполняемого расчета</w:t>
       </w:r>
-      <w:bookmarkEnd w:id="144"/>
+      <w:bookmarkEnd w:id="145"/>
     </w:p>
     <w:p>
       <w:r>
@@ -32684,7 +33133,16 @@
         </w:numPr>
       </w:pPr>
       <w:r>
-        <w:t>Назначение расчетных точек по длине элемента. В настоящий момент принято, что точки расположены равномерно по длине рассматриваемого участка от 0 до 3</w:t>
+        <w:t>Назначение расчетных точек по длине элемента. В настоящий момент</w:t>
+      </w:r>
+      <w:r>
+        <w:t xml:space="preserve"> по умолчанию</w:t>
+      </w:r>
+      <w:r>
+        <w:t xml:space="preserve"> принято, что точки расположены равномерно по длине рассматриваемого участка от 0 до 3</w:t>
+      </w:r>
+      <w:r>
+        <w:t>,3</w:t>
       </w:r>
       <w:r>
         <w:rPr>
@@ -32696,7 +33154,16 @@
         <w:t>0</w:t>
       </w:r>
       <w:r>
-        <w:t>, шаг точек принят 1/50 от длины рассматриваемого участка.</w:t>
+        <w:t>, шаг точек принят 1/5</w:t>
+      </w:r>
+      <w:r>
+        <w:t>5</w:t>
+      </w:r>
+      <w:r>
+        <w:t xml:space="preserve"> от длины рассматриваемого участка.</w:t>
+      </w:r>
+      <w:r>
+        <w:t xml:space="preserve"> Вы можете самостоятельно изменить длину рассматриваемого участка и количество расчетных точек в свойствах калькулятора.</w:t>
       </w:r>
     </w:p>
     <w:p>
@@ -32801,12 +33268,7 @@
         <w:t xml:space="preserve"> поперечной</w:t>
       </w:r>
       <w:r>
-        <w:t xml:space="preserve"> арматуре,</w:t>
-      </w:r>
-      <w:bookmarkStart w:id="145" w:name="_GoBack"/>
-      <w:bookmarkEnd w:id="145"/>
-      <w:r>
-        <w:t xml:space="preserve"> для рассматриваемого наклонного сечения находится новое значение длины проекции опасной наклонной трещины, при котором значения несущей способности по бетону и арматуре будут равны.</w:t>
+        <w:t xml:space="preserve"> арматуре, для рассматриваемого наклонного сечения находится новое значение длины проекции опасной наклонной трещины, при котором значения несущей способности по бетону и арматуре будут равны.</w:t>
       </w:r>
     </w:p>
     <w:p>
@@ -32994,8 +33456,8 @@
         <w:lastRenderedPageBreak/>
         <w:t>Список иллюстраций</w:t>
       </w:r>
-      <w:bookmarkEnd w:id="118"/>
       <w:bookmarkEnd w:id="119"/>
+      <w:bookmarkEnd w:id="120"/>
       <w:bookmarkEnd w:id="147"/>
     </w:p>
     <w:p>
@@ -42305,6 +42767,7 @@
     <w:lsdException w:name="HTML Sample" w:semiHidden="1" w:unhideWhenUsed="1"/>
     <w:lsdException w:name="HTML Typewriter" w:semiHidden="1" w:unhideWhenUsed="1"/>
     <w:lsdException w:name="HTML Variable" w:semiHidden="1" w:unhideWhenUsed="1"/>
+    <w:lsdException w:name="Normal Table" w:semiHidden="1" w:unhideWhenUsed="1"/>
     <w:lsdException w:name="annotation subject" w:semiHidden="1" w:unhideWhenUsed="1"/>
     <w:lsdException w:name="No List" w:semiHidden="1" w:unhideWhenUsed="1"/>
     <w:lsdException w:name="Outline List 1" w:semiHidden="1" w:unhideWhenUsed="1"/>
@@ -42348,8 +42811,10 @@
     <w:lsdException w:name="Table Elegant" w:semiHidden="1" w:unhideWhenUsed="1"/>
     <w:lsdException w:name="Table Professional" w:semiHidden="1" w:unhideWhenUsed="1"/>
     <w:lsdException w:name="Table Subtle 1" w:semiHidden="1" w:unhideWhenUsed="1"/>
+    <w:lsdException w:name="Table Subtle 2" w:semiHidden="1" w:unhideWhenUsed="1"/>
     <w:lsdException w:name="Table Web 1" w:semiHidden="1" w:unhideWhenUsed="1"/>
     <w:lsdException w:name="Table Web 2" w:semiHidden="1" w:unhideWhenUsed="1"/>
+    <w:lsdException w:name="Table Web 3" w:semiHidden="1" w:unhideWhenUsed="1"/>
     <w:lsdException w:name="Balloon Text" w:semiHidden="1" w:unhideWhenUsed="1"/>
     <w:lsdException w:name="Table Grid" w:uiPriority="59"/>
     <w:lsdException w:name="Table Theme" w:semiHidden="1" w:unhideWhenUsed="1"/>
@@ -43601,7 +44066,7 @@
 </file>
 
 <file path=customXml/itemProps1.xml><?xml version="1.0" encoding="utf-8"?>
-<ds:datastoreItem xmlns:ds="http://schemas.openxmlformats.org/officeDocument/2006/customXml" ds:itemID="{915408F5-75F2-4567-8436-6FAB8211CD44}">
+<ds:datastoreItem xmlns:ds="http://schemas.openxmlformats.org/officeDocument/2006/customXml" ds:itemID="{AFB8F865-192A-400C-9187-A4FE2EE98D56}">
   <ds:schemaRefs>
     <ds:schemaRef ds:uri="http://schemas.openxmlformats.org/officeDocument/2006/bibliography"/>
   </ds:schemaRefs>

--- a/StructureHelper/Documentation/Manuals/Руководство пользователя.docx
+++ b/StructureHelper/Documentation/Manuals/Руководство пользователя.docx
@@ -77,7 +77,7 @@
         <w:rPr>
           <w:rStyle w:val="af3"/>
         </w:rPr>
-        <w:t>7</w:t>
+        <w:t>8</w:t>
       </w:r>
       <w:r>
         <w:rPr>
@@ -110,6 +110,7 @@
           <w:docPartUnique/>
         </w:docPartObj>
       </w:sdtPr>
+      <w:sdtEndPr/>
       <w:sdtContent>
         <w:p>
           <w:pPr>
@@ -5063,7 +5064,21 @@
                 <w:rStyle w:val="a5"/>
                 <w:noProof/>
               </w:rPr>
-              <w:t>Поперечное армирование</w:t>
+              <w:t>Поперечное арми</w:t>
+            </w:r>
+            <w:r>
+              <w:rPr>
+                <w:rStyle w:val="a5"/>
+                <w:noProof/>
+              </w:rPr>
+              <w:t>р</w:t>
+            </w:r>
+            <w:r>
+              <w:rPr>
+                <w:rStyle w:val="a5"/>
+                <w:noProof/>
+              </w:rPr>
+              <w:t>ование</w:t>
             </w:r>
             <w:r>
               <w:rPr>
@@ -11792,21 +11807,7 @@
         <w:rPr>
           <w:rFonts w:eastAsiaTheme="minorEastAsia"/>
         </w:rPr>
-        <w:t xml:space="preserve"> – начальное относительное удлинение бетона, вызванное его предварительным напряжением, например, от дейс</w:t>
-      </w:r>
-      <w:proofErr w:type="spellStart"/>
-      <w:r>
-        <w:rPr>
-          <w:rFonts w:eastAsiaTheme="minorEastAsia"/>
-        </w:rPr>
-        <w:t>твия</w:t>
-      </w:r>
-      <w:proofErr w:type="spellEnd"/>
-      <w:r>
-        <w:rPr>
-          <w:rFonts w:eastAsiaTheme="minorEastAsia"/>
-        </w:rPr>
-        <w:t xml:space="preserve"> усадки или при более поздней укладке бетона в момент, когда сечение уже имеет некоторое напряженное состояние.</w:t>
+        <w:t xml:space="preserve"> – начальное относительное удлинение бетона, вызванное его предварительным напряжением, например, от действия усадки или при более поздней укладке бетона в момент, когда сечение уже имеет некоторое напряженное состояние.</w:t>
       </w:r>
       <w:r>
         <w:rPr>
@@ -12356,21 +12357,7 @@
         <w:rPr>
           <w:rFonts w:eastAsiaTheme="minorEastAsia"/>
         </w:rPr>
-        <w:t xml:space="preserve"> участвует вел</w:t>
-      </w:r>
-      <w:proofErr w:type="spellStart"/>
-      <w:r>
-        <w:rPr>
-          <w:rFonts w:eastAsiaTheme="minorEastAsia"/>
-        </w:rPr>
-        <w:t>ичина</w:t>
-      </w:r>
-      <w:proofErr w:type="spellEnd"/>
-      <w:r>
-        <w:rPr>
-          <w:rFonts w:eastAsiaTheme="minorEastAsia"/>
-        </w:rPr>
-        <w:t xml:space="preserve"> предварительного напряжения, то значение коэффициента </w:t>
+        <w:t xml:space="preserve"> участвует величина предварительного напряжения, то значение коэффициента </w:t>
       </w:r>
       <m:oMath>
         <m:sSub>
@@ -12406,19 +12393,11 @@
         </w:rPr>
         <w:t xml:space="preserve"> для данных ар</w:t>
       </w:r>
-      <w:proofErr w:type="spellStart"/>
       <w:r>
         <w:rPr>
           <w:rFonts w:eastAsiaTheme="minorEastAsia"/>
         </w:rPr>
-        <w:t>матурных</w:t>
-      </w:r>
-      <w:proofErr w:type="spellEnd"/>
-      <w:r>
-        <w:rPr>
-          <w:rFonts w:eastAsiaTheme="minorEastAsia"/>
-        </w:rPr>
-        <w:t xml:space="preserve"> стержней будет разным.</w:t>
+        <w:t>матурных стержней будет разным.</w:t>
       </w:r>
     </w:p>
     <w:p>
@@ -13255,19 +13234,11 @@
         </w:rPr>
         <w:t xml:space="preserve"> для железобетонной балки, имеющей 3 стержня в растянутой (нижней) зоне, при этом для стержня в середине балки задано предваритель</w:t>
       </w:r>
-      <w:proofErr w:type="spellStart"/>
       <w:r>
         <w:rPr>
           <w:rFonts w:eastAsiaTheme="minorEastAsia"/>
         </w:rPr>
-        <w:t>ная</w:t>
-      </w:r>
-      <w:proofErr w:type="spellEnd"/>
-      <w:r>
-        <w:rPr>
-          <w:rFonts w:eastAsiaTheme="minorEastAsia"/>
-        </w:rPr>
-        <w:t xml:space="preserve"> деформация равная 0.001, для остальных стержней предварительное напряжение не предусмотрено.</w:t>
+        <w:t>ная деформация равная 0.001, для остальных стержней предварительное напряжение не предусмотрено.</w:t>
       </w:r>
     </w:p>
     <w:p>
@@ -15299,15 +15270,7 @@
         </m:sSub>
       </m:oMath>
       <w:r>
-        <w:t xml:space="preserve"> - ши</w:t>
-      </w:r>
-      <w:proofErr w:type="spellStart"/>
-      <w:r>
-        <w:t>рина</w:t>
-      </w:r>
-      <w:proofErr w:type="spellEnd"/>
-      <w:r>
-        <w:t xml:space="preserve"> раскрытия трещин от непродолжительного действия </w:t>
+        <w:t xml:space="preserve"> - ширина раскрытия трещин от непродолжительного действия </w:t>
       </w:r>
       <w:r>
         <w:t>постоянных и</w:t>
@@ -32669,7 +32632,13 @@
     </w:p>
     <w:p>
       <w:r>
-        <w:t>Группа элементов поперечного армирования предназначена для агрегации других элементов и может включать в себя перечень других элементов (в том чисел других групп). При определении усилия, воспринимаемого группой, вычисляется сумма несущей способности всех элементов для заданного поперечного сечения.</w:t>
+        <w:t xml:space="preserve">Группа элементов поперечного армирования предназначена для агрегации других элементов и может включать в себя </w:t>
+      </w:r>
+      <w:r>
+        <w:t>набор</w:t>
+      </w:r>
+      <w:r>
+        <w:t xml:space="preserve"> других элементов (в том чисел других групп). При определении усилия, воспринимаемого группой, вычисляется сумма несущей способности всех элементов для заданного поперечного сечения.</w:t>
       </w:r>
     </w:p>
     <w:p>
@@ -33049,24 +33018,16 @@
         <w:rPr>
           <w:lang w:eastAsia="ru-RU"/>
         </w:rPr>
-        <w:t xml:space="preserve">- расстояние от оси стержня в сжатой зоне до сжатой грани. Значение требуется для вычисления высоты отгиба (проекции на плоскость, перпендикулярную продольной оси элемента) и горизонтального </w:t>
-      </w:r>
-      <w:proofErr w:type="spellStart"/>
-      <w:r>
-        <w:rPr>
-          <w:lang w:eastAsia="ru-RU"/>
-        </w:rPr>
-        <w:t>проложения</w:t>
-      </w:r>
-      <w:proofErr w:type="spellEnd"/>
-      <w:r>
-        <w:rPr>
-          <w:lang w:eastAsia="ru-RU"/>
-        </w:rPr>
-        <w:t xml:space="preserve"> отгиба (проекции на продольную ось элемента)</w:t>
+        <w:t>- расстояние от оси стержня в сжатой зоне до сжатой грани. Значение требуется для вычисления высоты отгиба (проекции на плоскость, перпендикулярную продольной оси элемента) и горизонтального проложения</w:t>
       </w:r>
       <w:bookmarkStart w:id="144" w:name="_GoBack"/>
       <w:bookmarkEnd w:id="144"/>
+      <w:r>
+        <w:rPr>
+          <w:lang w:eastAsia="ru-RU"/>
+        </w:rPr>
+        <w:t xml:space="preserve"> отгиба (проекции на продольную ось элемента)</w:t>
+      </w:r>
     </w:p>
     <w:p>
       <w:pPr>
@@ -40543,6 +40504,7 @@
         <w:docPartUnique/>
       </w:docPartObj>
     </w:sdtPr>
+    <w:sdtEndPr/>
     <w:sdtContent>
       <w:p>
         <w:pPr>
@@ -44066,7 +44028,7 @@
 </file>
 
 <file path=customXml/itemProps1.xml><?xml version="1.0" encoding="utf-8"?>
-<ds:datastoreItem xmlns:ds="http://schemas.openxmlformats.org/officeDocument/2006/customXml" ds:itemID="{AFB8F865-192A-400C-9187-A4FE2EE98D56}">
+<ds:datastoreItem xmlns:ds="http://schemas.openxmlformats.org/officeDocument/2006/customXml" ds:itemID="{661CEBE6-8735-40EE-9B8B-C10330644055}">
   <ds:schemaRefs>
     <ds:schemaRef ds:uri="http://schemas.openxmlformats.org/officeDocument/2006/bibliography"/>
   </ds:schemaRefs>
